--- a/overview.docx
+++ b/overview.docx
@@ -71,7 +71,6 @@
         </w:rPr>
         <w:t xml:space="preserve">שפותחה עי </w:t>
       </w:r>
-      <w:proofErr w:type="spellStart"/>
       <w:r>
         <w:rPr>
           <w:sz w:val="20"/>
@@ -79,7 +78,6 @@
         </w:rPr>
         <w:t>OSGeo</w:t>
       </w:r>
-      <w:proofErr w:type="spellEnd"/>
       <w:r>
         <w:rPr>
           <w:rFonts w:hint="cs"/>
@@ -98,21 +96,12 @@
           <w:rtl/>
         </w:rPr>
       </w:pPr>
-      <w:proofErr w:type="spellStart"/>
-      <w:r>
-        <w:rPr>
-          <w:rFonts w:hint="cs"/>
-          <w:rtl/>
-        </w:rPr>
-        <w:t>הספריה</w:t>
-      </w:r>
-      <w:proofErr w:type="spellEnd"/>
-      <w:r>
-        <w:rPr>
-          <w:rFonts w:hint="cs"/>
-          <w:rtl/>
-        </w:rPr>
-        <w:t xml:space="preserve"> מספקת:</w:t>
+      <w:r>
+        <w:rPr>
+          <w:rFonts w:hint="cs"/>
+          <w:rtl/>
+        </w:rPr>
+        <w:t>הספריה מספקת:</w:t>
       </w:r>
     </w:p>
     <w:p>
@@ -128,25 +117,14 @@
           <w:szCs w:val="20"/>
         </w:rPr>
       </w:pPr>
-      <w:proofErr w:type="spellStart"/>
-      <w:r>
-        <w:rPr>
-          <w:rFonts w:hint="cs"/>
-          <w:sz w:val="20"/>
-          <w:szCs w:val="20"/>
-          <w:rtl/>
-        </w:rPr>
-        <w:t>אינטרפייס</w:t>
-      </w:r>
-      <w:proofErr w:type="spellEnd"/>
-      <w:r>
-        <w:rPr>
-          <w:rFonts w:hint="cs"/>
-          <w:sz w:val="20"/>
-          <w:szCs w:val="20"/>
-          <w:rtl/>
-        </w:rPr>
-        <w:t xml:space="preserve"> </w:t>
+      <w:r>
+        <w:rPr>
+          <w:rFonts w:hint="cs"/>
+          <w:sz w:val="20"/>
+          <w:szCs w:val="20"/>
+          <w:rtl/>
+        </w:rPr>
+        <w:t xml:space="preserve">אינטרפייס </w:t>
       </w:r>
       <w:r>
         <w:rPr>
@@ -187,45 +165,16 @@
           <w:sz w:val="20"/>
           <w:szCs w:val="20"/>
         </w:rPr>
-        <w:t>.</w:t>
-      </w:r>
-      <w:proofErr w:type="spellStart"/>
-      <w:r>
-        <w:rPr>
-          <w:sz w:val="20"/>
-          <w:szCs w:val="20"/>
-        </w:rPr>
-        <w:t>shp</w:t>
-      </w:r>
-      <w:proofErr w:type="spellEnd"/>
-      <w:r>
-        <w:rPr>
-          <w:rFonts w:hint="cs"/>
-          <w:sz w:val="20"/>
-          <w:szCs w:val="20"/>
-          <w:rtl/>
-        </w:rPr>
-        <w:t xml:space="preserve">] </w:t>
-      </w:r>
-      <w:proofErr w:type="spellStart"/>
-      <w:r>
-        <w:rPr>
-          <w:rFonts w:hint="cs"/>
-          <w:sz w:val="20"/>
-          <w:szCs w:val="20"/>
-          <w:rtl/>
-        </w:rPr>
-        <w:t>וראסטרים</w:t>
-      </w:r>
-      <w:proofErr w:type="spellEnd"/>
-      <w:r>
-        <w:rPr>
-          <w:rFonts w:hint="cs"/>
-          <w:sz w:val="20"/>
-          <w:szCs w:val="20"/>
-          <w:rtl/>
-        </w:rPr>
-        <w:t>[</w:t>
+        <w:t>.shp</w:t>
+      </w:r>
+      <w:r>
+        <w:rPr>
+          <w:rFonts w:hint="cs"/>
+          <w:sz w:val="20"/>
+          <w:szCs w:val="20"/>
+          <w:rtl/>
+        </w:rPr>
+        <w:t>] וראסטרים[</w:t>
       </w:r>
       <w:r>
         <w:rPr>
@@ -469,31 +418,7 @@
           <w:szCs w:val="20"/>
           <w:rtl/>
         </w:rPr>
-        <w:t xml:space="preserve">על </w:t>
-      </w:r>
-      <w:proofErr w:type="spellStart"/>
-      <w:r>
-        <w:rPr>
-          <w:rFonts w:hint="cs"/>
-          <w:b/>
-          <w:bCs/>
-          <w:sz w:val="20"/>
-          <w:szCs w:val="20"/>
-          <w:rtl/>
-        </w:rPr>
-        <w:t>ראסטרים</w:t>
-      </w:r>
-      <w:proofErr w:type="spellEnd"/>
-      <w:r>
-        <w:rPr>
-          <w:rFonts w:hint="cs"/>
-          <w:b/>
-          <w:bCs/>
-          <w:sz w:val="20"/>
-          <w:szCs w:val="20"/>
-          <w:rtl/>
-        </w:rPr>
-        <w:t>.</w:t>
+        <w:t>על ראסטרים.</w:t>
       </w:r>
     </w:p>
     <w:p>
@@ -516,27 +441,7 @@
           <w:szCs w:val="20"/>
           <w:rtl/>
         </w:rPr>
-        <w:t xml:space="preserve">ניתנת לגישה על ידי </w:t>
-      </w:r>
-      <w:proofErr w:type="spellStart"/>
-      <w:r>
-        <w:rPr>
-          <w:rFonts w:hint="cs"/>
-          <w:sz w:val="20"/>
-          <w:szCs w:val="20"/>
-          <w:rtl/>
-        </w:rPr>
-        <w:t>פייתון</w:t>
-      </w:r>
-      <w:proofErr w:type="spellEnd"/>
-      <w:r>
-        <w:rPr>
-          <w:rFonts w:hint="cs"/>
-          <w:sz w:val="20"/>
-          <w:szCs w:val="20"/>
-          <w:rtl/>
-        </w:rPr>
-        <w:t xml:space="preserve"> או ג'אווה.</w:t>
+        <w:t>ניתנת לגישה על ידי פייתון או ג'אווה.</w:t>
       </w:r>
     </w:p>
     <w:p>
@@ -561,7 +466,6 @@
         </w:rPr>
         <w:t xml:space="preserve">עושה פעולות שדומות לפעולות שהכלים </w:t>
       </w:r>
-      <w:proofErr w:type="spellStart"/>
       <w:r>
         <w:rPr>
           <w:sz w:val="20"/>
@@ -569,7 +473,6 @@
         </w:rPr>
         <w:t>gdalinfo</w:t>
       </w:r>
-      <w:proofErr w:type="spellEnd"/>
       <w:r>
         <w:rPr>
           <w:rFonts w:hint="cs"/>
@@ -579,7 +482,6 @@
         </w:rPr>
         <w:t xml:space="preserve"> ו-</w:t>
       </w:r>
-      <w:proofErr w:type="spellStart"/>
       <w:r>
         <w:rPr>
           <w:sz w:val="20"/>
@@ -587,7 +489,6 @@
         </w:rPr>
         <w:t>gdal_translation</w:t>
       </w:r>
-      <w:proofErr w:type="spellEnd"/>
       <w:r>
         <w:rPr>
           <w:rFonts w:hint="cs"/>
@@ -696,23 +597,7 @@
           <w:sz w:val="20"/>
           <w:szCs w:val="20"/>
         </w:rPr>
-        <w:t xml:space="preserve">Shapefiles, </w:t>
-      </w:r>
-      <w:proofErr w:type="spellStart"/>
-      <w:r>
-        <w:rPr>
-          <w:sz w:val="20"/>
-          <w:szCs w:val="20"/>
-        </w:rPr>
-        <w:t>GeoJSON</w:t>
-      </w:r>
-      <w:proofErr w:type="spellEnd"/>
-      <w:r>
-        <w:rPr>
-          <w:sz w:val="20"/>
-          <w:szCs w:val="20"/>
-        </w:rPr>
-        <w:t>, DWG</w:t>
+        <w:t>Shapefiles, GeoJSON, DWG</w:t>
       </w:r>
       <w:r>
         <w:rPr>
@@ -774,7 +659,6 @@
         </w:rPr>
         <w:t xml:space="preserve"> שדומות לפעולות שהכלים </w:t>
       </w:r>
-      <w:proofErr w:type="spellStart"/>
       <w:r>
         <w:rPr>
           <w:sz w:val="20"/>
@@ -782,7 +666,6 @@
         </w:rPr>
         <w:t>orginfo</w:t>
       </w:r>
-      <w:proofErr w:type="spellEnd"/>
       <w:r>
         <w:rPr>
           <w:rFonts w:hint="cs"/>
@@ -855,7 +738,6 @@
           <w:szCs w:val="20"/>
         </w:rPr>
       </w:pPr>
-      <w:proofErr w:type="spellStart"/>
       <w:r>
         <w:rPr>
           <w:rFonts w:asciiTheme="majorHAnsi" w:hAnsiTheme="majorHAnsi"/>
@@ -876,7 +758,6 @@
         </w:rPr>
         <w:t>dalinfo</w:t>
       </w:r>
-      <w:proofErr w:type="spellEnd"/>
       <w:r>
         <w:rPr>
           <w:rFonts w:hint="cs"/>
@@ -910,68 +791,17 @@
           <w:szCs w:val="20"/>
           <w:rtl/>
         </w:rPr>
-        <w:t xml:space="preserve">התעסקות עם </w:t>
-      </w:r>
-      <w:proofErr w:type="spellStart"/>
-      <w:r>
-        <w:rPr>
-          <w:rFonts w:hint="cs"/>
-          <w:sz w:val="20"/>
-          <w:szCs w:val="20"/>
-          <w:rtl/>
-        </w:rPr>
-        <w:t>ראסטרים</w:t>
-      </w:r>
-      <w:proofErr w:type="spellEnd"/>
-      <w:r>
-        <w:rPr>
-          <w:rFonts w:hint="cs"/>
-          <w:sz w:val="20"/>
-          <w:szCs w:val="20"/>
-          <w:rtl/>
-        </w:rPr>
-        <w:t>.</w:t>
-      </w:r>
-      <w:r>
-        <w:rPr>
-          <w:rFonts w:hint="cs"/>
-          <w:sz w:val="20"/>
-          <w:szCs w:val="20"/>
-          <w:rtl/>
-        </w:rPr>
-        <w:t xml:space="preserve"> (קבלת מטא-</w:t>
-      </w:r>
-      <w:proofErr w:type="spellStart"/>
-      <w:r>
-        <w:rPr>
-          <w:rFonts w:hint="cs"/>
-          <w:sz w:val="20"/>
-          <w:szCs w:val="20"/>
-          <w:rtl/>
-        </w:rPr>
-        <w:t>דאטא</w:t>
-      </w:r>
-      <w:proofErr w:type="spellEnd"/>
-      <w:r>
-        <w:rPr>
-          <w:rFonts w:hint="cs"/>
-          <w:sz w:val="20"/>
-          <w:szCs w:val="20"/>
-          <w:rtl/>
-        </w:rPr>
-        <w:t xml:space="preserve"> על </w:t>
-      </w:r>
-      <w:proofErr w:type="spellStart"/>
-      <w:r>
-        <w:rPr>
-          <w:rFonts w:hint="cs"/>
-          <w:sz w:val="20"/>
-          <w:szCs w:val="20"/>
-          <w:rtl/>
-        </w:rPr>
-        <w:t>ראסטרים</w:t>
-      </w:r>
-      <w:proofErr w:type="spellEnd"/>
+        <w:t>התעסקות עם ראסטרים.</w:t>
+      </w:r>
+      <w:r>
+        <w:rPr>
+          <w:rFonts w:hint="cs"/>
+          <w:sz w:val="20"/>
+          <w:szCs w:val="20"/>
+          <w:rtl/>
+        </w:rPr>
+        <w:t xml:space="preserve"> (קבלת מטא-דאטא על ראסטרים</w:t>
+      </w:r>
       <w:r>
         <w:rPr>
           <w:rFonts w:hint="cs"/>
@@ -988,39 +818,8 @@
           <w:szCs w:val="20"/>
           <w:rtl/>
         </w:rPr>
-        <w:t xml:space="preserve">כמו הגודל </w:t>
-      </w:r>
-      <w:proofErr w:type="spellStart"/>
-      <w:r>
-        <w:rPr>
-          <w:rFonts w:hint="cs"/>
-          <w:sz w:val="20"/>
-          <w:szCs w:val="20"/>
-          <w:rtl/>
-        </w:rPr>
-        <w:t>הקורדינאטות</w:t>
-      </w:r>
-      <w:proofErr w:type="spellEnd"/>
-      <w:r>
-        <w:rPr>
-          <w:rFonts w:hint="cs"/>
-          <w:sz w:val="20"/>
-          <w:szCs w:val="20"/>
-          <w:rtl/>
-        </w:rPr>
-        <w:t xml:space="preserve"> </w:t>
-      </w:r>
-      <w:proofErr w:type="spellStart"/>
-      <w:r>
-        <w:rPr>
-          <w:rFonts w:hint="cs"/>
-          <w:sz w:val="20"/>
-          <w:szCs w:val="20"/>
-          <w:rtl/>
-        </w:rPr>
-        <w:t>וכו</w:t>
-      </w:r>
-      <w:proofErr w:type="spellEnd"/>
+        <w:t>כמו הגודל הקורדינאטות וכו</w:t>
+      </w:r>
       <w:r>
         <w:rPr>
           <w:rFonts w:hint="cs"/>
@@ -1044,7 +843,6 @@
           <w:szCs w:val="20"/>
         </w:rPr>
       </w:pPr>
-      <w:proofErr w:type="spellStart"/>
       <w:r>
         <w:rPr>
           <w:rFonts w:asciiTheme="majorHAnsi" w:hAnsiTheme="majorHAnsi"/>
@@ -1055,7 +853,6 @@
         </w:rPr>
         <w:t>Gdal_translate</w:t>
       </w:r>
-      <w:proofErr w:type="spellEnd"/>
       <w:r>
         <w:rPr>
           <w:rFonts w:asciiTheme="majorHAnsi" w:hAnsiTheme="majorHAnsi" w:hint="cs"/>
@@ -1082,27 +879,7 @@
           <w:szCs w:val="20"/>
           <w:rtl/>
         </w:rPr>
-        <w:t xml:space="preserve"> המרה של </w:t>
-      </w:r>
-      <w:proofErr w:type="spellStart"/>
-      <w:r>
-        <w:rPr>
-          <w:rFonts w:hint="cs"/>
-          <w:sz w:val="20"/>
-          <w:szCs w:val="20"/>
-          <w:rtl/>
-        </w:rPr>
-        <w:t>ראסטרים</w:t>
-      </w:r>
-      <w:proofErr w:type="spellEnd"/>
-      <w:r>
-        <w:rPr>
-          <w:rFonts w:hint="cs"/>
-          <w:sz w:val="20"/>
-          <w:szCs w:val="20"/>
-          <w:rtl/>
-        </w:rPr>
-        <w:t>.</w:t>
+        <w:t xml:space="preserve"> המרה של ראסטרים.</w:t>
       </w:r>
     </w:p>
     <w:p>
@@ -1118,7 +895,6 @@
           <w:szCs w:val="20"/>
         </w:rPr>
       </w:pPr>
-      <w:proofErr w:type="spellStart"/>
       <w:r>
         <w:rPr>
           <w:rFonts w:asciiTheme="majorHAnsi" w:hAnsiTheme="majorHAnsi"/>
@@ -1129,7 +905,6 @@
         </w:rPr>
         <w:t>Orginfo</w:t>
       </w:r>
-      <w:proofErr w:type="spellEnd"/>
       <w:r>
         <w:rPr>
           <w:rFonts w:asciiTheme="majorHAnsi" w:hAnsiTheme="majorHAnsi" w:hint="cs"/>
@@ -1173,47 +948,16 @@
           <w:szCs w:val="20"/>
           <w:rtl/>
         </w:rPr>
-        <w:t>קבלת מטא-</w:t>
-      </w:r>
-      <w:proofErr w:type="spellStart"/>
-      <w:r>
-        <w:rPr>
-          <w:rFonts w:hint="cs"/>
-          <w:sz w:val="20"/>
-          <w:szCs w:val="20"/>
-          <w:rtl/>
-        </w:rPr>
-        <w:t>דאטא</w:t>
-      </w:r>
-      <w:proofErr w:type="spellEnd"/>
-      <w:r>
-        <w:rPr>
-          <w:rFonts w:hint="cs"/>
-          <w:sz w:val="20"/>
-          <w:szCs w:val="20"/>
-          <w:rtl/>
-        </w:rPr>
-        <w:t xml:space="preserve"> של </w:t>
-      </w:r>
-      <w:proofErr w:type="spellStart"/>
-      <w:r>
-        <w:rPr>
-          <w:rFonts w:hint="cs"/>
-          <w:sz w:val="20"/>
-          <w:szCs w:val="20"/>
-          <w:rtl/>
-        </w:rPr>
-        <w:t>ספשיאן</w:t>
-      </w:r>
-      <w:proofErr w:type="spellEnd"/>
-      <w:r>
-        <w:rPr>
-          <w:rFonts w:hint="cs"/>
-          <w:sz w:val="20"/>
-          <w:szCs w:val="20"/>
-          <w:rtl/>
-        </w:rPr>
-        <w:t xml:space="preserve"> פורמט כמו מספר שכבות ב</w:t>
+        <w:t xml:space="preserve">קבלת מטא-דאטא של </w:t>
+      </w:r>
+      <w:r>
+        <w:rPr>
+          <w:rFonts w:hint="cs"/>
+          <w:sz w:val="20"/>
+          <w:szCs w:val="20"/>
+          <w:rtl/>
+        </w:rPr>
+        <w:t>ספשיאן פורמט כמו מספר שכבות ב</w:t>
       </w:r>
       <w:r>
         <w:rPr>
@@ -1312,21 +1056,8 @@
           <w:szCs w:val="20"/>
           <w:rtl/>
         </w:rPr>
-        <w:t xml:space="preserve"> </w:t>
-      </w:r>
-      <w:proofErr w:type="spellStart"/>
-      <w:r>
-        <w:rPr>
-          <w:rFonts w:asciiTheme="majorHAnsi" w:hAnsiTheme="majorHAnsi" w:hint="cs"/>
-          <w:b/>
-          <w:bCs/>
-          <w:sz w:val="20"/>
-          <w:szCs w:val="20"/>
-          <w:rtl/>
-        </w:rPr>
-        <w:t>לגאוג'ייסון</w:t>
-      </w:r>
-      <w:proofErr w:type="spellEnd"/>
+        <w:t xml:space="preserve"> לגאוג'ייסון</w:t>
+      </w:r>
       <w:r>
         <w:rPr>
           <w:rFonts w:asciiTheme="majorHAnsi" w:hAnsiTheme="majorHAnsi" w:hint="cs"/>
@@ -1381,20 +1112,8 @@
           <w:szCs w:val="20"/>
           <w:rtl/>
         </w:rPr>
-        <w:t xml:space="preserve">המרת </w:t>
-      </w:r>
-      <w:proofErr w:type="spellStart"/>
-      <w:r>
-        <w:rPr>
-          <w:rStyle w:val="aa"/>
-          <w:rFonts w:hint="cs"/>
-          <w:sz w:val="20"/>
-          <w:szCs w:val="20"/>
-          <w:rtl/>
-        </w:rPr>
-        <w:t>קורדינאטות</w:t>
-      </w:r>
-      <w:proofErr w:type="spellEnd"/>
+        <w:t>המרת קורדינאטות</w:t>
+      </w:r>
       <w:r>
         <w:rPr>
           <w:rStyle w:val="aa"/>
@@ -1450,34 +1169,14 @@
         </w:rPr>
         <w:t xml:space="preserve">מפורמטים שונים כמו </w:t>
       </w:r>
-      <w:proofErr w:type="spellStart"/>
       <w:r>
         <w:rPr>
           <w:rStyle w:val="aa"/>
           <w:sz w:val="20"/>
           <w:szCs w:val="20"/>
         </w:rPr>
-        <w:t>GTiff</w:t>
-      </w:r>
-      <w:proofErr w:type="spellEnd"/>
-      <w:r>
-        <w:rPr>
-          <w:rStyle w:val="aa"/>
-          <w:sz w:val="20"/>
-          <w:szCs w:val="20"/>
-        </w:rPr>
-        <w:t xml:space="preserve">, DWG, </w:t>
-      </w:r>
-      <w:proofErr w:type="spellStart"/>
-      <w:r>
-        <w:rPr>
-          <w:rStyle w:val="aa"/>
-          <w:sz w:val="20"/>
-          <w:szCs w:val="20"/>
-        </w:rPr>
-        <w:t>GeoJson</w:t>
-      </w:r>
-      <w:proofErr w:type="spellEnd"/>
+        <w:t>GTiff, DWG, GeoJson</w:t>
+      </w:r>
       <w:r>
         <w:rPr>
           <w:rStyle w:val="aa"/>
@@ -1604,12 +1303,45 @@
           <w:rFonts w:hint="cs"/>
           <w:rtl/>
         </w:rPr>
-        <w:lastRenderedPageBreak/>
         <w:t>התקנה</w:t>
       </w:r>
     </w:p>
     <w:p>
       <w:pPr>
+        <w:bidi/>
+        <w:rPr>
+          <w:rtl/>
+        </w:rPr>
+      </w:pPr>
+      <w:r>
+        <w:rPr>
+          <w:rFonts w:hint="cs"/>
+          <w:rtl/>
+        </w:rPr>
+        <w:t xml:space="preserve">ראשית אפשר להוריד את הקוד עם הקבצי בדיקה מפה: </w:t>
+      </w:r>
+      <w:r>
+        <w:t>https://github.com/mayagel/GDAL_proj</w:t>
+      </w:r>
+    </w:p>
+    <w:p>
+      <w:pPr>
+        <w:pStyle w:val="2"/>
+        <w:bidi/>
+        <w:rPr>
+          <w:rtl/>
+        </w:rPr>
+      </w:pPr>
+      <w:r>
+        <w:rPr>
+          <w:rFonts w:hint="cs"/>
+          <w:rtl/>
+        </w:rPr>
+        <w:t>התקנה על ווינדוס</w:t>
+      </w:r>
+    </w:p>
+    <w:p>
+      <w:pPr>
         <w:pStyle w:val="3"/>
         <w:bidi/>
         <w:rPr>
@@ -1630,23 +1362,7 @@
         <w:t xml:space="preserve"> </w:t>
       </w:r>
       <w:r>
-        <w:t xml:space="preserve">Building wheel for </w:t>
-      </w:r>
-      <w:proofErr w:type="spellStart"/>
-      <w:r>
-        <w:t>gdal</w:t>
-      </w:r>
-      <w:proofErr w:type="spellEnd"/>
-      <w:r>
-        <w:t xml:space="preserve"> (</w:t>
-      </w:r>
-      <w:proofErr w:type="spellStart"/>
-      <w:r>
-        <w:t>pyproject.toml</w:t>
-      </w:r>
-      <w:proofErr w:type="spellEnd"/>
-      <w:r>
-        <w:t>) did not run successfully</w:t>
+        <w:t>Building wheel for gdal (pyproject.toml) did not run successfully</w:t>
       </w:r>
       <w:r>
         <w:rPr>
@@ -1690,9 +1406,17 @@
           <w:szCs w:val="20"/>
           <w:rtl/>
         </w:rPr>
-        <w:t xml:space="preserve"> עם </w:t>
-      </w:r>
-      <w:proofErr w:type="spellStart"/>
+        <w:t xml:space="preserve"> עם הסביבת עבודה הבאה:</w:t>
+      </w:r>
+      <w:r>
+        <w:rPr>
+          <w:rFonts w:cstheme="minorHAnsi"/>
+          <w:sz w:val="20"/>
+          <w:szCs w:val="20"/>
+          <w:rtl/>
+        </w:rPr>
+        <w:br/>
+      </w:r>
       <w:r>
         <w:rPr>
           <w:rFonts w:cstheme="minorHAnsi" w:hint="cs"/>
@@ -1700,9 +1424,20 @@
           <w:szCs w:val="20"/>
           <w:rtl/>
         </w:rPr>
-        <w:t>הסביבת</w:t>
-      </w:r>
-      <w:proofErr w:type="spellEnd"/>
+        <w:t>1. מחשב ווינדוס 11.</w:t>
+      </w:r>
+    </w:p>
+    <w:p>
+      <w:pPr>
+        <w:pStyle w:val="a9"/>
+        <w:bidi/>
+        <w:rPr>
+          <w:rFonts w:cstheme="minorHAnsi"/>
+          <w:sz w:val="20"/>
+          <w:szCs w:val="20"/>
+          <w:rtl/>
+        </w:rPr>
+      </w:pPr>
       <w:r>
         <w:rPr>
           <w:rFonts w:cstheme="minorHAnsi" w:hint="cs"/>
@@ -1710,17 +1445,20 @@
           <w:szCs w:val="20"/>
           <w:rtl/>
         </w:rPr>
-        <w:t xml:space="preserve"> עבודה הבאה:</w:t>
-      </w:r>
-      <w:r>
+        <w:t>2. וירטואל אנווירומנט עם אינטרפטר פייתון 3.13.5</w:t>
+      </w:r>
+    </w:p>
+    <w:p>
+      <w:pPr>
+        <w:pStyle w:val="a9"/>
+        <w:bidi/>
         <w:rPr>
           <w:rFonts w:cstheme="minorHAnsi"/>
           <w:sz w:val="20"/>
           <w:szCs w:val="20"/>
           <w:rtl/>
         </w:rPr>
-        <w:br/>
-      </w:r>
+      </w:pPr>
       <w:r>
         <w:rPr>
           <w:rFonts w:cstheme="minorHAnsi" w:hint="cs"/>
@@ -1728,149 +1466,7 @@
           <w:szCs w:val="20"/>
           <w:rtl/>
         </w:rPr>
-        <w:t>1. מחשב ווינדוס 11.</w:t>
-      </w:r>
-    </w:p>
-    <w:p>
-      <w:pPr>
-        <w:pStyle w:val="a9"/>
-        <w:bidi/>
-        <w:rPr>
-          <w:rFonts w:cstheme="minorHAnsi"/>
-          <w:sz w:val="20"/>
-          <w:szCs w:val="20"/>
-          <w:rtl/>
-        </w:rPr>
-      </w:pPr>
-      <w:r>
-        <w:rPr>
-          <w:rFonts w:cstheme="minorHAnsi" w:hint="cs"/>
-          <w:sz w:val="20"/>
-          <w:szCs w:val="20"/>
-          <w:rtl/>
-        </w:rPr>
-        <w:t xml:space="preserve">2. וירטואל </w:t>
-      </w:r>
-      <w:proofErr w:type="spellStart"/>
-      <w:r>
-        <w:rPr>
-          <w:rFonts w:cstheme="minorHAnsi" w:hint="cs"/>
-          <w:sz w:val="20"/>
-          <w:szCs w:val="20"/>
-          <w:rtl/>
-        </w:rPr>
-        <w:t>אנווירומנט</w:t>
-      </w:r>
-      <w:proofErr w:type="spellEnd"/>
-      <w:r>
-        <w:rPr>
-          <w:rFonts w:cstheme="minorHAnsi" w:hint="cs"/>
-          <w:sz w:val="20"/>
-          <w:szCs w:val="20"/>
-          <w:rtl/>
-        </w:rPr>
-        <w:t xml:space="preserve"> עם </w:t>
-      </w:r>
-      <w:proofErr w:type="spellStart"/>
-      <w:r>
-        <w:rPr>
-          <w:rFonts w:cstheme="minorHAnsi" w:hint="cs"/>
-          <w:sz w:val="20"/>
-          <w:szCs w:val="20"/>
-          <w:rtl/>
-        </w:rPr>
-        <w:t>אינטרפטר</w:t>
-      </w:r>
-      <w:proofErr w:type="spellEnd"/>
-      <w:r>
-        <w:rPr>
-          <w:rFonts w:cstheme="minorHAnsi" w:hint="cs"/>
-          <w:sz w:val="20"/>
-          <w:szCs w:val="20"/>
-          <w:rtl/>
-        </w:rPr>
-        <w:t xml:space="preserve"> </w:t>
-      </w:r>
-      <w:proofErr w:type="spellStart"/>
-      <w:r>
-        <w:rPr>
-          <w:rFonts w:cstheme="minorHAnsi" w:hint="cs"/>
-          <w:sz w:val="20"/>
-          <w:szCs w:val="20"/>
-          <w:rtl/>
-        </w:rPr>
-        <w:t>פייתון</w:t>
-      </w:r>
-      <w:proofErr w:type="spellEnd"/>
-      <w:r>
-        <w:rPr>
-          <w:rFonts w:cstheme="minorHAnsi" w:hint="cs"/>
-          <w:sz w:val="20"/>
-          <w:szCs w:val="20"/>
-          <w:rtl/>
-        </w:rPr>
-        <w:t xml:space="preserve"> 3.13.5</w:t>
-      </w:r>
-    </w:p>
-    <w:p>
-      <w:pPr>
-        <w:pStyle w:val="a9"/>
-        <w:bidi/>
-        <w:rPr>
-          <w:rFonts w:cstheme="minorHAnsi"/>
-          <w:sz w:val="20"/>
-          <w:szCs w:val="20"/>
-          <w:rtl/>
-        </w:rPr>
-      </w:pPr>
-      <w:r>
-        <w:rPr>
-          <w:rFonts w:cstheme="minorHAnsi" w:hint="cs"/>
-          <w:sz w:val="20"/>
-          <w:szCs w:val="20"/>
-          <w:rtl/>
-        </w:rPr>
-        <w:t xml:space="preserve">3. </w:t>
-      </w:r>
-      <w:proofErr w:type="spellStart"/>
-      <w:r>
-        <w:rPr>
-          <w:rFonts w:cstheme="minorHAnsi" w:hint="cs"/>
-          <w:sz w:val="20"/>
-          <w:szCs w:val="20"/>
-          <w:rtl/>
-        </w:rPr>
-        <w:t>פאקג</w:t>
-      </w:r>
-      <w:proofErr w:type="spellEnd"/>
-      <w:r>
-        <w:rPr>
-          <w:rFonts w:cstheme="minorHAnsi" w:hint="cs"/>
-          <w:sz w:val="20"/>
-          <w:szCs w:val="20"/>
-          <w:rtl/>
-        </w:rPr>
-        <w:t xml:space="preserve">' מנג'ר </w:t>
-      </w:r>
-      <w:proofErr w:type="spellStart"/>
-      <w:r>
-        <w:rPr>
-          <w:rFonts w:cstheme="minorHAnsi" w:hint="cs"/>
-          <w:sz w:val="20"/>
-          <w:szCs w:val="20"/>
-          <w:rtl/>
-        </w:rPr>
-        <w:t>פיפ</w:t>
-      </w:r>
-      <w:proofErr w:type="spellEnd"/>
-      <w:r>
-        <w:rPr>
-          <w:rFonts w:cstheme="minorHAnsi" w:hint="cs"/>
-          <w:sz w:val="20"/>
-          <w:szCs w:val="20"/>
-          <w:rtl/>
-        </w:rPr>
-        <w:t xml:space="preserve"> 25.1.1</w:t>
+        <w:t>3. פאקג' מנג'ר פיפ 25.1.1</w:t>
       </w:r>
     </w:p>
     <w:p>
@@ -1905,55 +1501,7 @@
           <w:szCs w:val="20"/>
           <w:u w:val="single"/>
         </w:rPr>
-        <w:t xml:space="preserve">Building wheel for </w:t>
-      </w:r>
-      <w:proofErr w:type="spellStart"/>
-      <w:r>
-        <w:rPr>
-          <w:rFonts w:asciiTheme="majorBidi" w:hAnsiTheme="majorBidi" w:cstheme="majorBidi"/>
-          <w:i/>
-          <w:iCs/>
-          <w:sz w:val="20"/>
-          <w:szCs w:val="20"/>
-          <w:u w:val="single"/>
-        </w:rPr>
-        <w:t>gdal</w:t>
-      </w:r>
-      <w:proofErr w:type="spellEnd"/>
-      <w:r>
-        <w:rPr>
-          <w:rFonts w:asciiTheme="majorBidi" w:hAnsiTheme="majorBidi" w:cstheme="majorBidi"/>
-          <w:i/>
-          <w:iCs/>
-          <w:sz w:val="20"/>
-          <w:szCs w:val="20"/>
-          <w:u w:val="single"/>
-        </w:rPr>
-        <w:t xml:space="preserve"> (</w:t>
-      </w:r>
-      <w:proofErr w:type="spellStart"/>
-      <w:r>
-        <w:rPr>
-          <w:rFonts w:asciiTheme="majorBidi" w:hAnsiTheme="majorBidi" w:cstheme="majorBidi"/>
-          <w:i/>
-          <w:iCs/>
-          <w:sz w:val="20"/>
-          <w:szCs w:val="20"/>
-          <w:u w:val="single"/>
-        </w:rPr>
-        <w:t>pyproject.toml</w:t>
-      </w:r>
-      <w:proofErr w:type="spellEnd"/>
-      <w:r>
-        <w:rPr>
-          <w:rFonts w:asciiTheme="majorBidi" w:hAnsiTheme="majorBidi" w:cstheme="majorBidi"/>
-          <w:i/>
-          <w:iCs/>
-          <w:sz w:val="20"/>
-          <w:szCs w:val="20"/>
-          <w:u w:val="single"/>
-        </w:rPr>
-        <w:t>) did not run successfully</w:t>
+        <w:t>Building wheel for gdal (pyproject.toml) did not run successfully</w:t>
       </w:r>
     </w:p>
     <w:p>
@@ -2027,23 +1575,7 @@
           <w:rFonts w:hint="cs"/>
           <w:rtl/>
         </w:rPr>
-        <w:t xml:space="preserve">השתמש </w:t>
-      </w:r>
-      <w:proofErr w:type="spellStart"/>
-      <w:r>
-        <w:rPr>
-          <w:rFonts w:hint="cs"/>
-          <w:rtl/>
-        </w:rPr>
-        <w:t>בפייתון</w:t>
-      </w:r>
-      <w:proofErr w:type="spellEnd"/>
-      <w:r>
-        <w:rPr>
-          <w:rFonts w:hint="cs"/>
-          <w:rtl/>
-        </w:rPr>
-        <w:t xml:space="preserve"> 11 ולהתקין ידנית:</w:t>
+        <w:t>השתמש בפייתון 11 ולהתקין ידנית:</w:t>
       </w:r>
     </w:p>
     <w:p>
@@ -2164,7 +1696,6 @@
         </w:rPr>
         <w:t xml:space="preserve"> </w:t>
       </w:r>
-      <w:proofErr w:type="spellStart"/>
       <w:r>
         <w:rPr>
           <w:rFonts w:hint="cs"/>
@@ -2172,7 +1703,6 @@
         </w:rPr>
         <w:t>קונדה</w:t>
       </w:r>
-      <w:proofErr w:type="spellEnd"/>
       <w:r>
         <w:rPr>
           <w:rFonts w:cstheme="minorHAnsi" w:hint="cs"/>
@@ -2228,19 +1758,8 @@
           <w:szCs w:val="20"/>
           <w:rtl/>
         </w:rPr>
-        <w:t xml:space="preserve">יצירת סביבת עבודה וירטואלית של </w:t>
-      </w:r>
-      <w:proofErr w:type="spellStart"/>
-      <w:r>
-        <w:rPr>
-          <w:rFonts w:cstheme="minorHAnsi" w:hint="cs"/>
-          <w:sz w:val="20"/>
-          <w:szCs w:val="20"/>
-          <w:rtl/>
-        </w:rPr>
-        <w:t>קונדה</w:t>
-      </w:r>
-      <w:proofErr w:type="spellEnd"/>
+        <w:t>יצירת סביבת עבודה וירטואלית של קונדה</w:t>
+      </w:r>
     </w:p>
     <w:p>
       <w:pPr>
@@ -2280,7 +1799,6 @@
           <w:szCs w:val="20"/>
         </w:rPr>
       </w:pPr>
-      <w:proofErr w:type="spellStart"/>
       <w:r>
         <w:rPr>
           <w:rFonts w:cstheme="minorHAnsi" w:hint="cs"/>
@@ -2288,9 +1806,16 @@
           <w:szCs w:val="20"/>
           <w:rtl/>
         </w:rPr>
-        <w:t>התקנדת</w:t>
-      </w:r>
-      <w:proofErr w:type="spellEnd"/>
+        <w:t xml:space="preserve">התקנדת </w:t>
+      </w:r>
+      <w:r>
+        <w:rPr>
+          <w:rFonts w:cstheme="minorHAnsi"/>
+          <w:sz w:val="20"/>
+          <w:szCs w:val="20"/>
+        </w:rPr>
+        <w:t>GDAL</w:t>
+      </w:r>
       <w:r>
         <w:rPr>
           <w:rFonts w:cstheme="minorHAnsi" w:hint="cs"/>
@@ -2298,7 +1823,7 @@
           <w:szCs w:val="20"/>
           <w:rtl/>
         </w:rPr>
-        <w:t xml:space="preserve"> </w:t>
+        <w:t xml:space="preserve"> עי </w:t>
       </w:r>
       <w:r>
         <w:rPr>
@@ -2306,50 +1831,559 @@
           <w:sz w:val="20"/>
           <w:szCs w:val="20"/>
         </w:rPr>
+        <w:t>conda install gdal</w:t>
+      </w:r>
+    </w:p>
+    <w:p>
+      <w:pPr>
+        <w:bidi/>
+        <w:rPr>
+          <w:rFonts w:cstheme="minorHAnsi"/>
+          <w:sz w:val="20"/>
+          <w:szCs w:val="20"/>
+          <w:rtl/>
+        </w:rPr>
+      </w:pPr>
+    </w:p>
+    <w:p>
+      <w:pPr>
+        <w:pStyle w:val="2"/>
+        <w:bidi/>
+        <w:rPr>
+          <w:rtl/>
+        </w:rPr>
+      </w:pPr>
+      <w:r>
+        <w:rPr>
+          <w:rFonts w:hint="cs"/>
+          <w:rtl/>
+        </w:rPr>
+        <w:t>התקנה על לינוקס</w:t>
+      </w:r>
+    </w:p>
+    <w:p>
+      <w:pPr>
+        <w:pStyle w:val="a9"/>
+        <w:numPr>
+          <w:ilvl w:val="0"/>
+          <w:numId w:val="17"/>
+        </w:numPr>
+        <w:bidi/>
+        <w:rPr>
+          <w:rFonts w:cs="Arial"/>
+          <w:sz w:val="20"/>
+          <w:szCs w:val="20"/>
+        </w:rPr>
+      </w:pPr>
+      <w:r>
+        <w:rPr>
+          <w:rFonts w:cs="Arial" w:hint="cs"/>
+          <w:sz w:val="20"/>
+          <w:szCs w:val="20"/>
+          <w:rtl/>
+        </w:rPr>
+        <w:t xml:space="preserve">התקנת </w:t>
+      </w:r>
+      <w:r>
+        <w:rPr>
+          <w:rFonts w:cs="Arial"/>
+          <w:sz w:val="20"/>
+          <w:szCs w:val="20"/>
+        </w:rPr>
+        <w:t>WSL</w:t>
+      </w:r>
+      <w:r>
+        <w:rPr>
+          <w:rFonts w:cs="Arial" w:hint="cs"/>
+          <w:sz w:val="20"/>
+          <w:szCs w:val="20"/>
+          <w:rtl/>
+        </w:rPr>
+        <w:t xml:space="preserve"> גרסאת אובונטו 24.</w:t>
+      </w:r>
+    </w:p>
+    <w:p>
+      <w:pPr>
+        <w:pStyle w:val="a9"/>
+        <w:numPr>
+          <w:ilvl w:val="0"/>
+          <w:numId w:val="17"/>
+        </w:numPr>
+        <w:bidi/>
+        <w:rPr>
+          <w:rFonts w:cs="Arial"/>
+          <w:sz w:val="20"/>
+          <w:szCs w:val="20"/>
+        </w:rPr>
+      </w:pPr>
+      <w:r>
+        <w:rPr>
+          <w:rFonts w:cs="Arial" w:hint="cs"/>
+          <w:sz w:val="20"/>
+          <w:szCs w:val="20"/>
+          <w:rtl/>
+        </w:rPr>
+        <w:t>התקנת פייתון ופיפ</w:t>
+      </w:r>
+    </w:p>
+    <w:p>
+      <w:pPr>
+        <w:pStyle w:val="a9"/>
+        <w:numPr>
+          <w:ilvl w:val="0"/>
+          <w:numId w:val="17"/>
+        </w:numPr>
+        <w:bidi/>
+        <w:rPr>
+          <w:rFonts w:cs="Arial"/>
+          <w:sz w:val="20"/>
+          <w:szCs w:val="20"/>
+        </w:rPr>
+      </w:pPr>
+      <w:r>
+        <w:rPr>
+          <w:rFonts w:cs="Arial" w:hint="cs"/>
+          <w:sz w:val="20"/>
+          <w:szCs w:val="20"/>
+          <w:rtl/>
+        </w:rPr>
+        <w:t>הרמת סביבה ווירטואלית</w:t>
+      </w:r>
+    </w:p>
+    <w:p>
+      <w:pPr>
+        <w:pStyle w:val="a9"/>
+        <w:bidi/>
+        <w:rPr>
+          <w:rFonts w:cs="Arial"/>
+          <w:sz w:val="20"/>
+          <w:szCs w:val="20"/>
+          <w:rtl/>
+        </w:rPr>
+      </w:pPr>
+      <w:r>
+        <w:rPr>
+          <w:rFonts w:cs="Arial" w:hint="cs"/>
+          <w:sz w:val="20"/>
+          <w:szCs w:val="20"/>
+          <w:rtl/>
+        </w:rPr>
+        <w:t xml:space="preserve">מתוך הסביבה הווירטואלית. עפ התשובה הבאה: </w:t>
+      </w:r>
+      <w:r>
+        <w:rPr>
+          <w:rFonts w:cs="Arial"/>
+          <w:sz w:val="20"/>
+          <w:szCs w:val="20"/>
+        </w:rPr>
+        <w:t>https://stackoverflow.com/a/72887401/8378208</w:t>
+      </w:r>
+    </w:p>
+    <w:p>
+      <w:pPr>
+        <w:pStyle w:val="a9"/>
+        <w:numPr>
+          <w:ilvl w:val="0"/>
+          <w:numId w:val="18"/>
+        </w:numPr>
+        <w:shd w:val="clear" w:color="auto" w:fill="F6F6F6"/>
+        <w:tabs>
+          <w:tab w:val="left" w:pos="916"/>
+          <w:tab w:val="left" w:pos="1832"/>
+          <w:tab w:val="left" w:pos="2748"/>
+          <w:tab w:val="left" w:pos="3664"/>
+          <w:tab w:val="left" w:pos="4580"/>
+          <w:tab w:val="left" w:pos="5496"/>
+          <w:tab w:val="left" w:pos="6412"/>
+          <w:tab w:val="left" w:pos="7328"/>
+          <w:tab w:val="left" w:pos="8244"/>
+          <w:tab w:val="left" w:pos="9160"/>
+          <w:tab w:val="left" w:pos="10076"/>
+          <w:tab w:val="left" w:pos="10992"/>
+          <w:tab w:val="left" w:pos="11908"/>
+          <w:tab w:val="left" w:pos="12824"/>
+          <w:tab w:val="left" w:pos="13740"/>
+          <w:tab w:val="left" w:pos="14656"/>
+        </w:tabs>
+        <w:spacing w:after="0" w:line="240" w:lineRule="auto"/>
+        <w:textAlignment w:val="baseline"/>
+        <w:rPr>
+          <w:rFonts w:ascii="Cascadia Mono" w:eastAsia="Times New Roman" w:hAnsi="Cascadia Mono" w:cs="Cascadia Mono"/>
+          <w:color w:val="0C0D0E"/>
+          <w:kern w:val="0"/>
+          <w:sz w:val="20"/>
+          <w:szCs w:val="20"/>
+          <w14:ligatures w14:val="none"/>
+        </w:rPr>
+      </w:pPr>
+      <w:r>
+        <w:rPr>
+          <w:rFonts w:ascii="inherit" w:eastAsia="Times New Roman" w:hAnsi="inherit" w:cs="Courier New"/>
+          <w:color w:val="0C0D0E"/>
+          <w:kern w:val="0"/>
+          <w:sz w:val="20"/>
+          <w:szCs w:val="20"/>
+          <w:bdr w:val="none" w:sz="0" w:space="0" w:color="auto" w:frame="1"/>
+          <w14:ligatures w14:val="none"/>
+        </w:rPr>
+        <w:t xml:space="preserve">sudo apt install libpq-dev </w:t>
+      </w:r>
+    </w:p>
+    <w:p>
+      <w:pPr>
+        <w:pStyle w:val="HTML"/>
+        <w:numPr>
+          <w:ilvl w:val="0"/>
+          <w:numId w:val="18"/>
+        </w:numPr>
+        <w:shd w:val="clear" w:color="auto" w:fill="F6F6F6"/>
+        <w:textAlignment w:val="baseline"/>
+        <w:rPr>
+          <w:rStyle w:val="HTMLCode"/>
+          <w:rFonts w:ascii="inherit" w:eastAsiaTheme="majorEastAsia" w:hAnsi="inherit"/>
+          <w:color w:val="0C0D0E"/>
+          <w:bdr w:val="none" w:sz="0" w:space="0" w:color="auto" w:frame="1"/>
+        </w:rPr>
+      </w:pPr>
+      <w:r>
+        <w:rPr>
+          <w:rStyle w:val="HTMLCode"/>
+          <w:rFonts w:ascii="inherit" w:eastAsiaTheme="majorEastAsia" w:hAnsi="inherit"/>
+          <w:color w:val="0C0D0E"/>
+          <w:bdr w:val="none" w:sz="0" w:space="0" w:color="auto" w:frame="1"/>
+        </w:rPr>
+        <w:t xml:space="preserve">    </w:t>
+      </w:r>
+      <w:r>
+        <w:rPr>
+          <w:rStyle w:val="HTMLCode"/>
+          <w:rFonts w:ascii="inherit" w:eastAsiaTheme="majorEastAsia" w:hAnsi="inherit"/>
+          <w:color w:val="0C0D0E"/>
+          <w:bdr w:val="none" w:sz="0" w:space="0" w:color="auto" w:frame="1"/>
+        </w:rPr>
+        <w:t>sudo apt install gdal-</w:t>
+      </w:r>
+      <w:r>
+        <w:rPr>
+          <w:rStyle w:val="hljs-builtin"/>
+          <w:rFonts w:ascii="inherit" w:eastAsiaTheme="majorEastAsia" w:hAnsi="inherit"/>
+          <w:color w:val="B75301"/>
+          <w:bdr w:val="none" w:sz="0" w:space="0" w:color="auto" w:frame="1"/>
+        </w:rPr>
+        <w:t>bin</w:t>
+      </w:r>
+    </w:p>
+    <w:p>
+      <w:pPr>
+        <w:pStyle w:val="HTML"/>
+        <w:numPr>
+          <w:ilvl w:val="0"/>
+          <w:numId w:val="18"/>
+        </w:numPr>
+        <w:shd w:val="clear" w:color="auto" w:fill="F6F6F6"/>
+        <w:textAlignment w:val="baseline"/>
+        <w:rPr>
+          <w:rFonts w:ascii="Cascadia Mono" w:hAnsi="Cascadia Mono" w:cs="Cascadia Mono"/>
+          <w:color w:val="0C0D0E"/>
+        </w:rPr>
+      </w:pPr>
+      <w:r>
+        <w:rPr>
+          <w:rStyle w:val="HTMLCode"/>
+          <w:rFonts w:ascii="inherit" w:eastAsiaTheme="majorEastAsia" w:hAnsi="inherit"/>
+          <w:color w:val="0C0D0E"/>
+          <w:bdr w:val="none" w:sz="0" w:space="0" w:color="auto" w:frame="1"/>
+        </w:rPr>
+        <w:t xml:space="preserve">sudo apt install libgdal-dev </w:t>
+      </w:r>
+    </w:p>
+    <w:p>
+      <w:pPr>
+        <w:pStyle w:val="a9"/>
+        <w:numPr>
+          <w:ilvl w:val="0"/>
+          <w:numId w:val="17"/>
+        </w:numPr>
+        <w:bidi/>
+        <w:rPr>
+          <w:rFonts w:cs="Arial"/>
+          <w:sz w:val="20"/>
+          <w:szCs w:val="20"/>
+        </w:rPr>
+      </w:pPr>
+      <w:r>
+        <w:rPr>
+          <w:rFonts w:cs="Arial" w:hint="cs"/>
+          <w:sz w:val="20"/>
+          <w:szCs w:val="20"/>
+          <w:rtl/>
+        </w:rPr>
+        <w:t>לאחר מכן 3 הספריות העיקריות (</w:t>
+      </w:r>
+      <w:r>
+        <w:rPr>
+          <w:rFonts w:cs="Arial"/>
+          <w:sz w:val="20"/>
+          <w:szCs w:val="20"/>
+        </w:rPr>
+        <w:t>libpq-dev, gdal-bin, libgdal-dev</w:t>
+      </w:r>
+      <w:r>
+        <w:rPr>
+          <w:rFonts w:cs="Arial" w:hint="cs"/>
+          <w:sz w:val="20"/>
+          <w:szCs w:val="20"/>
+          <w:rtl/>
+        </w:rPr>
+        <w:t xml:space="preserve">) של </w:t>
+      </w:r>
+      <w:r>
+        <w:rPr>
+          <w:rFonts w:cs="Arial"/>
+          <w:sz w:val="20"/>
+          <w:szCs w:val="20"/>
+        </w:rPr>
         <w:t>GDAL</w:t>
       </w:r>
       <w:r>
         <w:rPr>
-          <w:rFonts w:cstheme="minorHAnsi" w:hint="cs"/>
-          <w:sz w:val="20"/>
-          <w:szCs w:val="20"/>
-          <w:rtl/>
-        </w:rPr>
-        <w:t xml:space="preserve"> עי </w:t>
-      </w:r>
-      <w:proofErr w:type="spellStart"/>
-      <w:r>
-        <w:rPr>
-          <w:rFonts w:cstheme="minorHAnsi"/>
-          <w:sz w:val="20"/>
-          <w:szCs w:val="20"/>
-        </w:rPr>
-        <w:t>conda</w:t>
-      </w:r>
-      <w:proofErr w:type="spellEnd"/>
-      <w:r>
-        <w:rPr>
-          <w:rFonts w:cstheme="minorHAnsi"/>
-          <w:sz w:val="20"/>
-          <w:szCs w:val="20"/>
-        </w:rPr>
-        <w:t xml:space="preserve"> install </w:t>
-      </w:r>
-      <w:proofErr w:type="spellStart"/>
-      <w:r>
-        <w:rPr>
-          <w:rFonts w:cstheme="minorHAnsi"/>
-          <w:sz w:val="20"/>
-          <w:szCs w:val="20"/>
-        </w:rPr>
-        <w:t>gdal</w:t>
-      </w:r>
-      <w:proofErr w:type="spellEnd"/>
-    </w:p>
-    <w:p>
-      <w:pPr>
-        <w:bidi/>
-        <w:rPr>
+          <w:rFonts w:cs="Arial" w:hint="cs"/>
+          <w:sz w:val="20"/>
+          <w:szCs w:val="20"/>
+          <w:rtl/>
+        </w:rPr>
+        <w:t xml:space="preserve"> אמורות להיות מותקנות אפשר לבדוק עי:</w:t>
+      </w:r>
+    </w:p>
+    <w:p>
+      <w:pPr>
+        <w:pStyle w:val="HTML"/>
+        <w:shd w:val="clear" w:color="auto" w:fill="F6F6F6"/>
+        <w:ind w:left="720"/>
+        <w:textAlignment w:val="baseline"/>
+        <w:rPr>
+          <w:rFonts w:ascii="Cascadia Mono" w:hAnsi="Cascadia Mono" w:cs="Cascadia Mono"/>
+          <w:color w:val="0C0D0E"/>
+        </w:rPr>
+      </w:pPr>
+      <w:r>
+        <w:rPr>
+          <w:rStyle w:val="HTMLCode"/>
+          <w:rFonts w:ascii="inherit" w:eastAsiaTheme="majorEastAsia" w:hAnsi="inherit"/>
+          <w:color w:val="0C0D0E"/>
+          <w:bdr w:val="none" w:sz="0" w:space="0" w:color="auto" w:frame="1"/>
+        </w:rPr>
+        <w:t xml:space="preserve">apt </w:t>
+      </w:r>
+      <w:r>
+        <w:rPr>
+          <w:rStyle w:val="hljs-builtin"/>
+          <w:rFonts w:ascii="inherit" w:eastAsiaTheme="majorEastAsia" w:hAnsi="inherit"/>
+          <w:color w:val="B75301"/>
+          <w:bdr w:val="none" w:sz="0" w:space="0" w:color="auto" w:frame="1"/>
+        </w:rPr>
+        <w:t>list</w:t>
+      </w:r>
+      <w:r>
+        <w:rPr>
+          <w:rStyle w:val="HTMLCode"/>
+          <w:rFonts w:ascii="inherit" w:eastAsiaTheme="majorEastAsia" w:hAnsi="inherit"/>
+          <w:color w:val="0C0D0E"/>
+          <w:bdr w:val="none" w:sz="0" w:space="0" w:color="auto" w:frame="1"/>
+        </w:rPr>
+        <w:t xml:space="preserve"> --installed | grep </w:t>
+      </w:r>
+      <w:r>
+        <w:rPr>
+          <w:rStyle w:val="hljs-string"/>
+          <w:rFonts w:ascii="inherit" w:eastAsiaTheme="majorEastAsia" w:hAnsi="inherit"/>
+          <w:color w:val="567A0D"/>
+          <w:bdr w:val="none" w:sz="0" w:space="0" w:color="auto" w:frame="1"/>
+        </w:rPr>
+        <w:t>"gdal"</w:t>
+      </w:r>
+    </w:p>
+    <w:p>
+      <w:pPr>
+        <w:pStyle w:val="a9"/>
+        <w:numPr>
+          <w:ilvl w:val="0"/>
+          <w:numId w:val="17"/>
+        </w:numPr>
+        <w:bidi/>
+        <w:rPr>
+          <w:rFonts w:cs="Arial"/>
+          <w:sz w:val="20"/>
+          <w:szCs w:val="20"/>
+        </w:rPr>
+      </w:pPr>
+      <w:r>
+        <w:rPr>
+          <w:rFonts w:cs="Arial" w:hint="cs"/>
+          <w:sz w:val="20"/>
+          <w:szCs w:val="20"/>
+          <w:rtl/>
+        </w:rPr>
+        <w:t xml:space="preserve">לאחר מכן אפשר להתקין </w:t>
+      </w:r>
+      <w:r>
+        <w:rPr>
+          <w:rFonts w:cs="Arial"/>
+          <w:sz w:val="20"/>
+          <w:szCs w:val="20"/>
+        </w:rPr>
+        <w:t>GDAL</w:t>
+      </w:r>
+      <w:r>
+        <w:rPr>
+          <w:rFonts w:cs="Arial" w:hint="cs"/>
+          <w:sz w:val="20"/>
+          <w:szCs w:val="20"/>
+          <w:rtl/>
+        </w:rPr>
+        <w:t>.</w:t>
+      </w:r>
+    </w:p>
+    <w:p>
+      <w:pPr>
+        <w:pStyle w:val="HTML"/>
+        <w:numPr>
+          <w:ilvl w:val="0"/>
+          <w:numId w:val="17"/>
+        </w:numPr>
+        <w:shd w:val="clear" w:color="auto" w:fill="F6F6F6"/>
+        <w:textAlignment w:val="baseline"/>
+        <w:rPr>
+          <w:rStyle w:val="HTMLCode"/>
+          <w:rFonts w:ascii="inherit" w:eastAsiaTheme="majorEastAsia" w:hAnsi="inherit"/>
+          <w:color w:val="0C0D0E"/>
+          <w:bdr w:val="none" w:sz="0" w:space="0" w:color="auto" w:frame="1"/>
+        </w:rPr>
+      </w:pPr>
+      <w:r>
+        <w:rPr>
+          <w:rStyle w:val="HTMLCode"/>
+          <w:rFonts w:ascii="inherit" w:eastAsiaTheme="majorEastAsia" w:hAnsi="inherit"/>
+          <w:color w:val="0C0D0E"/>
+          <w:bdr w:val="none" w:sz="0" w:space="0" w:color="auto" w:frame="1"/>
+        </w:rPr>
+        <w:t>poetry add gdal==</w:t>
+      </w:r>
+      <w:r>
+        <w:rPr>
+          <w:rStyle w:val="hljs-number"/>
+          <w:rFonts w:ascii="inherit" w:eastAsiaTheme="majorEastAsia" w:hAnsi="inherit"/>
+          <w:color w:val="B75301"/>
+          <w:bdr w:val="none" w:sz="0" w:space="0" w:color="auto" w:frame="1"/>
+        </w:rPr>
+        <w:t>3.3.0</w:t>
+      </w:r>
+    </w:p>
+    <w:p>
+      <w:pPr>
+        <w:pStyle w:val="HTML"/>
+        <w:numPr>
+          <w:ilvl w:val="0"/>
+          <w:numId w:val="17"/>
+        </w:numPr>
+        <w:shd w:val="clear" w:color="auto" w:fill="F6F6F6"/>
+        <w:textAlignment w:val="baseline"/>
+        <w:rPr>
+          <w:rStyle w:val="hljs-number"/>
+          <w:rFonts w:ascii="Cascadia Mono" w:hAnsi="Cascadia Mono" w:cs="Cascadia Mono"/>
+          <w:color w:val="0C0D0E"/>
+        </w:rPr>
+      </w:pPr>
+      <w:r>
+        <w:rPr>
+          <w:rStyle w:val="HTMLCode"/>
+          <w:rFonts w:ascii="inherit" w:eastAsiaTheme="majorEastAsia" w:hAnsi="inherit"/>
+          <w:color w:val="0C0D0E"/>
+          <w:bdr w:val="none" w:sz="0" w:space="0" w:color="auto" w:frame="1"/>
+        </w:rPr>
+        <w:t>pip install gdal==</w:t>
+      </w:r>
+      <w:r>
+        <w:rPr>
+          <w:rStyle w:val="hljs-number"/>
+          <w:rFonts w:ascii="inherit" w:eastAsiaTheme="majorEastAsia" w:hAnsi="inherit"/>
+          <w:color w:val="B75301"/>
+          <w:bdr w:val="none" w:sz="0" w:space="0" w:color="auto" w:frame="1"/>
+        </w:rPr>
+        <w:t>3.3.0</w:t>
+      </w:r>
+    </w:p>
+    <w:p>
+      <w:pPr>
+        <w:bidi/>
+        <w:ind w:left="360"/>
+        <w:rPr>
+          <w:rFonts w:cs="Arial"/>
+          <w:sz w:val="20"/>
+          <w:szCs w:val="20"/>
+          <w:rtl/>
+        </w:rPr>
+      </w:pPr>
+      <w:r>
+        <w:rPr>
+          <w:rFonts w:cs="Arial" w:hint="cs"/>
+          <w:sz w:val="20"/>
+          <w:szCs w:val="20"/>
+          <w:rtl/>
+        </w:rPr>
+        <w:t>6. (אולי אפשר לוותר על ההגבלת גרסא)</w:t>
+      </w:r>
+    </w:p>
+    <w:p>
+      <w:pPr>
+        <w:bidi/>
+        <w:ind w:left="360"/>
+        <w:rPr>
+          <w:rFonts w:cs="Arial" w:hint="cs"/>
+          <w:rtl/>
+        </w:rPr>
+      </w:pPr>
+      <w:r>
+        <w:rPr>
+          <w:rFonts w:cs="Arial" w:hint="cs"/>
+          <w:sz w:val="20"/>
+          <w:szCs w:val="20"/>
+          <w:rtl/>
+        </w:rPr>
+        <w:t xml:space="preserve">7. </w:t>
+      </w:r>
+      <w:r>
+        <w:rPr>
+          <w:rFonts w:cs="Arial"/>
+        </w:rPr>
+        <w:t>export DOTNET_SYSTEM_GLOBALIZATION_INVARIANT=1</w:t>
+      </w:r>
+      <w:r>
+        <w:rPr>
+          <w:rFonts w:cs="Arial" w:hint="cs"/>
+          <w:rtl/>
+        </w:rPr>
+        <w:t xml:space="preserve"> (כדי שה</w:t>
+      </w:r>
+      <w:r>
+        <w:rPr>
+          <w:rFonts w:cs="Arial"/>
+        </w:rPr>
+        <w:t xml:space="preserve"> aspose.cad</w:t>
+      </w:r>
+      <w:r>
+        <w:rPr>
+          <w:rFonts w:cs="Arial" w:hint="cs"/>
+          <w:rtl/>
+        </w:rPr>
+        <w:t xml:space="preserve"> יעבוד)</w:t>
+      </w:r>
+    </w:p>
+    <w:p>
+      <w:pPr>
+        <w:bidi/>
+        <w:rPr>
+          <w:rFonts w:hint="cs"/>
           <w:rtl/>
         </w:rPr>
       </w:pPr>
@@ -2487,7 +2521,6 @@
           <w:rFonts w:hint="cs"/>
           <w:rtl/>
         </w:rPr>
-        <w:lastRenderedPageBreak/>
         <w:t xml:space="preserve">המרת הקובץ </w:t>
       </w:r>
       <w:r>
@@ -2498,23 +2531,7 @@
           <w:rFonts w:hint="cs"/>
           <w:rtl/>
         </w:rPr>
-        <w:t xml:space="preserve"> </w:t>
-      </w:r>
-      <w:proofErr w:type="spellStart"/>
-      <w:r>
-        <w:rPr>
-          <w:rFonts w:hint="cs"/>
-          <w:rtl/>
-        </w:rPr>
-        <w:t>לגאוגייסון</w:t>
-      </w:r>
-      <w:proofErr w:type="spellEnd"/>
-      <w:r>
-        <w:rPr>
-          <w:rFonts w:hint="cs"/>
-          <w:rtl/>
-        </w:rPr>
-        <w:t>:</w:t>
+        <w:t xml:space="preserve"> לגאוגייסון:</w:t>
       </w:r>
     </w:p>
     <w:p>
@@ -2586,7 +2603,6 @@
               </w:rPr>
               <w:t xml:space="preserve"> </w:t>
             </w:r>
-            <w:proofErr w:type="spellStart"/>
             <w:r>
               <w:rPr>
                 <w:rFonts w:ascii="Consolas" w:eastAsia="Times New Roman" w:hAnsi="Consolas" w:cs="Times New Roman"/>
@@ -2598,7 +2614,6 @@
               </w:rPr>
               <w:t>osgeo</w:t>
             </w:r>
-            <w:proofErr w:type="spellEnd"/>
             <w:r>
               <w:rPr>
                 <w:rFonts w:ascii="Consolas" w:eastAsia="Times New Roman" w:hAnsi="Consolas" w:cs="Times New Roman"/>
@@ -2632,7 +2647,6 @@
               </w:rPr>
               <w:t xml:space="preserve"> </w:t>
             </w:r>
-            <w:proofErr w:type="spellStart"/>
             <w:r>
               <w:rPr>
                 <w:rFonts w:ascii="Consolas" w:eastAsia="Times New Roman" w:hAnsi="Consolas" w:cs="Times New Roman"/>
@@ -2644,7 +2658,6 @@
               </w:rPr>
               <w:t>ogr</w:t>
             </w:r>
-            <w:proofErr w:type="spellEnd"/>
           </w:p>
           <w:p>
             <w:pPr>
@@ -2707,55 +2720,7 @@
                 <w:szCs w:val="21"/>
                 <w14:ligatures w14:val="none"/>
               </w:rPr>
-              <w:t xml:space="preserve"># </w:t>
-            </w:r>
-            <w:proofErr w:type="spellStart"/>
-            <w:r>
-              <w:rPr>
-                <w:rFonts w:ascii="Consolas" w:eastAsia="Times New Roman" w:hAnsi="Consolas" w:cs="Times New Roman"/>
-                <w:color w:val="6A9955"/>
-                <w:kern w:val="0"/>
-                <w:sz w:val="21"/>
-                <w:szCs w:val="21"/>
-                <w14:ligatures w14:val="none"/>
-              </w:rPr>
-              <w:t>dwg_path</w:t>
-            </w:r>
-            <w:proofErr w:type="spellEnd"/>
-            <w:r>
-              <w:rPr>
-                <w:rFonts w:ascii="Consolas" w:eastAsia="Times New Roman" w:hAnsi="Consolas" w:cs="Times New Roman"/>
-                <w:color w:val="6A9955"/>
-                <w:kern w:val="0"/>
-                <w:sz w:val="21"/>
-                <w:szCs w:val="21"/>
-                <w14:ligatures w14:val="none"/>
-              </w:rPr>
-              <w:t xml:space="preserve"> = "files\\</w:t>
-            </w:r>
-            <w:proofErr w:type="spellStart"/>
-            <w:r>
-              <w:rPr>
-                <w:rFonts w:ascii="Consolas" w:eastAsia="Times New Roman" w:hAnsi="Consolas" w:cs="Times New Roman"/>
-                <w:color w:val="6A9955"/>
-                <w:kern w:val="0"/>
-                <w:sz w:val="21"/>
-                <w:szCs w:val="21"/>
-                <w14:ligatures w14:val="none"/>
-              </w:rPr>
-              <w:t>dwg_from_web</w:t>
-            </w:r>
-            <w:proofErr w:type="spellEnd"/>
-            <w:r>
-              <w:rPr>
-                <w:rFonts w:ascii="Consolas" w:eastAsia="Times New Roman" w:hAnsi="Consolas" w:cs="Times New Roman"/>
-                <w:color w:val="6A9955"/>
-                <w:kern w:val="0"/>
-                <w:sz w:val="21"/>
-                <w:szCs w:val="21"/>
-                <w14:ligatures w14:val="none"/>
-              </w:rPr>
-              <w:t>\\arc_2000.dwg" # working with this file (R2000 (AC1015))</w:t>
+              <w:t># dwg_path = "files\\dwg_from_web\\arc_2000.dwg" # working with this file (R2000 (AC1015))</w:t>
             </w:r>
           </w:p>
           <w:p>
@@ -2771,7 +2736,6 @@
                 <w14:ligatures w14:val="none"/>
               </w:rPr>
             </w:pPr>
-            <w:proofErr w:type="spellStart"/>
             <w:r>
               <w:rPr>
                 <w:rFonts w:ascii="Consolas" w:eastAsia="Times New Roman" w:hAnsi="Consolas" w:cs="Times New Roman"/>
@@ -2783,7 +2747,6 @@
               </w:rPr>
               <w:t>dwg_path</w:t>
             </w:r>
-            <w:proofErr w:type="spellEnd"/>
             <w:r>
               <w:rPr>
                 <w:rFonts w:ascii="Consolas" w:eastAsia="Times New Roman" w:hAnsi="Consolas" w:cs="Times New Roman"/>
@@ -2839,7 +2802,6 @@
               </w:rPr>
               <w:t>\\</w:t>
             </w:r>
-            <w:proofErr w:type="spellStart"/>
             <w:r>
               <w:rPr>
                 <w:rFonts w:ascii="Consolas" w:eastAsia="Times New Roman" w:hAnsi="Consolas" w:cs="Times New Roman"/>
@@ -2851,7 +2813,6 @@
               </w:rPr>
               <w:t>Eyal_files</w:t>
             </w:r>
-            <w:proofErr w:type="spellEnd"/>
             <w:r>
               <w:rPr>
                 <w:rFonts w:ascii="Consolas" w:eastAsia="Times New Roman" w:hAnsi="Consolas" w:cs="Times New Roman"/>
@@ -2863,7 +2824,6 @@
               </w:rPr>
               <w:t>\\</w:t>
             </w:r>
-            <w:proofErr w:type="spellStart"/>
             <w:r>
               <w:rPr>
                 <w:rFonts w:ascii="Consolas" w:eastAsia="Times New Roman" w:hAnsi="Consolas" w:cs="Times New Roman"/>
@@ -2873,43 +2833,7 @@
                 <w:szCs w:val="21"/>
                 <w14:ligatures w14:val="none"/>
               </w:rPr>
-              <w:t>kav</w:t>
-            </w:r>
-            <w:proofErr w:type="spellEnd"/>
-            <w:r>
-              <w:rPr>
-                <w:rFonts w:ascii="Consolas" w:eastAsia="Times New Roman" w:hAnsi="Consolas" w:cs="Times New Roman"/>
-                <w:color w:val="CE9178"/>
-                <w:kern w:val="0"/>
-                <w:sz w:val="21"/>
-                <w:szCs w:val="21"/>
-                <w14:ligatures w14:val="none"/>
-              </w:rPr>
-              <w:t xml:space="preserve"> </w:t>
-            </w:r>
-            <w:proofErr w:type="spellStart"/>
-            <w:r>
-              <w:rPr>
-                <w:rFonts w:ascii="Consolas" w:eastAsia="Times New Roman" w:hAnsi="Consolas" w:cs="Times New Roman"/>
-                <w:color w:val="CE9178"/>
-                <w:kern w:val="0"/>
-                <w:sz w:val="21"/>
-                <w:szCs w:val="21"/>
-                <w14:ligatures w14:val="none"/>
-              </w:rPr>
-              <w:t>only.dwg</w:t>
-            </w:r>
-            <w:proofErr w:type="spellEnd"/>
-            <w:r>
-              <w:rPr>
-                <w:rFonts w:ascii="Consolas" w:eastAsia="Times New Roman" w:hAnsi="Consolas" w:cs="Times New Roman"/>
-                <w:color w:val="CE9178"/>
-                <w:kern w:val="0"/>
-                <w:sz w:val="21"/>
-                <w:szCs w:val="21"/>
-                <w14:ligatures w14:val="none"/>
-              </w:rPr>
-              <w:t>"</w:t>
+              <w:t>kav only.dwg"</w:t>
             </w:r>
             <w:r>
               <w:rPr>
@@ -2970,21 +2894,8 @@
                 <w:szCs w:val="21"/>
                 <w14:ligatures w14:val="none"/>
               </w:rPr>
-              <w:t xml:space="preserve"># Convert DWG to </w:t>
-            </w:r>
-            <w:proofErr w:type="spellStart"/>
-            <w:r>
-              <w:rPr>
-                <w:rFonts w:ascii="Consolas" w:eastAsia="Times New Roman" w:hAnsi="Consolas" w:cs="Times New Roman"/>
-                <w:color w:val="6A9955"/>
-                <w:kern w:val="0"/>
-                <w:sz w:val="21"/>
-                <w:szCs w:val="21"/>
-                <w14:ligatures w14:val="none"/>
-              </w:rPr>
-              <w:t>FileGDB</w:t>
-            </w:r>
-            <w:proofErr w:type="spellEnd"/>
+              <w:t># Convert DWG to FileGDB</w:t>
+            </w:r>
           </w:p>
           <w:p>
             <w:pPr>
@@ -2999,7 +2910,6 @@
                 <w14:ligatures w14:val="none"/>
               </w:rPr>
             </w:pPr>
-            <w:proofErr w:type="spellStart"/>
             <w:r>
               <w:rPr>
                 <w:rFonts w:ascii="Consolas" w:eastAsia="Times New Roman" w:hAnsi="Consolas" w:cs="Times New Roman"/>
@@ -3011,7 +2921,6 @@
               </w:rPr>
               <w:t>driver_dwg</w:t>
             </w:r>
-            <w:proofErr w:type="spellEnd"/>
             <w:r>
               <w:rPr>
                 <w:rFonts w:ascii="Consolas" w:eastAsia="Times New Roman" w:hAnsi="Consolas" w:cs="Times New Roman"/>
@@ -3045,7 +2954,6 @@
               </w:rPr>
               <w:t xml:space="preserve"> </w:t>
             </w:r>
-            <w:proofErr w:type="spellStart"/>
             <w:r>
               <w:rPr>
                 <w:rFonts w:ascii="Consolas" w:eastAsia="Times New Roman" w:hAnsi="Consolas" w:cs="Times New Roman"/>
@@ -3079,7 +2987,6 @@
               </w:rPr>
               <w:t>GetDriverByName</w:t>
             </w:r>
-            <w:proofErr w:type="spellEnd"/>
             <w:r>
               <w:rPr>
                 <w:rFonts w:ascii="Consolas" w:eastAsia="Times New Roman" w:hAnsi="Consolas" w:cs="Times New Roman"/>
@@ -3127,7 +3034,6 @@
                 <w14:ligatures w14:val="none"/>
               </w:rPr>
             </w:pPr>
-            <w:proofErr w:type="spellStart"/>
             <w:r>
               <w:rPr>
                 <w:rFonts w:ascii="Consolas" w:eastAsia="Times New Roman" w:hAnsi="Consolas" w:cs="Times New Roman"/>
@@ -3139,7 +3045,6 @@
               </w:rPr>
               <w:t>driver_geojson</w:t>
             </w:r>
-            <w:proofErr w:type="spellEnd"/>
             <w:r>
               <w:rPr>
                 <w:rFonts w:ascii="Consolas" w:eastAsia="Times New Roman" w:hAnsi="Consolas" w:cs="Times New Roman"/>
@@ -3173,7 +3078,6 @@
               </w:rPr>
               <w:t xml:space="preserve"> </w:t>
             </w:r>
-            <w:proofErr w:type="spellStart"/>
             <w:r>
               <w:rPr>
                 <w:rFonts w:ascii="Consolas" w:eastAsia="Times New Roman" w:hAnsi="Consolas" w:cs="Times New Roman"/>
@@ -3207,7 +3111,6 @@
               </w:rPr>
               <w:t>GetDriverByName</w:t>
             </w:r>
-            <w:proofErr w:type="spellEnd"/>
             <w:r>
               <w:rPr>
                 <w:rFonts w:ascii="Consolas" w:eastAsia="Times New Roman" w:hAnsi="Consolas" w:cs="Times New Roman"/>
@@ -3228,31 +3131,7 @@
                 <w:szCs w:val="21"/>
                 <w14:ligatures w14:val="none"/>
               </w:rPr>
-              <w:t>"</w:t>
-            </w:r>
-            <w:proofErr w:type="spellStart"/>
-            <w:r>
-              <w:rPr>
-                <w:rFonts w:ascii="Consolas" w:eastAsia="Times New Roman" w:hAnsi="Consolas" w:cs="Times New Roman"/>
-                <w:color w:val="CE9178"/>
-                <w:kern w:val="0"/>
-                <w:sz w:val="21"/>
-                <w:szCs w:val="21"/>
-                <w14:ligatures w14:val="none"/>
-              </w:rPr>
-              <w:t>GeoJSON</w:t>
-            </w:r>
-            <w:proofErr w:type="spellEnd"/>
-            <w:r>
-              <w:rPr>
-                <w:rFonts w:ascii="Consolas" w:eastAsia="Times New Roman" w:hAnsi="Consolas" w:cs="Times New Roman"/>
-                <w:color w:val="CE9178"/>
-                <w:kern w:val="0"/>
-                <w:sz w:val="21"/>
-                <w:szCs w:val="21"/>
-                <w14:ligatures w14:val="none"/>
-              </w:rPr>
-              <w:t>"</w:t>
+              <w:t>"GeoJSON"</w:t>
             </w:r>
             <w:r>
               <w:rPr>
@@ -3318,7 +3197,6 @@
                 <w14:ligatures w14:val="none"/>
               </w:rPr>
             </w:pPr>
-            <w:proofErr w:type="spellStart"/>
             <w:r>
               <w:rPr>
                 <w:rFonts w:ascii="Consolas" w:eastAsia="Times New Roman" w:hAnsi="Consolas" w:cs="Times New Roman"/>
@@ -3330,7 +3208,6 @@
               </w:rPr>
               <w:t>dwg_ds</w:t>
             </w:r>
-            <w:proofErr w:type="spellEnd"/>
             <w:r>
               <w:rPr>
                 <w:rFonts w:ascii="Consolas" w:eastAsia="Times New Roman" w:hAnsi="Consolas" w:cs="Times New Roman"/>
@@ -3364,7 +3241,6 @@
               </w:rPr>
               <w:t xml:space="preserve"> </w:t>
             </w:r>
-            <w:proofErr w:type="spellStart"/>
             <w:r>
               <w:rPr>
                 <w:rFonts w:ascii="Consolas" w:eastAsia="Times New Roman" w:hAnsi="Consolas" w:cs="Times New Roman"/>
@@ -3385,21 +3261,8 @@
                 <w:szCs w:val="21"/>
                 <w14:ligatures w14:val="none"/>
               </w:rPr>
-              <w:t>.Open</w:t>
-            </w:r>
-            <w:proofErr w:type="spellEnd"/>
-            <w:r>
-              <w:rPr>
-                <w:rFonts w:ascii="Consolas" w:eastAsia="Times New Roman" w:hAnsi="Consolas" w:cs="Times New Roman"/>
-                <w:color w:val="CCCCCC"/>
-                <w:kern w:val="0"/>
-                <w:sz w:val="21"/>
-                <w:szCs w:val="21"/>
-                <w14:ligatures w14:val="none"/>
-              </w:rPr>
-              <w:t>(</w:t>
-            </w:r>
-            <w:proofErr w:type="spellStart"/>
+              <w:t>.Open(</w:t>
+            </w:r>
             <w:r>
               <w:rPr>
                 <w:rFonts w:ascii="Consolas" w:eastAsia="Times New Roman" w:hAnsi="Consolas" w:cs="Times New Roman"/>
@@ -3411,7 +3274,6 @@
               </w:rPr>
               <w:t>dwg_path</w:t>
             </w:r>
-            <w:proofErr w:type="spellEnd"/>
             <w:r>
               <w:rPr>
                 <w:rFonts w:ascii="Consolas" w:eastAsia="Times New Roman" w:hAnsi="Consolas" w:cs="Times New Roman"/>
@@ -3465,67 +3327,7 @@
           <w:szCs w:val="18"/>
           <w:rtl/>
         </w:rPr>
-        <w:t xml:space="preserve">הקובץ </w:t>
-      </w:r>
-      <w:proofErr w:type="spellStart"/>
-      <w:r>
-        <w:rPr>
-          <w:rFonts w:hint="cs"/>
-          <w:sz w:val="18"/>
-          <w:szCs w:val="18"/>
-          <w:rtl/>
-        </w:rPr>
-        <w:t>בגרסא</w:t>
-      </w:r>
-      <w:proofErr w:type="spellEnd"/>
-      <w:r>
-        <w:rPr>
-          <w:rFonts w:hint="cs"/>
-          <w:sz w:val="18"/>
-          <w:szCs w:val="18"/>
-          <w:rtl/>
-        </w:rPr>
-        <w:t xml:space="preserve"> 2000 עבד וכתב אותו </w:t>
-      </w:r>
-      <w:proofErr w:type="spellStart"/>
-      <w:r>
-        <w:rPr>
-          <w:rFonts w:hint="cs"/>
-          <w:sz w:val="18"/>
-          <w:szCs w:val="18"/>
-          <w:rtl/>
-        </w:rPr>
-        <w:t>לגאו</w:t>
-      </w:r>
-      <w:proofErr w:type="spellEnd"/>
-      <w:r>
-        <w:rPr>
-          <w:rFonts w:hint="cs"/>
-          <w:sz w:val="18"/>
-          <w:szCs w:val="18"/>
-          <w:rtl/>
-        </w:rPr>
-        <w:t xml:space="preserve"> גייסון הקובץ שאייל שלח </w:t>
-      </w:r>
-      <w:proofErr w:type="spellStart"/>
-      <w:r>
-        <w:rPr>
-          <w:rFonts w:hint="cs"/>
-          <w:sz w:val="18"/>
-          <w:szCs w:val="18"/>
-          <w:rtl/>
-        </w:rPr>
-        <w:t>שבגרסא</w:t>
-      </w:r>
-      <w:proofErr w:type="spellEnd"/>
-      <w:r>
-        <w:rPr>
-          <w:rFonts w:hint="cs"/>
-          <w:sz w:val="18"/>
-          <w:szCs w:val="18"/>
-          <w:rtl/>
-        </w:rPr>
-        <w:t xml:space="preserve"> </w:t>
+        <w:t xml:space="preserve">הקובץ בגרסא 2000 עבד וכתב אותו לגאו גייסון הקובץ שאייל שלח שבגרסא </w:t>
       </w:r>
       <w:r>
         <w:rPr>
@@ -3561,15 +3363,7 @@
           </w:tcPr>
           <w:p>
             <w:r>
-              <w:t xml:space="preserve">ERROR 6: </w:t>
-            </w:r>
-            <w:proofErr w:type="spellStart"/>
-            <w:r>
-              <w:t>libopencad</w:t>
-            </w:r>
-            <w:proofErr w:type="spellEnd"/>
-            <w:r>
-              <w:t xml:space="preserve"> 0.3.4 does not support this version of CAD file.</w:t>
+              <w:t>ERROR 6: libopencad 0.3.4 does not support this version of CAD file.</w:t>
             </w:r>
           </w:p>
           <w:p>
@@ -3741,7 +3535,6 @@
           <w:rFonts w:hint="cs"/>
           <w:rtl/>
         </w:rPr>
-        <w:lastRenderedPageBreak/>
         <w:t>פתרונות אפשריים</w:t>
       </w:r>
       <w:r>
@@ -3774,7 +3567,6 @@
         </w:rPr>
         <w:t xml:space="preserve">שימוש בספריה </w:t>
       </w:r>
-      <w:proofErr w:type="spellStart"/>
       <w:r>
         <w:rPr>
           <w:sz w:val="20"/>
@@ -3782,7 +3574,6 @@
         </w:rPr>
         <w:t>apose.cad</w:t>
       </w:r>
-      <w:proofErr w:type="spellEnd"/>
       <w:r>
         <w:rPr>
           <w:rFonts w:hint="cs"/>
@@ -3872,7 +3663,6 @@
               </w:rPr>
               <w:t xml:space="preserve"> </w:t>
             </w:r>
-            <w:proofErr w:type="spellStart"/>
             <w:r>
               <w:rPr>
                 <w:rFonts w:ascii="Consolas" w:eastAsia="Times New Roman" w:hAnsi="Consolas" w:cs="Times New Roman"/>
@@ -3906,7 +3696,6 @@
               </w:rPr>
               <w:t>cad</w:t>
             </w:r>
-            <w:proofErr w:type="spellEnd"/>
             <w:r>
               <w:rPr>
                 <w:rFonts w:ascii="Consolas" w:eastAsia="Times New Roman" w:hAnsi="Consolas" w:cs="Times New Roman"/>
@@ -3992,7 +3781,6 @@
               </w:rPr>
               <w:t xml:space="preserve"> </w:t>
             </w:r>
-            <w:proofErr w:type="spellStart"/>
             <w:r>
               <w:rPr>
                 <w:rFonts w:ascii="Consolas" w:eastAsia="Times New Roman" w:hAnsi="Consolas" w:cs="Times New Roman"/>
@@ -4004,7 +3792,6 @@
               </w:rPr>
               <w:t>osgeo</w:t>
             </w:r>
-            <w:proofErr w:type="spellEnd"/>
             <w:r>
               <w:rPr>
                 <w:rFonts w:ascii="Consolas" w:eastAsia="Times New Roman" w:hAnsi="Consolas" w:cs="Times New Roman"/>
@@ -4038,7 +3825,6 @@
               </w:rPr>
               <w:t xml:space="preserve"> </w:t>
             </w:r>
-            <w:proofErr w:type="spellStart"/>
             <w:r>
               <w:rPr>
                 <w:rFonts w:ascii="Consolas" w:eastAsia="Times New Roman" w:hAnsi="Consolas" w:cs="Times New Roman"/>
@@ -4050,7 +3836,6 @@
               </w:rPr>
               <w:t>ogr</w:t>
             </w:r>
-            <w:proofErr w:type="spellEnd"/>
           </w:p>
           <w:p>
             <w:pPr>
@@ -4092,7 +3877,6 @@
               </w:rPr>
               <w:t xml:space="preserve"> </w:t>
             </w:r>
-            <w:proofErr w:type="spellStart"/>
             <w:r>
               <w:rPr>
                 <w:rFonts w:ascii="Consolas" w:eastAsia="Times New Roman" w:hAnsi="Consolas" w:cs="Times New Roman"/>
@@ -4104,7 +3888,6 @@
               </w:rPr>
               <w:t>json</w:t>
             </w:r>
-            <w:proofErr w:type="spellEnd"/>
           </w:p>
           <w:p>
             <w:pPr>
@@ -4143,7 +3926,6 @@
                 <w14:ligatures w14:val="none"/>
               </w:rPr>
             </w:pPr>
-            <w:proofErr w:type="spellStart"/>
             <w:r>
               <w:rPr>
                 <w:rFonts w:ascii="Consolas" w:eastAsia="Times New Roman" w:hAnsi="Consolas" w:cs="Times New Roman"/>
@@ -4155,7 +3937,6 @@
               </w:rPr>
               <w:t>output_dir</w:t>
             </w:r>
-            <w:proofErr w:type="spellEnd"/>
             <w:r>
               <w:rPr>
                 <w:rFonts w:ascii="Consolas" w:eastAsia="Times New Roman" w:hAnsi="Consolas" w:cs="Times New Roman"/>
@@ -4299,55 +4080,7 @@
                 <w:szCs w:val="21"/>
                 <w14:ligatures w14:val="none"/>
               </w:rPr>
-              <w:t xml:space="preserve"># </w:t>
-            </w:r>
-            <w:proofErr w:type="spellStart"/>
-            <w:r>
-              <w:rPr>
-                <w:rFonts w:ascii="Consolas" w:eastAsia="Times New Roman" w:hAnsi="Consolas" w:cs="Times New Roman"/>
-                <w:color w:val="6A9955"/>
-                <w:kern w:val="0"/>
-                <w:sz w:val="21"/>
-                <w:szCs w:val="21"/>
-                <w14:ligatures w14:val="none"/>
-              </w:rPr>
-              <w:t>dwg_path</w:t>
-            </w:r>
-            <w:proofErr w:type="spellEnd"/>
-            <w:r>
-              <w:rPr>
-                <w:rFonts w:ascii="Consolas" w:eastAsia="Times New Roman" w:hAnsi="Consolas" w:cs="Times New Roman"/>
-                <w:color w:val="6A9955"/>
-                <w:kern w:val="0"/>
-                <w:sz w:val="21"/>
-                <w:szCs w:val="21"/>
-                <w14:ligatures w14:val="none"/>
-              </w:rPr>
-              <w:t xml:space="preserve"> = "files\\</w:t>
-            </w:r>
-            <w:proofErr w:type="spellStart"/>
-            <w:r>
-              <w:rPr>
-                <w:rFonts w:ascii="Consolas" w:eastAsia="Times New Roman" w:hAnsi="Consolas" w:cs="Times New Roman"/>
-                <w:color w:val="6A9955"/>
-                <w:kern w:val="0"/>
-                <w:sz w:val="21"/>
-                <w:szCs w:val="21"/>
-                <w14:ligatures w14:val="none"/>
-              </w:rPr>
-              <w:t>dwg_from_web</w:t>
-            </w:r>
-            <w:proofErr w:type="spellEnd"/>
-            <w:r>
-              <w:rPr>
-                <w:rFonts w:ascii="Consolas" w:eastAsia="Times New Roman" w:hAnsi="Consolas" w:cs="Times New Roman"/>
-                <w:color w:val="6A9955"/>
-                <w:kern w:val="0"/>
-                <w:sz w:val="21"/>
-                <w:szCs w:val="21"/>
-                <w14:ligatures w14:val="none"/>
-              </w:rPr>
-              <w:t>\\arc_2000.dwg" # working with this file (R2000 (AC1015))</w:t>
+              <w:t># dwg_path = "files\\dwg_from_web\\arc_2000.dwg" # working with this file (R2000 (AC1015))</w:t>
             </w:r>
           </w:p>
           <w:p>
@@ -4368,7 +4101,6 @@
                 <w14:ligatures w14:val="none"/>
               </w:rPr>
             </w:pPr>
-            <w:proofErr w:type="spellStart"/>
             <w:r>
               <w:rPr>
                 <w:rFonts w:ascii="Consolas" w:eastAsia="Times New Roman" w:hAnsi="Consolas" w:cs="Times New Roman"/>
@@ -4380,7 +4112,6 @@
               </w:rPr>
               <w:t>dwg_path</w:t>
             </w:r>
-            <w:proofErr w:type="spellEnd"/>
             <w:r>
               <w:rPr>
                 <w:rFonts w:ascii="Consolas" w:eastAsia="Times New Roman" w:hAnsi="Consolas" w:cs="Times New Roman"/>
@@ -4436,7 +4167,6 @@
               </w:rPr>
               <w:t>\\</w:t>
             </w:r>
-            <w:proofErr w:type="spellStart"/>
             <w:r>
               <w:rPr>
                 <w:rFonts w:ascii="Consolas" w:eastAsia="Times New Roman" w:hAnsi="Consolas" w:cs="Times New Roman"/>
@@ -4448,7 +4178,6 @@
               </w:rPr>
               <w:t>Eyal_files</w:t>
             </w:r>
-            <w:proofErr w:type="spellEnd"/>
             <w:r>
               <w:rPr>
                 <w:rFonts w:ascii="Consolas" w:eastAsia="Times New Roman" w:hAnsi="Consolas" w:cs="Times New Roman"/>
@@ -4460,7 +4189,6 @@
               </w:rPr>
               <w:t>\\</w:t>
             </w:r>
-            <w:proofErr w:type="spellStart"/>
             <w:r>
               <w:rPr>
                 <w:rFonts w:ascii="Consolas" w:eastAsia="Times New Roman" w:hAnsi="Consolas" w:cs="Times New Roman"/>
@@ -4470,13 +4198,12 @@
                 <w:szCs w:val="21"/>
                 <w14:ligatures w14:val="none"/>
               </w:rPr>
-              <w:t>kav</w:t>
-            </w:r>
-            <w:proofErr w:type="spellEnd"/>
-            <w:r>
-              <w:rPr>
-                <w:rFonts w:ascii="Consolas" w:eastAsia="Times New Roman" w:hAnsi="Consolas" w:cs="Times New Roman"/>
-                <w:color w:val="CE9178"/>
+              <w:t>kav only.dwg"</w:t>
+            </w:r>
+            <w:r>
+              <w:rPr>
+                <w:rFonts w:ascii="Consolas" w:eastAsia="Times New Roman" w:hAnsi="Consolas" w:cs="Times New Roman"/>
+                <w:color w:val="CCCCCC"/>
                 <w:kern w:val="0"/>
                 <w:sz w:val="21"/>
                 <w:szCs w:val="21"/>
@@ -4484,41 +4211,6 @@
               </w:rPr>
               <w:t xml:space="preserve"> </w:t>
             </w:r>
-            <w:proofErr w:type="spellStart"/>
-            <w:r>
-              <w:rPr>
-                <w:rFonts w:ascii="Consolas" w:eastAsia="Times New Roman" w:hAnsi="Consolas" w:cs="Times New Roman"/>
-                <w:color w:val="CE9178"/>
-                <w:kern w:val="0"/>
-                <w:sz w:val="21"/>
-                <w:szCs w:val="21"/>
-                <w14:ligatures w14:val="none"/>
-              </w:rPr>
-              <w:t>only.dwg</w:t>
-            </w:r>
-            <w:proofErr w:type="spellEnd"/>
-            <w:r>
-              <w:rPr>
-                <w:rFonts w:ascii="Consolas" w:eastAsia="Times New Roman" w:hAnsi="Consolas" w:cs="Times New Roman"/>
-                <w:color w:val="CE9178"/>
-                <w:kern w:val="0"/>
-                <w:sz w:val="21"/>
-                <w:szCs w:val="21"/>
-                <w14:ligatures w14:val="none"/>
-              </w:rPr>
-              <w:t>"</w:t>
-            </w:r>
-            <w:r>
-              <w:rPr>
-                <w:rFonts w:ascii="Consolas" w:eastAsia="Times New Roman" w:hAnsi="Consolas" w:cs="Times New Roman"/>
-                <w:color w:val="CCCCCC"/>
-                <w:kern w:val="0"/>
-                <w:sz w:val="21"/>
-                <w:szCs w:val="21"/>
-                <w14:ligatures w14:val="none"/>
-              </w:rPr>
-              <w:t xml:space="preserve"> </w:t>
-            </w:r>
             <w:r>
               <w:rPr>
                 <w:rFonts w:ascii="Consolas" w:eastAsia="Times New Roman" w:hAnsi="Consolas" w:cs="Times New Roman"/>
@@ -4528,31 +4220,7 @@
                 <w:szCs w:val="21"/>
                 <w14:ligatures w14:val="none"/>
               </w:rPr>
-              <w:t xml:space="preserve"># </w:t>
-            </w:r>
-            <w:proofErr w:type="spellStart"/>
-            <w:r>
-              <w:rPr>
-                <w:rFonts w:ascii="Consolas" w:eastAsia="Times New Roman" w:hAnsi="Consolas" w:cs="Times New Roman"/>
-                <w:color w:val="6A9955"/>
-                <w:kern w:val="0"/>
-                <w:sz w:val="21"/>
-                <w:szCs w:val="21"/>
-                <w14:ligatures w14:val="none"/>
-              </w:rPr>
-              <w:t>wotks</w:t>
-            </w:r>
-            <w:proofErr w:type="spellEnd"/>
-            <w:r>
-              <w:rPr>
-                <w:rFonts w:ascii="Consolas" w:eastAsia="Times New Roman" w:hAnsi="Consolas" w:cs="Times New Roman"/>
-                <w:color w:val="6A9955"/>
-                <w:kern w:val="0"/>
-                <w:sz w:val="21"/>
-                <w:szCs w:val="21"/>
-                <w14:ligatures w14:val="none"/>
-              </w:rPr>
-              <w:t xml:space="preserve"> now! with this file (AC1027)</w:t>
+              <w:t># wotks now! with this file (AC1027)</w:t>
             </w:r>
           </w:p>
           <w:p>
@@ -4666,7 +4334,6 @@
               </w:rPr>
               <w:t xml:space="preserve"> </w:t>
             </w:r>
-            <w:proofErr w:type="spellStart"/>
             <w:r>
               <w:rPr>
                 <w:rFonts w:ascii="Consolas" w:eastAsia="Times New Roman" w:hAnsi="Consolas" w:cs="Times New Roman"/>
@@ -4700,7 +4367,6 @@
               </w:rPr>
               <w:t>load</w:t>
             </w:r>
-            <w:proofErr w:type="spellEnd"/>
             <w:r>
               <w:rPr>
                 <w:rFonts w:ascii="Consolas" w:eastAsia="Times New Roman" w:hAnsi="Consolas" w:cs="Times New Roman"/>
@@ -4712,7 +4378,6 @@
               </w:rPr>
               <w:t>(</w:t>
             </w:r>
-            <w:proofErr w:type="spellStart"/>
             <w:r>
               <w:rPr>
                 <w:rFonts w:ascii="Consolas" w:eastAsia="Times New Roman" w:hAnsi="Consolas" w:cs="Times New Roman"/>
@@ -4724,7 +4389,6 @@
               </w:rPr>
               <w:t>dwg_path</w:t>
             </w:r>
-            <w:proofErr w:type="spellEnd"/>
             <w:r>
               <w:rPr>
                 <w:rFonts w:ascii="Consolas" w:eastAsia="Times New Roman" w:hAnsi="Consolas" w:cs="Times New Roman"/>
@@ -4804,7 +4468,6 @@
                 <w14:ligatures w14:val="none"/>
               </w:rPr>
             </w:pPr>
-            <w:proofErr w:type="spellStart"/>
             <w:r>
               <w:rPr>
                 <w:rFonts w:ascii="Consolas" w:eastAsia="Times New Roman" w:hAnsi="Consolas" w:cs="Times New Roman"/>
@@ -4816,7 +4479,6 @@
               </w:rPr>
               <w:t>dxf_output</w:t>
             </w:r>
-            <w:proofErr w:type="spellEnd"/>
             <w:r>
               <w:rPr>
                 <w:rFonts w:ascii="Consolas" w:eastAsia="Times New Roman" w:hAnsi="Consolas" w:cs="Times New Roman"/>
@@ -4850,7 +4512,6 @@
               </w:rPr>
               <w:t xml:space="preserve"> </w:t>
             </w:r>
-            <w:proofErr w:type="spellStart"/>
             <w:r>
               <w:rPr>
                 <w:rFonts w:ascii="Consolas" w:eastAsia="Times New Roman" w:hAnsi="Consolas" w:cs="Times New Roman"/>
@@ -4862,7 +4523,6 @@
               </w:rPr>
               <w:t>output_dir</w:t>
             </w:r>
-            <w:proofErr w:type="spellEnd"/>
             <w:r>
               <w:rPr>
                 <w:rFonts w:ascii="Consolas" w:eastAsia="Times New Roman" w:hAnsi="Consolas" w:cs="Times New Roman"/>
@@ -4948,7 +4608,6 @@
                 <w14:ligatures w14:val="none"/>
               </w:rPr>
             </w:pPr>
-            <w:proofErr w:type="spellStart"/>
             <w:r>
               <w:rPr>
                 <w:rFonts w:ascii="Consolas" w:eastAsia="Times New Roman" w:hAnsi="Consolas" w:cs="Times New Roman"/>
@@ -4982,7 +4641,6 @@
               </w:rPr>
               <w:t>save</w:t>
             </w:r>
-            <w:proofErr w:type="spellEnd"/>
             <w:r>
               <w:rPr>
                 <w:rFonts w:ascii="Consolas" w:eastAsia="Times New Roman" w:hAnsi="Consolas" w:cs="Times New Roman"/>
@@ -4994,7 +4652,6 @@
               </w:rPr>
               <w:t>(</w:t>
             </w:r>
-            <w:proofErr w:type="spellStart"/>
             <w:r>
               <w:rPr>
                 <w:rFonts w:ascii="Consolas" w:eastAsia="Times New Roman" w:hAnsi="Consolas" w:cs="Times New Roman"/>
@@ -5006,7 +4663,6 @@
               </w:rPr>
               <w:t>dxf_output</w:t>
             </w:r>
-            <w:proofErr w:type="spellEnd"/>
             <w:r>
               <w:rPr>
                 <w:rFonts w:ascii="Consolas" w:eastAsia="Times New Roman" w:hAnsi="Consolas" w:cs="Times New Roman"/>
@@ -5114,6 +4770,7 @@
                 <w:szCs w:val="21"/>
                 <w14:ligatures w14:val="none"/>
               </w:rPr>
+              <w:lastRenderedPageBreak/>
               <w:t>driver</w:t>
             </w:r>
             <w:r>
@@ -5149,7 +4806,6 @@
               </w:rPr>
               <w:t xml:space="preserve"> </w:t>
             </w:r>
-            <w:proofErr w:type="spellStart"/>
             <w:r>
               <w:rPr>
                 <w:rFonts w:ascii="Consolas" w:eastAsia="Times New Roman" w:hAnsi="Consolas" w:cs="Times New Roman"/>
@@ -5183,7 +4839,6 @@
               </w:rPr>
               <w:t>GetDriverByName</w:t>
             </w:r>
-            <w:proofErr w:type="spellEnd"/>
             <w:r>
               <w:rPr>
                 <w:rFonts w:ascii="Consolas" w:eastAsia="Times New Roman" w:hAnsi="Consolas" w:cs="Times New Roman"/>
@@ -5237,7 +4892,6 @@
                 <w14:ligatures w14:val="none"/>
               </w:rPr>
             </w:pPr>
-            <w:proofErr w:type="spellStart"/>
             <w:r>
               <w:rPr>
                 <w:rFonts w:ascii="Consolas" w:eastAsia="Times New Roman" w:hAnsi="Consolas" w:cs="Times New Roman"/>
@@ -5249,7 +4903,6 @@
               </w:rPr>
               <w:t>dataSource</w:t>
             </w:r>
-            <w:proofErr w:type="spellEnd"/>
             <w:r>
               <w:rPr>
                 <w:rFonts w:ascii="Consolas" w:eastAsia="Times New Roman" w:hAnsi="Consolas" w:cs="Times New Roman"/>
@@ -5283,7 +4936,6 @@
               </w:rPr>
               <w:t xml:space="preserve"> </w:t>
             </w:r>
-            <w:proofErr w:type="spellStart"/>
             <w:r>
               <w:rPr>
                 <w:rFonts w:ascii="Consolas" w:eastAsia="Times New Roman" w:hAnsi="Consolas" w:cs="Times New Roman"/>
@@ -5304,21 +4956,8 @@
                 <w:szCs w:val="21"/>
                 <w14:ligatures w14:val="none"/>
               </w:rPr>
-              <w:t>.Open</w:t>
-            </w:r>
-            <w:proofErr w:type="spellEnd"/>
-            <w:r>
-              <w:rPr>
-                <w:rFonts w:ascii="Consolas" w:eastAsia="Times New Roman" w:hAnsi="Consolas" w:cs="Times New Roman"/>
-                <w:color w:val="CCCCCC"/>
-                <w:kern w:val="0"/>
-                <w:sz w:val="21"/>
-                <w:szCs w:val="21"/>
-                <w14:ligatures w14:val="none"/>
-              </w:rPr>
-              <w:t>(</w:t>
-            </w:r>
-            <w:proofErr w:type="spellStart"/>
+              <w:t>.Open(</w:t>
+            </w:r>
             <w:r>
               <w:rPr>
                 <w:rFonts w:ascii="Consolas" w:eastAsia="Times New Roman" w:hAnsi="Consolas" w:cs="Times New Roman"/>
@@ -5330,7 +4969,6 @@
               </w:rPr>
               <w:t>dxf_output</w:t>
             </w:r>
-            <w:proofErr w:type="spellEnd"/>
             <w:r>
               <w:rPr>
                 <w:rFonts w:ascii="Consolas" w:eastAsia="Times New Roman" w:hAnsi="Consolas" w:cs="Times New Roman"/>
@@ -5396,6 +5034,7 @@
           <w:szCs w:val="20"/>
           <w:rtl/>
         </w:rPr>
+        <w:lastRenderedPageBreak/>
         <w:t xml:space="preserve">וממשיכים לעבוד על הקובץ </w:t>
       </w:r>
       <w:r>
@@ -5549,7 +5188,6 @@
           <w:rFonts w:hint="cs"/>
           <w:rtl/>
         </w:rPr>
-        <w:lastRenderedPageBreak/>
         <w:t xml:space="preserve">המרת </w:t>
       </w:r>
       <w:r>
@@ -5591,7 +5229,6 @@
         </w:rPr>
         <w:t xml:space="preserve">אפשר להשתמש בספריית </w:t>
       </w:r>
-      <w:proofErr w:type="spellStart"/>
       <w:r>
         <w:rPr>
           <w:sz w:val="20"/>
@@ -5599,7 +5236,6 @@
         </w:rPr>
         <w:t>ogr</w:t>
       </w:r>
-      <w:proofErr w:type="spellEnd"/>
       <w:r>
         <w:rPr>
           <w:rFonts w:hint="cs"/>
@@ -5609,7 +5245,6 @@
         </w:rPr>
         <w:t xml:space="preserve"> של </w:t>
       </w:r>
-      <w:proofErr w:type="spellStart"/>
       <w:r>
         <w:rPr>
           <w:sz w:val="20"/>
@@ -5617,7 +5252,6 @@
         </w:rPr>
         <w:t>Gdal</w:t>
       </w:r>
-      <w:proofErr w:type="spellEnd"/>
       <w:r>
         <w:rPr>
           <w:rFonts w:hint="cs"/>
@@ -5641,27 +5275,7 @@
           <w:szCs w:val="20"/>
           <w:rtl/>
         </w:rPr>
-        <w:t xml:space="preserve"> </w:t>
-      </w:r>
-      <w:proofErr w:type="spellStart"/>
-      <w:r>
-        <w:rPr>
-          <w:rFonts w:hint="cs"/>
-          <w:sz w:val="20"/>
-          <w:szCs w:val="20"/>
-          <w:rtl/>
-        </w:rPr>
-        <w:t>לגאוג'ייסון</w:t>
-      </w:r>
-      <w:proofErr w:type="spellEnd"/>
-      <w:r>
-        <w:rPr>
-          <w:rFonts w:hint="cs"/>
-          <w:sz w:val="20"/>
-          <w:szCs w:val="20"/>
-          <w:rtl/>
-        </w:rPr>
-        <w:t xml:space="preserve"> גם זה קורה בעזרת דרייבר מסוג </w:t>
+        <w:t xml:space="preserve"> לגאוג'ייסון גם זה קורה בעזרת דרייבר מסוג </w:t>
       </w:r>
       <w:r>
         <w:rPr>
@@ -5688,7 +5302,6 @@
         </w:rPr>
         <w:t xml:space="preserve">ועבור כל שכבה יוצרים קובץ </w:t>
       </w:r>
-      <w:proofErr w:type="spellStart"/>
       <w:r>
         <w:rPr>
           <w:sz w:val="20"/>
@@ -5696,7 +5309,6 @@
         </w:rPr>
         <w:t>geojson</w:t>
       </w:r>
-      <w:proofErr w:type="spellEnd"/>
       <w:r>
         <w:rPr>
           <w:rFonts w:hint="cs"/>
@@ -5757,7 +5369,6 @@
               </w:rPr>
               <w:t xml:space="preserve"> </w:t>
             </w:r>
-            <w:proofErr w:type="spellStart"/>
             <w:r>
               <w:rPr>
                 <w:rFonts w:ascii="Consolas" w:eastAsia="Times New Roman" w:hAnsi="Consolas" w:cs="Times New Roman"/>
@@ -5769,7 +5380,6 @@
               </w:rPr>
               <w:t>os</w:t>
             </w:r>
-            <w:proofErr w:type="spellEnd"/>
           </w:p>
           <w:p>
             <w:pPr>
@@ -5806,7 +5416,6 @@
               </w:rPr>
               <w:t xml:space="preserve"> </w:t>
             </w:r>
-            <w:proofErr w:type="spellStart"/>
             <w:r>
               <w:rPr>
                 <w:rFonts w:ascii="Consolas" w:eastAsia="Times New Roman" w:hAnsi="Consolas" w:cs="Times New Roman"/>
@@ -5818,7 +5427,6 @@
               </w:rPr>
               <w:t>osgeo</w:t>
             </w:r>
-            <w:proofErr w:type="spellEnd"/>
             <w:r>
               <w:rPr>
                 <w:rFonts w:ascii="Consolas" w:eastAsia="Times New Roman" w:hAnsi="Consolas" w:cs="Times New Roman"/>
@@ -5852,7 +5460,6 @@
               </w:rPr>
               <w:t xml:space="preserve"> </w:t>
             </w:r>
-            <w:proofErr w:type="spellStart"/>
             <w:r>
               <w:rPr>
                 <w:rFonts w:ascii="Consolas" w:eastAsia="Times New Roman" w:hAnsi="Consolas" w:cs="Times New Roman"/>
@@ -5864,7 +5471,6 @@
               </w:rPr>
               <w:t>ogr</w:t>
             </w:r>
-            <w:proofErr w:type="spellEnd"/>
           </w:p>
           <w:p>
             <w:pPr>
@@ -5918,7 +5524,6 @@
                 <w14:ligatures w14:val="none"/>
               </w:rPr>
             </w:pPr>
-            <w:proofErr w:type="spellStart"/>
             <w:r>
               <w:rPr>
                 <w:rFonts w:ascii="Consolas" w:eastAsia="Times New Roman" w:hAnsi="Consolas" w:cs="Times New Roman"/>
@@ -5930,7 +5535,6 @@
               </w:rPr>
               <w:t>gdb_path</w:t>
             </w:r>
-            <w:proofErr w:type="spellEnd"/>
             <w:r>
               <w:rPr>
                 <w:rFonts w:ascii="Consolas" w:eastAsia="Times New Roman" w:hAnsi="Consolas" w:cs="Times New Roman"/>
@@ -5964,7 +5568,6 @@
               </w:rPr>
               <w:t xml:space="preserve"> </w:t>
             </w:r>
-            <w:proofErr w:type="spellStart"/>
             <w:r>
               <w:rPr>
                 <w:rFonts w:ascii="Consolas" w:eastAsia="Times New Roman" w:hAnsi="Consolas" w:cs="Times New Roman"/>
@@ -5987,7 +5590,6 @@
               </w:rPr>
               <w:t>'files</w:t>
             </w:r>
-            <w:proofErr w:type="spellEnd"/>
             <w:r>
               <w:rPr>
                 <w:rFonts w:ascii="Consolas" w:eastAsia="Times New Roman" w:hAnsi="Consolas" w:cs="Times New Roman"/>
@@ -5999,7 +5601,6 @@
               </w:rPr>
               <w:t>\\</w:t>
             </w:r>
-            <w:proofErr w:type="spellStart"/>
             <w:r>
               <w:rPr>
                 <w:rFonts w:ascii="Consolas" w:eastAsia="Times New Roman" w:hAnsi="Consolas" w:cs="Times New Roman"/>
@@ -6011,7 +5612,6 @@
               </w:rPr>
               <w:t>Eyal_files</w:t>
             </w:r>
-            <w:proofErr w:type="spellEnd"/>
             <w:r>
               <w:rPr>
                 <w:rFonts w:ascii="Consolas" w:eastAsia="Times New Roman" w:hAnsi="Consolas" w:cs="Times New Roman"/>
@@ -6023,7 +5623,6 @@
               </w:rPr>
               <w:t>\\</w:t>
             </w:r>
-            <w:proofErr w:type="spellStart"/>
             <w:r>
               <w:rPr>
                 <w:rFonts w:ascii="Consolas" w:eastAsia="Times New Roman" w:hAnsi="Consolas" w:cs="Times New Roman"/>
@@ -6033,19 +5632,7 @@
                 <w:szCs w:val="21"/>
                 <w14:ligatures w14:val="none"/>
               </w:rPr>
-              <w:t>kav_sourceFgdb.gdb</w:t>
-            </w:r>
-            <w:proofErr w:type="spellEnd"/>
-            <w:r>
-              <w:rPr>
-                <w:rFonts w:ascii="Consolas" w:eastAsia="Times New Roman" w:hAnsi="Consolas" w:cs="Times New Roman"/>
-                <w:color w:val="D16969"/>
-                <w:kern w:val="0"/>
-                <w:sz w:val="21"/>
-                <w:szCs w:val="21"/>
-                <w14:ligatures w14:val="none"/>
-              </w:rPr>
-              <w:t>'</w:t>
+              <w:t>kav_sourceFgdb.gdb'</w:t>
             </w:r>
           </w:p>
           <w:p>
@@ -6061,7 +5648,6 @@
                 <w14:ligatures w14:val="none"/>
               </w:rPr>
             </w:pPr>
-            <w:proofErr w:type="spellStart"/>
             <w:r>
               <w:rPr>
                 <w:rFonts w:ascii="Consolas" w:eastAsia="Times New Roman" w:hAnsi="Consolas" w:cs="Times New Roman"/>
@@ -6073,7 +5659,6 @@
               </w:rPr>
               <w:t>output_dir</w:t>
             </w:r>
-            <w:proofErr w:type="spellEnd"/>
             <w:r>
               <w:rPr>
                 <w:rFonts w:ascii="Consolas" w:eastAsia="Times New Roman" w:hAnsi="Consolas" w:cs="Times New Roman"/>
@@ -6107,7 +5692,6 @@
               </w:rPr>
               <w:t xml:space="preserve"> </w:t>
             </w:r>
-            <w:proofErr w:type="spellStart"/>
             <w:r>
               <w:rPr>
                 <w:rFonts w:ascii="Consolas" w:eastAsia="Times New Roman" w:hAnsi="Consolas" w:cs="Times New Roman"/>
@@ -6130,7 +5714,6 @@
               </w:rPr>
               <w:t>'files</w:t>
             </w:r>
-            <w:proofErr w:type="spellEnd"/>
             <w:r>
               <w:rPr>
                 <w:rFonts w:ascii="Consolas" w:eastAsia="Times New Roman" w:hAnsi="Consolas" w:cs="Times New Roman"/>
@@ -6250,7 +5833,6 @@
               </w:rPr>
               <w:t xml:space="preserve"> </w:t>
             </w:r>
-            <w:proofErr w:type="spellStart"/>
             <w:r>
               <w:rPr>
                 <w:rFonts w:ascii="Consolas" w:eastAsia="Times New Roman" w:hAnsi="Consolas" w:cs="Times New Roman"/>
@@ -6284,7 +5866,6 @@
               </w:rPr>
               <w:t>GetDriverByName</w:t>
             </w:r>
-            <w:proofErr w:type="spellEnd"/>
             <w:r>
               <w:rPr>
                 <w:rFonts w:ascii="Consolas" w:eastAsia="Times New Roman" w:hAnsi="Consolas" w:cs="Times New Roman"/>
@@ -6305,31 +5886,7 @@
                 <w:szCs w:val="21"/>
                 <w14:ligatures w14:val="none"/>
               </w:rPr>
-              <w:t>"</w:t>
-            </w:r>
-            <w:proofErr w:type="spellStart"/>
-            <w:r>
-              <w:rPr>
-                <w:rFonts w:ascii="Consolas" w:eastAsia="Times New Roman" w:hAnsi="Consolas" w:cs="Times New Roman"/>
-                <w:color w:val="CE9178"/>
-                <w:kern w:val="0"/>
-                <w:sz w:val="21"/>
-                <w:szCs w:val="21"/>
-                <w14:ligatures w14:val="none"/>
-              </w:rPr>
-              <w:t>OpenFileGDB</w:t>
-            </w:r>
-            <w:proofErr w:type="spellEnd"/>
-            <w:r>
-              <w:rPr>
-                <w:rFonts w:ascii="Consolas" w:eastAsia="Times New Roman" w:hAnsi="Consolas" w:cs="Times New Roman"/>
-                <w:color w:val="CE9178"/>
-                <w:kern w:val="0"/>
-                <w:sz w:val="21"/>
-                <w:szCs w:val="21"/>
-                <w14:ligatures w14:val="none"/>
-              </w:rPr>
-              <w:t>"</w:t>
+              <w:t>"OpenFileGDB"</w:t>
             </w:r>
             <w:r>
               <w:rPr>
@@ -6356,7 +5913,6 @@
                 <w14:ligatures w14:val="none"/>
               </w:rPr>
             </w:pPr>
-            <w:proofErr w:type="spellStart"/>
             <w:r>
               <w:rPr>
                 <w:rFonts w:ascii="Consolas" w:eastAsia="Times New Roman" w:hAnsi="Consolas" w:cs="Times New Roman"/>
@@ -6368,7 +5924,6 @@
               </w:rPr>
               <w:t>dataSource</w:t>
             </w:r>
-            <w:proofErr w:type="spellEnd"/>
             <w:r>
               <w:rPr>
                 <w:rFonts w:ascii="Consolas" w:eastAsia="Times New Roman" w:hAnsi="Consolas" w:cs="Times New Roman"/>
@@ -6402,7 +5957,6 @@
               </w:rPr>
               <w:t xml:space="preserve"> </w:t>
             </w:r>
-            <w:proofErr w:type="spellStart"/>
             <w:r>
               <w:rPr>
                 <w:rFonts w:ascii="Consolas" w:eastAsia="Times New Roman" w:hAnsi="Consolas" w:cs="Times New Roman"/>
@@ -6423,21 +5977,8 @@
                 <w:szCs w:val="21"/>
                 <w14:ligatures w14:val="none"/>
               </w:rPr>
-              <w:t>.Open</w:t>
-            </w:r>
-            <w:proofErr w:type="spellEnd"/>
-            <w:r>
-              <w:rPr>
-                <w:rFonts w:ascii="Consolas" w:eastAsia="Times New Roman" w:hAnsi="Consolas" w:cs="Times New Roman"/>
-                <w:color w:val="CCCCCC"/>
-                <w:kern w:val="0"/>
-                <w:sz w:val="21"/>
-                <w:szCs w:val="21"/>
-                <w14:ligatures w14:val="none"/>
-              </w:rPr>
-              <w:t>(</w:t>
-            </w:r>
-            <w:proofErr w:type="spellStart"/>
+              <w:t>.Open(</w:t>
+            </w:r>
             <w:r>
               <w:rPr>
                 <w:rFonts w:ascii="Consolas" w:eastAsia="Times New Roman" w:hAnsi="Consolas" w:cs="Times New Roman"/>
@@ -6449,7 +5990,6 @@
               </w:rPr>
               <w:t>gdb_path</w:t>
             </w:r>
-            <w:proofErr w:type="spellEnd"/>
             <w:r>
               <w:rPr>
                 <w:rFonts w:ascii="Consolas" w:eastAsia="Times New Roman" w:hAnsi="Consolas" w:cs="Times New Roman"/>
@@ -6520,21 +6060,8 @@
                 <w:szCs w:val="21"/>
                 <w14:ligatures w14:val="none"/>
               </w:rPr>
-              <w:t xml:space="preserve"># Loop through layers and export each to </w:t>
-            </w:r>
-            <w:proofErr w:type="spellStart"/>
-            <w:r>
-              <w:rPr>
-                <w:rFonts w:ascii="Consolas" w:eastAsia="Times New Roman" w:hAnsi="Consolas" w:cs="Times New Roman"/>
-                <w:color w:val="6A9955"/>
-                <w:kern w:val="0"/>
-                <w:sz w:val="21"/>
-                <w:szCs w:val="21"/>
-                <w14:ligatures w14:val="none"/>
-              </w:rPr>
-              <w:t>GeoJSON</w:t>
-            </w:r>
-            <w:proofErr w:type="spellEnd"/>
+              <w:t># Loop through layers and export each to GeoJSON</w:t>
+            </w:r>
           </w:p>
           <w:p>
             <w:pPr>
@@ -6572,7 +6099,6 @@
               </w:rPr>
               <w:t xml:space="preserve"> </w:t>
             </w:r>
-            <w:proofErr w:type="spellStart"/>
             <w:r>
               <w:rPr>
                 <w:rFonts w:ascii="Consolas" w:eastAsia="Times New Roman" w:hAnsi="Consolas" w:cs="Times New Roman"/>
@@ -6584,7 +6110,6 @@
               </w:rPr>
               <w:t>i</w:t>
             </w:r>
-            <w:proofErr w:type="spellEnd"/>
             <w:r>
               <w:rPr>
                 <w:rFonts w:ascii="Consolas" w:eastAsia="Times New Roman" w:hAnsi="Consolas" w:cs="Times New Roman"/>
@@ -6640,7 +6165,6 @@
               </w:rPr>
               <w:t>(</w:t>
             </w:r>
-            <w:proofErr w:type="spellStart"/>
             <w:r>
               <w:rPr>
                 <w:rFonts w:ascii="Consolas" w:eastAsia="Times New Roman" w:hAnsi="Consolas" w:cs="Times New Roman"/>
@@ -6661,19 +6185,7 @@
                 <w:szCs w:val="21"/>
                 <w14:ligatures w14:val="none"/>
               </w:rPr>
-              <w:t>.GetLayerCount</w:t>
-            </w:r>
-            <w:proofErr w:type="spellEnd"/>
-            <w:r>
-              <w:rPr>
-                <w:rFonts w:ascii="Consolas" w:eastAsia="Times New Roman" w:hAnsi="Consolas" w:cs="Times New Roman"/>
-                <w:color w:val="CCCCCC"/>
-                <w:kern w:val="0"/>
-                <w:sz w:val="21"/>
-                <w:szCs w:val="21"/>
-                <w14:ligatures w14:val="none"/>
-              </w:rPr>
-              <w:t>()):</w:t>
+              <w:t>.GetLayerCount()):</w:t>
             </w:r>
           </w:p>
         </w:tc>
@@ -6695,67 +6207,7 @@
           <w:szCs w:val="18"/>
           <w:rtl/>
         </w:rPr>
-        <w:t xml:space="preserve">אם נרצה </w:t>
-      </w:r>
-      <w:proofErr w:type="spellStart"/>
-      <w:r>
-        <w:rPr>
-          <w:rFonts w:hint="cs"/>
-          <w:sz w:val="18"/>
-          <w:szCs w:val="18"/>
-          <w:rtl/>
-        </w:rPr>
-        <w:t>שהכל</w:t>
-      </w:r>
-      <w:proofErr w:type="spellEnd"/>
-      <w:r>
-        <w:rPr>
-          <w:rFonts w:hint="cs"/>
-          <w:sz w:val="18"/>
-          <w:szCs w:val="18"/>
-          <w:rtl/>
-        </w:rPr>
-        <w:t xml:space="preserve"> ישב באותו קובץ </w:t>
-      </w:r>
-      <w:proofErr w:type="spellStart"/>
-      <w:r>
-        <w:rPr>
-          <w:rFonts w:hint="cs"/>
-          <w:sz w:val="18"/>
-          <w:szCs w:val="18"/>
-          <w:rtl/>
-        </w:rPr>
-        <w:t>גאוגייסון</w:t>
-      </w:r>
-      <w:proofErr w:type="spellEnd"/>
-      <w:r>
-        <w:rPr>
-          <w:rFonts w:hint="cs"/>
-          <w:sz w:val="18"/>
-          <w:szCs w:val="18"/>
-          <w:rtl/>
-        </w:rPr>
-        <w:t xml:space="preserve"> אני מאמין שזה עניין של </w:t>
-      </w:r>
-      <w:proofErr w:type="spellStart"/>
-      <w:r>
-        <w:rPr>
-          <w:rFonts w:hint="cs"/>
-          <w:sz w:val="18"/>
-          <w:szCs w:val="18"/>
-          <w:rtl/>
-        </w:rPr>
-        <w:t>פרסור</w:t>
-      </w:r>
-      <w:proofErr w:type="spellEnd"/>
-      <w:r>
-        <w:rPr>
-          <w:rFonts w:hint="cs"/>
-          <w:sz w:val="18"/>
-          <w:szCs w:val="18"/>
-          <w:rtl/>
-        </w:rPr>
-        <w:t xml:space="preserve"> נכון של המידע או תיקונים קטנים בקוד.</w:t>
+        <w:t>אם נרצה שהכל ישב באותו קובץ גאוגייסון אני מאמין שזה עניין של פרסור נכון של המידע או תיקונים קטנים בקוד.</w:t>
       </w:r>
     </w:p>
     <w:p>
@@ -6793,7 +6245,6 @@
         <w:rPr>
           <w:sz w:val="20"/>
           <w:szCs w:val="20"/>
-          <w:rtl/>
         </w:rPr>
       </w:pPr>
       <w:r>
@@ -6837,47 +6288,7 @@
           <w:szCs w:val="20"/>
           <w:rtl/>
         </w:rPr>
-        <w:t xml:space="preserve">כשהראשון כולל הורדת קובץ והתקנתו עם </w:t>
-      </w:r>
-      <w:proofErr w:type="spellStart"/>
-      <w:r>
-        <w:rPr>
-          <w:rFonts w:hint="cs"/>
-          <w:sz w:val="20"/>
-          <w:szCs w:val="20"/>
-          <w:rtl/>
-        </w:rPr>
-        <w:t>פיפ</w:t>
-      </w:r>
-      <w:proofErr w:type="spellEnd"/>
-      <w:r>
-        <w:rPr>
-          <w:rFonts w:hint="cs"/>
-          <w:sz w:val="20"/>
-          <w:szCs w:val="20"/>
-          <w:rtl/>
-        </w:rPr>
-        <w:t xml:space="preserve"> ידנית והשני עבודה עם </w:t>
-      </w:r>
-      <w:proofErr w:type="spellStart"/>
-      <w:r>
-        <w:rPr>
-          <w:rFonts w:hint="cs"/>
-          <w:sz w:val="20"/>
-          <w:szCs w:val="20"/>
-          <w:rtl/>
-        </w:rPr>
-        <w:t>קונדה</w:t>
-      </w:r>
-      <w:proofErr w:type="spellEnd"/>
-      <w:r>
-        <w:rPr>
-          <w:rFonts w:hint="cs"/>
-          <w:sz w:val="20"/>
-          <w:szCs w:val="20"/>
-          <w:rtl/>
-        </w:rPr>
-        <w:t>.</w:t>
+        <w:t>כשהראשון כולל הורדת קובץ והתקנתו עם פיפ ידנית והשני עבודה עם קונדה.</w:t>
       </w:r>
     </w:p>
     <w:p>
@@ -6891,130 +6302,25 @@
         <w:rPr>
           <w:sz w:val="20"/>
           <w:szCs w:val="20"/>
-        </w:rPr>
-      </w:pPr>
-      <w:proofErr w:type="spellStart"/>
-      <w:r>
-        <w:rPr>
-          <w:rFonts w:hint="cs"/>
-          <w:sz w:val="20"/>
-          <w:szCs w:val="20"/>
-          <w:rtl/>
-        </w:rPr>
-        <w:t>הפרוייקט</w:t>
-      </w:r>
-      <w:proofErr w:type="spellEnd"/>
-      <w:r>
-        <w:rPr>
-          <w:rFonts w:hint="cs"/>
-          <w:sz w:val="20"/>
-          <w:szCs w:val="20"/>
-          <w:rtl/>
-        </w:rPr>
-        <w:t xml:space="preserve"> מתחלק ל2 חלקים:</w:t>
-      </w:r>
-    </w:p>
-    <w:p>
-      <w:pPr>
-        <w:pStyle w:val="a9"/>
-        <w:numPr>
-          <w:ilvl w:val="0"/>
-          <w:numId w:val="13"/>
-        </w:numPr>
-        <w:bidi/>
-        <w:rPr>
-          <w:sz w:val="20"/>
-          <w:szCs w:val="20"/>
-        </w:rPr>
-      </w:pPr>
-      <w:r>
-        <w:rPr>
-          <w:rFonts w:hint="cs"/>
-          <w:sz w:val="20"/>
-          <w:szCs w:val="20"/>
-          <w:rtl/>
-        </w:rPr>
-        <w:t>המרה מ</w:t>
-      </w:r>
-      <w:r>
-        <w:rPr>
-          <w:sz w:val="20"/>
-          <w:szCs w:val="20"/>
-        </w:rPr>
-        <w:t>DWG</w:t>
-      </w:r>
-      <w:r>
-        <w:rPr>
-          <w:rFonts w:hint="cs"/>
-          <w:sz w:val="20"/>
-          <w:szCs w:val="20"/>
-          <w:rtl/>
-        </w:rPr>
-        <w:t xml:space="preserve"> ל</w:t>
-      </w:r>
-      <w:proofErr w:type="spellStart"/>
-      <w:r>
-        <w:rPr>
-          <w:sz w:val="20"/>
-          <w:szCs w:val="20"/>
-        </w:rPr>
-        <w:t>geojson</w:t>
-      </w:r>
-      <w:proofErr w:type="spellEnd"/>
-      <w:r>
-        <w:rPr>
-          <w:rFonts w:hint="cs"/>
-          <w:sz w:val="20"/>
-          <w:szCs w:val="20"/>
-          <w:rtl/>
-        </w:rPr>
-        <w:t>.</w:t>
-      </w:r>
-    </w:p>
-    <w:p>
-      <w:pPr>
-        <w:pStyle w:val="a9"/>
-        <w:numPr>
-          <w:ilvl w:val="0"/>
-          <w:numId w:val="13"/>
-        </w:numPr>
-        <w:bidi/>
-        <w:rPr>
-          <w:sz w:val="20"/>
-          <w:szCs w:val="20"/>
-        </w:rPr>
-      </w:pPr>
-      <w:r>
-        <w:rPr>
-          <w:rFonts w:hint="cs"/>
-          <w:sz w:val="20"/>
-          <w:szCs w:val="20"/>
-          <w:rtl/>
-        </w:rPr>
-        <w:t>המרה מ</w:t>
-      </w:r>
-      <w:r>
-        <w:rPr>
-          <w:sz w:val="20"/>
-          <w:szCs w:val="20"/>
-        </w:rPr>
-        <w:t>FGDB</w:t>
-      </w:r>
-      <w:r>
-        <w:rPr>
-          <w:rFonts w:hint="cs"/>
-          <w:sz w:val="20"/>
-          <w:szCs w:val="20"/>
-          <w:rtl/>
-        </w:rPr>
-        <w:t xml:space="preserve"> ל</w:t>
-      </w:r>
-      <w:r>
-        <w:rPr>
-          <w:sz w:val="20"/>
-          <w:szCs w:val="20"/>
-        </w:rPr>
-        <w:t>GEOJSON</w:t>
+          <w:rtl/>
+        </w:rPr>
+      </w:pPr>
+      <w:r>
+        <w:rPr>
+          <w:rFonts w:hint="cs"/>
+          <w:sz w:val="20"/>
+          <w:szCs w:val="20"/>
+          <w:rtl/>
+        </w:rPr>
+        <w:lastRenderedPageBreak/>
+        <w:t xml:space="preserve">יצרתי מחלקה שאמורה לנהל את כל זה בתקייה </w:t>
+      </w:r>
+      <w:r>
+        <w:rPr>
+          <w:sz w:val="20"/>
+          <w:szCs w:val="20"/>
+        </w:rPr>
+        <w:t>gdal_geojson_project</w:t>
       </w:r>
       <w:r>
         <w:rPr>
@@ -7046,61 +6352,7 @@
           <w:szCs w:val="20"/>
           <w:rtl/>
         </w:rPr>
-        <w:t>ההמרה מ</w:t>
-      </w:r>
-      <w:r>
-        <w:rPr>
-          <w:sz w:val="20"/>
-          <w:szCs w:val="20"/>
-        </w:rPr>
-        <w:t>GDB</w:t>
-      </w:r>
-      <w:r>
-        <w:rPr>
-          <w:rFonts w:hint="cs"/>
-          <w:sz w:val="20"/>
-          <w:szCs w:val="20"/>
-          <w:rtl/>
-        </w:rPr>
-        <w:t xml:space="preserve"> נראית </w:t>
-      </w:r>
-      <w:proofErr w:type="spellStart"/>
-      <w:r>
-        <w:rPr>
-          <w:rFonts w:hint="cs"/>
-          <w:sz w:val="20"/>
-          <w:szCs w:val="20"/>
-          <w:rtl/>
-        </w:rPr>
-        <w:t>תיקנית</w:t>
-      </w:r>
-      <w:proofErr w:type="spellEnd"/>
-      <w:r>
-        <w:rPr>
-          <w:rFonts w:hint="cs"/>
-          <w:sz w:val="20"/>
-          <w:szCs w:val="20"/>
-          <w:rtl/>
-        </w:rPr>
-        <w:t xml:space="preserve"> צריך ל</w:t>
-      </w:r>
-      <w:r>
-        <w:rPr>
-          <w:rFonts w:hint="cs"/>
-          <w:sz w:val="20"/>
-          <w:szCs w:val="20"/>
-          <w:rtl/>
-        </w:rPr>
-        <w:t>השוות</w:t>
-      </w:r>
-      <w:r>
-        <w:rPr>
-          <w:rFonts w:hint="cs"/>
-          <w:sz w:val="20"/>
-          <w:szCs w:val="20"/>
-          <w:rtl/>
-        </w:rPr>
-        <w:t>.</w:t>
+        <w:t>הפרוייקט מתחלק ל2 חלקים:</w:t>
       </w:r>
     </w:p>
     <w:p>
@@ -7108,9 +6360,66 @@
         <w:pStyle w:val="a9"/>
         <w:numPr>
           <w:ilvl w:val="0"/>
+          <w:numId w:val="16"/>
+        </w:numPr>
+        <w:bidi/>
+        <w:ind w:left="1080"/>
+        <w:rPr>
+          <w:sz w:val="20"/>
+          <w:szCs w:val="20"/>
+        </w:rPr>
+      </w:pPr>
+      <w:r>
+        <w:rPr>
+          <w:rFonts w:hint="cs"/>
+          <w:sz w:val="20"/>
+          <w:szCs w:val="20"/>
+          <w:rtl/>
+        </w:rPr>
+        <w:t>המרה מ</w:t>
+      </w:r>
+      <w:r>
+        <w:rPr>
+          <w:sz w:val="20"/>
+          <w:szCs w:val="20"/>
+        </w:rPr>
+        <w:t>DWG</w:t>
+      </w:r>
+      <w:r>
+        <w:rPr>
+          <w:rFonts w:hint="cs"/>
+          <w:sz w:val="20"/>
+          <w:szCs w:val="20"/>
+          <w:rtl/>
+        </w:rPr>
+        <w:t xml:space="preserve"> ל</w:t>
+      </w:r>
+      <w:r>
+        <w:rPr>
+          <w:sz w:val="20"/>
+          <w:szCs w:val="20"/>
+        </w:rPr>
+        <w:t>geojson</w:t>
+      </w:r>
+      <w:r>
+        <w:rPr>
+          <w:rFonts w:hint="cs"/>
+          <w:sz w:val="20"/>
+          <w:szCs w:val="20"/>
+          <w:rtl/>
+        </w:rPr>
+        <w:t>.</w:t>
+      </w:r>
+    </w:p>
+    <w:p>
+      <w:pPr>
+        <w:pStyle w:val="a9"/>
+        <w:numPr>
+          <w:ilvl w:val="1"/>
           <w:numId w:val="4"/>
         </w:numPr>
         <w:bidi/>
+        <w:ind w:left="1800"/>
         <w:rPr>
           <w:sz w:val="20"/>
           <w:szCs w:val="20"/>
@@ -7150,6 +6459,7 @@
           <w:numId w:val="14"/>
         </w:numPr>
         <w:bidi/>
+        <w:ind w:left="2160"/>
         <w:rPr>
           <w:sz w:val="20"/>
           <w:szCs w:val="20"/>
@@ -7164,7 +6474,6 @@
         </w:rPr>
         <w:t>קבצים שאפשר להמיר מיד ב</w:t>
       </w:r>
-      <w:proofErr w:type="spellStart"/>
       <w:r>
         <w:rPr>
           <w:sz w:val="20"/>
@@ -7172,35 +6481,14 @@
         </w:rPr>
         <w:t>gdal</w:t>
       </w:r>
-      <w:proofErr w:type="spellEnd"/>
-      <w:r>
-        <w:rPr>
-          <w:rFonts w:hint="cs"/>
-          <w:sz w:val="20"/>
-          <w:szCs w:val="20"/>
-          <w:rtl/>
-        </w:rPr>
-        <w:t>. (</w:t>
-      </w:r>
-      <w:proofErr w:type="spellStart"/>
-      <w:r>
-        <w:rPr>
-          <w:rFonts w:hint="cs"/>
-          <w:sz w:val="20"/>
-          <w:szCs w:val="20"/>
-          <w:rtl/>
-        </w:rPr>
-        <w:t>גרסא</w:t>
-      </w:r>
-      <w:proofErr w:type="spellEnd"/>
-      <w:r>
-        <w:rPr>
-          <w:rFonts w:hint="cs"/>
-          <w:sz w:val="20"/>
-          <w:szCs w:val="20"/>
-          <w:rtl/>
-        </w:rPr>
-        <w:t xml:space="preserve"> </w:t>
+      <w:r>
+        <w:rPr>
+          <w:rFonts w:hint="cs"/>
+          <w:sz w:val="20"/>
+          <w:szCs w:val="20"/>
+          <w:rtl/>
+        </w:rPr>
+        <w:t xml:space="preserve">. (גרסא </w:t>
       </w:r>
       <w:r>
         <w:rPr>
@@ -7227,6 +6515,7 @@
           <w:numId w:val="14"/>
         </w:numPr>
         <w:bidi/>
+        <w:ind w:left="2160"/>
         <w:rPr>
           <w:sz w:val="20"/>
           <w:szCs w:val="20"/>
@@ -7255,27 +6544,7 @@
           <w:szCs w:val="20"/>
           <w:rtl/>
         </w:rPr>
-        <w:t>. (</w:t>
-      </w:r>
-      <w:proofErr w:type="spellStart"/>
-      <w:r>
-        <w:rPr>
-          <w:rFonts w:hint="cs"/>
-          <w:sz w:val="20"/>
-          <w:szCs w:val="20"/>
-          <w:rtl/>
-        </w:rPr>
-        <w:t>גרסא</w:t>
-      </w:r>
-      <w:proofErr w:type="spellEnd"/>
-      <w:r>
-        <w:rPr>
-          <w:rFonts w:hint="cs"/>
-          <w:sz w:val="20"/>
-          <w:szCs w:val="20"/>
-          <w:rtl/>
-        </w:rPr>
-        <w:t xml:space="preserve"> </w:t>
+        <w:t xml:space="preserve">. (גרסא </w:t>
       </w:r>
       <w:r>
         <w:rPr>
@@ -7302,39 +6571,20 @@
           <w:numId w:val="14"/>
         </w:numPr>
         <w:bidi/>
-        <w:rPr>
-          <w:sz w:val="20"/>
-          <w:szCs w:val="20"/>
-        </w:rPr>
-      </w:pPr>
-      <w:r>
-        <w:rPr>
-          <w:rFonts w:hint="cs"/>
-          <w:sz w:val="20"/>
-          <w:szCs w:val="20"/>
-          <w:rtl/>
-        </w:rPr>
-        <w:t xml:space="preserve">קבצים שעוד לא הצלחתי להמיר. (בדקתי והם </w:t>
-      </w:r>
-      <w:proofErr w:type="spellStart"/>
-      <w:r>
-        <w:rPr>
-          <w:rFonts w:hint="cs"/>
-          <w:sz w:val="20"/>
-          <w:szCs w:val="20"/>
-          <w:rtl/>
-        </w:rPr>
-        <w:t>בגרסא</w:t>
-      </w:r>
-      <w:proofErr w:type="spellEnd"/>
-      <w:r>
-        <w:rPr>
-          <w:rFonts w:hint="cs"/>
-          <w:sz w:val="20"/>
-          <w:szCs w:val="20"/>
-          <w:rtl/>
-        </w:rPr>
-        <w:t xml:space="preserve"> </w:t>
+        <w:ind w:left="2160"/>
+        <w:rPr>
+          <w:sz w:val="20"/>
+          <w:szCs w:val="20"/>
+        </w:rPr>
+      </w:pPr>
+      <w:r>
+        <w:rPr>
+          <w:rFonts w:hint="cs"/>
+          <w:sz w:val="20"/>
+          <w:szCs w:val="20"/>
+          <w:rtl/>
+        </w:rPr>
+        <w:t xml:space="preserve">קבצים שעוד לא הצלחתי להמיר. (בגרסא </w:t>
       </w:r>
       <w:r>
         <w:rPr>
@@ -7366,7 +6616,25 @@
           <w:szCs w:val="20"/>
           <w:rtl/>
         </w:rPr>
-        <w:t xml:space="preserve"> * לא ברור אם זה הסיבה)</w:t>
+        <w:t xml:space="preserve"> * לא </w:t>
+      </w:r>
+      <w:r>
+        <w:rPr>
+          <w:rFonts w:hint="cs"/>
+          <w:sz w:val="20"/>
+          <w:szCs w:val="20"/>
+          <w:rtl/>
+        </w:rPr>
+        <w:t>בהכרח</w:t>
+      </w:r>
+      <w:r>
+        <w:rPr>
+          <w:rFonts w:hint="cs"/>
+          <w:sz w:val="20"/>
+          <w:szCs w:val="20"/>
+          <w:rtl/>
+        </w:rPr>
+        <w:t xml:space="preserve"> הסיבה)</w:t>
       </w:r>
     </w:p>
     <w:p>
@@ -7374,52 +6642,105 @@
         <w:pStyle w:val="a9"/>
         <w:numPr>
           <w:ilvl w:val="0"/>
+          <w:numId w:val="16"/>
+        </w:numPr>
+        <w:bidi/>
+        <w:ind w:left="1080"/>
+        <w:rPr>
+          <w:sz w:val="20"/>
+          <w:szCs w:val="20"/>
+        </w:rPr>
+      </w:pPr>
+      <w:r>
+        <w:rPr>
+          <w:rFonts w:hint="cs"/>
+          <w:sz w:val="20"/>
+          <w:szCs w:val="20"/>
+          <w:rtl/>
+        </w:rPr>
+        <w:t>המרה מ</w:t>
+      </w:r>
+      <w:r>
+        <w:rPr>
+          <w:sz w:val="20"/>
+          <w:szCs w:val="20"/>
+        </w:rPr>
+        <w:t>FGDB</w:t>
+      </w:r>
+      <w:r>
+        <w:rPr>
+          <w:rFonts w:hint="cs"/>
+          <w:sz w:val="20"/>
+          <w:szCs w:val="20"/>
+          <w:rtl/>
+        </w:rPr>
+        <w:t xml:space="preserve"> ל</w:t>
+      </w:r>
+      <w:r>
+        <w:rPr>
+          <w:sz w:val="20"/>
+          <w:szCs w:val="20"/>
+        </w:rPr>
+        <w:t>GEOJSON</w:t>
+      </w:r>
+      <w:r>
+        <w:rPr>
+          <w:rFonts w:hint="cs"/>
+          <w:sz w:val="20"/>
+          <w:szCs w:val="20"/>
+          <w:rtl/>
+        </w:rPr>
+        <w:t>.</w:t>
+      </w:r>
+    </w:p>
+    <w:p>
+      <w:pPr>
+        <w:pStyle w:val="a9"/>
+        <w:numPr>
+          <w:ilvl w:val="1"/>
           <w:numId w:val="4"/>
         </w:numPr>
         <w:bidi/>
-        <w:rPr>
-          <w:sz w:val="20"/>
-          <w:szCs w:val="20"/>
-        </w:rPr>
-      </w:pPr>
-      <w:r>
-        <w:rPr>
-          <w:rFonts w:hint="cs"/>
-          <w:sz w:val="20"/>
-          <w:szCs w:val="20"/>
-          <w:rtl/>
-        </w:rPr>
-        <w:t xml:space="preserve">יצרתי מחלקה שאמורה לנהל את כל זה </w:t>
-      </w:r>
-      <w:proofErr w:type="spellStart"/>
-      <w:r>
-        <w:rPr>
-          <w:rFonts w:hint="cs"/>
-          <w:sz w:val="20"/>
-          <w:szCs w:val="20"/>
-          <w:rtl/>
-        </w:rPr>
-        <w:t>בתקייה</w:t>
-      </w:r>
-      <w:proofErr w:type="spellEnd"/>
-      <w:r>
-        <w:rPr>
-          <w:rFonts w:hint="cs"/>
-          <w:sz w:val="20"/>
-          <w:szCs w:val="20"/>
-          <w:rtl/>
-        </w:rPr>
-        <w:t xml:space="preserve"> </w:t>
-      </w:r>
-      <w:proofErr w:type="spellStart"/>
-      <w:r>
-        <w:rPr>
-          <w:sz w:val="20"/>
-          <w:szCs w:val="20"/>
-        </w:rPr>
-        <w:t>gdal_geojson_project</w:t>
-      </w:r>
-      <w:proofErr w:type="spellEnd"/>
+        <w:ind w:left="1800"/>
+        <w:rPr>
+          <w:sz w:val="20"/>
+          <w:szCs w:val="20"/>
+        </w:rPr>
+      </w:pPr>
+      <w:r>
+        <w:rPr>
+          <w:rFonts w:hint="cs"/>
+          <w:sz w:val="20"/>
+          <w:szCs w:val="20"/>
+          <w:rtl/>
+        </w:rPr>
+        <w:t>ההמרה מ</w:t>
+      </w:r>
+      <w:r>
+        <w:rPr>
+          <w:sz w:val="20"/>
+          <w:szCs w:val="20"/>
+        </w:rPr>
+        <w:t>GDB</w:t>
+      </w:r>
+      <w:r>
+        <w:rPr>
+          <w:rFonts w:hint="cs"/>
+          <w:sz w:val="20"/>
+          <w:szCs w:val="20"/>
+          <w:rtl/>
+        </w:rPr>
+        <w:t xml:space="preserve"> נראית תיקנית צריך ל</w:t>
+      </w:r>
+      <w:r>
+        <w:rPr>
+          <w:rFonts w:hint="cs"/>
+          <w:sz w:val="20"/>
+          <w:szCs w:val="20"/>
+          <w:rtl/>
+        </w:rPr>
+        <w:t>השוות</w:t>
+      </w:r>
       <w:r>
         <w:rPr>
           <w:rFonts w:hint="cs"/>
@@ -7474,27 +6795,7 @@
           <w:szCs w:val="20"/>
           <w:rtl/>
         </w:rPr>
-        <w:t xml:space="preserve">הבנה באיזה צורה נרצה להמשיך (התקנת הספרייה ידנית או עם </w:t>
-      </w:r>
-      <w:proofErr w:type="spellStart"/>
-      <w:r>
-        <w:rPr>
-          <w:rFonts w:hint="cs"/>
-          <w:sz w:val="20"/>
-          <w:szCs w:val="20"/>
-          <w:rtl/>
-        </w:rPr>
-        <w:t>קונדה</w:t>
-      </w:r>
-      <w:proofErr w:type="spellEnd"/>
-      <w:r>
-        <w:rPr>
-          <w:rFonts w:hint="cs"/>
-          <w:sz w:val="20"/>
-          <w:szCs w:val="20"/>
-          <w:rtl/>
-        </w:rPr>
-        <w:t>? להשתמש בספריה שמגשרת בין ה</w:t>
+        <w:t>הבנה באיזה צורה נרצה להמשיך (התקנת הספרייה ידנית או עם קונדה? להשתמש בספריה שמגשרת בין ה</w:t>
       </w:r>
       <w:r>
         <w:rPr>
@@ -7512,7 +6813,6 @@
         </w:rPr>
         <w:t xml:space="preserve"> ל</w:t>
       </w:r>
-      <w:proofErr w:type="spellStart"/>
       <w:r>
         <w:rPr>
           <w:sz w:val="20"/>
@@ -7520,7 +6820,6 @@
         </w:rPr>
         <w:t>geojson</w:t>
       </w:r>
-      <w:proofErr w:type="spellEnd"/>
       <w:r>
         <w:rPr>
           <w:rFonts w:hint="cs"/>
@@ -7530,21 +6829,12 @@
         </w:rPr>
         <w:t xml:space="preserve"> (כמו </w:t>
       </w:r>
-      <w:proofErr w:type="spellStart"/>
-      <w:r>
-        <w:rPr>
-          <w:sz w:val="20"/>
-          <w:szCs w:val="20"/>
-        </w:rPr>
-        <w:t>aspose</w:t>
-      </w:r>
-      <w:proofErr w:type="spellEnd"/>
-      <w:r>
-        <w:rPr>
-          <w:sz w:val="20"/>
-          <w:szCs w:val="20"/>
-        </w:rPr>
-        <w:t>-cad</w:t>
+      <w:r>
+        <w:rPr>
+          <w:sz w:val="20"/>
+          <w:szCs w:val="20"/>
+        </w:rPr>
+        <w:t>aspose-cad</w:t>
       </w:r>
       <w:r>
         <w:rPr>
@@ -7617,47 +6907,7 @@
           <w:szCs w:val="20"/>
           <w:rtl/>
         </w:rPr>
-        <w:t xml:space="preserve">לבדוק </w:t>
-      </w:r>
-      <w:proofErr w:type="spellStart"/>
-      <w:r>
-        <w:rPr>
-          <w:rFonts w:hint="cs"/>
-          <w:sz w:val="20"/>
-          <w:szCs w:val="20"/>
-          <w:rtl/>
-        </w:rPr>
-        <w:t>שהדאטא</w:t>
-      </w:r>
-      <w:proofErr w:type="spellEnd"/>
-      <w:r>
-        <w:rPr>
-          <w:rFonts w:hint="cs"/>
-          <w:sz w:val="20"/>
-          <w:szCs w:val="20"/>
-          <w:rtl/>
-        </w:rPr>
-        <w:t xml:space="preserve"> שעלה דומה </w:t>
-      </w:r>
-      <w:proofErr w:type="spellStart"/>
-      <w:r>
-        <w:rPr>
-          <w:rFonts w:hint="cs"/>
-          <w:sz w:val="20"/>
-          <w:szCs w:val="20"/>
-          <w:rtl/>
-        </w:rPr>
-        <w:t>לדאטא</w:t>
-      </w:r>
-      <w:proofErr w:type="spellEnd"/>
-      <w:r>
-        <w:rPr>
-          <w:rFonts w:hint="cs"/>
-          <w:sz w:val="20"/>
-          <w:szCs w:val="20"/>
-          <w:rtl/>
-        </w:rPr>
-        <w:t xml:space="preserve"> שמצופה (</w:t>
+        <w:t>לבדוק שהדאטא שעלה דומה לדאטא שמצופה (</w:t>
       </w:r>
       <w:r>
         <w:rPr>
@@ -7696,27 +6946,7 @@
           <w:szCs w:val="20"/>
           <w:rtl/>
         </w:rPr>
-        <w:t xml:space="preserve">לראות שלא חסר והאם יש צורך </w:t>
-      </w:r>
-      <w:proofErr w:type="spellStart"/>
-      <w:r>
-        <w:rPr>
-          <w:rFonts w:hint="cs"/>
-          <w:sz w:val="20"/>
-          <w:szCs w:val="20"/>
-          <w:rtl/>
-        </w:rPr>
-        <w:t>בפרסור</w:t>
-      </w:r>
-      <w:proofErr w:type="spellEnd"/>
-      <w:r>
-        <w:rPr>
-          <w:rFonts w:hint="cs"/>
-          <w:sz w:val="20"/>
-          <w:szCs w:val="20"/>
-          <w:rtl/>
-        </w:rPr>
-        <w:t xml:space="preserve"> או תיקון הקוד.</w:t>
+        <w:t>לראות שלא חסר והאם יש צורך בפרסור או תיקון הקוד.</w:t>
       </w:r>
     </w:p>
     <w:p>
@@ -7762,27 +6992,7 @@
           <w:szCs w:val="20"/>
           <w:rtl/>
         </w:rPr>
-        <w:t xml:space="preserve">להמשיך עם </w:t>
-      </w:r>
-      <w:proofErr w:type="spellStart"/>
-      <w:r>
-        <w:rPr>
-          <w:rFonts w:hint="cs"/>
-          <w:sz w:val="20"/>
-          <w:szCs w:val="20"/>
-          <w:rtl/>
-        </w:rPr>
-        <w:t>הצורת</w:t>
-      </w:r>
-      <w:proofErr w:type="spellEnd"/>
-      <w:r>
-        <w:rPr>
-          <w:rFonts w:hint="cs"/>
-          <w:sz w:val="20"/>
-          <w:szCs w:val="20"/>
-          <w:rtl/>
-        </w:rPr>
-        <w:t xml:space="preserve"> עבודה שבחרנו עבור שכבה מסובכת יותר (אייל עובד על לשלוח לי אחת כזאת).</w:t>
+        <w:t>להמשיך עם הצורת עבודה שבחרנו עבור שכבה מסובכת יותר (אייל עובד על לשלוח לי אחת כזאת).</w:t>
       </w:r>
     </w:p>
     <w:p>
@@ -7881,7 +7091,6 @@
         </w:rPr>
         <w:t xml:space="preserve"> עם </w:t>
       </w:r>
-      <w:proofErr w:type="spellStart"/>
       <w:r>
         <w:rPr>
           <w:sz w:val="20"/>
@@ -7889,35 +7098,14 @@
         </w:rPr>
         <w:t>fastapi</w:t>
       </w:r>
-      <w:proofErr w:type="spellEnd"/>
-      <w:r>
-        <w:rPr>
-          <w:rFonts w:hint="cs"/>
-          <w:sz w:val="20"/>
-          <w:szCs w:val="20"/>
-          <w:rtl/>
-        </w:rPr>
-        <w:t xml:space="preserve"> עם </w:t>
-      </w:r>
-      <w:proofErr w:type="spellStart"/>
-      <w:r>
-        <w:rPr>
-          <w:rFonts w:hint="cs"/>
-          <w:sz w:val="20"/>
-          <w:szCs w:val="20"/>
-          <w:rtl/>
-        </w:rPr>
-        <w:t>אנדפוינט</w:t>
-      </w:r>
-      <w:proofErr w:type="spellEnd"/>
-      <w:r>
-        <w:rPr>
-          <w:rFonts w:hint="cs"/>
-          <w:sz w:val="20"/>
-          <w:szCs w:val="20"/>
-          <w:rtl/>
-        </w:rPr>
-        <w:t xml:space="preserve"> אחד שמקבל בקשת פוסט עם הקובץ </w:t>
+      <w:r>
+        <w:rPr>
+          <w:rFonts w:hint="cs"/>
+          <w:sz w:val="20"/>
+          <w:szCs w:val="20"/>
+          <w:rtl/>
+        </w:rPr>
+        <w:t xml:space="preserve"> עם אנדפוינט אחד שמקבל בקשת פוסט עם הקובץ </w:t>
       </w:r>
       <w:r>
         <w:rPr>
@@ -7972,27 +7160,7 @@
           <w:szCs w:val="20"/>
           <w:rtl/>
         </w:rPr>
-        <w:t xml:space="preserve">להוסיף </w:t>
-      </w:r>
-      <w:proofErr w:type="spellStart"/>
-      <w:r>
-        <w:rPr>
-          <w:rFonts w:hint="cs"/>
-          <w:sz w:val="20"/>
-          <w:szCs w:val="20"/>
-          <w:rtl/>
-        </w:rPr>
-        <w:t>אנדפויינט</w:t>
-      </w:r>
-      <w:proofErr w:type="spellEnd"/>
-      <w:r>
-        <w:rPr>
-          <w:rFonts w:hint="cs"/>
-          <w:sz w:val="20"/>
-          <w:szCs w:val="20"/>
-          <w:rtl/>
-        </w:rPr>
-        <w:t xml:space="preserve"> שמקבל </w:t>
+        <w:t xml:space="preserve">להוסיף אנדפויינט שמקבל </w:t>
       </w:r>
       <w:r>
         <w:rPr>
@@ -8042,7 +7210,7 @@
   <w:abstractNum w:abstractNumId="0" w15:restartNumberingAfterBreak="0">
     <w:nsid w:val="098D18C0"/>
     <w:multiLevelType w:val="hybridMultilevel"/>
-    <w:tmpl w:val="B1C8EC32"/>
+    <w:tmpl w:val="49442136"/>
     <w:lvl w:ilvl="0" w:tplc="B8B0E78E">
       <w:start w:val="1"/>
       <w:numFmt w:val="decimal"/>
@@ -8307,6 +7475,95 @@
     </w:lvl>
   </w:abstractNum>
   <w:abstractNum w:abstractNumId="3" w15:restartNumberingAfterBreak="0">
+    <w:nsid w:val="1217418B"/>
+    <w:multiLevelType w:val="hybridMultilevel"/>
+    <w:tmpl w:val="1A3E355A"/>
+    <w:lvl w:ilvl="0" w:tplc="0409000F">
+      <w:start w:val="1"/>
+      <w:numFmt w:val="decimal"/>
+      <w:lvlText w:val="%1."/>
+      <w:lvlJc w:val="left"/>
+      <w:pPr>
+        <w:ind w:left="720" w:hanging="360"/>
+      </w:pPr>
+      <w:rPr>
+        <w:rFonts w:hint="default"/>
+      </w:rPr>
+    </w:lvl>
+    <w:lvl w:ilvl="1" w:tplc="04090019" w:tentative="1">
+      <w:start w:val="1"/>
+      <w:numFmt w:val="lowerLetter"/>
+      <w:lvlText w:val="%2."/>
+      <w:lvlJc w:val="left"/>
+      <w:pPr>
+        <w:ind w:left="1440" w:hanging="360"/>
+      </w:pPr>
+    </w:lvl>
+    <w:lvl w:ilvl="2" w:tplc="0409001B" w:tentative="1">
+      <w:start w:val="1"/>
+      <w:numFmt w:val="lowerRoman"/>
+      <w:lvlText w:val="%3."/>
+      <w:lvlJc w:val="right"/>
+      <w:pPr>
+        <w:ind w:left="2160" w:hanging="180"/>
+      </w:pPr>
+    </w:lvl>
+    <w:lvl w:ilvl="3" w:tplc="0409000F" w:tentative="1">
+      <w:start w:val="1"/>
+      <w:numFmt w:val="decimal"/>
+      <w:lvlText w:val="%4."/>
+      <w:lvlJc w:val="left"/>
+      <w:pPr>
+        <w:ind w:left="2880" w:hanging="360"/>
+      </w:pPr>
+    </w:lvl>
+    <w:lvl w:ilvl="4" w:tplc="04090019" w:tentative="1">
+      <w:start w:val="1"/>
+      <w:numFmt w:val="lowerLetter"/>
+      <w:lvlText w:val="%5."/>
+      <w:lvlJc w:val="left"/>
+      <w:pPr>
+        <w:ind w:left="3600" w:hanging="360"/>
+      </w:pPr>
+    </w:lvl>
+    <w:lvl w:ilvl="5" w:tplc="0409001B" w:tentative="1">
+      <w:start w:val="1"/>
+      <w:numFmt w:val="lowerRoman"/>
+      <w:lvlText w:val="%6."/>
+      <w:lvlJc w:val="right"/>
+      <w:pPr>
+        <w:ind w:left="4320" w:hanging="180"/>
+      </w:pPr>
+    </w:lvl>
+    <w:lvl w:ilvl="6" w:tplc="0409000F" w:tentative="1">
+      <w:start w:val="1"/>
+      <w:numFmt w:val="decimal"/>
+      <w:lvlText w:val="%7."/>
+      <w:lvlJc w:val="left"/>
+      <w:pPr>
+        <w:ind w:left="5040" w:hanging="360"/>
+      </w:pPr>
+    </w:lvl>
+    <w:lvl w:ilvl="7" w:tplc="04090019" w:tentative="1">
+      <w:start w:val="1"/>
+      <w:numFmt w:val="lowerLetter"/>
+      <w:lvlText w:val="%8."/>
+      <w:lvlJc w:val="left"/>
+      <w:pPr>
+        <w:ind w:left="5760" w:hanging="360"/>
+      </w:pPr>
+    </w:lvl>
+    <w:lvl w:ilvl="8" w:tplc="0409001B" w:tentative="1">
+      <w:start w:val="1"/>
+      <w:numFmt w:val="lowerRoman"/>
+      <w:lvlText w:val="%9."/>
+      <w:lvlJc w:val="right"/>
+      <w:pPr>
+        <w:ind w:left="6480" w:hanging="180"/>
+      </w:pPr>
+    </w:lvl>
+  </w:abstractNum>
+  <w:abstractNum w:abstractNumId="4" w15:restartNumberingAfterBreak="0">
     <w:nsid w:val="128C2C94"/>
     <w:multiLevelType w:val="hybridMultilevel"/>
     <w:tmpl w:val="31E6C22E"/>
@@ -8395,7 +7652,185 @@
       </w:pPr>
     </w:lvl>
   </w:abstractNum>
-  <w:abstractNum w:abstractNumId="4" w15:restartNumberingAfterBreak="0">
+  <w:abstractNum w:abstractNumId="5" w15:restartNumberingAfterBreak="0">
+    <w:nsid w:val="1AB65DF1"/>
+    <w:multiLevelType w:val="hybridMultilevel"/>
+    <w:tmpl w:val="84AEA9E6"/>
+    <w:lvl w:ilvl="0" w:tplc="FFFFFFFF">
+      <w:start w:val="1"/>
+      <w:numFmt w:val="decimal"/>
+      <w:lvlText w:val="%1."/>
+      <w:lvlJc w:val="left"/>
+      <w:pPr>
+        <w:ind w:left="720" w:hanging="360"/>
+      </w:pPr>
+      <w:rPr>
+        <w:rFonts w:hint="default"/>
+      </w:rPr>
+    </w:lvl>
+    <w:lvl w:ilvl="1" w:tplc="FFFFFFFF" w:tentative="1">
+      <w:start w:val="1"/>
+      <w:numFmt w:val="lowerLetter"/>
+      <w:lvlText w:val="%2."/>
+      <w:lvlJc w:val="left"/>
+      <w:pPr>
+        <w:ind w:left="1440" w:hanging="360"/>
+      </w:pPr>
+    </w:lvl>
+    <w:lvl w:ilvl="2" w:tplc="FFFFFFFF" w:tentative="1">
+      <w:start w:val="1"/>
+      <w:numFmt w:val="lowerRoman"/>
+      <w:lvlText w:val="%3."/>
+      <w:lvlJc w:val="right"/>
+      <w:pPr>
+        <w:ind w:left="2160" w:hanging="180"/>
+      </w:pPr>
+    </w:lvl>
+    <w:lvl w:ilvl="3" w:tplc="FFFFFFFF" w:tentative="1">
+      <w:start w:val="1"/>
+      <w:numFmt w:val="decimal"/>
+      <w:lvlText w:val="%4."/>
+      <w:lvlJc w:val="left"/>
+      <w:pPr>
+        <w:ind w:left="2880" w:hanging="360"/>
+      </w:pPr>
+    </w:lvl>
+    <w:lvl w:ilvl="4" w:tplc="FFFFFFFF" w:tentative="1">
+      <w:start w:val="1"/>
+      <w:numFmt w:val="lowerLetter"/>
+      <w:lvlText w:val="%5."/>
+      <w:lvlJc w:val="left"/>
+      <w:pPr>
+        <w:ind w:left="3600" w:hanging="360"/>
+      </w:pPr>
+    </w:lvl>
+    <w:lvl w:ilvl="5" w:tplc="FFFFFFFF" w:tentative="1">
+      <w:start w:val="1"/>
+      <w:numFmt w:val="lowerRoman"/>
+      <w:lvlText w:val="%6."/>
+      <w:lvlJc w:val="right"/>
+      <w:pPr>
+        <w:ind w:left="4320" w:hanging="180"/>
+      </w:pPr>
+    </w:lvl>
+    <w:lvl w:ilvl="6" w:tplc="FFFFFFFF" w:tentative="1">
+      <w:start w:val="1"/>
+      <w:numFmt w:val="decimal"/>
+      <w:lvlText w:val="%7."/>
+      <w:lvlJc w:val="left"/>
+      <w:pPr>
+        <w:ind w:left="5040" w:hanging="360"/>
+      </w:pPr>
+    </w:lvl>
+    <w:lvl w:ilvl="7" w:tplc="FFFFFFFF" w:tentative="1">
+      <w:start w:val="1"/>
+      <w:numFmt w:val="lowerLetter"/>
+      <w:lvlText w:val="%8."/>
+      <w:lvlJc w:val="left"/>
+      <w:pPr>
+        <w:ind w:left="5760" w:hanging="360"/>
+      </w:pPr>
+    </w:lvl>
+    <w:lvl w:ilvl="8" w:tplc="FFFFFFFF" w:tentative="1">
+      <w:start w:val="1"/>
+      <w:numFmt w:val="lowerRoman"/>
+      <w:lvlText w:val="%9."/>
+      <w:lvlJc w:val="right"/>
+      <w:pPr>
+        <w:ind w:left="6480" w:hanging="180"/>
+      </w:pPr>
+    </w:lvl>
+  </w:abstractNum>
+  <w:abstractNum w:abstractNumId="6" w15:restartNumberingAfterBreak="0">
+    <w:nsid w:val="1B3C7A4C"/>
+    <w:multiLevelType w:val="hybridMultilevel"/>
+    <w:tmpl w:val="9B94E638"/>
+    <w:lvl w:ilvl="0" w:tplc="BD1E9F66">
+      <w:start w:val="1"/>
+      <w:numFmt w:val="hebrew1"/>
+      <w:lvlText w:val="%1."/>
+      <w:lvlJc w:val="left"/>
+      <w:pPr>
+        <w:ind w:left="1080" w:hanging="360"/>
+      </w:pPr>
+      <w:rPr>
+        <w:rFonts w:hint="default"/>
+      </w:rPr>
+    </w:lvl>
+    <w:lvl w:ilvl="1" w:tplc="04090019">
+      <w:start w:val="1"/>
+      <w:numFmt w:val="lowerLetter"/>
+      <w:lvlText w:val="%2."/>
+      <w:lvlJc w:val="left"/>
+      <w:pPr>
+        <w:ind w:left="1800" w:hanging="360"/>
+      </w:pPr>
+    </w:lvl>
+    <w:lvl w:ilvl="2" w:tplc="0409001B" w:tentative="1">
+      <w:start w:val="1"/>
+      <w:numFmt w:val="lowerRoman"/>
+      <w:lvlText w:val="%3."/>
+      <w:lvlJc w:val="right"/>
+      <w:pPr>
+        <w:ind w:left="2520" w:hanging="180"/>
+      </w:pPr>
+    </w:lvl>
+    <w:lvl w:ilvl="3" w:tplc="0409000F" w:tentative="1">
+      <w:start w:val="1"/>
+      <w:numFmt w:val="decimal"/>
+      <w:lvlText w:val="%4."/>
+      <w:lvlJc w:val="left"/>
+      <w:pPr>
+        <w:ind w:left="3240" w:hanging="360"/>
+      </w:pPr>
+    </w:lvl>
+    <w:lvl w:ilvl="4" w:tplc="04090019" w:tentative="1">
+      <w:start w:val="1"/>
+      <w:numFmt w:val="lowerLetter"/>
+      <w:lvlText w:val="%5."/>
+      <w:lvlJc w:val="left"/>
+      <w:pPr>
+        <w:ind w:left="3960" w:hanging="360"/>
+      </w:pPr>
+    </w:lvl>
+    <w:lvl w:ilvl="5" w:tplc="0409001B" w:tentative="1">
+      <w:start w:val="1"/>
+      <w:numFmt w:val="lowerRoman"/>
+      <w:lvlText w:val="%6."/>
+      <w:lvlJc w:val="right"/>
+      <w:pPr>
+        <w:ind w:left="4680" w:hanging="180"/>
+      </w:pPr>
+    </w:lvl>
+    <w:lvl w:ilvl="6" w:tplc="0409000F" w:tentative="1">
+      <w:start w:val="1"/>
+      <w:numFmt w:val="decimal"/>
+      <w:lvlText w:val="%7."/>
+      <w:lvlJc w:val="left"/>
+      <w:pPr>
+        <w:ind w:left="5400" w:hanging="360"/>
+      </w:pPr>
+    </w:lvl>
+    <w:lvl w:ilvl="7" w:tplc="04090019" w:tentative="1">
+      <w:start w:val="1"/>
+      <w:numFmt w:val="lowerLetter"/>
+      <w:lvlText w:val="%8."/>
+      <w:lvlJc w:val="left"/>
+      <w:pPr>
+        <w:ind w:left="6120" w:hanging="360"/>
+      </w:pPr>
+    </w:lvl>
+    <w:lvl w:ilvl="8" w:tplc="0409001B" w:tentative="1">
+      <w:start w:val="1"/>
+      <w:numFmt w:val="lowerRoman"/>
+      <w:lvlText w:val="%9."/>
+      <w:lvlJc w:val="right"/>
+      <w:pPr>
+        <w:ind w:left="6840" w:hanging="180"/>
+      </w:pPr>
+    </w:lvl>
+  </w:abstractNum>
+  <w:abstractNum w:abstractNumId="7" w15:restartNumberingAfterBreak="0">
     <w:nsid w:val="1E914AB4"/>
     <w:multiLevelType w:val="hybridMultilevel"/>
     <w:tmpl w:val="83549A4E"/>
@@ -8484,7 +7919,7 @@
       </w:pPr>
     </w:lvl>
   </w:abstractNum>
-  <w:abstractNum w:abstractNumId="5" w15:restartNumberingAfterBreak="0">
+  <w:abstractNum w:abstractNumId="8" w15:restartNumberingAfterBreak="0">
     <w:nsid w:val="26751BA8"/>
     <w:multiLevelType w:val="hybridMultilevel"/>
     <w:tmpl w:val="117E8FF8"/>
@@ -8573,7 +8008,7 @@
       </w:pPr>
     </w:lvl>
   </w:abstractNum>
-  <w:abstractNum w:abstractNumId="6" w15:restartNumberingAfterBreak="0">
+  <w:abstractNum w:abstractNumId="9" w15:restartNumberingAfterBreak="0">
     <w:nsid w:val="26F00A65"/>
     <w:multiLevelType w:val="hybridMultilevel"/>
     <w:tmpl w:val="D09EC52C"/>
@@ -8662,7 +8097,7 @@
       </w:pPr>
     </w:lvl>
   </w:abstractNum>
-  <w:abstractNum w:abstractNumId="7" w15:restartNumberingAfterBreak="0">
+  <w:abstractNum w:abstractNumId="10" w15:restartNumberingAfterBreak="0">
     <w:nsid w:val="2B826018"/>
     <w:multiLevelType w:val="hybridMultilevel"/>
     <w:tmpl w:val="CF8A56A6"/>
@@ -8751,7 +8186,7 @@
       </w:pPr>
     </w:lvl>
   </w:abstractNum>
-  <w:abstractNum w:abstractNumId="8" w15:restartNumberingAfterBreak="0">
+  <w:abstractNum w:abstractNumId="11" w15:restartNumberingAfterBreak="0">
     <w:nsid w:val="2FA7678D"/>
     <w:multiLevelType w:val="hybridMultilevel"/>
     <w:tmpl w:val="0BBA35FA"/>
@@ -8767,7 +8202,7 @@
         <w:rFonts w:ascii="Symbol" w:eastAsiaTheme="minorHAnsi" w:hAnsi="Symbol" w:cstheme="minorBidi" w:hint="default"/>
       </w:rPr>
     </w:lvl>
-    <w:lvl w:ilvl="1" w:tplc="20000003" w:tentative="1">
+    <w:lvl w:ilvl="1" w:tplc="20000003">
       <w:start w:val="1"/>
       <w:numFmt w:val="bullet"/>
       <w:lvlText w:val="o"/>
@@ -8864,7 +8299,7 @@
       </w:rPr>
     </w:lvl>
   </w:abstractNum>
-  <w:abstractNum w:abstractNumId="9" w15:restartNumberingAfterBreak="0">
+  <w:abstractNum w:abstractNumId="12" w15:restartNumberingAfterBreak="0">
     <w:nsid w:val="353F7DFE"/>
     <w:multiLevelType w:val="hybridMultilevel"/>
     <w:tmpl w:val="B53A2104"/>
@@ -8953,7 +8388,185 @@
       </w:pPr>
     </w:lvl>
   </w:abstractNum>
-  <w:abstractNum w:abstractNumId="10" w15:restartNumberingAfterBreak="0">
+  <w:abstractNum w:abstractNumId="13" w15:restartNumberingAfterBreak="0">
+    <w:nsid w:val="368377A2"/>
+    <w:multiLevelType w:val="hybridMultilevel"/>
+    <w:tmpl w:val="2AD230BC"/>
+    <w:lvl w:ilvl="0" w:tplc="0409000F">
+      <w:start w:val="1"/>
+      <w:numFmt w:val="decimal"/>
+      <w:lvlText w:val="%1."/>
+      <w:lvlJc w:val="left"/>
+      <w:pPr>
+        <w:ind w:left="720" w:hanging="360"/>
+      </w:pPr>
+      <w:rPr>
+        <w:rFonts w:hint="default"/>
+      </w:rPr>
+    </w:lvl>
+    <w:lvl w:ilvl="1" w:tplc="04090019" w:tentative="1">
+      <w:start w:val="1"/>
+      <w:numFmt w:val="lowerLetter"/>
+      <w:lvlText w:val="%2."/>
+      <w:lvlJc w:val="left"/>
+      <w:pPr>
+        <w:ind w:left="1440" w:hanging="360"/>
+      </w:pPr>
+    </w:lvl>
+    <w:lvl w:ilvl="2" w:tplc="0409001B" w:tentative="1">
+      <w:start w:val="1"/>
+      <w:numFmt w:val="lowerRoman"/>
+      <w:lvlText w:val="%3."/>
+      <w:lvlJc w:val="right"/>
+      <w:pPr>
+        <w:ind w:left="2160" w:hanging="180"/>
+      </w:pPr>
+    </w:lvl>
+    <w:lvl w:ilvl="3" w:tplc="0409000F" w:tentative="1">
+      <w:start w:val="1"/>
+      <w:numFmt w:val="decimal"/>
+      <w:lvlText w:val="%4."/>
+      <w:lvlJc w:val="left"/>
+      <w:pPr>
+        <w:ind w:left="2880" w:hanging="360"/>
+      </w:pPr>
+    </w:lvl>
+    <w:lvl w:ilvl="4" w:tplc="04090019" w:tentative="1">
+      <w:start w:val="1"/>
+      <w:numFmt w:val="lowerLetter"/>
+      <w:lvlText w:val="%5."/>
+      <w:lvlJc w:val="left"/>
+      <w:pPr>
+        <w:ind w:left="3600" w:hanging="360"/>
+      </w:pPr>
+    </w:lvl>
+    <w:lvl w:ilvl="5" w:tplc="0409001B" w:tentative="1">
+      <w:start w:val="1"/>
+      <w:numFmt w:val="lowerRoman"/>
+      <w:lvlText w:val="%6."/>
+      <w:lvlJc w:val="right"/>
+      <w:pPr>
+        <w:ind w:left="4320" w:hanging="180"/>
+      </w:pPr>
+    </w:lvl>
+    <w:lvl w:ilvl="6" w:tplc="0409000F" w:tentative="1">
+      <w:start w:val="1"/>
+      <w:numFmt w:val="decimal"/>
+      <w:lvlText w:val="%7."/>
+      <w:lvlJc w:val="left"/>
+      <w:pPr>
+        <w:ind w:left="5040" w:hanging="360"/>
+      </w:pPr>
+    </w:lvl>
+    <w:lvl w:ilvl="7" w:tplc="04090019" w:tentative="1">
+      <w:start w:val="1"/>
+      <w:numFmt w:val="lowerLetter"/>
+      <w:lvlText w:val="%8."/>
+      <w:lvlJc w:val="left"/>
+      <w:pPr>
+        <w:ind w:left="5760" w:hanging="360"/>
+      </w:pPr>
+    </w:lvl>
+    <w:lvl w:ilvl="8" w:tplc="0409001B" w:tentative="1">
+      <w:start w:val="1"/>
+      <w:numFmt w:val="lowerRoman"/>
+      <w:lvlText w:val="%9."/>
+      <w:lvlJc w:val="right"/>
+      <w:pPr>
+        <w:ind w:left="6480" w:hanging="180"/>
+      </w:pPr>
+    </w:lvl>
+  </w:abstractNum>
+  <w:abstractNum w:abstractNumId="14" w15:restartNumberingAfterBreak="0">
+    <w:nsid w:val="4B6D5388"/>
+    <w:multiLevelType w:val="hybridMultilevel"/>
+    <w:tmpl w:val="A4806CCA"/>
+    <w:lvl w:ilvl="0" w:tplc="B8B0E78E">
+      <w:start w:val="1"/>
+      <w:numFmt w:val="decimal"/>
+      <w:lvlText w:val="%1."/>
+      <w:lvlJc w:val="left"/>
+      <w:pPr>
+        <w:ind w:left="720" w:hanging="360"/>
+      </w:pPr>
+      <w:rPr>
+        <w:rFonts w:hint="default"/>
+      </w:rPr>
+    </w:lvl>
+    <w:lvl w:ilvl="1" w:tplc="04090019" w:tentative="1">
+      <w:start w:val="1"/>
+      <w:numFmt w:val="lowerLetter"/>
+      <w:lvlText w:val="%2."/>
+      <w:lvlJc w:val="left"/>
+      <w:pPr>
+        <w:ind w:left="1440" w:hanging="360"/>
+      </w:pPr>
+    </w:lvl>
+    <w:lvl w:ilvl="2" w:tplc="0409001B" w:tentative="1">
+      <w:start w:val="1"/>
+      <w:numFmt w:val="lowerRoman"/>
+      <w:lvlText w:val="%3."/>
+      <w:lvlJc w:val="right"/>
+      <w:pPr>
+        <w:ind w:left="2160" w:hanging="180"/>
+      </w:pPr>
+    </w:lvl>
+    <w:lvl w:ilvl="3" w:tplc="0409000F" w:tentative="1">
+      <w:start w:val="1"/>
+      <w:numFmt w:val="decimal"/>
+      <w:lvlText w:val="%4."/>
+      <w:lvlJc w:val="left"/>
+      <w:pPr>
+        <w:ind w:left="2880" w:hanging="360"/>
+      </w:pPr>
+    </w:lvl>
+    <w:lvl w:ilvl="4" w:tplc="04090019" w:tentative="1">
+      <w:start w:val="1"/>
+      <w:numFmt w:val="lowerLetter"/>
+      <w:lvlText w:val="%5."/>
+      <w:lvlJc w:val="left"/>
+      <w:pPr>
+        <w:ind w:left="3600" w:hanging="360"/>
+      </w:pPr>
+    </w:lvl>
+    <w:lvl w:ilvl="5" w:tplc="0409001B" w:tentative="1">
+      <w:start w:val="1"/>
+      <w:numFmt w:val="lowerRoman"/>
+      <w:lvlText w:val="%6."/>
+      <w:lvlJc w:val="right"/>
+      <w:pPr>
+        <w:ind w:left="4320" w:hanging="180"/>
+      </w:pPr>
+    </w:lvl>
+    <w:lvl w:ilvl="6" w:tplc="0409000F" w:tentative="1">
+      <w:start w:val="1"/>
+      <w:numFmt w:val="decimal"/>
+      <w:lvlText w:val="%7."/>
+      <w:lvlJc w:val="left"/>
+      <w:pPr>
+        <w:ind w:left="5040" w:hanging="360"/>
+      </w:pPr>
+    </w:lvl>
+    <w:lvl w:ilvl="7" w:tplc="04090019" w:tentative="1">
+      <w:start w:val="1"/>
+      <w:numFmt w:val="lowerLetter"/>
+      <w:lvlText w:val="%8."/>
+      <w:lvlJc w:val="left"/>
+      <w:pPr>
+        <w:ind w:left="5760" w:hanging="360"/>
+      </w:pPr>
+    </w:lvl>
+    <w:lvl w:ilvl="8" w:tplc="0409001B" w:tentative="1">
+      <w:start w:val="1"/>
+      <w:numFmt w:val="lowerRoman"/>
+      <w:lvlText w:val="%9."/>
+      <w:lvlJc w:val="right"/>
+      <w:pPr>
+        <w:ind w:left="6480" w:hanging="180"/>
+      </w:pPr>
+    </w:lvl>
+  </w:abstractNum>
+  <w:abstractNum w:abstractNumId="15" w15:restartNumberingAfterBreak="0">
     <w:nsid w:val="4C8C6E9B"/>
     <w:multiLevelType w:val="hybridMultilevel"/>
     <w:tmpl w:val="6F28CFA2"/>
@@ -8963,7 +8576,7 @@
       <w:lvlText w:val="%1."/>
       <w:lvlJc w:val="left"/>
       <w:pPr>
-        <w:ind w:left="1080" w:hanging="360"/>
+        <w:ind w:left="1800" w:hanging="360"/>
       </w:pPr>
       <w:rPr>
         <w:rFonts w:hint="default"/>
@@ -8975,7 +8588,7 @@
       <w:lvlText w:val="%2."/>
       <w:lvlJc w:val="left"/>
       <w:pPr>
-        <w:ind w:left="1800" w:hanging="360"/>
+        <w:ind w:left="2520" w:hanging="360"/>
       </w:pPr>
     </w:lvl>
     <w:lvl w:ilvl="2" w:tplc="0409001B" w:tentative="1">
@@ -8984,7 +8597,7 @@
       <w:lvlText w:val="%3."/>
       <w:lvlJc w:val="right"/>
       <w:pPr>
-        <w:ind w:left="2520" w:hanging="180"/>
+        <w:ind w:left="3240" w:hanging="180"/>
       </w:pPr>
     </w:lvl>
     <w:lvl w:ilvl="3" w:tplc="0409000F" w:tentative="1">
@@ -8993,7 +8606,7 @@
       <w:lvlText w:val="%4."/>
       <w:lvlJc w:val="left"/>
       <w:pPr>
-        <w:ind w:left="3240" w:hanging="360"/>
+        <w:ind w:left="3960" w:hanging="360"/>
       </w:pPr>
     </w:lvl>
     <w:lvl w:ilvl="4" w:tplc="04090019" w:tentative="1">
@@ -9002,7 +8615,7 @@
       <w:lvlText w:val="%5."/>
       <w:lvlJc w:val="left"/>
       <w:pPr>
-        <w:ind w:left="3960" w:hanging="360"/>
+        <w:ind w:left="4680" w:hanging="360"/>
       </w:pPr>
     </w:lvl>
     <w:lvl w:ilvl="5" w:tplc="0409001B" w:tentative="1">
@@ -9011,7 +8624,7 @@
       <w:lvlText w:val="%6."/>
       <w:lvlJc w:val="right"/>
       <w:pPr>
-        <w:ind w:left="4680" w:hanging="180"/>
+        <w:ind w:left="5400" w:hanging="180"/>
       </w:pPr>
     </w:lvl>
     <w:lvl w:ilvl="6" w:tplc="0409000F" w:tentative="1">
@@ -9020,7 +8633,7 @@
       <w:lvlText w:val="%7."/>
       <w:lvlJc w:val="left"/>
       <w:pPr>
-        <w:ind w:left="5400" w:hanging="360"/>
+        <w:ind w:left="6120" w:hanging="360"/>
       </w:pPr>
     </w:lvl>
     <w:lvl w:ilvl="7" w:tplc="04090019" w:tentative="1">
@@ -9029,7 +8642,7 @@
       <w:lvlText w:val="%8."/>
       <w:lvlJc w:val="left"/>
       <w:pPr>
-        <w:ind w:left="6120" w:hanging="360"/>
+        <w:ind w:left="6840" w:hanging="360"/>
       </w:pPr>
     </w:lvl>
     <w:lvl w:ilvl="8" w:tplc="0409001B" w:tentative="1">
@@ -9038,11 +8651,100 @@
       <w:lvlText w:val="%9."/>
       <w:lvlJc w:val="right"/>
       <w:pPr>
-        <w:ind w:left="6840" w:hanging="180"/>
+        <w:ind w:left="7560" w:hanging="180"/>
       </w:pPr>
     </w:lvl>
   </w:abstractNum>
-  <w:abstractNum w:abstractNumId="11" w15:restartNumberingAfterBreak="0">
+  <w:abstractNum w:abstractNumId="16" w15:restartNumberingAfterBreak="0">
+    <w:nsid w:val="50744168"/>
+    <w:multiLevelType w:val="hybridMultilevel"/>
+    <w:tmpl w:val="F49A5634"/>
+    <w:lvl w:ilvl="0" w:tplc="B8B0E78E">
+      <w:start w:val="1"/>
+      <w:numFmt w:val="decimal"/>
+      <w:lvlText w:val="%1."/>
+      <w:lvlJc w:val="left"/>
+      <w:pPr>
+        <w:ind w:left="720" w:hanging="360"/>
+      </w:pPr>
+      <w:rPr>
+        <w:rFonts w:hint="default"/>
+      </w:rPr>
+    </w:lvl>
+    <w:lvl w:ilvl="1" w:tplc="04090019" w:tentative="1">
+      <w:start w:val="1"/>
+      <w:numFmt w:val="lowerLetter"/>
+      <w:lvlText w:val="%2."/>
+      <w:lvlJc w:val="left"/>
+      <w:pPr>
+        <w:ind w:left="1440" w:hanging="360"/>
+      </w:pPr>
+    </w:lvl>
+    <w:lvl w:ilvl="2" w:tplc="0409001B" w:tentative="1">
+      <w:start w:val="1"/>
+      <w:numFmt w:val="lowerRoman"/>
+      <w:lvlText w:val="%3."/>
+      <w:lvlJc w:val="right"/>
+      <w:pPr>
+        <w:ind w:left="2160" w:hanging="180"/>
+      </w:pPr>
+    </w:lvl>
+    <w:lvl w:ilvl="3" w:tplc="0409000F" w:tentative="1">
+      <w:start w:val="1"/>
+      <w:numFmt w:val="decimal"/>
+      <w:lvlText w:val="%4."/>
+      <w:lvlJc w:val="left"/>
+      <w:pPr>
+        <w:ind w:left="2880" w:hanging="360"/>
+      </w:pPr>
+    </w:lvl>
+    <w:lvl w:ilvl="4" w:tplc="04090019" w:tentative="1">
+      <w:start w:val="1"/>
+      <w:numFmt w:val="lowerLetter"/>
+      <w:lvlText w:val="%5."/>
+      <w:lvlJc w:val="left"/>
+      <w:pPr>
+        <w:ind w:left="3600" w:hanging="360"/>
+      </w:pPr>
+    </w:lvl>
+    <w:lvl w:ilvl="5" w:tplc="0409001B" w:tentative="1">
+      <w:start w:val="1"/>
+      <w:numFmt w:val="lowerRoman"/>
+      <w:lvlText w:val="%6."/>
+      <w:lvlJc w:val="right"/>
+      <w:pPr>
+        <w:ind w:left="4320" w:hanging="180"/>
+      </w:pPr>
+    </w:lvl>
+    <w:lvl w:ilvl="6" w:tplc="0409000F" w:tentative="1">
+      <w:start w:val="1"/>
+      <w:numFmt w:val="decimal"/>
+      <w:lvlText w:val="%7."/>
+      <w:lvlJc w:val="left"/>
+      <w:pPr>
+        <w:ind w:left="5040" w:hanging="360"/>
+      </w:pPr>
+    </w:lvl>
+    <w:lvl w:ilvl="7" w:tplc="04090019" w:tentative="1">
+      <w:start w:val="1"/>
+      <w:numFmt w:val="lowerLetter"/>
+      <w:lvlText w:val="%8."/>
+      <w:lvlJc w:val="left"/>
+      <w:pPr>
+        <w:ind w:left="5760" w:hanging="360"/>
+      </w:pPr>
+    </w:lvl>
+    <w:lvl w:ilvl="8" w:tplc="0409001B" w:tentative="1">
+      <w:start w:val="1"/>
+      <w:numFmt w:val="lowerRoman"/>
+      <w:lvlText w:val="%9."/>
+      <w:lvlJc w:val="right"/>
+      <w:pPr>
+        <w:ind w:left="6480" w:hanging="180"/>
+      </w:pPr>
+    </w:lvl>
+  </w:abstractNum>
+  <w:abstractNum w:abstractNumId="17" w15:restartNumberingAfterBreak="0">
     <w:nsid w:val="5D862371"/>
     <w:multiLevelType w:val="hybridMultilevel"/>
     <w:tmpl w:val="38EE902E"/>
@@ -9131,7 +8833,7 @@
       </w:pPr>
     </w:lvl>
   </w:abstractNum>
-  <w:abstractNum w:abstractNumId="12" w15:restartNumberingAfterBreak="0">
+  <w:abstractNum w:abstractNumId="18" w15:restartNumberingAfterBreak="0">
     <w:nsid w:val="6EB2730C"/>
     <w:multiLevelType w:val="hybridMultilevel"/>
     <w:tmpl w:val="AB380594"/>
@@ -9220,7 +8922,96 @@
       </w:pPr>
     </w:lvl>
   </w:abstractNum>
-  <w:abstractNum w:abstractNumId="13" w15:restartNumberingAfterBreak="0">
+  <w:abstractNum w:abstractNumId="19" w15:restartNumberingAfterBreak="0">
+    <w:nsid w:val="70483864"/>
+    <w:multiLevelType w:val="hybridMultilevel"/>
+    <w:tmpl w:val="180CF6A4"/>
+    <w:lvl w:ilvl="0" w:tplc="B8B0E78E">
+      <w:start w:val="1"/>
+      <w:numFmt w:val="decimal"/>
+      <w:lvlText w:val="%1."/>
+      <w:lvlJc w:val="left"/>
+      <w:pPr>
+        <w:ind w:left="1080" w:hanging="360"/>
+      </w:pPr>
+      <w:rPr>
+        <w:rFonts w:hint="default"/>
+      </w:rPr>
+    </w:lvl>
+    <w:lvl w:ilvl="1" w:tplc="04090019" w:tentative="1">
+      <w:start w:val="1"/>
+      <w:numFmt w:val="lowerLetter"/>
+      <w:lvlText w:val="%2."/>
+      <w:lvlJc w:val="left"/>
+      <w:pPr>
+        <w:ind w:left="1800" w:hanging="360"/>
+      </w:pPr>
+    </w:lvl>
+    <w:lvl w:ilvl="2" w:tplc="0409001B" w:tentative="1">
+      <w:start w:val="1"/>
+      <w:numFmt w:val="lowerRoman"/>
+      <w:lvlText w:val="%3."/>
+      <w:lvlJc w:val="right"/>
+      <w:pPr>
+        <w:ind w:left="2520" w:hanging="180"/>
+      </w:pPr>
+    </w:lvl>
+    <w:lvl w:ilvl="3" w:tplc="0409000F" w:tentative="1">
+      <w:start w:val="1"/>
+      <w:numFmt w:val="decimal"/>
+      <w:lvlText w:val="%4."/>
+      <w:lvlJc w:val="left"/>
+      <w:pPr>
+        <w:ind w:left="3240" w:hanging="360"/>
+      </w:pPr>
+    </w:lvl>
+    <w:lvl w:ilvl="4" w:tplc="04090019" w:tentative="1">
+      <w:start w:val="1"/>
+      <w:numFmt w:val="lowerLetter"/>
+      <w:lvlText w:val="%5."/>
+      <w:lvlJc w:val="left"/>
+      <w:pPr>
+        <w:ind w:left="3960" w:hanging="360"/>
+      </w:pPr>
+    </w:lvl>
+    <w:lvl w:ilvl="5" w:tplc="0409001B" w:tentative="1">
+      <w:start w:val="1"/>
+      <w:numFmt w:val="lowerRoman"/>
+      <w:lvlText w:val="%6."/>
+      <w:lvlJc w:val="right"/>
+      <w:pPr>
+        <w:ind w:left="4680" w:hanging="180"/>
+      </w:pPr>
+    </w:lvl>
+    <w:lvl w:ilvl="6" w:tplc="0409000F" w:tentative="1">
+      <w:start w:val="1"/>
+      <w:numFmt w:val="decimal"/>
+      <w:lvlText w:val="%7."/>
+      <w:lvlJc w:val="left"/>
+      <w:pPr>
+        <w:ind w:left="5400" w:hanging="360"/>
+      </w:pPr>
+    </w:lvl>
+    <w:lvl w:ilvl="7" w:tplc="04090019" w:tentative="1">
+      <w:start w:val="1"/>
+      <w:numFmt w:val="lowerLetter"/>
+      <w:lvlText w:val="%8."/>
+      <w:lvlJc w:val="left"/>
+      <w:pPr>
+        <w:ind w:left="6120" w:hanging="360"/>
+      </w:pPr>
+    </w:lvl>
+    <w:lvl w:ilvl="8" w:tplc="0409001B" w:tentative="1">
+      <w:start w:val="1"/>
+      <w:numFmt w:val="lowerRoman"/>
+      <w:lvlText w:val="%9."/>
+      <w:lvlJc w:val="right"/>
+      <w:pPr>
+        <w:ind w:left="6840" w:hanging="180"/>
+      </w:pPr>
+    </w:lvl>
+  </w:abstractNum>
+  <w:abstractNum w:abstractNumId="20" w15:restartNumberingAfterBreak="0">
     <w:nsid w:val="71AF0B85"/>
     <w:multiLevelType w:val="hybridMultilevel"/>
     <w:tmpl w:val="4DECA47A"/>
@@ -9309,7 +9100,7 @@
       </w:pPr>
     </w:lvl>
   </w:abstractNum>
-  <w:abstractNum w:abstractNumId="14" w15:restartNumberingAfterBreak="0">
+  <w:abstractNum w:abstractNumId="21" w15:restartNumberingAfterBreak="0">
     <w:nsid w:val="751754EC"/>
     <w:multiLevelType w:val="hybridMultilevel"/>
     <w:tmpl w:val="E54EA674"/>
@@ -9423,7 +9214,7 @@
     </w:lvl>
   </w:abstractNum>
   <w:num w:numId="1" w16cid:durableId="975992488">
-    <w:abstractNumId w:val="6"/>
+    <w:abstractNumId w:val="9"/>
   </w:num>
   <w:num w:numId="2" w16cid:durableId="62458375">
     <w:abstractNumId w:val="2"/>
@@ -9432,40 +9223,61 @@
     <w:abstractNumId w:val="1"/>
   </w:num>
   <w:num w:numId="4" w16cid:durableId="989942448">
-    <w:abstractNumId w:val="8"/>
+    <w:abstractNumId w:val="11"/>
   </w:num>
   <w:num w:numId="5" w16cid:durableId="1357924058">
     <w:abstractNumId w:val="0"/>
   </w:num>
   <w:num w:numId="6" w16cid:durableId="1050884898">
-    <w:abstractNumId w:val="14"/>
+    <w:abstractNumId w:val="21"/>
   </w:num>
   <w:num w:numId="7" w16cid:durableId="920870158">
-    <w:abstractNumId w:val="11"/>
+    <w:abstractNumId w:val="17"/>
   </w:num>
   <w:num w:numId="8" w16cid:durableId="838353081">
+    <w:abstractNumId w:val="7"/>
+  </w:num>
+  <w:num w:numId="9" w16cid:durableId="1560822672">
+    <w:abstractNumId w:val="20"/>
+  </w:num>
+  <w:num w:numId="10" w16cid:durableId="653609050">
+    <w:abstractNumId w:val="12"/>
+  </w:num>
+  <w:num w:numId="11" w16cid:durableId="1947224318">
+    <w:abstractNumId w:val="8"/>
+  </w:num>
+  <w:num w:numId="12" w16cid:durableId="643199522">
+    <w:abstractNumId w:val="18"/>
+  </w:num>
+  <w:num w:numId="13" w16cid:durableId="1683705501">
     <w:abstractNumId w:val="4"/>
   </w:num>
-  <w:num w:numId="9" w16cid:durableId="1560822672">
+  <w:num w:numId="14" w16cid:durableId="1514495334">
+    <w:abstractNumId w:val="15"/>
+  </w:num>
+  <w:num w:numId="15" w16cid:durableId="77793893">
+    <w:abstractNumId w:val="10"/>
+  </w:num>
+  <w:num w:numId="16" w16cid:durableId="1352757339">
     <w:abstractNumId w:val="13"/>
   </w:num>
-  <w:num w:numId="10" w16cid:durableId="653609050">
-    <w:abstractNumId w:val="9"/>
+  <w:num w:numId="17" w16cid:durableId="1914705234">
+    <w:abstractNumId w:val="3"/>
   </w:num>
-  <w:num w:numId="11" w16cid:durableId="1947224318">
+  <w:num w:numId="18" w16cid:durableId="1849445102">
+    <w:abstractNumId w:val="6"/>
+  </w:num>
+  <w:num w:numId="19" w16cid:durableId="829905461">
     <w:abstractNumId w:val="5"/>
   </w:num>
-  <w:num w:numId="12" w16cid:durableId="643199522">
-    <w:abstractNumId w:val="12"/>
+  <w:num w:numId="20" w16cid:durableId="1890025149">
+    <w:abstractNumId w:val="19"/>
   </w:num>
-  <w:num w:numId="13" w16cid:durableId="1683705501">
-    <w:abstractNumId w:val="3"/>
+  <w:num w:numId="21" w16cid:durableId="1596399679">
+    <w:abstractNumId w:val="16"/>
   </w:num>
-  <w:num w:numId="14" w16cid:durableId="1514495334">
-    <w:abstractNumId w:val="10"/>
-  </w:num>
-  <w:num w:numId="15" w16cid:durableId="77793893">
-    <w:abstractNumId w:val="7"/>
+  <w:num w:numId="22" w16cid:durableId="1455293825">
+    <w:abstractNumId w:val="14"/>
   </w:num>
 </w:numbering>
 </file>
@@ -10070,7 +9882,6 @@
   <w:style w:type="character" w:default="1" w:styleId="a0">
     <w:name w:val="Default Paragraph Font"/>
     <w:uiPriority w:val="1"/>
-    <w:semiHidden/>
     <w:unhideWhenUsed/>
   </w:style>
   <w:style w:type="table" w:default="1" w:styleId="a1">
@@ -10434,6 +10245,102 @@
       </w:tblBorders>
     </w:tblPr>
   </w:style>
+  <w:style w:type="paragraph" w:styleId="HTML">
+    <w:name w:val="HTML Preformatted"/>
+    <w:basedOn w:val="a"/>
+    <w:link w:val="HTML0"/>
+    <w:uiPriority w:val="99"/>
+    <w:unhideWhenUsed/>
+    <w:rsid w:val="00E746E4"/>
+    <w:pPr>
+      <w:tabs>
+        <w:tab w:val="left" w:pos="916"/>
+        <w:tab w:val="left" w:pos="1832"/>
+        <w:tab w:val="left" w:pos="2748"/>
+        <w:tab w:val="left" w:pos="3664"/>
+        <w:tab w:val="left" w:pos="4580"/>
+        <w:tab w:val="left" w:pos="5496"/>
+        <w:tab w:val="left" w:pos="6412"/>
+        <w:tab w:val="left" w:pos="7328"/>
+        <w:tab w:val="left" w:pos="8244"/>
+        <w:tab w:val="left" w:pos="9160"/>
+        <w:tab w:val="left" w:pos="10076"/>
+        <w:tab w:val="left" w:pos="10992"/>
+        <w:tab w:val="left" w:pos="11908"/>
+        <w:tab w:val="left" w:pos="12824"/>
+        <w:tab w:val="left" w:pos="13740"/>
+        <w:tab w:val="left" w:pos="14656"/>
+      </w:tabs>
+      <w:spacing w:after="0" w:line="240" w:lineRule="auto"/>
+    </w:pPr>
+    <w:rPr>
+      <w:rFonts w:ascii="Courier New" w:eastAsia="Times New Roman" w:hAnsi="Courier New" w:cs="Courier New"/>
+      <w:kern w:val="0"/>
+      <w:sz w:val="20"/>
+      <w:szCs w:val="20"/>
+      <w14:ligatures w14:val="none"/>
+    </w:rPr>
+  </w:style>
+  <w:style w:type="character" w:customStyle="1" w:styleId="HTML0">
+    <w:name w:val="HTML מעוצב מראש תו"/>
+    <w:basedOn w:val="a0"/>
+    <w:link w:val="HTML"/>
+    <w:uiPriority w:val="99"/>
+    <w:rsid w:val="00E746E4"/>
+    <w:rPr>
+      <w:rFonts w:ascii="Courier New" w:eastAsia="Times New Roman" w:hAnsi="Courier New" w:cs="Courier New"/>
+      <w:kern w:val="0"/>
+      <w:sz w:val="20"/>
+      <w:szCs w:val="20"/>
+      <w14:ligatures w14:val="none"/>
+    </w:rPr>
+  </w:style>
+  <w:style w:type="character" w:styleId="HTMLCode">
+    <w:name w:val="HTML Code"/>
+    <w:basedOn w:val="a0"/>
+    <w:uiPriority w:val="99"/>
+    <w:semiHidden/>
+    <w:unhideWhenUsed/>
+    <w:rsid w:val="00E746E4"/>
+    <w:rPr>
+      <w:rFonts w:ascii="Courier New" w:eastAsia="Times New Roman" w:hAnsi="Courier New" w:cs="Courier New"/>
+      <w:sz w:val="20"/>
+      <w:szCs w:val="20"/>
+    </w:rPr>
+  </w:style>
+  <w:style w:type="character" w:customStyle="1" w:styleId="hljs-builtin">
+    <w:name w:val="hljs-built_in"/>
+    <w:basedOn w:val="a0"/>
+    <w:rsid w:val="00E746E4"/>
+  </w:style>
+  <w:style w:type="character" w:customStyle="1" w:styleId="hljs-string">
+    <w:name w:val="hljs-string"/>
+    <w:basedOn w:val="a0"/>
+    <w:rsid w:val="00E746E4"/>
+  </w:style>
+  <w:style w:type="character" w:customStyle="1" w:styleId="hljs-number">
+    <w:name w:val="hljs-number"/>
+    <w:basedOn w:val="a0"/>
+    <w:rsid w:val="00C415BF"/>
+  </w:style>
+  <w:style w:type="paragraph" w:styleId="NormalWeb">
+    <w:name w:val="Normal (Web)"/>
+    <w:basedOn w:val="a"/>
+    <w:uiPriority w:val="99"/>
+    <w:semiHidden/>
+    <w:unhideWhenUsed/>
+    <w:rsid w:val="00C415BF"/>
+    <w:pPr>
+      <w:spacing w:before="100" w:beforeAutospacing="1" w:after="100" w:afterAutospacing="1" w:line="240" w:lineRule="auto"/>
+    </w:pPr>
+    <w:rPr>
+      <w:rFonts w:ascii="Times New Roman" w:eastAsia="Times New Roman" w:hAnsi="Times New Roman" w:cs="Times New Roman"/>
+      <w:kern w:val="0"/>
+      <w:sz w:val="24"/>
+      <w:szCs w:val="24"/>
+      <w14:ligatures w14:val="none"/>
+    </w:rPr>
+  </w:style>
 </w:styles>
 </file>
 

--- a/overview.docx
+++ b/overview.docx
@@ -46,6 +46,7 @@
         </w:rPr>
         <w:t xml:space="preserve"> זה ספריה </w:t>
       </w:r>
+      <w:proofErr w:type="gramStart"/>
       <w:r>
         <w:rPr>
           <w:sz w:val="20"/>
@@ -53,6 +54,7 @@
         </w:rPr>
         <w:t>open-source</w:t>
       </w:r>
+      <w:proofErr w:type="gramEnd"/>
       <w:r>
         <w:rPr>
           <w:rFonts w:hint="cs"/>
@@ -71,6 +73,8 @@
         </w:rPr>
         <w:t xml:space="preserve">שפותחה עי </w:t>
       </w:r>
+      <w:proofErr w:type="spellStart"/>
+      <w:proofErr w:type="gramStart"/>
       <w:r>
         <w:rPr>
           <w:sz w:val="20"/>
@@ -78,6 +82,7 @@
         </w:rPr>
         <w:t>OSGeo</w:t>
       </w:r>
+      <w:proofErr w:type="spellEnd"/>
       <w:r>
         <w:rPr>
           <w:rFonts w:hint="cs"/>
@@ -87,6 +92,7 @@
         </w:rPr>
         <w:t xml:space="preserve"> .</w:t>
       </w:r>
+      <w:proofErr w:type="gramEnd"/>
     </w:p>
     <w:p>
       <w:pPr>
@@ -96,12 +102,21 @@
           <w:rtl/>
         </w:rPr>
       </w:pPr>
-      <w:r>
-        <w:rPr>
-          <w:rFonts w:hint="cs"/>
-          <w:rtl/>
-        </w:rPr>
-        <w:t>הספריה מספקת:</w:t>
+      <w:proofErr w:type="spellStart"/>
+      <w:r>
+        <w:rPr>
+          <w:rFonts w:hint="cs"/>
+          <w:rtl/>
+        </w:rPr>
+        <w:t>הספריה</w:t>
+      </w:r>
+      <w:proofErr w:type="spellEnd"/>
+      <w:r>
+        <w:rPr>
+          <w:rFonts w:hint="cs"/>
+          <w:rtl/>
+        </w:rPr>
+        <w:t xml:space="preserve"> מספקת:</w:t>
       </w:r>
     </w:p>
     <w:p>
@@ -117,14 +132,25 @@
           <w:szCs w:val="20"/>
         </w:rPr>
       </w:pPr>
-      <w:r>
-        <w:rPr>
-          <w:rFonts w:hint="cs"/>
-          <w:sz w:val="20"/>
-          <w:szCs w:val="20"/>
-          <w:rtl/>
-        </w:rPr>
-        <w:t xml:space="preserve">אינטרפייס </w:t>
+      <w:proofErr w:type="spellStart"/>
+      <w:r>
+        <w:rPr>
+          <w:rFonts w:hint="cs"/>
+          <w:sz w:val="20"/>
+          <w:szCs w:val="20"/>
+          <w:rtl/>
+        </w:rPr>
+        <w:t>אינטרפייס</w:t>
+      </w:r>
+      <w:proofErr w:type="spellEnd"/>
+      <w:r>
+        <w:rPr>
+          <w:rFonts w:hint="cs"/>
+          <w:sz w:val="20"/>
+          <w:szCs w:val="20"/>
+          <w:rtl/>
+        </w:rPr>
+        <w:t xml:space="preserve"> </w:t>
       </w:r>
       <w:r>
         <w:rPr>
@@ -165,16 +191,45 @@
           <w:sz w:val="20"/>
           <w:szCs w:val="20"/>
         </w:rPr>
-        <w:t>.shp</w:t>
-      </w:r>
-      <w:r>
-        <w:rPr>
-          <w:rFonts w:hint="cs"/>
-          <w:sz w:val="20"/>
-          <w:szCs w:val="20"/>
-          <w:rtl/>
-        </w:rPr>
-        <w:t>] וראסטרים[</w:t>
+        <w:t>.</w:t>
+      </w:r>
+      <w:proofErr w:type="spellStart"/>
+      <w:r>
+        <w:rPr>
+          <w:sz w:val="20"/>
+          <w:szCs w:val="20"/>
+        </w:rPr>
+        <w:t>shp</w:t>
+      </w:r>
+      <w:proofErr w:type="spellEnd"/>
+      <w:r>
+        <w:rPr>
+          <w:rFonts w:hint="cs"/>
+          <w:sz w:val="20"/>
+          <w:szCs w:val="20"/>
+          <w:rtl/>
+        </w:rPr>
+        <w:t xml:space="preserve">] </w:t>
+      </w:r>
+      <w:proofErr w:type="spellStart"/>
+      <w:r>
+        <w:rPr>
+          <w:rFonts w:hint="cs"/>
+          <w:sz w:val="20"/>
+          <w:szCs w:val="20"/>
+          <w:rtl/>
+        </w:rPr>
+        <w:t>וראסטרים</w:t>
+      </w:r>
+      <w:proofErr w:type="spellEnd"/>
+      <w:r>
+        <w:rPr>
+          <w:rFonts w:hint="cs"/>
+          <w:sz w:val="20"/>
+          <w:szCs w:val="20"/>
+          <w:rtl/>
+        </w:rPr>
+        <w:t>[</w:t>
       </w:r>
       <w:r>
         <w:rPr>
@@ -418,7 +473,31 @@
           <w:szCs w:val="20"/>
           <w:rtl/>
         </w:rPr>
-        <w:t>על ראסטרים.</w:t>
+        <w:t xml:space="preserve">על </w:t>
+      </w:r>
+      <w:proofErr w:type="spellStart"/>
+      <w:r>
+        <w:rPr>
+          <w:rFonts w:hint="cs"/>
+          <w:b/>
+          <w:bCs/>
+          <w:sz w:val="20"/>
+          <w:szCs w:val="20"/>
+          <w:rtl/>
+        </w:rPr>
+        <w:t>ראסטרים</w:t>
+      </w:r>
+      <w:proofErr w:type="spellEnd"/>
+      <w:r>
+        <w:rPr>
+          <w:rFonts w:hint="cs"/>
+          <w:b/>
+          <w:bCs/>
+          <w:sz w:val="20"/>
+          <w:szCs w:val="20"/>
+          <w:rtl/>
+        </w:rPr>
+        <w:t>.</w:t>
       </w:r>
     </w:p>
     <w:p>
@@ -441,7 +520,27 @@
           <w:szCs w:val="20"/>
           <w:rtl/>
         </w:rPr>
-        <w:t>ניתנת לגישה על ידי פייתון או ג'אווה.</w:t>
+        <w:t xml:space="preserve">ניתנת לגישה על ידי </w:t>
+      </w:r>
+      <w:proofErr w:type="spellStart"/>
+      <w:r>
+        <w:rPr>
+          <w:rFonts w:hint="cs"/>
+          <w:sz w:val="20"/>
+          <w:szCs w:val="20"/>
+          <w:rtl/>
+        </w:rPr>
+        <w:t>פייתון</w:t>
+      </w:r>
+      <w:proofErr w:type="spellEnd"/>
+      <w:r>
+        <w:rPr>
+          <w:rFonts w:hint="cs"/>
+          <w:sz w:val="20"/>
+          <w:szCs w:val="20"/>
+          <w:rtl/>
+        </w:rPr>
+        <w:t xml:space="preserve"> או ג'אווה.</w:t>
       </w:r>
     </w:p>
     <w:p>
@@ -466,6 +565,7 @@
         </w:rPr>
         <w:t xml:space="preserve">עושה פעולות שדומות לפעולות שהכלים </w:t>
       </w:r>
+      <w:proofErr w:type="spellStart"/>
       <w:r>
         <w:rPr>
           <w:sz w:val="20"/>
@@ -473,6 +573,7 @@
         </w:rPr>
         <w:t>gdalinfo</w:t>
       </w:r>
+      <w:proofErr w:type="spellEnd"/>
       <w:r>
         <w:rPr>
           <w:rFonts w:hint="cs"/>
@@ -482,6 +583,7 @@
         </w:rPr>
         <w:t xml:space="preserve"> ו-</w:t>
       </w:r>
+      <w:proofErr w:type="spellStart"/>
       <w:r>
         <w:rPr>
           <w:sz w:val="20"/>
@@ -489,6 +591,7 @@
         </w:rPr>
         <w:t>gdal_translation</w:t>
       </w:r>
+      <w:proofErr w:type="spellEnd"/>
       <w:r>
         <w:rPr>
           <w:rFonts w:hint="cs"/>
@@ -597,7 +700,23 @@
           <w:sz w:val="20"/>
           <w:szCs w:val="20"/>
         </w:rPr>
-        <w:t>Shapefiles, GeoJSON, DWG</w:t>
+        <w:t xml:space="preserve">Shapefiles, </w:t>
+      </w:r>
+      <w:proofErr w:type="spellStart"/>
+      <w:r>
+        <w:rPr>
+          <w:sz w:val="20"/>
+          <w:szCs w:val="20"/>
+        </w:rPr>
+        <w:t>GeoJSON</w:t>
+      </w:r>
+      <w:proofErr w:type="spellEnd"/>
+      <w:r>
+        <w:rPr>
+          <w:sz w:val="20"/>
+          <w:szCs w:val="20"/>
+        </w:rPr>
+        <w:t>, DWG</w:t>
       </w:r>
       <w:r>
         <w:rPr>
@@ -659,6 +778,7 @@
         </w:rPr>
         <w:t xml:space="preserve"> שדומות לפעולות שהכלים </w:t>
       </w:r>
+      <w:proofErr w:type="spellStart"/>
       <w:r>
         <w:rPr>
           <w:sz w:val="20"/>
@@ -666,6 +786,7 @@
         </w:rPr>
         <w:t>orginfo</w:t>
       </w:r>
+      <w:proofErr w:type="spellEnd"/>
       <w:r>
         <w:rPr>
           <w:rFonts w:hint="cs"/>
@@ -738,6 +859,7 @@
           <w:szCs w:val="20"/>
         </w:rPr>
       </w:pPr>
+      <w:proofErr w:type="spellStart"/>
       <w:r>
         <w:rPr>
           <w:rFonts w:asciiTheme="majorHAnsi" w:hAnsiTheme="majorHAnsi"/>
@@ -758,6 +880,7 @@
         </w:rPr>
         <w:t>dalinfo</w:t>
       </w:r>
+      <w:proofErr w:type="spellEnd"/>
       <w:r>
         <w:rPr>
           <w:rFonts w:hint="cs"/>
@@ -791,17 +914,68 @@
           <w:szCs w:val="20"/>
           <w:rtl/>
         </w:rPr>
-        <w:t>התעסקות עם ראסטרים.</w:t>
-      </w:r>
-      <w:r>
-        <w:rPr>
-          <w:rFonts w:hint="cs"/>
-          <w:sz w:val="20"/>
-          <w:szCs w:val="20"/>
-          <w:rtl/>
-        </w:rPr>
-        <w:t xml:space="preserve"> (קבלת מטא-דאטא על ראסטרים</w:t>
-      </w:r>
+        <w:t xml:space="preserve">התעסקות עם </w:t>
+      </w:r>
+      <w:proofErr w:type="spellStart"/>
+      <w:r>
+        <w:rPr>
+          <w:rFonts w:hint="cs"/>
+          <w:sz w:val="20"/>
+          <w:szCs w:val="20"/>
+          <w:rtl/>
+        </w:rPr>
+        <w:t>ראסטרים</w:t>
+      </w:r>
+      <w:proofErr w:type="spellEnd"/>
+      <w:r>
+        <w:rPr>
+          <w:rFonts w:hint="cs"/>
+          <w:sz w:val="20"/>
+          <w:szCs w:val="20"/>
+          <w:rtl/>
+        </w:rPr>
+        <w:t>.</w:t>
+      </w:r>
+      <w:r>
+        <w:rPr>
+          <w:rFonts w:hint="cs"/>
+          <w:sz w:val="20"/>
+          <w:szCs w:val="20"/>
+          <w:rtl/>
+        </w:rPr>
+        <w:t xml:space="preserve"> (קבלת מטא-</w:t>
+      </w:r>
+      <w:proofErr w:type="spellStart"/>
+      <w:r>
+        <w:rPr>
+          <w:rFonts w:hint="cs"/>
+          <w:sz w:val="20"/>
+          <w:szCs w:val="20"/>
+          <w:rtl/>
+        </w:rPr>
+        <w:t>דאטא</w:t>
+      </w:r>
+      <w:proofErr w:type="spellEnd"/>
+      <w:r>
+        <w:rPr>
+          <w:rFonts w:hint="cs"/>
+          <w:sz w:val="20"/>
+          <w:szCs w:val="20"/>
+          <w:rtl/>
+        </w:rPr>
+        <w:t xml:space="preserve"> על </w:t>
+      </w:r>
+      <w:proofErr w:type="spellStart"/>
+      <w:r>
+        <w:rPr>
+          <w:rFonts w:hint="cs"/>
+          <w:sz w:val="20"/>
+          <w:szCs w:val="20"/>
+          <w:rtl/>
+        </w:rPr>
+        <w:t>ראסטרים</w:t>
+      </w:r>
+      <w:proofErr w:type="spellEnd"/>
       <w:r>
         <w:rPr>
           <w:rFonts w:hint="cs"/>
@@ -818,8 +992,39 @@
           <w:szCs w:val="20"/>
           <w:rtl/>
         </w:rPr>
-        <w:t>כמו הגודל הקורדינאטות וכו</w:t>
-      </w:r>
+        <w:t xml:space="preserve">כמו הגודל </w:t>
+      </w:r>
+      <w:proofErr w:type="spellStart"/>
+      <w:r>
+        <w:rPr>
+          <w:rFonts w:hint="cs"/>
+          <w:sz w:val="20"/>
+          <w:szCs w:val="20"/>
+          <w:rtl/>
+        </w:rPr>
+        <w:t>הקורדינאטות</w:t>
+      </w:r>
+      <w:proofErr w:type="spellEnd"/>
+      <w:r>
+        <w:rPr>
+          <w:rFonts w:hint="cs"/>
+          <w:sz w:val="20"/>
+          <w:szCs w:val="20"/>
+          <w:rtl/>
+        </w:rPr>
+        <w:t xml:space="preserve"> </w:t>
+      </w:r>
+      <w:proofErr w:type="spellStart"/>
+      <w:r>
+        <w:rPr>
+          <w:rFonts w:hint="cs"/>
+          <w:sz w:val="20"/>
+          <w:szCs w:val="20"/>
+          <w:rtl/>
+        </w:rPr>
+        <w:t>וכו</w:t>
+      </w:r>
+      <w:proofErr w:type="spellEnd"/>
       <w:r>
         <w:rPr>
           <w:rFonts w:hint="cs"/>
@@ -843,6 +1048,7 @@
           <w:szCs w:val="20"/>
         </w:rPr>
       </w:pPr>
+      <w:proofErr w:type="spellStart"/>
       <w:r>
         <w:rPr>
           <w:rFonts w:asciiTheme="majorHAnsi" w:hAnsiTheme="majorHAnsi"/>
@@ -853,6 +1059,7 @@
         </w:rPr>
         <w:t>Gdal_translate</w:t>
       </w:r>
+      <w:proofErr w:type="spellEnd"/>
       <w:r>
         <w:rPr>
           <w:rFonts w:asciiTheme="majorHAnsi" w:hAnsiTheme="majorHAnsi" w:hint="cs"/>
@@ -879,7 +1086,27 @@
           <w:szCs w:val="20"/>
           <w:rtl/>
         </w:rPr>
-        <w:t xml:space="preserve"> המרה של ראסטרים.</w:t>
+        <w:t xml:space="preserve"> המרה של </w:t>
+      </w:r>
+      <w:proofErr w:type="spellStart"/>
+      <w:r>
+        <w:rPr>
+          <w:rFonts w:hint="cs"/>
+          <w:sz w:val="20"/>
+          <w:szCs w:val="20"/>
+          <w:rtl/>
+        </w:rPr>
+        <w:t>ראסטרים</w:t>
+      </w:r>
+      <w:proofErr w:type="spellEnd"/>
+      <w:r>
+        <w:rPr>
+          <w:rFonts w:hint="cs"/>
+          <w:sz w:val="20"/>
+          <w:szCs w:val="20"/>
+          <w:rtl/>
+        </w:rPr>
+        <w:t>.</w:t>
       </w:r>
     </w:p>
     <w:p>
@@ -895,6 +1122,7 @@
           <w:szCs w:val="20"/>
         </w:rPr>
       </w:pPr>
+      <w:proofErr w:type="spellStart"/>
       <w:r>
         <w:rPr>
           <w:rFonts w:asciiTheme="majorHAnsi" w:hAnsiTheme="majorHAnsi"/>
@@ -905,6 +1133,7 @@
         </w:rPr>
         <w:t>Orginfo</w:t>
       </w:r>
+      <w:proofErr w:type="spellEnd"/>
       <w:r>
         <w:rPr>
           <w:rFonts w:asciiTheme="majorHAnsi" w:hAnsiTheme="majorHAnsi" w:hint="cs"/>
@@ -948,16 +1177,47 @@
           <w:szCs w:val="20"/>
           <w:rtl/>
         </w:rPr>
-        <w:t xml:space="preserve">קבלת מטא-דאטא של </w:t>
-      </w:r>
-      <w:r>
-        <w:rPr>
-          <w:rFonts w:hint="cs"/>
-          <w:sz w:val="20"/>
-          <w:szCs w:val="20"/>
-          <w:rtl/>
-        </w:rPr>
-        <w:t>ספשיאן פורמט כמו מספר שכבות ב</w:t>
+        <w:t>קבלת מטא-</w:t>
+      </w:r>
+      <w:proofErr w:type="spellStart"/>
+      <w:r>
+        <w:rPr>
+          <w:rFonts w:hint="cs"/>
+          <w:sz w:val="20"/>
+          <w:szCs w:val="20"/>
+          <w:rtl/>
+        </w:rPr>
+        <w:t>דאטא</w:t>
+      </w:r>
+      <w:proofErr w:type="spellEnd"/>
+      <w:r>
+        <w:rPr>
+          <w:rFonts w:hint="cs"/>
+          <w:sz w:val="20"/>
+          <w:szCs w:val="20"/>
+          <w:rtl/>
+        </w:rPr>
+        <w:t xml:space="preserve"> של </w:t>
+      </w:r>
+      <w:proofErr w:type="spellStart"/>
+      <w:r>
+        <w:rPr>
+          <w:rFonts w:hint="cs"/>
+          <w:sz w:val="20"/>
+          <w:szCs w:val="20"/>
+          <w:rtl/>
+        </w:rPr>
+        <w:t>ספשיאן</w:t>
+      </w:r>
+      <w:proofErr w:type="spellEnd"/>
+      <w:r>
+        <w:rPr>
+          <w:rFonts w:hint="cs"/>
+          <w:sz w:val="20"/>
+          <w:szCs w:val="20"/>
+          <w:rtl/>
+        </w:rPr>
+        <w:t xml:space="preserve"> פורמט כמו מספר שכבות ב</w:t>
       </w:r>
       <w:r>
         <w:rPr>
@@ -1056,8 +1316,21 @@
           <w:szCs w:val="20"/>
           <w:rtl/>
         </w:rPr>
-        <w:t xml:space="preserve"> לגאוג'ייסון</w:t>
-      </w:r>
+        <w:t xml:space="preserve"> </w:t>
+      </w:r>
+      <w:proofErr w:type="spellStart"/>
+      <w:r>
+        <w:rPr>
+          <w:rFonts w:asciiTheme="majorHAnsi" w:hAnsiTheme="majorHAnsi" w:hint="cs"/>
+          <w:b/>
+          <w:bCs/>
+          <w:sz w:val="20"/>
+          <w:szCs w:val="20"/>
+          <w:rtl/>
+        </w:rPr>
+        <w:t>לגאוג'ייסון</w:t>
+      </w:r>
+      <w:proofErr w:type="spellEnd"/>
       <w:r>
         <w:rPr>
           <w:rFonts w:asciiTheme="majorHAnsi" w:hAnsiTheme="majorHAnsi" w:hint="cs"/>
@@ -1112,8 +1385,20 @@
           <w:szCs w:val="20"/>
           <w:rtl/>
         </w:rPr>
-        <w:t>המרת קורדינאטות</w:t>
-      </w:r>
+        <w:t xml:space="preserve">המרת </w:t>
+      </w:r>
+      <w:proofErr w:type="spellStart"/>
+      <w:r>
+        <w:rPr>
+          <w:rStyle w:val="aa"/>
+          <w:rFonts w:hint="cs"/>
+          <w:sz w:val="20"/>
+          <w:szCs w:val="20"/>
+          <w:rtl/>
+        </w:rPr>
+        <w:t>קורדינאטות</w:t>
+      </w:r>
+      <w:proofErr w:type="spellEnd"/>
       <w:r>
         <w:rPr>
           <w:rStyle w:val="aa"/>
@@ -1169,14 +1454,34 @@
         </w:rPr>
         <w:t xml:space="preserve">מפורמטים שונים כמו </w:t>
       </w:r>
+      <w:proofErr w:type="spellStart"/>
       <w:r>
         <w:rPr>
           <w:rStyle w:val="aa"/>
           <w:sz w:val="20"/>
           <w:szCs w:val="20"/>
         </w:rPr>
-        <w:t>GTiff, DWG, GeoJson</w:t>
-      </w:r>
+        <w:t>GTiff</w:t>
+      </w:r>
+      <w:proofErr w:type="spellEnd"/>
+      <w:r>
+        <w:rPr>
+          <w:rStyle w:val="aa"/>
+          <w:sz w:val="20"/>
+          <w:szCs w:val="20"/>
+        </w:rPr>
+        <w:t xml:space="preserve">, DWG, </w:t>
+      </w:r>
+      <w:proofErr w:type="spellStart"/>
+      <w:r>
+        <w:rPr>
+          <w:rStyle w:val="aa"/>
+          <w:sz w:val="20"/>
+          <w:szCs w:val="20"/>
+        </w:rPr>
+        <w:t>GeoJson</w:t>
+      </w:r>
+      <w:proofErr w:type="spellEnd"/>
       <w:r>
         <w:rPr>
           <w:rStyle w:val="aa"/>
@@ -1303,6 +1608,7 @@
           <w:rFonts w:hint="cs"/>
           <w:rtl/>
         </w:rPr>
+        <w:lastRenderedPageBreak/>
         <w:t>התקנה</w:t>
       </w:r>
     </w:p>
@@ -1362,7 +1668,23 @@
         <w:t xml:space="preserve"> </w:t>
       </w:r>
       <w:r>
-        <w:t>Building wheel for gdal (pyproject.toml) did not run successfully</w:t>
+        <w:t xml:space="preserve">Building wheel for </w:t>
+      </w:r>
+      <w:proofErr w:type="spellStart"/>
+      <w:r>
+        <w:t>gdal</w:t>
+      </w:r>
+      <w:proofErr w:type="spellEnd"/>
+      <w:r>
+        <w:t xml:space="preserve"> (</w:t>
+      </w:r>
+      <w:proofErr w:type="spellStart"/>
+      <w:r>
+        <w:t>pyproject.toml</w:t>
+      </w:r>
+      <w:proofErr w:type="spellEnd"/>
+      <w:r>
+        <w:t>) did not run successfully</w:t>
       </w:r>
       <w:r>
         <w:rPr>
@@ -1406,7 +1728,27 @@
           <w:szCs w:val="20"/>
           <w:rtl/>
         </w:rPr>
-        <w:t xml:space="preserve"> עם הסביבת עבודה הבאה:</w:t>
+        <w:t xml:space="preserve"> עם </w:t>
+      </w:r>
+      <w:proofErr w:type="spellStart"/>
+      <w:r>
+        <w:rPr>
+          <w:rFonts w:cstheme="minorHAnsi" w:hint="cs"/>
+          <w:sz w:val="20"/>
+          <w:szCs w:val="20"/>
+          <w:rtl/>
+        </w:rPr>
+        <w:t>הסביבת</w:t>
+      </w:r>
+      <w:proofErr w:type="spellEnd"/>
+      <w:r>
+        <w:rPr>
+          <w:rFonts w:cstheme="minorHAnsi" w:hint="cs"/>
+          <w:sz w:val="20"/>
+          <w:szCs w:val="20"/>
+          <w:rtl/>
+        </w:rPr>
+        <w:t xml:space="preserve"> עבודה הבאה:</w:t>
       </w:r>
       <w:r>
         <w:rPr>
@@ -1445,7 +1787,67 @@
           <w:szCs w:val="20"/>
           <w:rtl/>
         </w:rPr>
-        <w:t>2. וירטואל אנווירומנט עם אינטרפטר פייתון 3.13.5</w:t>
+        <w:t xml:space="preserve">2. וירטואל </w:t>
+      </w:r>
+      <w:proofErr w:type="spellStart"/>
+      <w:r>
+        <w:rPr>
+          <w:rFonts w:cstheme="minorHAnsi" w:hint="cs"/>
+          <w:sz w:val="20"/>
+          <w:szCs w:val="20"/>
+          <w:rtl/>
+        </w:rPr>
+        <w:t>אנווירומנט</w:t>
+      </w:r>
+      <w:proofErr w:type="spellEnd"/>
+      <w:r>
+        <w:rPr>
+          <w:rFonts w:cstheme="minorHAnsi" w:hint="cs"/>
+          <w:sz w:val="20"/>
+          <w:szCs w:val="20"/>
+          <w:rtl/>
+        </w:rPr>
+        <w:t xml:space="preserve"> עם </w:t>
+      </w:r>
+      <w:proofErr w:type="spellStart"/>
+      <w:r>
+        <w:rPr>
+          <w:rFonts w:cstheme="minorHAnsi" w:hint="cs"/>
+          <w:sz w:val="20"/>
+          <w:szCs w:val="20"/>
+          <w:rtl/>
+        </w:rPr>
+        <w:t>אינטרפטר</w:t>
+      </w:r>
+      <w:proofErr w:type="spellEnd"/>
+      <w:r>
+        <w:rPr>
+          <w:rFonts w:cstheme="minorHAnsi" w:hint="cs"/>
+          <w:sz w:val="20"/>
+          <w:szCs w:val="20"/>
+          <w:rtl/>
+        </w:rPr>
+        <w:t xml:space="preserve"> </w:t>
+      </w:r>
+      <w:proofErr w:type="spellStart"/>
+      <w:r>
+        <w:rPr>
+          <w:rFonts w:cstheme="minorHAnsi" w:hint="cs"/>
+          <w:sz w:val="20"/>
+          <w:szCs w:val="20"/>
+          <w:rtl/>
+        </w:rPr>
+        <w:t>פייתון</w:t>
+      </w:r>
+      <w:proofErr w:type="spellEnd"/>
+      <w:r>
+        <w:rPr>
+          <w:rFonts w:cstheme="minorHAnsi" w:hint="cs"/>
+          <w:sz w:val="20"/>
+          <w:szCs w:val="20"/>
+          <w:rtl/>
+        </w:rPr>
+        <w:t xml:space="preserve"> 3.13.5</w:t>
       </w:r>
     </w:p>
     <w:p>
@@ -1466,7 +1868,47 @@
           <w:szCs w:val="20"/>
           <w:rtl/>
         </w:rPr>
-        <w:t>3. פאקג' מנג'ר פיפ 25.1.1</w:t>
+        <w:t xml:space="preserve">3. </w:t>
+      </w:r>
+      <w:proofErr w:type="spellStart"/>
+      <w:r>
+        <w:rPr>
+          <w:rFonts w:cstheme="minorHAnsi" w:hint="cs"/>
+          <w:sz w:val="20"/>
+          <w:szCs w:val="20"/>
+          <w:rtl/>
+        </w:rPr>
+        <w:t>פאקג</w:t>
+      </w:r>
+      <w:proofErr w:type="spellEnd"/>
+      <w:r>
+        <w:rPr>
+          <w:rFonts w:cstheme="minorHAnsi" w:hint="cs"/>
+          <w:sz w:val="20"/>
+          <w:szCs w:val="20"/>
+          <w:rtl/>
+        </w:rPr>
+        <w:t xml:space="preserve">' מנג'ר </w:t>
+      </w:r>
+      <w:proofErr w:type="spellStart"/>
+      <w:r>
+        <w:rPr>
+          <w:rFonts w:cstheme="minorHAnsi" w:hint="cs"/>
+          <w:sz w:val="20"/>
+          <w:szCs w:val="20"/>
+          <w:rtl/>
+        </w:rPr>
+        <w:t>פיפ</w:t>
+      </w:r>
+      <w:proofErr w:type="spellEnd"/>
+      <w:r>
+        <w:rPr>
+          <w:rFonts w:cstheme="minorHAnsi" w:hint="cs"/>
+          <w:sz w:val="20"/>
+          <w:szCs w:val="20"/>
+          <w:rtl/>
+        </w:rPr>
+        <w:t xml:space="preserve"> 25.1.1</w:t>
       </w:r>
     </w:p>
     <w:p>
@@ -1501,7 +1943,55 @@
           <w:szCs w:val="20"/>
           <w:u w:val="single"/>
         </w:rPr>
-        <w:t>Building wheel for gdal (pyproject.toml) did not run successfully</w:t>
+        <w:t xml:space="preserve">Building wheel for </w:t>
+      </w:r>
+      <w:proofErr w:type="spellStart"/>
+      <w:r>
+        <w:rPr>
+          <w:rFonts w:asciiTheme="majorBidi" w:hAnsiTheme="majorBidi" w:cstheme="majorBidi"/>
+          <w:i/>
+          <w:iCs/>
+          <w:sz w:val="20"/>
+          <w:szCs w:val="20"/>
+          <w:u w:val="single"/>
+        </w:rPr>
+        <w:t>gdal</w:t>
+      </w:r>
+      <w:proofErr w:type="spellEnd"/>
+      <w:r>
+        <w:rPr>
+          <w:rFonts w:asciiTheme="majorBidi" w:hAnsiTheme="majorBidi" w:cstheme="majorBidi"/>
+          <w:i/>
+          <w:iCs/>
+          <w:sz w:val="20"/>
+          <w:szCs w:val="20"/>
+          <w:u w:val="single"/>
+        </w:rPr>
+        <w:t xml:space="preserve"> (</w:t>
+      </w:r>
+      <w:proofErr w:type="spellStart"/>
+      <w:r>
+        <w:rPr>
+          <w:rFonts w:asciiTheme="majorBidi" w:hAnsiTheme="majorBidi" w:cstheme="majorBidi"/>
+          <w:i/>
+          <w:iCs/>
+          <w:sz w:val="20"/>
+          <w:szCs w:val="20"/>
+          <w:u w:val="single"/>
+        </w:rPr>
+        <w:t>pyproject.toml</w:t>
+      </w:r>
+      <w:proofErr w:type="spellEnd"/>
+      <w:r>
+        <w:rPr>
+          <w:rFonts w:asciiTheme="majorBidi" w:hAnsiTheme="majorBidi" w:cstheme="majorBidi"/>
+          <w:i/>
+          <w:iCs/>
+          <w:sz w:val="20"/>
+          <w:szCs w:val="20"/>
+          <w:u w:val="single"/>
+        </w:rPr>
+        <w:t>) did not run successfully</w:t>
       </w:r>
     </w:p>
     <w:p>
@@ -1575,7 +2065,23 @@
           <w:rFonts w:hint="cs"/>
           <w:rtl/>
         </w:rPr>
-        <w:t>השתמש בפייתון 11 ולהתקין ידנית:</w:t>
+        <w:t xml:space="preserve">השתמש </w:t>
+      </w:r>
+      <w:proofErr w:type="spellStart"/>
+      <w:r>
+        <w:rPr>
+          <w:rFonts w:hint="cs"/>
+          <w:rtl/>
+        </w:rPr>
+        <w:t>בפייתון</w:t>
+      </w:r>
+      <w:proofErr w:type="spellEnd"/>
+      <w:r>
+        <w:rPr>
+          <w:rFonts w:hint="cs"/>
+          <w:rtl/>
+        </w:rPr>
+        <w:t xml:space="preserve"> 11 ולהתקין ידנית:</w:t>
       </w:r>
     </w:p>
     <w:p>
@@ -1696,6 +2202,7 @@
         </w:rPr>
         <w:t xml:space="preserve"> </w:t>
       </w:r>
+      <w:proofErr w:type="spellStart"/>
       <w:r>
         <w:rPr>
           <w:rFonts w:hint="cs"/>
@@ -1703,6 +2210,7 @@
         </w:rPr>
         <w:t>קונדה</w:t>
       </w:r>
+      <w:proofErr w:type="spellEnd"/>
       <w:r>
         <w:rPr>
           <w:rFonts w:cstheme="minorHAnsi" w:hint="cs"/>
@@ -1758,8 +2266,19 @@
           <w:szCs w:val="20"/>
           <w:rtl/>
         </w:rPr>
-        <w:t>יצירת סביבת עבודה וירטואלית של קונדה</w:t>
-      </w:r>
+        <w:t xml:space="preserve">יצירת סביבת עבודה וירטואלית של </w:t>
+      </w:r>
+      <w:proofErr w:type="spellStart"/>
+      <w:r>
+        <w:rPr>
+          <w:rFonts w:cstheme="minorHAnsi" w:hint="cs"/>
+          <w:sz w:val="20"/>
+          <w:szCs w:val="20"/>
+          <w:rtl/>
+        </w:rPr>
+        <w:t>קונדה</w:t>
+      </w:r>
+      <w:proofErr w:type="spellEnd"/>
     </w:p>
     <w:p>
       <w:pPr>
@@ -1799,6 +2318,7 @@
           <w:szCs w:val="20"/>
         </w:rPr>
       </w:pPr>
+      <w:proofErr w:type="spellStart"/>
       <w:r>
         <w:rPr>
           <w:rFonts w:cstheme="minorHAnsi" w:hint="cs"/>
@@ -1806,7 +2326,17 @@
           <w:szCs w:val="20"/>
           <w:rtl/>
         </w:rPr>
-        <w:t xml:space="preserve">התקנדת </w:t>
+        <w:t>התקנדת</w:t>
+      </w:r>
+      <w:proofErr w:type="spellEnd"/>
+      <w:r>
+        <w:rPr>
+          <w:rFonts w:cstheme="minorHAnsi" w:hint="cs"/>
+          <w:sz w:val="20"/>
+          <w:szCs w:val="20"/>
+          <w:rtl/>
+        </w:rPr>
+        <w:t xml:space="preserve"> </w:t>
       </w:r>
       <w:r>
         <w:rPr>
@@ -1825,22 +2355,42 @@
         </w:rPr>
         <w:t xml:space="preserve"> עי </w:t>
       </w:r>
+      <w:proofErr w:type="spellStart"/>
       <w:r>
         <w:rPr>
           <w:rFonts w:cstheme="minorHAnsi"/>
           <w:sz w:val="20"/>
           <w:szCs w:val="20"/>
         </w:rPr>
-        <w:t>conda install gdal</w:t>
-      </w:r>
-    </w:p>
-    <w:p>
-      <w:pPr>
-        <w:bidi/>
+        <w:t>conda</w:t>
+      </w:r>
+      <w:proofErr w:type="spellEnd"/>
+      <w:r>
         <w:rPr>
           <w:rFonts w:cstheme="minorHAnsi"/>
           <w:sz w:val="20"/>
           <w:szCs w:val="20"/>
+        </w:rPr>
+        <w:t xml:space="preserve"> install </w:t>
+      </w:r>
+      <w:proofErr w:type="spellStart"/>
+      <w:r>
+        <w:rPr>
+          <w:rFonts w:cstheme="minorHAnsi"/>
+          <w:sz w:val="20"/>
+          <w:szCs w:val="20"/>
+        </w:rPr>
+        <w:t>gdal</w:t>
+      </w:r>
+      <w:proofErr w:type="spellEnd"/>
+    </w:p>
+    <w:p>
+      <w:pPr>
+        <w:bidi/>
+        <w:rPr>
+          <w:rFonts w:cstheme="minorHAnsi"/>
+          <w:sz w:val="20"/>
+          <w:szCs w:val="20"/>
           <w:rtl/>
         </w:rPr>
       </w:pPr>
@@ -1859,6 +2409,18 @@
           <w:rtl/>
         </w:rPr>
         <w:t>התקנה על לינוקס</w:t>
+      </w:r>
+    </w:p>
+    <w:p>
+      <w:pPr>
+        <w:pStyle w:val="3"/>
+        <w:bidi/>
+        <w:rPr>
+          <w:rtl/>
+        </w:rPr>
+      </w:pPr>
+      <w:r>
+        <w:t>WSL</w:t>
       </w:r>
     </w:p>
     <w:p>
@@ -1899,7 +2461,27 @@
           <w:szCs w:val="20"/>
           <w:rtl/>
         </w:rPr>
-        <w:t xml:space="preserve"> גרסאת אובונטו 24.</w:t>
+        <w:t xml:space="preserve"> </w:t>
+      </w:r>
+      <w:proofErr w:type="spellStart"/>
+      <w:r>
+        <w:rPr>
+          <w:rFonts w:cs="Arial" w:hint="cs"/>
+          <w:sz w:val="20"/>
+          <w:szCs w:val="20"/>
+          <w:rtl/>
+        </w:rPr>
+        <w:t>גרסאת</w:t>
+      </w:r>
+      <w:proofErr w:type="spellEnd"/>
+      <w:r>
+        <w:rPr>
+          <w:rFonts w:cs="Arial" w:hint="cs"/>
+          <w:sz w:val="20"/>
+          <w:szCs w:val="20"/>
+          <w:rtl/>
+        </w:rPr>
+        <w:t xml:space="preserve"> אובונטו 24.</w:t>
       </w:r>
     </w:p>
     <w:p>
@@ -1923,8 +2505,39 @@
           <w:szCs w:val="20"/>
           <w:rtl/>
         </w:rPr>
-        <w:t>התקנת פייתון ופיפ</w:t>
-      </w:r>
+        <w:t xml:space="preserve">התקנת </w:t>
+      </w:r>
+      <w:proofErr w:type="spellStart"/>
+      <w:r>
+        <w:rPr>
+          <w:rFonts w:cs="Arial" w:hint="cs"/>
+          <w:sz w:val="20"/>
+          <w:szCs w:val="20"/>
+          <w:rtl/>
+        </w:rPr>
+        <w:t>פייתון</w:t>
+      </w:r>
+      <w:proofErr w:type="spellEnd"/>
+      <w:r>
+        <w:rPr>
+          <w:rFonts w:cs="Arial" w:hint="cs"/>
+          <w:sz w:val="20"/>
+          <w:szCs w:val="20"/>
+          <w:rtl/>
+        </w:rPr>
+        <w:t xml:space="preserve"> </w:t>
+      </w:r>
+      <w:proofErr w:type="spellStart"/>
+      <w:r>
+        <w:rPr>
+          <w:rFonts w:cs="Arial" w:hint="cs"/>
+          <w:sz w:val="20"/>
+          <w:szCs w:val="20"/>
+          <w:rtl/>
+        </w:rPr>
+        <w:t>ופיפ</w:t>
+      </w:r>
+      <w:proofErr w:type="spellEnd"/>
     </w:p>
     <w:p>
       <w:pPr>
@@ -1968,7 +2581,27 @@
           <w:szCs w:val="20"/>
           <w:rtl/>
         </w:rPr>
-        <w:t xml:space="preserve">מתוך הסביבה הווירטואלית. עפ התשובה הבאה: </w:t>
+        <w:t xml:space="preserve">מתוך הסביבה הווירטואלית. </w:t>
+      </w:r>
+      <w:proofErr w:type="spellStart"/>
+      <w:r>
+        <w:rPr>
+          <w:rFonts w:cs="Arial" w:hint="cs"/>
+          <w:sz w:val="20"/>
+          <w:szCs w:val="20"/>
+          <w:rtl/>
+        </w:rPr>
+        <w:t>עפ</w:t>
+      </w:r>
+      <w:proofErr w:type="spellEnd"/>
+      <w:r>
+        <w:rPr>
+          <w:rFonts w:cs="Arial" w:hint="cs"/>
+          <w:sz w:val="20"/>
+          <w:szCs w:val="20"/>
+          <w:rtl/>
+        </w:rPr>
+        <w:t xml:space="preserve"> התשובה הבאה: </w:t>
       </w:r>
       <w:r>
         <w:rPr>
@@ -2016,6 +2649,7 @@
           <w14:ligatures w14:val="none"/>
         </w:rPr>
       </w:pPr>
+      <w:proofErr w:type="spellStart"/>
       <w:r>
         <w:rPr>
           <w:rFonts w:ascii="inherit" w:eastAsia="Times New Roman" w:hAnsi="inherit" w:cs="Courier New"/>
@@ -2026,7 +2660,46 @@
           <w:bdr w:val="none" w:sz="0" w:space="0" w:color="auto" w:frame="1"/>
           <w14:ligatures w14:val="none"/>
         </w:rPr>
-        <w:t xml:space="preserve">sudo apt install libpq-dev </w:t>
+        <w:t>sudo</w:t>
+      </w:r>
+      <w:proofErr w:type="spellEnd"/>
+      <w:r>
+        <w:rPr>
+          <w:rFonts w:ascii="inherit" w:eastAsia="Times New Roman" w:hAnsi="inherit" w:cs="Courier New"/>
+          <w:color w:val="0C0D0E"/>
+          <w:kern w:val="0"/>
+          <w:sz w:val="20"/>
+          <w:szCs w:val="20"/>
+          <w:bdr w:val="none" w:sz="0" w:space="0" w:color="auto" w:frame="1"/>
+          <w14:ligatures w14:val="none"/>
+        </w:rPr>
+        <w:t xml:space="preserve"> apt install </w:t>
+      </w:r>
+      <w:proofErr w:type="spellStart"/>
+      <w:r>
+        <w:rPr>
+          <w:rFonts w:ascii="inherit" w:eastAsia="Times New Roman" w:hAnsi="inherit" w:cs="Courier New"/>
+          <w:color w:val="0C0D0E"/>
+          <w:kern w:val="0"/>
+          <w:sz w:val="20"/>
+          <w:szCs w:val="20"/>
+          <w:bdr w:val="none" w:sz="0" w:space="0" w:color="auto" w:frame="1"/>
+          <w14:ligatures w14:val="none"/>
+        </w:rPr>
+        <w:t>libpq</w:t>
+      </w:r>
+      <w:proofErr w:type="spellEnd"/>
+      <w:r>
+        <w:rPr>
+          <w:rFonts w:ascii="inherit" w:eastAsia="Times New Roman" w:hAnsi="inherit" w:cs="Courier New"/>
+          <w:color w:val="0C0D0E"/>
+          <w:kern w:val="0"/>
+          <w:sz w:val="20"/>
+          <w:szCs w:val="20"/>
+          <w:bdr w:val="none" w:sz="0" w:space="0" w:color="auto" w:frame="1"/>
+          <w14:ligatures w14:val="none"/>
+        </w:rPr>
+        <w:t xml:space="preserve">-dev </w:t>
       </w:r>
     </w:p>
     <w:p>
@@ -2054,6 +2727,7 @@
         </w:rPr>
         <w:t xml:space="preserve">    </w:t>
       </w:r>
+      <w:proofErr w:type="spellStart"/>
       <w:r>
         <w:rPr>
           <w:rStyle w:val="HTMLCode"/>
@@ -2061,7 +2735,37 @@
           <w:color w:val="0C0D0E"/>
           <w:bdr w:val="none" w:sz="0" w:space="0" w:color="auto" w:frame="1"/>
         </w:rPr>
-        <w:t>sudo apt install gdal-</w:t>
+        <w:t>sudo</w:t>
+      </w:r>
+      <w:proofErr w:type="spellEnd"/>
+      <w:r>
+        <w:rPr>
+          <w:rStyle w:val="HTMLCode"/>
+          <w:rFonts w:ascii="inherit" w:eastAsiaTheme="majorEastAsia" w:hAnsi="inherit"/>
+          <w:color w:val="0C0D0E"/>
+          <w:bdr w:val="none" w:sz="0" w:space="0" w:color="auto" w:frame="1"/>
+        </w:rPr>
+        <w:t xml:space="preserve"> apt install </w:t>
+      </w:r>
+      <w:proofErr w:type="spellStart"/>
+      <w:r>
+        <w:rPr>
+          <w:rStyle w:val="HTMLCode"/>
+          <w:rFonts w:ascii="inherit" w:eastAsiaTheme="majorEastAsia" w:hAnsi="inherit"/>
+          <w:color w:val="0C0D0E"/>
+          <w:bdr w:val="none" w:sz="0" w:space="0" w:color="auto" w:frame="1"/>
+        </w:rPr>
+        <w:t>gdal</w:t>
+      </w:r>
+      <w:proofErr w:type="spellEnd"/>
+      <w:r>
+        <w:rPr>
+          <w:rStyle w:val="HTMLCode"/>
+          <w:rFonts w:ascii="inherit" w:eastAsiaTheme="majorEastAsia" w:hAnsi="inherit"/>
+          <w:color w:val="0C0D0E"/>
+          <w:bdr w:val="none" w:sz="0" w:space="0" w:color="auto" w:frame="1"/>
+        </w:rPr>
+        <w:t>-</w:t>
       </w:r>
       <w:r>
         <w:rPr>
@@ -2087,6 +2791,7 @@
           <w:color w:val="0C0D0E"/>
         </w:rPr>
       </w:pPr>
+      <w:proofErr w:type="spellStart"/>
       <w:r>
         <w:rPr>
           <w:rStyle w:val="HTMLCode"/>
@@ -2094,7 +2799,37 @@
           <w:color w:val="0C0D0E"/>
           <w:bdr w:val="none" w:sz="0" w:space="0" w:color="auto" w:frame="1"/>
         </w:rPr>
-        <w:t xml:space="preserve">sudo apt install libgdal-dev </w:t>
+        <w:t>sudo</w:t>
+      </w:r>
+      <w:proofErr w:type="spellEnd"/>
+      <w:r>
+        <w:rPr>
+          <w:rStyle w:val="HTMLCode"/>
+          <w:rFonts w:ascii="inherit" w:eastAsiaTheme="majorEastAsia" w:hAnsi="inherit"/>
+          <w:color w:val="0C0D0E"/>
+          <w:bdr w:val="none" w:sz="0" w:space="0" w:color="auto" w:frame="1"/>
+        </w:rPr>
+        <w:t xml:space="preserve"> apt install </w:t>
+      </w:r>
+      <w:proofErr w:type="spellStart"/>
+      <w:r>
+        <w:rPr>
+          <w:rStyle w:val="HTMLCode"/>
+          <w:rFonts w:ascii="inherit" w:eastAsiaTheme="majorEastAsia" w:hAnsi="inherit"/>
+          <w:color w:val="0C0D0E"/>
+          <w:bdr w:val="none" w:sz="0" w:space="0" w:color="auto" w:frame="1"/>
+        </w:rPr>
+        <w:t>libgdal</w:t>
+      </w:r>
+      <w:proofErr w:type="spellEnd"/>
+      <w:r>
+        <w:rPr>
+          <w:rStyle w:val="HTMLCode"/>
+          <w:rFonts w:ascii="inherit" w:eastAsiaTheme="majorEastAsia" w:hAnsi="inherit"/>
+          <w:color w:val="0C0D0E"/>
+          <w:bdr w:val="none" w:sz="0" w:space="0" w:color="auto" w:frame="1"/>
+        </w:rPr>
+        <w:t xml:space="preserve">-dev </w:t>
       </w:r>
     </w:p>
     <w:p>
@@ -2120,13 +2855,59 @@
         </w:rPr>
         <w:t>לאחר מכן 3 הספריות העיקריות (</w:t>
       </w:r>
+      <w:proofErr w:type="spellStart"/>
       <w:r>
         <w:rPr>
           <w:rFonts w:cs="Arial"/>
           <w:sz w:val="20"/>
           <w:szCs w:val="20"/>
         </w:rPr>
-        <w:t>libpq-dev, gdal-bin, libgdal-dev</w:t>
+        <w:t>libpq</w:t>
+      </w:r>
+      <w:proofErr w:type="spellEnd"/>
+      <w:r>
+        <w:rPr>
+          <w:rFonts w:cs="Arial"/>
+          <w:sz w:val="20"/>
+          <w:szCs w:val="20"/>
+        </w:rPr>
+        <w:t xml:space="preserve">-dev, </w:t>
+      </w:r>
+      <w:proofErr w:type="spellStart"/>
+      <w:r>
+        <w:rPr>
+          <w:rFonts w:cs="Arial"/>
+          <w:sz w:val="20"/>
+          <w:szCs w:val="20"/>
+        </w:rPr>
+        <w:t>gdal</w:t>
+      </w:r>
+      <w:proofErr w:type="spellEnd"/>
+      <w:r>
+        <w:rPr>
+          <w:rFonts w:cs="Arial"/>
+          <w:sz w:val="20"/>
+          <w:szCs w:val="20"/>
+        </w:rPr>
+        <w:t xml:space="preserve">-bin, </w:t>
+      </w:r>
+      <w:proofErr w:type="spellStart"/>
+      <w:r>
+        <w:rPr>
+          <w:rFonts w:cs="Arial"/>
+          <w:sz w:val="20"/>
+          <w:szCs w:val="20"/>
+        </w:rPr>
+        <w:t>libgdal</w:t>
+      </w:r>
+      <w:proofErr w:type="spellEnd"/>
+      <w:r>
+        <w:rPr>
+          <w:rFonts w:cs="Arial"/>
+          <w:sz w:val="20"/>
+          <w:szCs w:val="20"/>
+        </w:rPr>
+        <w:t>-dev</w:t>
       </w:r>
       <w:r>
         <w:rPr>
@@ -2200,7 +2981,27 @@
           <w:color w:val="567A0D"/>
           <w:bdr w:val="none" w:sz="0" w:space="0" w:color="auto" w:frame="1"/>
         </w:rPr>
-        <w:t>"gdal"</w:t>
+        <w:t>"</w:t>
+      </w:r>
+      <w:proofErr w:type="spellStart"/>
+      <w:r>
+        <w:rPr>
+          <w:rStyle w:val="hljs-string"/>
+          <w:rFonts w:ascii="inherit" w:eastAsiaTheme="majorEastAsia" w:hAnsi="inherit"/>
+          <w:color w:val="567A0D"/>
+          <w:bdr w:val="none" w:sz="0" w:space="0" w:color="auto" w:frame="1"/>
+        </w:rPr>
+        <w:t>gdal</w:t>
+      </w:r>
+      <w:proofErr w:type="spellEnd"/>
+      <w:r>
+        <w:rPr>
+          <w:rStyle w:val="hljs-string"/>
+          <w:rFonts w:ascii="inherit" w:eastAsiaTheme="majorEastAsia" w:hAnsi="inherit"/>
+          <w:color w:val="567A0D"/>
+          <w:bdr w:val="none" w:sz="0" w:space="0" w:color="auto" w:frame="1"/>
+        </w:rPr>
+        <w:t>"</w:t>
       </w:r>
     </w:p>
     <w:p>
@@ -2267,7 +3068,27 @@
           <w:color w:val="0C0D0E"/>
           <w:bdr w:val="none" w:sz="0" w:space="0" w:color="auto" w:frame="1"/>
         </w:rPr>
-        <w:t>poetry add gdal==</w:t>
+        <w:t xml:space="preserve">poetry add </w:t>
+      </w:r>
+      <w:proofErr w:type="spellStart"/>
+      <w:r>
+        <w:rPr>
+          <w:rStyle w:val="HTMLCode"/>
+          <w:rFonts w:ascii="inherit" w:eastAsiaTheme="majorEastAsia" w:hAnsi="inherit"/>
+          <w:color w:val="0C0D0E"/>
+          <w:bdr w:val="none" w:sz="0" w:space="0" w:color="auto" w:frame="1"/>
+        </w:rPr>
+        <w:t>gdal</w:t>
+      </w:r>
+      <w:proofErr w:type="spellEnd"/>
+      <w:r>
+        <w:rPr>
+          <w:rStyle w:val="HTMLCode"/>
+          <w:rFonts w:ascii="inherit" w:eastAsiaTheme="majorEastAsia" w:hAnsi="inherit"/>
+          <w:color w:val="0C0D0E"/>
+          <w:bdr w:val="none" w:sz="0" w:space="0" w:color="auto" w:frame="1"/>
+        </w:rPr>
+        <w:t>==</w:t>
       </w:r>
       <w:r>
         <w:rPr>
@@ -2301,7 +3122,27 @@
           <w:color w:val="0C0D0E"/>
           <w:bdr w:val="none" w:sz="0" w:space="0" w:color="auto" w:frame="1"/>
         </w:rPr>
-        <w:t>pip install gdal==</w:t>
+        <w:t xml:space="preserve">pip install </w:t>
+      </w:r>
+      <w:proofErr w:type="spellStart"/>
+      <w:r>
+        <w:rPr>
+          <w:rStyle w:val="HTMLCode"/>
+          <w:rFonts w:ascii="inherit" w:eastAsiaTheme="majorEastAsia" w:hAnsi="inherit"/>
+          <w:color w:val="0C0D0E"/>
+          <w:bdr w:val="none" w:sz="0" w:space="0" w:color="auto" w:frame="1"/>
+        </w:rPr>
+        <w:t>gdal</w:t>
+      </w:r>
+      <w:proofErr w:type="spellEnd"/>
+      <w:r>
+        <w:rPr>
+          <w:rStyle w:val="HTMLCode"/>
+          <w:rFonts w:ascii="inherit" w:eastAsiaTheme="majorEastAsia" w:hAnsi="inherit"/>
+          <w:color w:val="0C0D0E"/>
+          <w:bdr w:val="none" w:sz="0" w:space="0" w:color="auto" w:frame="1"/>
+        </w:rPr>
+        <w:t>==</w:t>
       </w:r>
       <w:r>
         <w:rPr>
@@ -2331,7 +3172,27 @@
           <w:szCs w:val="20"/>
           <w:rtl/>
         </w:rPr>
-        <w:t>6. (אולי אפשר לוותר על ההגבלת גרסא)</w:t>
+        <w:t xml:space="preserve">6. (אולי אפשר לוותר על ההגבלת </w:t>
+      </w:r>
+      <w:proofErr w:type="spellStart"/>
+      <w:r>
+        <w:rPr>
+          <w:rFonts w:cs="Arial" w:hint="cs"/>
+          <w:sz w:val="20"/>
+          <w:szCs w:val="20"/>
+          <w:rtl/>
+        </w:rPr>
+        <w:t>גרסא</w:t>
+      </w:r>
+      <w:proofErr w:type="spellEnd"/>
+      <w:r>
+        <w:rPr>
+          <w:rFonts w:cs="Arial" w:hint="cs"/>
+          <w:sz w:val="20"/>
+          <w:szCs w:val="20"/>
+          <w:rtl/>
+        </w:rPr>
+        <w:t>)</w:t>
       </w:r>
     </w:p>
     <w:p>
@@ -2339,54 +3200,2019 @@
         <w:bidi/>
         <w:ind w:left="360"/>
         <w:rPr>
+          <w:rFonts w:cs="Arial"/>
+          <w:rtl/>
+        </w:rPr>
+      </w:pPr>
+      <w:r>
+        <w:rPr>
           <w:rFonts w:cs="Arial" w:hint="cs"/>
-          <w:rtl/>
-        </w:rPr>
-      </w:pPr>
+          <w:sz w:val="20"/>
+          <w:szCs w:val="20"/>
+          <w:rtl/>
+        </w:rPr>
+        <w:t xml:space="preserve">7. </w:t>
+      </w:r>
+      <w:r>
+        <w:rPr>
+          <w:rFonts w:cs="Arial"/>
+        </w:rPr>
+        <w:t>export DOTNET_SYSTEM_GLOBALIZATION_INVARIANT=1</w:t>
+      </w:r>
       <w:r>
         <w:rPr>
           <w:rFonts w:cs="Arial" w:hint="cs"/>
-          <w:sz w:val="20"/>
-          <w:szCs w:val="20"/>
-          <w:rtl/>
-        </w:rPr>
-        <w:t xml:space="preserve">7. </w:t>
+          <w:rtl/>
+        </w:rPr>
+        <w:t xml:space="preserve"> (כדי שה</w:t>
       </w:r>
       <w:r>
         <w:rPr>
           <w:rFonts w:cs="Arial"/>
         </w:rPr>
-        <w:t>export DOTNET_SYSTEM_GLOBALIZATION_INVARIANT=1</w:t>
-      </w:r>
+        <w:t xml:space="preserve"> </w:t>
+      </w:r>
+      <w:proofErr w:type="spellStart"/>
+      <w:r>
+        <w:rPr>
+          <w:rFonts w:cs="Arial"/>
+        </w:rPr>
+        <w:t>aspose.cad</w:t>
+      </w:r>
+      <w:proofErr w:type="spellEnd"/>
       <w:r>
         <w:rPr>
           <w:rFonts w:cs="Arial" w:hint="cs"/>
           <w:rtl/>
         </w:rPr>
-        <w:t xml:space="preserve"> (כדי שה</w:t>
-      </w:r>
-      <w:r>
-        <w:rPr>
-          <w:rFonts w:cs="Arial"/>
-        </w:rPr>
-        <w:t xml:space="preserve"> aspose.cad</w:t>
-      </w:r>
-      <w:r>
-        <w:rPr>
-          <w:rFonts w:cs="Arial" w:hint="cs"/>
-          <w:rtl/>
-        </w:rPr>
         <w:t xml:space="preserve"> יעבוד)</w:t>
       </w:r>
     </w:p>
     <w:p>
       <w:pPr>
-        <w:bidi/>
-        <w:rPr>
-          <w:rFonts w:hint="cs"/>
-          <w:rtl/>
-        </w:rPr>
-      </w:pPr>
+        <w:pStyle w:val="3"/>
+        <w:bidi/>
+        <w:rPr>
+          <w:rtl/>
+        </w:rPr>
+      </w:pPr>
+      <w:r>
+        <w:t>Docker</w:t>
+      </w:r>
+    </w:p>
+    <w:p>
+      <w:pPr>
+        <w:bidi/>
+        <w:rPr>
+          <w:rtl/>
+        </w:rPr>
+      </w:pPr>
+      <w:r>
+        <w:rPr>
+          <w:rFonts w:hint="cs"/>
+          <w:rtl/>
+        </w:rPr>
+        <w:t>1. בניית הדוקר-</w:t>
+      </w:r>
+      <w:proofErr w:type="spellStart"/>
+      <w:r>
+        <w:rPr>
+          <w:rFonts w:hint="cs"/>
+          <w:rtl/>
+        </w:rPr>
+        <w:t>פייל</w:t>
+      </w:r>
+      <w:proofErr w:type="spellEnd"/>
+      <w:r>
+        <w:rPr>
+          <w:rFonts w:hint="cs"/>
+          <w:rtl/>
+        </w:rPr>
+        <w:t xml:space="preserve"> (מסתבר שיש </w:t>
+      </w:r>
+      <w:proofErr w:type="spellStart"/>
+      <w:r>
+        <w:rPr>
+          <w:rFonts w:hint="cs"/>
+          <w:rtl/>
+        </w:rPr>
+        <w:t>איזשהי</w:t>
+      </w:r>
+      <w:proofErr w:type="spellEnd"/>
+      <w:r>
+        <w:rPr>
+          <w:rFonts w:hint="cs"/>
+          <w:rtl/>
+        </w:rPr>
+        <w:t xml:space="preserve"> בעייתיות עם </w:t>
+      </w:r>
+      <w:r>
+        <w:t>SSL</w:t>
+      </w:r>
+      <w:r>
+        <w:rPr>
+          <w:rFonts w:hint="cs"/>
+          <w:rtl/>
+        </w:rPr>
+        <w:t xml:space="preserve"> של </w:t>
+      </w:r>
+      <w:r>
+        <w:t xml:space="preserve">UBUNTU </w:t>
+      </w:r>
+      <w:r>
+        <w:rPr>
+          <w:rFonts w:hint="cs"/>
+          <w:rtl/>
+        </w:rPr>
+        <w:t xml:space="preserve">24.04 אז אתן פה </w:t>
+      </w:r>
+      <w:r>
+        <w:t>WORKAROUND</w:t>
+      </w:r>
+      <w:r>
+        <w:rPr>
+          <w:rFonts w:hint="cs"/>
+          <w:rtl/>
+        </w:rPr>
+        <w:t xml:space="preserve"> ל24.04 אבל אפשר להריץ גם על 20.04).</w:t>
+      </w:r>
+    </w:p>
+    <w:p>
+      <w:pPr>
+        <w:bidi/>
+        <w:rPr>
+          <w:rFonts w:hint="cs"/>
+          <w:rtl/>
+        </w:rPr>
+      </w:pPr>
+      <w:r>
+        <w:t xml:space="preserve">UBUNTU </w:t>
+      </w:r>
+      <w:r>
+        <w:rPr>
+          <w:rFonts w:hint="cs"/>
+          <w:rtl/>
+        </w:rPr>
+        <w:t>24.04</w:t>
+      </w:r>
+      <w:r>
+        <w:t xml:space="preserve"> </w:t>
+      </w:r>
+    </w:p>
+    <w:p>
+      <w:pPr>
+        <w:shd w:val="clear" w:color="auto" w:fill="1F1F1F"/>
+        <w:spacing w:after="0" w:line="240" w:lineRule="auto"/>
+        <w:rPr>
+          <w:rFonts w:ascii="Consolas" w:eastAsia="Times New Roman" w:hAnsi="Consolas" w:cs="Times New Roman"/>
+          <w:color w:val="CCCCCC"/>
+          <w:kern w:val="0"/>
+          <w:sz w:val="16"/>
+          <w:szCs w:val="16"/>
+          <w14:ligatures w14:val="none"/>
+        </w:rPr>
+      </w:pPr>
+      <w:r>
+        <w:rPr>
+          <w:rFonts w:ascii="Consolas" w:eastAsia="Times New Roman" w:hAnsi="Consolas" w:cs="Times New Roman"/>
+          <w:color w:val="569CD6"/>
+          <w:kern w:val="0"/>
+          <w:sz w:val="16"/>
+          <w:szCs w:val="16"/>
+          <w14:ligatures w14:val="none"/>
+        </w:rPr>
+        <w:t>FROM</w:t>
+      </w:r>
+      <w:r>
+        <w:rPr>
+          <w:rFonts w:ascii="Consolas" w:eastAsia="Times New Roman" w:hAnsi="Consolas" w:cs="Times New Roman"/>
+          <w:color w:val="CCCCCC"/>
+          <w:kern w:val="0"/>
+          <w:sz w:val="16"/>
+          <w:szCs w:val="16"/>
+          <w14:ligatures w14:val="none"/>
+        </w:rPr>
+        <w:t xml:space="preserve"> ubuntu:24.04</w:t>
+      </w:r>
+    </w:p>
+    <w:p>
+      <w:pPr>
+        <w:shd w:val="clear" w:color="auto" w:fill="1F1F1F"/>
+        <w:spacing w:after="0" w:line="240" w:lineRule="auto"/>
+        <w:rPr>
+          <w:rFonts w:ascii="Consolas" w:eastAsia="Times New Roman" w:hAnsi="Consolas" w:cs="Times New Roman"/>
+          <w:color w:val="CCCCCC"/>
+          <w:kern w:val="0"/>
+          <w:sz w:val="16"/>
+          <w:szCs w:val="16"/>
+          <w14:ligatures w14:val="none"/>
+        </w:rPr>
+      </w:pPr>
+    </w:p>
+    <w:p>
+      <w:pPr>
+        <w:shd w:val="clear" w:color="auto" w:fill="1F1F1F"/>
+        <w:spacing w:after="0" w:line="240" w:lineRule="auto"/>
+        <w:rPr>
+          <w:rFonts w:ascii="Consolas" w:eastAsia="Times New Roman" w:hAnsi="Consolas" w:cs="Times New Roman"/>
+          <w:color w:val="CCCCCC"/>
+          <w:kern w:val="0"/>
+          <w:sz w:val="16"/>
+          <w:szCs w:val="16"/>
+          <w14:ligatures w14:val="none"/>
+        </w:rPr>
+      </w:pPr>
+      <w:r>
+        <w:rPr>
+          <w:rFonts w:ascii="Consolas" w:eastAsia="Times New Roman" w:hAnsi="Consolas" w:cs="Times New Roman"/>
+          <w:color w:val="6A9955"/>
+          <w:kern w:val="0"/>
+          <w:sz w:val="16"/>
+          <w:szCs w:val="16"/>
+          <w14:ligatures w14:val="none"/>
+        </w:rPr>
+        <w:t># Avoid interactive prompts</w:t>
+      </w:r>
+    </w:p>
+    <w:p>
+      <w:pPr>
+        <w:shd w:val="clear" w:color="auto" w:fill="1F1F1F"/>
+        <w:spacing w:after="0" w:line="240" w:lineRule="auto"/>
+        <w:rPr>
+          <w:rFonts w:ascii="Consolas" w:eastAsia="Times New Roman" w:hAnsi="Consolas" w:cs="Times New Roman"/>
+          <w:color w:val="CCCCCC"/>
+          <w:kern w:val="0"/>
+          <w:sz w:val="16"/>
+          <w:szCs w:val="16"/>
+          <w14:ligatures w14:val="none"/>
+        </w:rPr>
+      </w:pPr>
+      <w:r>
+        <w:rPr>
+          <w:rFonts w:ascii="Consolas" w:eastAsia="Times New Roman" w:hAnsi="Consolas" w:cs="Times New Roman"/>
+          <w:color w:val="569CD6"/>
+          <w:kern w:val="0"/>
+          <w:sz w:val="16"/>
+          <w:szCs w:val="16"/>
+          <w14:ligatures w14:val="none"/>
+        </w:rPr>
+        <w:t>ENV</w:t>
+      </w:r>
+      <w:r>
+        <w:rPr>
+          <w:rFonts w:ascii="Consolas" w:eastAsia="Times New Roman" w:hAnsi="Consolas" w:cs="Times New Roman"/>
+          <w:color w:val="CCCCCC"/>
+          <w:kern w:val="0"/>
+          <w:sz w:val="16"/>
+          <w:szCs w:val="16"/>
+          <w14:ligatures w14:val="none"/>
+        </w:rPr>
+        <w:t xml:space="preserve"> DEBIAN_FRONTEND=noninteractive</w:t>
+      </w:r>
+    </w:p>
+    <w:p>
+      <w:pPr>
+        <w:shd w:val="clear" w:color="auto" w:fill="1F1F1F"/>
+        <w:spacing w:after="0" w:line="240" w:lineRule="auto"/>
+        <w:rPr>
+          <w:rFonts w:ascii="Consolas" w:eastAsia="Times New Roman" w:hAnsi="Consolas" w:cs="Times New Roman"/>
+          <w:color w:val="CCCCCC"/>
+          <w:kern w:val="0"/>
+          <w:sz w:val="16"/>
+          <w:szCs w:val="16"/>
+          <w14:ligatures w14:val="none"/>
+        </w:rPr>
+      </w:pPr>
+      <w:r>
+        <w:rPr>
+          <w:rFonts w:ascii="Consolas" w:eastAsia="Times New Roman" w:hAnsi="Consolas" w:cs="Times New Roman"/>
+          <w:color w:val="569CD6"/>
+          <w:kern w:val="0"/>
+          <w:sz w:val="16"/>
+          <w:szCs w:val="16"/>
+          <w14:ligatures w14:val="none"/>
+        </w:rPr>
+        <w:t>ENV</w:t>
+      </w:r>
+      <w:r>
+        <w:rPr>
+          <w:rFonts w:ascii="Consolas" w:eastAsia="Times New Roman" w:hAnsi="Consolas" w:cs="Times New Roman"/>
+          <w:color w:val="CCCCCC"/>
+          <w:kern w:val="0"/>
+          <w:sz w:val="16"/>
+          <w:szCs w:val="16"/>
+          <w14:ligatures w14:val="none"/>
+        </w:rPr>
+        <w:t xml:space="preserve"> DOTNET_SYSTEM_GLOBALIZATION_INVARIANT=1</w:t>
+      </w:r>
+    </w:p>
+    <w:p>
+      <w:pPr>
+        <w:shd w:val="clear" w:color="auto" w:fill="1F1F1F"/>
+        <w:spacing w:after="0" w:line="240" w:lineRule="auto"/>
+        <w:rPr>
+          <w:rFonts w:ascii="Consolas" w:eastAsia="Times New Roman" w:hAnsi="Consolas" w:cs="Times New Roman"/>
+          <w:color w:val="CCCCCC"/>
+          <w:kern w:val="0"/>
+          <w:sz w:val="16"/>
+          <w:szCs w:val="16"/>
+          <w14:ligatures w14:val="none"/>
+        </w:rPr>
+      </w:pPr>
+    </w:p>
+    <w:p>
+      <w:pPr>
+        <w:shd w:val="clear" w:color="auto" w:fill="1F1F1F"/>
+        <w:spacing w:after="0" w:line="240" w:lineRule="auto"/>
+        <w:rPr>
+          <w:rFonts w:ascii="Consolas" w:eastAsia="Times New Roman" w:hAnsi="Consolas" w:cs="Times New Roman"/>
+          <w:color w:val="CCCCCC"/>
+          <w:kern w:val="0"/>
+          <w:sz w:val="16"/>
+          <w:szCs w:val="16"/>
+          <w14:ligatures w14:val="none"/>
+        </w:rPr>
+      </w:pPr>
+      <w:r>
+        <w:rPr>
+          <w:rFonts w:ascii="Consolas" w:eastAsia="Times New Roman" w:hAnsi="Consolas" w:cs="Times New Roman"/>
+          <w:color w:val="6A9955"/>
+          <w:kern w:val="0"/>
+          <w:sz w:val="16"/>
+          <w:szCs w:val="16"/>
+          <w14:ligatures w14:val="none"/>
+        </w:rPr>
+        <w:t># Set working directory</w:t>
+      </w:r>
+    </w:p>
+    <w:p>
+      <w:pPr>
+        <w:shd w:val="clear" w:color="auto" w:fill="1F1F1F"/>
+        <w:spacing w:after="0" w:line="240" w:lineRule="auto"/>
+        <w:rPr>
+          <w:rFonts w:ascii="Consolas" w:eastAsia="Times New Roman" w:hAnsi="Consolas" w:cs="Times New Roman"/>
+          <w:color w:val="CCCCCC"/>
+          <w:kern w:val="0"/>
+          <w:sz w:val="16"/>
+          <w:szCs w:val="16"/>
+          <w14:ligatures w14:val="none"/>
+        </w:rPr>
+      </w:pPr>
+      <w:r>
+        <w:rPr>
+          <w:rFonts w:ascii="Consolas" w:eastAsia="Times New Roman" w:hAnsi="Consolas" w:cs="Times New Roman"/>
+          <w:color w:val="569CD6"/>
+          <w:kern w:val="0"/>
+          <w:sz w:val="16"/>
+          <w:szCs w:val="16"/>
+          <w14:ligatures w14:val="none"/>
+        </w:rPr>
+        <w:t>WORKDIR</w:t>
+      </w:r>
+      <w:r>
+        <w:rPr>
+          <w:rFonts w:ascii="Consolas" w:eastAsia="Times New Roman" w:hAnsi="Consolas" w:cs="Times New Roman"/>
+          <w:color w:val="CCCCCC"/>
+          <w:kern w:val="0"/>
+          <w:sz w:val="16"/>
+          <w:szCs w:val="16"/>
+          <w14:ligatures w14:val="none"/>
+        </w:rPr>
+        <w:t xml:space="preserve"> /app</w:t>
+      </w:r>
+    </w:p>
+    <w:p>
+      <w:pPr>
+        <w:shd w:val="clear" w:color="auto" w:fill="1F1F1F"/>
+        <w:spacing w:after="0" w:line="240" w:lineRule="auto"/>
+        <w:rPr>
+          <w:rFonts w:ascii="Consolas" w:eastAsia="Times New Roman" w:hAnsi="Consolas" w:cs="Times New Roman"/>
+          <w:color w:val="CCCCCC"/>
+          <w:kern w:val="0"/>
+          <w:sz w:val="16"/>
+          <w:szCs w:val="16"/>
+          <w14:ligatures w14:val="none"/>
+        </w:rPr>
+      </w:pPr>
+    </w:p>
+    <w:p>
+      <w:pPr>
+        <w:shd w:val="clear" w:color="auto" w:fill="1F1F1F"/>
+        <w:spacing w:after="0" w:line="240" w:lineRule="auto"/>
+        <w:rPr>
+          <w:rFonts w:ascii="Consolas" w:eastAsia="Times New Roman" w:hAnsi="Consolas" w:cs="Times New Roman"/>
+          <w:color w:val="CCCCCC"/>
+          <w:kern w:val="0"/>
+          <w:sz w:val="16"/>
+          <w:szCs w:val="16"/>
+          <w14:ligatures w14:val="none"/>
+        </w:rPr>
+      </w:pPr>
+      <w:r>
+        <w:rPr>
+          <w:rFonts w:ascii="Consolas" w:eastAsia="Times New Roman" w:hAnsi="Consolas" w:cs="Times New Roman"/>
+          <w:color w:val="6A9955"/>
+          <w:kern w:val="0"/>
+          <w:sz w:val="16"/>
+          <w:szCs w:val="16"/>
+          <w14:ligatures w14:val="none"/>
+        </w:rPr>
+        <w:t># Copy application files</w:t>
+      </w:r>
+    </w:p>
+    <w:p>
+      <w:pPr>
+        <w:shd w:val="clear" w:color="auto" w:fill="1F1F1F"/>
+        <w:spacing w:after="0" w:line="240" w:lineRule="auto"/>
+        <w:rPr>
+          <w:rFonts w:ascii="Consolas" w:eastAsia="Times New Roman" w:hAnsi="Consolas" w:cs="Times New Roman"/>
+          <w:color w:val="CCCCCC"/>
+          <w:kern w:val="0"/>
+          <w:sz w:val="16"/>
+          <w:szCs w:val="16"/>
+          <w14:ligatures w14:val="none"/>
+        </w:rPr>
+      </w:pPr>
+      <w:proofErr w:type="gramStart"/>
+      <w:r>
+        <w:rPr>
+          <w:rFonts w:ascii="Consolas" w:eastAsia="Times New Roman" w:hAnsi="Consolas" w:cs="Times New Roman"/>
+          <w:color w:val="569CD6"/>
+          <w:kern w:val="0"/>
+          <w:sz w:val="16"/>
+          <w:szCs w:val="16"/>
+          <w14:ligatures w14:val="none"/>
+        </w:rPr>
+        <w:t>COPY</w:t>
+      </w:r>
+      <w:r>
+        <w:rPr>
+          <w:rFonts w:ascii="Consolas" w:eastAsia="Times New Roman" w:hAnsi="Consolas" w:cs="Times New Roman"/>
+          <w:color w:val="CCCCCC"/>
+          <w:kern w:val="0"/>
+          <w:sz w:val="16"/>
+          <w:szCs w:val="16"/>
+          <w14:ligatures w14:val="none"/>
+        </w:rPr>
+        <w:t xml:space="preserve"> .</w:t>
+      </w:r>
+      <w:proofErr w:type="gramEnd"/>
+      <w:r>
+        <w:rPr>
+          <w:rFonts w:ascii="Consolas" w:eastAsia="Times New Roman" w:hAnsi="Consolas" w:cs="Times New Roman"/>
+          <w:color w:val="CCCCCC"/>
+          <w:kern w:val="0"/>
+          <w:sz w:val="16"/>
+          <w:szCs w:val="16"/>
+          <w14:ligatures w14:val="none"/>
+        </w:rPr>
+        <w:t xml:space="preserve"> /</w:t>
+      </w:r>
+      <w:proofErr w:type="gramStart"/>
+      <w:r>
+        <w:rPr>
+          <w:rFonts w:ascii="Consolas" w:eastAsia="Times New Roman" w:hAnsi="Consolas" w:cs="Times New Roman"/>
+          <w:color w:val="CCCCCC"/>
+          <w:kern w:val="0"/>
+          <w:sz w:val="16"/>
+          <w:szCs w:val="16"/>
+          <w14:ligatures w14:val="none"/>
+        </w:rPr>
+        <w:t>app</w:t>
+      </w:r>
+      <w:proofErr w:type="gramEnd"/>
+    </w:p>
+    <w:p>
+      <w:pPr>
+        <w:shd w:val="clear" w:color="auto" w:fill="1F1F1F"/>
+        <w:spacing w:after="0" w:line="240" w:lineRule="auto"/>
+        <w:rPr>
+          <w:rFonts w:ascii="Consolas" w:eastAsia="Times New Roman" w:hAnsi="Consolas" w:cs="Times New Roman"/>
+          <w:color w:val="CCCCCC"/>
+          <w:kern w:val="0"/>
+          <w:sz w:val="16"/>
+          <w:szCs w:val="16"/>
+          <w14:ligatures w14:val="none"/>
+        </w:rPr>
+      </w:pPr>
+    </w:p>
+    <w:p>
+      <w:pPr>
+        <w:shd w:val="clear" w:color="auto" w:fill="1F1F1F"/>
+        <w:spacing w:after="0" w:line="240" w:lineRule="auto"/>
+        <w:rPr>
+          <w:rFonts w:ascii="Consolas" w:eastAsia="Times New Roman" w:hAnsi="Consolas" w:cs="Times New Roman"/>
+          <w:color w:val="CCCCCC"/>
+          <w:kern w:val="0"/>
+          <w:sz w:val="16"/>
+          <w:szCs w:val="16"/>
+          <w14:ligatures w14:val="none"/>
+        </w:rPr>
+      </w:pPr>
+      <w:r>
+        <w:rPr>
+          <w:rFonts w:ascii="Consolas" w:eastAsia="Times New Roman" w:hAnsi="Consolas" w:cs="Times New Roman"/>
+          <w:color w:val="6A9955"/>
+          <w:kern w:val="0"/>
+          <w:sz w:val="16"/>
+          <w:szCs w:val="16"/>
+          <w14:ligatures w14:val="none"/>
+        </w:rPr>
+        <w:t># Install prerequisites</w:t>
+      </w:r>
+    </w:p>
+    <w:p>
+      <w:pPr>
+        <w:shd w:val="clear" w:color="auto" w:fill="1F1F1F"/>
+        <w:spacing w:after="0" w:line="240" w:lineRule="auto"/>
+        <w:rPr>
+          <w:rFonts w:ascii="Consolas" w:eastAsia="Times New Roman" w:hAnsi="Consolas" w:cs="Times New Roman"/>
+          <w:color w:val="CCCCCC"/>
+          <w:kern w:val="0"/>
+          <w:sz w:val="16"/>
+          <w:szCs w:val="16"/>
+          <w14:ligatures w14:val="none"/>
+        </w:rPr>
+      </w:pPr>
+      <w:r>
+        <w:rPr>
+          <w:rFonts w:ascii="Consolas" w:eastAsia="Times New Roman" w:hAnsi="Consolas" w:cs="Times New Roman"/>
+          <w:color w:val="569CD6"/>
+          <w:kern w:val="0"/>
+          <w:sz w:val="16"/>
+          <w:szCs w:val="16"/>
+          <w14:ligatures w14:val="none"/>
+        </w:rPr>
+        <w:t>RUN</w:t>
+      </w:r>
+      <w:r>
+        <w:rPr>
+          <w:rFonts w:ascii="Consolas" w:eastAsia="Times New Roman" w:hAnsi="Consolas" w:cs="Times New Roman"/>
+          <w:color w:val="CCCCCC"/>
+          <w:kern w:val="0"/>
+          <w:sz w:val="16"/>
+          <w:szCs w:val="16"/>
+          <w14:ligatures w14:val="none"/>
+        </w:rPr>
+        <w:t xml:space="preserve"> apt-get update &amp;&amp; apt-get install -y \</w:t>
+      </w:r>
+    </w:p>
+    <w:p>
+      <w:pPr>
+        <w:shd w:val="clear" w:color="auto" w:fill="1F1F1F"/>
+        <w:spacing w:after="0" w:line="240" w:lineRule="auto"/>
+        <w:rPr>
+          <w:rFonts w:ascii="Consolas" w:eastAsia="Times New Roman" w:hAnsi="Consolas" w:cs="Times New Roman"/>
+          <w:color w:val="CCCCCC"/>
+          <w:kern w:val="0"/>
+          <w:sz w:val="16"/>
+          <w:szCs w:val="16"/>
+          <w14:ligatures w14:val="none"/>
+        </w:rPr>
+      </w:pPr>
+      <w:r>
+        <w:rPr>
+          <w:rFonts w:ascii="Consolas" w:eastAsia="Times New Roman" w:hAnsi="Consolas" w:cs="Times New Roman"/>
+          <w:color w:val="CCCCCC"/>
+          <w:kern w:val="0"/>
+          <w:sz w:val="16"/>
+          <w:szCs w:val="16"/>
+          <w14:ligatures w14:val="none"/>
+        </w:rPr>
+        <w:t>    python3 python3-pip \</w:t>
+      </w:r>
+    </w:p>
+    <w:p>
+      <w:pPr>
+        <w:shd w:val="clear" w:color="auto" w:fill="1F1F1F"/>
+        <w:spacing w:after="0" w:line="240" w:lineRule="auto"/>
+        <w:rPr>
+          <w:rFonts w:ascii="Consolas" w:eastAsia="Times New Roman" w:hAnsi="Consolas" w:cs="Times New Roman"/>
+          <w:color w:val="CCCCCC"/>
+          <w:kern w:val="0"/>
+          <w:sz w:val="16"/>
+          <w:szCs w:val="16"/>
+          <w14:ligatures w14:val="none"/>
+        </w:rPr>
+      </w:pPr>
+      <w:r>
+        <w:rPr>
+          <w:rFonts w:ascii="Consolas" w:eastAsia="Times New Roman" w:hAnsi="Consolas" w:cs="Times New Roman"/>
+          <w:color w:val="CCCCCC"/>
+          <w:kern w:val="0"/>
+          <w:sz w:val="16"/>
+          <w:szCs w:val="16"/>
+          <w14:ligatures w14:val="none"/>
+        </w:rPr>
+        <w:t xml:space="preserve">    </w:t>
+      </w:r>
+      <w:proofErr w:type="spellStart"/>
+      <w:r>
+        <w:rPr>
+          <w:rFonts w:ascii="Consolas" w:eastAsia="Times New Roman" w:hAnsi="Consolas" w:cs="Times New Roman"/>
+          <w:color w:val="CCCCCC"/>
+          <w:kern w:val="0"/>
+          <w:sz w:val="16"/>
+          <w:szCs w:val="16"/>
+          <w14:ligatures w14:val="none"/>
+        </w:rPr>
+        <w:t>wget</w:t>
+      </w:r>
+      <w:proofErr w:type="spellEnd"/>
+      <w:r>
+        <w:rPr>
+          <w:rFonts w:ascii="Consolas" w:eastAsia="Times New Roman" w:hAnsi="Consolas" w:cs="Times New Roman"/>
+          <w:color w:val="CCCCCC"/>
+          <w:kern w:val="0"/>
+          <w:sz w:val="16"/>
+          <w:szCs w:val="16"/>
+          <w14:ligatures w14:val="none"/>
+        </w:rPr>
+        <w:t xml:space="preserve"> \</w:t>
+      </w:r>
+    </w:p>
+    <w:p>
+      <w:pPr>
+        <w:shd w:val="clear" w:color="auto" w:fill="1F1F1F"/>
+        <w:spacing w:after="0" w:line="240" w:lineRule="auto"/>
+        <w:rPr>
+          <w:rFonts w:ascii="Consolas" w:eastAsia="Times New Roman" w:hAnsi="Consolas" w:cs="Times New Roman"/>
+          <w:color w:val="CCCCCC"/>
+          <w:kern w:val="0"/>
+          <w:sz w:val="16"/>
+          <w:szCs w:val="16"/>
+          <w14:ligatures w14:val="none"/>
+        </w:rPr>
+      </w:pPr>
+      <w:r>
+        <w:rPr>
+          <w:rFonts w:ascii="Consolas" w:eastAsia="Times New Roman" w:hAnsi="Consolas" w:cs="Times New Roman"/>
+          <w:color w:val="CCCCCC"/>
+          <w:kern w:val="0"/>
+          <w:sz w:val="16"/>
+          <w:szCs w:val="16"/>
+          <w14:ligatures w14:val="none"/>
+        </w:rPr>
+        <w:t xml:space="preserve">    </w:t>
+      </w:r>
+      <w:proofErr w:type="spellStart"/>
+      <w:r>
+        <w:rPr>
+          <w:rFonts w:ascii="Consolas" w:eastAsia="Times New Roman" w:hAnsi="Consolas" w:cs="Times New Roman"/>
+          <w:color w:val="CCCCCC"/>
+          <w:kern w:val="0"/>
+          <w:sz w:val="16"/>
+          <w:szCs w:val="16"/>
+          <w14:ligatures w14:val="none"/>
+        </w:rPr>
+        <w:t>gdal</w:t>
+      </w:r>
+      <w:proofErr w:type="spellEnd"/>
+      <w:r>
+        <w:rPr>
+          <w:rFonts w:ascii="Consolas" w:eastAsia="Times New Roman" w:hAnsi="Consolas" w:cs="Times New Roman"/>
+          <w:color w:val="CCCCCC"/>
+          <w:kern w:val="0"/>
+          <w:sz w:val="16"/>
+          <w:szCs w:val="16"/>
+          <w14:ligatures w14:val="none"/>
+        </w:rPr>
+        <w:t xml:space="preserve">-bin </w:t>
+      </w:r>
+      <w:proofErr w:type="spellStart"/>
+      <w:r>
+        <w:rPr>
+          <w:rFonts w:ascii="Consolas" w:eastAsia="Times New Roman" w:hAnsi="Consolas" w:cs="Times New Roman"/>
+          <w:color w:val="CCCCCC"/>
+          <w:kern w:val="0"/>
+          <w:sz w:val="16"/>
+          <w:szCs w:val="16"/>
+          <w14:ligatures w14:val="none"/>
+        </w:rPr>
+        <w:t>libgdal</w:t>
+      </w:r>
+      <w:proofErr w:type="spellEnd"/>
+      <w:r>
+        <w:rPr>
+          <w:rFonts w:ascii="Consolas" w:eastAsia="Times New Roman" w:hAnsi="Consolas" w:cs="Times New Roman"/>
+          <w:color w:val="CCCCCC"/>
+          <w:kern w:val="0"/>
+          <w:sz w:val="16"/>
+          <w:szCs w:val="16"/>
+          <w14:ligatures w14:val="none"/>
+        </w:rPr>
+        <w:t>-dev \</w:t>
+      </w:r>
+    </w:p>
+    <w:p>
+      <w:pPr>
+        <w:shd w:val="clear" w:color="auto" w:fill="1F1F1F"/>
+        <w:spacing w:after="0" w:line="240" w:lineRule="auto"/>
+        <w:rPr>
+          <w:rFonts w:ascii="Consolas" w:eastAsia="Times New Roman" w:hAnsi="Consolas" w:cs="Times New Roman"/>
+          <w:color w:val="CCCCCC"/>
+          <w:kern w:val="0"/>
+          <w:sz w:val="16"/>
+          <w:szCs w:val="16"/>
+          <w14:ligatures w14:val="none"/>
+        </w:rPr>
+      </w:pPr>
+      <w:r>
+        <w:rPr>
+          <w:rFonts w:ascii="Consolas" w:eastAsia="Times New Roman" w:hAnsi="Consolas" w:cs="Times New Roman"/>
+          <w:color w:val="CCCCCC"/>
+          <w:kern w:val="0"/>
+          <w:sz w:val="16"/>
+          <w:szCs w:val="16"/>
+          <w14:ligatures w14:val="none"/>
+        </w:rPr>
+        <w:t>    ca-certificates \</w:t>
+      </w:r>
+    </w:p>
+    <w:p>
+      <w:pPr>
+        <w:shd w:val="clear" w:color="auto" w:fill="1F1F1F"/>
+        <w:spacing w:after="0" w:line="240" w:lineRule="auto"/>
+        <w:rPr>
+          <w:rFonts w:ascii="Consolas" w:eastAsia="Times New Roman" w:hAnsi="Consolas" w:cs="Times New Roman"/>
+          <w:color w:val="CCCCCC"/>
+          <w:kern w:val="0"/>
+          <w:sz w:val="16"/>
+          <w:szCs w:val="16"/>
+          <w14:ligatures w14:val="none"/>
+        </w:rPr>
+      </w:pPr>
+      <w:r>
+        <w:rPr>
+          <w:rFonts w:ascii="Consolas" w:eastAsia="Times New Roman" w:hAnsi="Consolas" w:cs="Times New Roman"/>
+          <w:color w:val="CCCCCC"/>
+          <w:kern w:val="0"/>
+          <w:sz w:val="16"/>
+          <w:szCs w:val="16"/>
+          <w14:ligatures w14:val="none"/>
+        </w:rPr>
+        <w:t>    &amp;&amp; rm -rf /var/lib/apt/lists/*</w:t>
+      </w:r>
+    </w:p>
+    <w:p>
+      <w:pPr>
+        <w:shd w:val="clear" w:color="auto" w:fill="1F1F1F"/>
+        <w:spacing w:after="0" w:line="240" w:lineRule="auto"/>
+        <w:rPr>
+          <w:rFonts w:ascii="Consolas" w:eastAsia="Times New Roman" w:hAnsi="Consolas" w:cs="Times New Roman"/>
+          <w:color w:val="CCCCCC"/>
+          <w:kern w:val="0"/>
+          <w:sz w:val="16"/>
+          <w:szCs w:val="16"/>
+          <w14:ligatures w14:val="none"/>
+        </w:rPr>
+      </w:pPr>
+    </w:p>
+    <w:p>
+      <w:pPr>
+        <w:shd w:val="clear" w:color="auto" w:fill="1F1F1F"/>
+        <w:spacing w:after="0" w:line="240" w:lineRule="auto"/>
+        <w:rPr>
+          <w:rFonts w:ascii="Consolas" w:eastAsia="Times New Roman" w:hAnsi="Consolas" w:cs="Times New Roman"/>
+          <w:color w:val="CCCCCC"/>
+          <w:kern w:val="0"/>
+          <w:sz w:val="16"/>
+          <w:szCs w:val="16"/>
+          <w14:ligatures w14:val="none"/>
+        </w:rPr>
+      </w:pPr>
+      <w:r>
+        <w:rPr>
+          <w:rFonts w:ascii="Consolas" w:eastAsia="Times New Roman" w:hAnsi="Consolas" w:cs="Times New Roman"/>
+          <w:color w:val="6A9955"/>
+          <w:kern w:val="0"/>
+          <w:sz w:val="16"/>
+          <w:szCs w:val="16"/>
+          <w14:ligatures w14:val="none"/>
+        </w:rPr>
+        <w:t># Manually install libssl1.0 from Ubuntu 20.04</w:t>
+      </w:r>
+    </w:p>
+    <w:p>
+      <w:pPr>
+        <w:shd w:val="clear" w:color="auto" w:fill="1F1F1F"/>
+        <w:spacing w:after="0" w:line="240" w:lineRule="auto"/>
+        <w:rPr>
+          <w:rFonts w:ascii="Consolas" w:eastAsia="Times New Roman" w:hAnsi="Consolas" w:cs="Times New Roman"/>
+          <w:color w:val="CCCCCC"/>
+          <w:kern w:val="0"/>
+          <w:sz w:val="16"/>
+          <w:szCs w:val="16"/>
+          <w14:ligatures w14:val="none"/>
+        </w:rPr>
+      </w:pPr>
+      <w:r>
+        <w:rPr>
+          <w:rFonts w:ascii="Consolas" w:eastAsia="Times New Roman" w:hAnsi="Consolas" w:cs="Times New Roman"/>
+          <w:color w:val="569CD6"/>
+          <w:kern w:val="0"/>
+          <w:sz w:val="16"/>
+          <w:szCs w:val="16"/>
+          <w14:ligatures w14:val="none"/>
+        </w:rPr>
+        <w:t>RUN</w:t>
+      </w:r>
+      <w:r>
+        <w:rPr>
+          <w:rFonts w:ascii="Consolas" w:eastAsia="Times New Roman" w:hAnsi="Consolas" w:cs="Times New Roman"/>
+          <w:color w:val="CCCCCC"/>
+          <w:kern w:val="0"/>
+          <w:sz w:val="16"/>
+          <w:szCs w:val="16"/>
+          <w14:ligatures w14:val="none"/>
+        </w:rPr>
+        <w:t xml:space="preserve"> </w:t>
+      </w:r>
+      <w:proofErr w:type="spellStart"/>
+      <w:r>
+        <w:rPr>
+          <w:rFonts w:ascii="Consolas" w:eastAsia="Times New Roman" w:hAnsi="Consolas" w:cs="Times New Roman"/>
+          <w:color w:val="CCCCCC"/>
+          <w:kern w:val="0"/>
+          <w:sz w:val="16"/>
+          <w:szCs w:val="16"/>
+          <w14:ligatures w14:val="none"/>
+        </w:rPr>
+        <w:t>wget</w:t>
+      </w:r>
+      <w:proofErr w:type="spellEnd"/>
+      <w:r>
+        <w:rPr>
+          <w:rFonts w:ascii="Consolas" w:eastAsia="Times New Roman" w:hAnsi="Consolas" w:cs="Times New Roman"/>
+          <w:color w:val="CCCCCC"/>
+          <w:kern w:val="0"/>
+          <w:sz w:val="16"/>
+          <w:szCs w:val="16"/>
+          <w14:ligatures w14:val="none"/>
+        </w:rPr>
+        <w:t xml:space="preserve"> http://security.ubuntu.com/ubuntu/pool/main/o/openssl1.0/libssl1.0.0_1.0.2n-1ubuntu5.13_amd64.deb &amp;&amp; \</w:t>
+      </w:r>
+    </w:p>
+    <w:p>
+      <w:pPr>
+        <w:shd w:val="clear" w:color="auto" w:fill="1F1F1F"/>
+        <w:spacing w:after="0" w:line="240" w:lineRule="auto"/>
+        <w:rPr>
+          <w:rFonts w:ascii="Consolas" w:eastAsia="Times New Roman" w:hAnsi="Consolas" w:cs="Times New Roman"/>
+          <w:color w:val="CCCCCC"/>
+          <w:kern w:val="0"/>
+          <w:sz w:val="16"/>
+          <w:szCs w:val="16"/>
+          <w14:ligatures w14:val="none"/>
+        </w:rPr>
+      </w:pPr>
+      <w:r>
+        <w:rPr>
+          <w:rFonts w:ascii="Consolas" w:eastAsia="Times New Roman" w:hAnsi="Consolas" w:cs="Times New Roman"/>
+          <w:color w:val="CCCCCC"/>
+          <w:kern w:val="0"/>
+          <w:sz w:val="16"/>
+          <w:szCs w:val="16"/>
+          <w14:ligatures w14:val="none"/>
+        </w:rPr>
+        <w:t xml:space="preserve">    </w:t>
+      </w:r>
+      <w:proofErr w:type="spellStart"/>
+      <w:r>
+        <w:rPr>
+          <w:rFonts w:ascii="Consolas" w:eastAsia="Times New Roman" w:hAnsi="Consolas" w:cs="Times New Roman"/>
+          <w:color w:val="CCCCCC"/>
+          <w:kern w:val="0"/>
+          <w:sz w:val="16"/>
+          <w:szCs w:val="16"/>
+          <w14:ligatures w14:val="none"/>
+        </w:rPr>
+        <w:t>dpkg</w:t>
+      </w:r>
+      <w:proofErr w:type="spellEnd"/>
+      <w:r>
+        <w:rPr>
+          <w:rFonts w:ascii="Consolas" w:eastAsia="Times New Roman" w:hAnsi="Consolas" w:cs="Times New Roman"/>
+          <w:color w:val="CCCCCC"/>
+          <w:kern w:val="0"/>
+          <w:sz w:val="16"/>
+          <w:szCs w:val="16"/>
+          <w14:ligatures w14:val="none"/>
+        </w:rPr>
+        <w:t xml:space="preserve"> -</w:t>
+      </w:r>
+      <w:proofErr w:type="spellStart"/>
+      <w:r>
+        <w:rPr>
+          <w:rFonts w:ascii="Consolas" w:eastAsia="Times New Roman" w:hAnsi="Consolas" w:cs="Times New Roman"/>
+          <w:color w:val="CCCCCC"/>
+          <w:kern w:val="0"/>
+          <w:sz w:val="16"/>
+          <w:szCs w:val="16"/>
+          <w14:ligatures w14:val="none"/>
+        </w:rPr>
+        <w:t>i</w:t>
+      </w:r>
+      <w:proofErr w:type="spellEnd"/>
+      <w:r>
+        <w:rPr>
+          <w:rFonts w:ascii="Consolas" w:eastAsia="Times New Roman" w:hAnsi="Consolas" w:cs="Times New Roman"/>
+          <w:color w:val="CCCCCC"/>
+          <w:kern w:val="0"/>
+          <w:sz w:val="16"/>
+          <w:szCs w:val="16"/>
+          <w14:ligatures w14:val="none"/>
+        </w:rPr>
+        <w:t xml:space="preserve"> libssl1.0.0_1.0.2n-1ubuntu5.13_amd64.deb &amp;&amp; \</w:t>
+      </w:r>
+    </w:p>
+    <w:p>
+      <w:pPr>
+        <w:shd w:val="clear" w:color="auto" w:fill="1F1F1F"/>
+        <w:spacing w:after="0" w:line="240" w:lineRule="auto"/>
+        <w:rPr>
+          <w:rFonts w:ascii="Consolas" w:eastAsia="Times New Roman" w:hAnsi="Consolas" w:cs="Times New Roman"/>
+          <w:color w:val="CCCCCC"/>
+          <w:kern w:val="0"/>
+          <w:sz w:val="16"/>
+          <w:szCs w:val="16"/>
+          <w14:ligatures w14:val="none"/>
+        </w:rPr>
+      </w:pPr>
+      <w:r>
+        <w:rPr>
+          <w:rFonts w:ascii="Consolas" w:eastAsia="Times New Roman" w:hAnsi="Consolas" w:cs="Times New Roman"/>
+          <w:color w:val="CCCCCC"/>
+          <w:kern w:val="0"/>
+          <w:sz w:val="16"/>
+          <w:szCs w:val="16"/>
+          <w14:ligatures w14:val="none"/>
+        </w:rPr>
+        <w:t>    rm libssl1.0.0_1.0.2n-1ubuntu5.13_amd64.deb</w:t>
+      </w:r>
+    </w:p>
+    <w:p>
+      <w:pPr>
+        <w:shd w:val="clear" w:color="auto" w:fill="1F1F1F"/>
+        <w:spacing w:after="0" w:line="240" w:lineRule="auto"/>
+        <w:rPr>
+          <w:rFonts w:ascii="Consolas" w:eastAsia="Times New Roman" w:hAnsi="Consolas" w:cs="Times New Roman"/>
+          <w:color w:val="CCCCCC"/>
+          <w:kern w:val="0"/>
+          <w:sz w:val="16"/>
+          <w:szCs w:val="16"/>
+          <w14:ligatures w14:val="none"/>
+        </w:rPr>
+      </w:pPr>
+    </w:p>
+    <w:p>
+      <w:pPr>
+        <w:shd w:val="clear" w:color="auto" w:fill="1F1F1F"/>
+        <w:spacing w:after="0" w:line="240" w:lineRule="auto"/>
+        <w:rPr>
+          <w:rFonts w:ascii="Consolas" w:eastAsia="Times New Roman" w:hAnsi="Consolas" w:cs="Times New Roman"/>
+          <w:color w:val="CCCCCC"/>
+          <w:kern w:val="0"/>
+          <w:sz w:val="16"/>
+          <w:szCs w:val="16"/>
+          <w14:ligatures w14:val="none"/>
+        </w:rPr>
+      </w:pPr>
+      <w:r>
+        <w:rPr>
+          <w:rFonts w:ascii="Consolas" w:eastAsia="Times New Roman" w:hAnsi="Consolas" w:cs="Times New Roman"/>
+          <w:color w:val="6A9955"/>
+          <w:kern w:val="0"/>
+          <w:sz w:val="16"/>
+          <w:szCs w:val="16"/>
+          <w14:ligatures w14:val="none"/>
+        </w:rPr>
+        <w:t># Install Python requirements</w:t>
+      </w:r>
+    </w:p>
+    <w:p>
+      <w:pPr>
+        <w:shd w:val="clear" w:color="auto" w:fill="1F1F1F"/>
+        <w:spacing w:after="0" w:line="240" w:lineRule="auto"/>
+        <w:rPr>
+          <w:rFonts w:ascii="Consolas" w:eastAsia="Times New Roman" w:hAnsi="Consolas" w:cs="Times New Roman"/>
+          <w:color w:val="CCCCCC"/>
+          <w:kern w:val="0"/>
+          <w:sz w:val="16"/>
+          <w:szCs w:val="16"/>
+          <w14:ligatures w14:val="none"/>
+        </w:rPr>
+      </w:pPr>
+      <w:r>
+        <w:rPr>
+          <w:rFonts w:ascii="Consolas" w:eastAsia="Times New Roman" w:hAnsi="Consolas" w:cs="Times New Roman"/>
+          <w:color w:val="569CD6"/>
+          <w:kern w:val="0"/>
+          <w:sz w:val="16"/>
+          <w:szCs w:val="16"/>
+          <w14:ligatures w14:val="none"/>
+        </w:rPr>
+        <w:t>RUN</w:t>
+      </w:r>
+      <w:r>
+        <w:rPr>
+          <w:rFonts w:ascii="Consolas" w:eastAsia="Times New Roman" w:hAnsi="Consolas" w:cs="Times New Roman"/>
+          <w:color w:val="CCCCCC"/>
+          <w:kern w:val="0"/>
+          <w:sz w:val="16"/>
+          <w:szCs w:val="16"/>
+          <w14:ligatures w14:val="none"/>
+        </w:rPr>
+        <w:t xml:space="preserve"> pip install --no-cache-</w:t>
+      </w:r>
+      <w:proofErr w:type="spellStart"/>
+      <w:r>
+        <w:rPr>
+          <w:rFonts w:ascii="Consolas" w:eastAsia="Times New Roman" w:hAnsi="Consolas" w:cs="Times New Roman"/>
+          <w:color w:val="CCCCCC"/>
+          <w:kern w:val="0"/>
+          <w:sz w:val="16"/>
+          <w:szCs w:val="16"/>
+          <w14:ligatures w14:val="none"/>
+        </w:rPr>
+        <w:t>dir</w:t>
+      </w:r>
+      <w:proofErr w:type="spellEnd"/>
+      <w:r>
+        <w:rPr>
+          <w:rFonts w:ascii="Consolas" w:eastAsia="Times New Roman" w:hAnsi="Consolas" w:cs="Times New Roman"/>
+          <w:color w:val="CCCCCC"/>
+          <w:kern w:val="0"/>
+          <w:sz w:val="16"/>
+          <w:szCs w:val="16"/>
+          <w14:ligatures w14:val="none"/>
+        </w:rPr>
+        <w:t xml:space="preserve"> --break-system-packages -r requirements.txt</w:t>
+      </w:r>
+    </w:p>
+    <w:p>
+      <w:pPr>
+        <w:shd w:val="clear" w:color="auto" w:fill="1F1F1F"/>
+        <w:spacing w:after="0" w:line="240" w:lineRule="auto"/>
+        <w:rPr>
+          <w:rFonts w:ascii="Consolas" w:eastAsia="Times New Roman" w:hAnsi="Consolas" w:cs="Times New Roman"/>
+          <w:color w:val="CCCCCC"/>
+          <w:kern w:val="0"/>
+          <w:sz w:val="16"/>
+          <w:szCs w:val="16"/>
+          <w14:ligatures w14:val="none"/>
+        </w:rPr>
+      </w:pPr>
+    </w:p>
+    <w:p>
+      <w:pPr>
+        <w:shd w:val="clear" w:color="auto" w:fill="1F1F1F"/>
+        <w:spacing w:after="0" w:line="240" w:lineRule="auto"/>
+        <w:rPr>
+          <w:rFonts w:ascii="Consolas" w:eastAsia="Times New Roman" w:hAnsi="Consolas" w:cs="Times New Roman"/>
+          <w:color w:val="CCCCCC"/>
+          <w:kern w:val="0"/>
+          <w:sz w:val="16"/>
+          <w:szCs w:val="16"/>
+          <w14:ligatures w14:val="none"/>
+        </w:rPr>
+      </w:pPr>
+      <w:r>
+        <w:rPr>
+          <w:rFonts w:ascii="Consolas" w:eastAsia="Times New Roman" w:hAnsi="Consolas" w:cs="Times New Roman"/>
+          <w:color w:val="6A9955"/>
+          <w:kern w:val="0"/>
+          <w:sz w:val="16"/>
+          <w:szCs w:val="16"/>
+          <w14:ligatures w14:val="none"/>
+        </w:rPr>
+        <w:t># Default command</w:t>
+      </w:r>
+    </w:p>
+    <w:p>
+      <w:pPr>
+        <w:shd w:val="clear" w:color="auto" w:fill="1F1F1F"/>
+        <w:spacing w:after="0" w:line="240" w:lineRule="auto"/>
+        <w:rPr>
+          <w:rFonts w:ascii="Consolas" w:eastAsia="Times New Roman" w:hAnsi="Consolas" w:cs="Times New Roman"/>
+          <w:color w:val="CCCCCC"/>
+          <w:kern w:val="0"/>
+          <w:sz w:val="16"/>
+          <w:szCs w:val="16"/>
+          <w14:ligatures w14:val="none"/>
+        </w:rPr>
+      </w:pPr>
+      <w:r>
+        <w:rPr>
+          <w:rFonts w:ascii="Consolas" w:eastAsia="Times New Roman" w:hAnsi="Consolas" w:cs="Times New Roman"/>
+          <w:color w:val="569CD6"/>
+          <w:kern w:val="0"/>
+          <w:sz w:val="16"/>
+          <w:szCs w:val="16"/>
+          <w14:ligatures w14:val="none"/>
+        </w:rPr>
+        <w:t>CMD</w:t>
+      </w:r>
+      <w:r>
+        <w:rPr>
+          <w:rFonts w:ascii="Consolas" w:eastAsia="Times New Roman" w:hAnsi="Consolas" w:cs="Times New Roman"/>
+          <w:color w:val="CCCCCC"/>
+          <w:kern w:val="0"/>
+          <w:sz w:val="16"/>
+          <w:szCs w:val="16"/>
+          <w14:ligatures w14:val="none"/>
+        </w:rPr>
+        <w:t xml:space="preserve"> [</w:t>
+      </w:r>
+      <w:r>
+        <w:rPr>
+          <w:rFonts w:ascii="Consolas" w:eastAsia="Times New Roman" w:hAnsi="Consolas" w:cs="Times New Roman"/>
+          <w:color w:val="CE9178"/>
+          <w:kern w:val="0"/>
+          <w:sz w:val="16"/>
+          <w:szCs w:val="16"/>
+          <w14:ligatures w14:val="none"/>
+        </w:rPr>
+        <w:t>"python3"</w:t>
+      </w:r>
+      <w:r>
+        <w:rPr>
+          <w:rFonts w:ascii="Consolas" w:eastAsia="Times New Roman" w:hAnsi="Consolas" w:cs="Times New Roman"/>
+          <w:color w:val="CCCCCC"/>
+          <w:kern w:val="0"/>
+          <w:sz w:val="16"/>
+          <w:szCs w:val="16"/>
+          <w14:ligatures w14:val="none"/>
+        </w:rPr>
+        <w:t xml:space="preserve">, </w:t>
+      </w:r>
+      <w:r>
+        <w:rPr>
+          <w:rFonts w:ascii="Consolas" w:eastAsia="Times New Roman" w:hAnsi="Consolas" w:cs="Times New Roman"/>
+          <w:color w:val="CE9178"/>
+          <w:kern w:val="0"/>
+          <w:sz w:val="16"/>
+          <w:szCs w:val="16"/>
+          <w14:ligatures w14:val="none"/>
+        </w:rPr>
+        <w:t>"</w:t>
+      </w:r>
+      <w:proofErr w:type="spellStart"/>
+      <w:r>
+        <w:rPr>
+          <w:rFonts w:ascii="Consolas" w:eastAsia="Times New Roman" w:hAnsi="Consolas" w:cs="Times New Roman"/>
+          <w:color w:val="CE9178"/>
+          <w:kern w:val="0"/>
+          <w:sz w:val="16"/>
+          <w:szCs w:val="16"/>
+          <w14:ligatures w14:val="none"/>
+        </w:rPr>
+        <w:t>src</w:t>
+      </w:r>
+      <w:proofErr w:type="spellEnd"/>
+      <w:r>
+        <w:rPr>
+          <w:rFonts w:ascii="Consolas" w:eastAsia="Times New Roman" w:hAnsi="Consolas" w:cs="Times New Roman"/>
+          <w:color w:val="CE9178"/>
+          <w:kern w:val="0"/>
+          <w:sz w:val="16"/>
+          <w:szCs w:val="16"/>
+          <w14:ligatures w14:val="none"/>
+        </w:rPr>
+        <w:t>/examples.py"</w:t>
+      </w:r>
+      <w:r>
+        <w:rPr>
+          <w:rFonts w:ascii="Consolas" w:eastAsia="Times New Roman" w:hAnsi="Consolas" w:cs="Times New Roman"/>
+          <w:color w:val="CCCCCC"/>
+          <w:kern w:val="0"/>
+          <w:sz w:val="16"/>
+          <w:szCs w:val="16"/>
+          <w14:ligatures w14:val="none"/>
+        </w:rPr>
+        <w:t>]</w:t>
+      </w:r>
+    </w:p>
+    <w:p>
+      <w:pPr>
+        <w:shd w:val="clear" w:color="auto" w:fill="1F1F1F"/>
+        <w:spacing w:after="0" w:line="285" w:lineRule="atLeast"/>
+        <w:rPr>
+          <w:rFonts w:ascii="Consolas" w:eastAsia="Times New Roman" w:hAnsi="Consolas" w:cs="Times New Roman"/>
+          <w:color w:val="CCCCCC"/>
+          <w:kern w:val="0"/>
+          <w:sz w:val="21"/>
+          <w:szCs w:val="21"/>
+          <w14:ligatures w14:val="none"/>
+        </w:rPr>
+      </w:pPr>
+    </w:p>
+    <w:p>
+      <w:pPr>
+        <w:bidi/>
+      </w:pPr>
+      <w:r>
+        <w:t>UBUNTU20.04</w:t>
+      </w:r>
+    </w:p>
+    <w:p>
+      <w:pPr>
+        <w:shd w:val="clear" w:color="auto" w:fill="1F1F1F"/>
+        <w:spacing w:after="0" w:line="276" w:lineRule="auto"/>
+        <w:rPr>
+          <w:rFonts w:ascii="Consolas" w:eastAsia="Times New Roman" w:hAnsi="Consolas" w:cs="Times New Roman"/>
+          <w:color w:val="CCCCCC"/>
+          <w:kern w:val="0"/>
+          <w:sz w:val="16"/>
+          <w:szCs w:val="16"/>
+          <w14:ligatures w14:val="none"/>
+        </w:rPr>
+      </w:pPr>
+      <w:r>
+        <w:rPr>
+          <w:rFonts w:ascii="Consolas" w:eastAsia="Times New Roman" w:hAnsi="Consolas" w:cs="Times New Roman"/>
+          <w:color w:val="569CD6"/>
+          <w:kern w:val="0"/>
+          <w:sz w:val="16"/>
+          <w:szCs w:val="16"/>
+          <w14:ligatures w14:val="none"/>
+        </w:rPr>
+        <w:t>FROM</w:t>
+      </w:r>
+      <w:r>
+        <w:rPr>
+          <w:rFonts w:ascii="Consolas" w:eastAsia="Times New Roman" w:hAnsi="Consolas" w:cs="Times New Roman"/>
+          <w:color w:val="CCCCCC"/>
+          <w:kern w:val="0"/>
+          <w:sz w:val="16"/>
+          <w:szCs w:val="16"/>
+          <w14:ligatures w14:val="none"/>
+        </w:rPr>
+        <w:t xml:space="preserve"> ubuntu:20.04</w:t>
+      </w:r>
+    </w:p>
+    <w:p>
+      <w:pPr>
+        <w:shd w:val="clear" w:color="auto" w:fill="1F1F1F"/>
+        <w:spacing w:after="0" w:line="276" w:lineRule="auto"/>
+        <w:rPr>
+          <w:rFonts w:ascii="Consolas" w:eastAsia="Times New Roman" w:hAnsi="Consolas" w:cs="Times New Roman"/>
+          <w:color w:val="CCCCCC"/>
+          <w:kern w:val="0"/>
+          <w:sz w:val="16"/>
+          <w:szCs w:val="16"/>
+          <w14:ligatures w14:val="none"/>
+        </w:rPr>
+      </w:pPr>
+    </w:p>
+    <w:p>
+      <w:pPr>
+        <w:shd w:val="clear" w:color="auto" w:fill="1F1F1F"/>
+        <w:spacing w:after="0" w:line="276" w:lineRule="auto"/>
+        <w:rPr>
+          <w:rFonts w:ascii="Consolas" w:eastAsia="Times New Roman" w:hAnsi="Consolas" w:cs="Times New Roman"/>
+          <w:color w:val="CCCCCC"/>
+          <w:kern w:val="0"/>
+          <w:sz w:val="16"/>
+          <w:szCs w:val="16"/>
+          <w14:ligatures w14:val="none"/>
+        </w:rPr>
+      </w:pPr>
+      <w:r>
+        <w:rPr>
+          <w:rFonts w:ascii="Consolas" w:eastAsia="Times New Roman" w:hAnsi="Consolas" w:cs="Times New Roman"/>
+          <w:color w:val="569CD6"/>
+          <w:kern w:val="0"/>
+          <w:sz w:val="16"/>
+          <w:szCs w:val="16"/>
+          <w14:ligatures w14:val="none"/>
+        </w:rPr>
+        <w:t>ENV</w:t>
+      </w:r>
+      <w:r>
+        <w:rPr>
+          <w:rFonts w:ascii="Consolas" w:eastAsia="Times New Roman" w:hAnsi="Consolas" w:cs="Times New Roman"/>
+          <w:color w:val="CCCCCC"/>
+          <w:kern w:val="0"/>
+          <w:sz w:val="16"/>
+          <w:szCs w:val="16"/>
+          <w14:ligatures w14:val="none"/>
+        </w:rPr>
+        <w:t xml:space="preserve"> DEBIAN_FRONTEND=noninteractive</w:t>
+      </w:r>
+    </w:p>
+    <w:p>
+      <w:pPr>
+        <w:shd w:val="clear" w:color="auto" w:fill="1F1F1F"/>
+        <w:spacing w:after="0" w:line="276" w:lineRule="auto"/>
+        <w:rPr>
+          <w:rFonts w:ascii="Consolas" w:eastAsia="Times New Roman" w:hAnsi="Consolas" w:cs="Times New Roman"/>
+          <w:color w:val="CCCCCC"/>
+          <w:kern w:val="0"/>
+          <w:sz w:val="16"/>
+          <w:szCs w:val="16"/>
+          <w14:ligatures w14:val="none"/>
+        </w:rPr>
+      </w:pPr>
+      <w:r>
+        <w:rPr>
+          <w:rFonts w:ascii="Consolas" w:eastAsia="Times New Roman" w:hAnsi="Consolas" w:cs="Times New Roman"/>
+          <w:color w:val="569CD6"/>
+          <w:kern w:val="0"/>
+          <w:sz w:val="16"/>
+          <w:szCs w:val="16"/>
+          <w14:ligatures w14:val="none"/>
+        </w:rPr>
+        <w:t>WORKDIR</w:t>
+      </w:r>
+      <w:r>
+        <w:rPr>
+          <w:rFonts w:ascii="Consolas" w:eastAsia="Times New Roman" w:hAnsi="Consolas" w:cs="Times New Roman"/>
+          <w:color w:val="CCCCCC"/>
+          <w:kern w:val="0"/>
+          <w:sz w:val="16"/>
+          <w:szCs w:val="16"/>
+          <w14:ligatures w14:val="none"/>
+        </w:rPr>
+        <w:t xml:space="preserve"> /app</w:t>
+      </w:r>
+    </w:p>
+    <w:p>
+      <w:pPr>
+        <w:shd w:val="clear" w:color="auto" w:fill="1F1F1F"/>
+        <w:spacing w:after="0" w:line="276" w:lineRule="auto"/>
+        <w:rPr>
+          <w:rFonts w:ascii="Consolas" w:eastAsia="Times New Roman" w:hAnsi="Consolas" w:cs="Times New Roman"/>
+          <w:color w:val="CCCCCC"/>
+          <w:kern w:val="0"/>
+          <w:sz w:val="16"/>
+          <w:szCs w:val="16"/>
+          <w14:ligatures w14:val="none"/>
+        </w:rPr>
+      </w:pPr>
+      <w:proofErr w:type="gramStart"/>
+      <w:r>
+        <w:rPr>
+          <w:rFonts w:ascii="Consolas" w:eastAsia="Times New Roman" w:hAnsi="Consolas" w:cs="Times New Roman"/>
+          <w:color w:val="569CD6"/>
+          <w:kern w:val="0"/>
+          <w:sz w:val="16"/>
+          <w:szCs w:val="16"/>
+          <w14:ligatures w14:val="none"/>
+        </w:rPr>
+        <w:t>COPY</w:t>
+      </w:r>
+      <w:r>
+        <w:rPr>
+          <w:rFonts w:ascii="Consolas" w:eastAsia="Times New Roman" w:hAnsi="Consolas" w:cs="Times New Roman"/>
+          <w:color w:val="CCCCCC"/>
+          <w:kern w:val="0"/>
+          <w:sz w:val="16"/>
+          <w:szCs w:val="16"/>
+          <w14:ligatures w14:val="none"/>
+        </w:rPr>
+        <w:t xml:space="preserve"> .</w:t>
+      </w:r>
+      <w:proofErr w:type="gramEnd"/>
+      <w:r>
+        <w:rPr>
+          <w:rFonts w:ascii="Consolas" w:eastAsia="Times New Roman" w:hAnsi="Consolas" w:cs="Times New Roman"/>
+          <w:color w:val="CCCCCC"/>
+          <w:kern w:val="0"/>
+          <w:sz w:val="16"/>
+          <w:szCs w:val="16"/>
+          <w14:ligatures w14:val="none"/>
+        </w:rPr>
+        <w:t xml:space="preserve"> /</w:t>
+      </w:r>
+      <w:proofErr w:type="gramStart"/>
+      <w:r>
+        <w:rPr>
+          <w:rFonts w:ascii="Consolas" w:eastAsia="Times New Roman" w:hAnsi="Consolas" w:cs="Times New Roman"/>
+          <w:color w:val="CCCCCC"/>
+          <w:kern w:val="0"/>
+          <w:sz w:val="16"/>
+          <w:szCs w:val="16"/>
+          <w14:ligatures w14:val="none"/>
+        </w:rPr>
+        <w:t>app</w:t>
+      </w:r>
+      <w:proofErr w:type="gramEnd"/>
+    </w:p>
+    <w:p>
+      <w:pPr>
+        <w:shd w:val="clear" w:color="auto" w:fill="1F1F1F"/>
+        <w:spacing w:after="0" w:line="276" w:lineRule="auto"/>
+        <w:rPr>
+          <w:rFonts w:ascii="Consolas" w:eastAsia="Times New Roman" w:hAnsi="Consolas" w:cs="Times New Roman"/>
+          <w:color w:val="CCCCCC"/>
+          <w:kern w:val="0"/>
+          <w:sz w:val="16"/>
+          <w:szCs w:val="16"/>
+          <w14:ligatures w14:val="none"/>
+        </w:rPr>
+      </w:pPr>
+    </w:p>
+    <w:p>
+      <w:pPr>
+        <w:shd w:val="clear" w:color="auto" w:fill="1F1F1F"/>
+        <w:spacing w:after="0" w:line="276" w:lineRule="auto"/>
+        <w:rPr>
+          <w:rFonts w:ascii="Consolas" w:eastAsia="Times New Roman" w:hAnsi="Consolas" w:cs="Times New Roman"/>
+          <w:color w:val="CCCCCC"/>
+          <w:kern w:val="0"/>
+          <w:sz w:val="16"/>
+          <w:szCs w:val="16"/>
+          <w14:ligatures w14:val="none"/>
+        </w:rPr>
+      </w:pPr>
+      <w:r>
+        <w:rPr>
+          <w:rFonts w:ascii="Consolas" w:eastAsia="Times New Roman" w:hAnsi="Consolas" w:cs="Times New Roman"/>
+          <w:color w:val="569CD6"/>
+          <w:kern w:val="0"/>
+          <w:sz w:val="16"/>
+          <w:szCs w:val="16"/>
+          <w14:ligatures w14:val="none"/>
+        </w:rPr>
+        <w:t>RUN</w:t>
+      </w:r>
+      <w:r>
+        <w:rPr>
+          <w:rFonts w:ascii="Consolas" w:eastAsia="Times New Roman" w:hAnsi="Consolas" w:cs="Times New Roman"/>
+          <w:color w:val="CCCCCC"/>
+          <w:kern w:val="0"/>
+          <w:sz w:val="16"/>
+          <w:szCs w:val="16"/>
+          <w14:ligatures w14:val="none"/>
+        </w:rPr>
+        <w:t xml:space="preserve"> apt-get update &amp;&amp; apt-get install -y \</w:t>
+      </w:r>
+    </w:p>
+    <w:p>
+      <w:pPr>
+        <w:shd w:val="clear" w:color="auto" w:fill="1F1F1F"/>
+        <w:spacing w:after="0" w:line="276" w:lineRule="auto"/>
+        <w:rPr>
+          <w:rFonts w:ascii="Consolas" w:eastAsia="Times New Roman" w:hAnsi="Consolas" w:cs="Times New Roman"/>
+          <w:color w:val="CCCCCC"/>
+          <w:kern w:val="0"/>
+          <w:sz w:val="16"/>
+          <w:szCs w:val="16"/>
+          <w14:ligatures w14:val="none"/>
+        </w:rPr>
+      </w:pPr>
+      <w:r>
+        <w:rPr>
+          <w:rFonts w:ascii="Consolas" w:eastAsia="Times New Roman" w:hAnsi="Consolas" w:cs="Times New Roman"/>
+          <w:color w:val="CCCCCC"/>
+          <w:kern w:val="0"/>
+          <w:sz w:val="16"/>
+          <w:szCs w:val="16"/>
+          <w14:ligatures w14:val="none"/>
+        </w:rPr>
+        <w:t>    python3 python3-pip \</w:t>
+      </w:r>
+    </w:p>
+    <w:p>
+      <w:pPr>
+        <w:shd w:val="clear" w:color="auto" w:fill="1F1F1F"/>
+        <w:spacing w:after="0" w:line="276" w:lineRule="auto"/>
+        <w:rPr>
+          <w:rFonts w:ascii="Consolas" w:eastAsia="Times New Roman" w:hAnsi="Consolas" w:cs="Times New Roman"/>
+          <w:color w:val="CCCCCC"/>
+          <w:kern w:val="0"/>
+          <w:sz w:val="16"/>
+          <w:szCs w:val="16"/>
+          <w14:ligatures w14:val="none"/>
+        </w:rPr>
+      </w:pPr>
+      <w:r>
+        <w:rPr>
+          <w:rFonts w:ascii="Consolas" w:eastAsia="Times New Roman" w:hAnsi="Consolas" w:cs="Times New Roman"/>
+          <w:color w:val="CCCCCC"/>
+          <w:kern w:val="0"/>
+          <w:sz w:val="16"/>
+          <w:szCs w:val="16"/>
+          <w14:ligatures w14:val="none"/>
+        </w:rPr>
+        <w:t xml:space="preserve">    </w:t>
+      </w:r>
+      <w:proofErr w:type="spellStart"/>
+      <w:r>
+        <w:rPr>
+          <w:rFonts w:ascii="Consolas" w:eastAsia="Times New Roman" w:hAnsi="Consolas" w:cs="Times New Roman"/>
+          <w:color w:val="CCCCCC"/>
+          <w:kern w:val="0"/>
+          <w:sz w:val="16"/>
+          <w:szCs w:val="16"/>
+          <w14:ligatures w14:val="none"/>
+        </w:rPr>
+        <w:t>gdal</w:t>
+      </w:r>
+      <w:proofErr w:type="spellEnd"/>
+      <w:r>
+        <w:rPr>
+          <w:rFonts w:ascii="Consolas" w:eastAsia="Times New Roman" w:hAnsi="Consolas" w:cs="Times New Roman"/>
+          <w:color w:val="CCCCCC"/>
+          <w:kern w:val="0"/>
+          <w:sz w:val="16"/>
+          <w:szCs w:val="16"/>
+          <w14:ligatures w14:val="none"/>
+        </w:rPr>
+        <w:t xml:space="preserve">-bin </w:t>
+      </w:r>
+      <w:proofErr w:type="spellStart"/>
+      <w:r>
+        <w:rPr>
+          <w:rFonts w:ascii="Consolas" w:eastAsia="Times New Roman" w:hAnsi="Consolas" w:cs="Times New Roman"/>
+          <w:color w:val="CCCCCC"/>
+          <w:kern w:val="0"/>
+          <w:sz w:val="16"/>
+          <w:szCs w:val="16"/>
+          <w14:ligatures w14:val="none"/>
+        </w:rPr>
+        <w:t>libgdal</w:t>
+      </w:r>
+      <w:proofErr w:type="spellEnd"/>
+      <w:r>
+        <w:rPr>
+          <w:rFonts w:ascii="Consolas" w:eastAsia="Times New Roman" w:hAnsi="Consolas" w:cs="Times New Roman"/>
+          <w:color w:val="CCCCCC"/>
+          <w:kern w:val="0"/>
+          <w:sz w:val="16"/>
+          <w:szCs w:val="16"/>
+          <w14:ligatures w14:val="none"/>
+        </w:rPr>
+        <w:t>-dev \</w:t>
+      </w:r>
+    </w:p>
+    <w:p>
+      <w:pPr>
+        <w:shd w:val="clear" w:color="auto" w:fill="1F1F1F"/>
+        <w:spacing w:after="0" w:line="276" w:lineRule="auto"/>
+        <w:rPr>
+          <w:rFonts w:ascii="Consolas" w:eastAsia="Times New Roman" w:hAnsi="Consolas" w:cs="Times New Roman"/>
+          <w:color w:val="CCCCCC"/>
+          <w:kern w:val="0"/>
+          <w:sz w:val="16"/>
+          <w:szCs w:val="16"/>
+          <w14:ligatures w14:val="none"/>
+        </w:rPr>
+      </w:pPr>
+      <w:r>
+        <w:rPr>
+          <w:rFonts w:ascii="Consolas" w:eastAsia="Times New Roman" w:hAnsi="Consolas" w:cs="Times New Roman"/>
+          <w:color w:val="CCCCCC"/>
+          <w:kern w:val="0"/>
+          <w:sz w:val="16"/>
+          <w:szCs w:val="16"/>
+          <w14:ligatures w14:val="none"/>
+        </w:rPr>
+        <w:t>    libssl1.1 \</w:t>
+      </w:r>
+    </w:p>
+    <w:p>
+      <w:pPr>
+        <w:shd w:val="clear" w:color="auto" w:fill="1F1F1F"/>
+        <w:spacing w:after="0" w:line="276" w:lineRule="auto"/>
+        <w:rPr>
+          <w:rFonts w:ascii="Consolas" w:eastAsia="Times New Roman" w:hAnsi="Consolas" w:cs="Times New Roman"/>
+          <w:color w:val="CCCCCC"/>
+          <w:kern w:val="0"/>
+          <w:sz w:val="16"/>
+          <w:szCs w:val="16"/>
+          <w14:ligatures w14:val="none"/>
+        </w:rPr>
+      </w:pPr>
+      <w:r>
+        <w:rPr>
+          <w:rFonts w:ascii="Consolas" w:eastAsia="Times New Roman" w:hAnsi="Consolas" w:cs="Times New Roman"/>
+          <w:color w:val="CCCCCC"/>
+          <w:kern w:val="0"/>
+          <w:sz w:val="16"/>
+          <w:szCs w:val="16"/>
+          <w14:ligatures w14:val="none"/>
+        </w:rPr>
+        <w:t>    &amp;&amp; rm -rf /var/lib/apt/lists/*</w:t>
+      </w:r>
+    </w:p>
+    <w:p>
+      <w:pPr>
+        <w:shd w:val="clear" w:color="auto" w:fill="1F1F1F"/>
+        <w:spacing w:after="0" w:line="276" w:lineRule="auto"/>
+        <w:rPr>
+          <w:rFonts w:ascii="Consolas" w:eastAsia="Times New Roman" w:hAnsi="Consolas" w:cs="Times New Roman"/>
+          <w:color w:val="CCCCCC"/>
+          <w:kern w:val="0"/>
+          <w:sz w:val="16"/>
+          <w:szCs w:val="16"/>
+          <w14:ligatures w14:val="none"/>
+        </w:rPr>
+      </w:pPr>
+    </w:p>
+    <w:p>
+      <w:pPr>
+        <w:shd w:val="clear" w:color="auto" w:fill="1F1F1F"/>
+        <w:spacing w:after="0" w:line="276" w:lineRule="auto"/>
+        <w:rPr>
+          <w:rFonts w:ascii="Consolas" w:eastAsia="Times New Roman" w:hAnsi="Consolas" w:cs="Times New Roman"/>
+          <w:color w:val="CCCCCC"/>
+          <w:kern w:val="0"/>
+          <w:sz w:val="16"/>
+          <w:szCs w:val="16"/>
+          <w14:ligatures w14:val="none"/>
+        </w:rPr>
+      </w:pPr>
+      <w:r>
+        <w:rPr>
+          <w:rFonts w:ascii="Consolas" w:eastAsia="Times New Roman" w:hAnsi="Consolas" w:cs="Times New Roman"/>
+          <w:color w:val="569CD6"/>
+          <w:kern w:val="0"/>
+          <w:sz w:val="16"/>
+          <w:szCs w:val="16"/>
+          <w14:ligatures w14:val="none"/>
+        </w:rPr>
+        <w:t>RUN</w:t>
+      </w:r>
+      <w:r>
+        <w:rPr>
+          <w:rFonts w:ascii="Consolas" w:eastAsia="Times New Roman" w:hAnsi="Consolas" w:cs="Times New Roman"/>
+          <w:color w:val="CCCCCC"/>
+          <w:kern w:val="0"/>
+          <w:sz w:val="16"/>
+          <w:szCs w:val="16"/>
+          <w14:ligatures w14:val="none"/>
+        </w:rPr>
+        <w:t xml:space="preserve"> pip install --no-cache-</w:t>
+      </w:r>
+      <w:proofErr w:type="spellStart"/>
+      <w:r>
+        <w:rPr>
+          <w:rFonts w:ascii="Consolas" w:eastAsia="Times New Roman" w:hAnsi="Consolas" w:cs="Times New Roman"/>
+          <w:color w:val="CCCCCC"/>
+          <w:kern w:val="0"/>
+          <w:sz w:val="16"/>
+          <w:szCs w:val="16"/>
+          <w14:ligatures w14:val="none"/>
+        </w:rPr>
+        <w:t>dir</w:t>
+      </w:r>
+      <w:proofErr w:type="spellEnd"/>
+      <w:r>
+        <w:rPr>
+          <w:rFonts w:ascii="Consolas" w:eastAsia="Times New Roman" w:hAnsi="Consolas" w:cs="Times New Roman"/>
+          <w:color w:val="CCCCCC"/>
+          <w:kern w:val="0"/>
+          <w:sz w:val="16"/>
+          <w:szCs w:val="16"/>
+          <w14:ligatures w14:val="none"/>
+        </w:rPr>
+        <w:t xml:space="preserve"> -r requirements.txt</w:t>
+      </w:r>
+    </w:p>
+    <w:p>
+      <w:pPr>
+        <w:shd w:val="clear" w:color="auto" w:fill="1F1F1F"/>
+        <w:spacing w:after="0" w:line="276" w:lineRule="auto"/>
+        <w:rPr>
+          <w:rFonts w:ascii="Consolas" w:eastAsia="Times New Roman" w:hAnsi="Consolas" w:cs="Times New Roman"/>
+          <w:color w:val="CCCCCC"/>
+          <w:kern w:val="0"/>
+          <w:sz w:val="16"/>
+          <w:szCs w:val="16"/>
+          <w14:ligatures w14:val="none"/>
+        </w:rPr>
+      </w:pPr>
+    </w:p>
+    <w:p>
+      <w:pPr>
+        <w:shd w:val="clear" w:color="auto" w:fill="1F1F1F"/>
+        <w:spacing w:after="0" w:line="276" w:lineRule="auto"/>
+        <w:rPr>
+          <w:rFonts w:ascii="Consolas" w:eastAsia="Times New Roman" w:hAnsi="Consolas" w:cs="Times New Roman"/>
+          <w:color w:val="CCCCCC"/>
+          <w:kern w:val="0"/>
+          <w:sz w:val="16"/>
+          <w:szCs w:val="16"/>
+          <w14:ligatures w14:val="none"/>
+        </w:rPr>
+      </w:pPr>
+      <w:r>
+        <w:rPr>
+          <w:rFonts w:ascii="Consolas" w:eastAsia="Times New Roman" w:hAnsi="Consolas" w:cs="Times New Roman"/>
+          <w:color w:val="569CD6"/>
+          <w:kern w:val="0"/>
+          <w:sz w:val="16"/>
+          <w:szCs w:val="16"/>
+          <w14:ligatures w14:val="none"/>
+        </w:rPr>
+        <w:t>CMD</w:t>
+      </w:r>
+      <w:r>
+        <w:rPr>
+          <w:rFonts w:ascii="Consolas" w:eastAsia="Times New Roman" w:hAnsi="Consolas" w:cs="Times New Roman"/>
+          <w:color w:val="CCCCCC"/>
+          <w:kern w:val="0"/>
+          <w:sz w:val="16"/>
+          <w:szCs w:val="16"/>
+          <w14:ligatures w14:val="none"/>
+        </w:rPr>
+        <w:t xml:space="preserve"> [</w:t>
+      </w:r>
+      <w:r>
+        <w:rPr>
+          <w:rFonts w:ascii="Consolas" w:eastAsia="Times New Roman" w:hAnsi="Consolas" w:cs="Times New Roman"/>
+          <w:color w:val="CE9178"/>
+          <w:kern w:val="0"/>
+          <w:sz w:val="16"/>
+          <w:szCs w:val="16"/>
+          <w14:ligatures w14:val="none"/>
+        </w:rPr>
+        <w:t>"python3"</w:t>
+      </w:r>
+      <w:r>
+        <w:rPr>
+          <w:rFonts w:ascii="Consolas" w:eastAsia="Times New Roman" w:hAnsi="Consolas" w:cs="Times New Roman"/>
+          <w:color w:val="CCCCCC"/>
+          <w:kern w:val="0"/>
+          <w:sz w:val="16"/>
+          <w:szCs w:val="16"/>
+          <w14:ligatures w14:val="none"/>
+        </w:rPr>
+        <w:t xml:space="preserve">, </w:t>
+      </w:r>
+      <w:r>
+        <w:rPr>
+          <w:rFonts w:ascii="Consolas" w:eastAsia="Times New Roman" w:hAnsi="Consolas" w:cs="Times New Roman"/>
+          <w:color w:val="CE9178"/>
+          <w:kern w:val="0"/>
+          <w:sz w:val="16"/>
+          <w:szCs w:val="16"/>
+          <w14:ligatures w14:val="none"/>
+        </w:rPr>
+        <w:t>"</w:t>
+      </w:r>
+      <w:proofErr w:type="spellStart"/>
+      <w:r>
+        <w:rPr>
+          <w:rFonts w:ascii="Consolas" w:eastAsia="Times New Roman" w:hAnsi="Consolas" w:cs="Times New Roman"/>
+          <w:color w:val="CE9178"/>
+          <w:kern w:val="0"/>
+          <w:sz w:val="16"/>
+          <w:szCs w:val="16"/>
+          <w14:ligatures w14:val="none"/>
+        </w:rPr>
+        <w:t>src</w:t>
+      </w:r>
+      <w:proofErr w:type="spellEnd"/>
+      <w:r>
+        <w:rPr>
+          <w:rFonts w:ascii="Consolas" w:eastAsia="Times New Roman" w:hAnsi="Consolas" w:cs="Times New Roman"/>
+          <w:color w:val="CE9178"/>
+          <w:kern w:val="0"/>
+          <w:sz w:val="16"/>
+          <w:szCs w:val="16"/>
+          <w14:ligatures w14:val="none"/>
+        </w:rPr>
+        <w:t>/examples.py"</w:t>
+      </w:r>
+      <w:r>
+        <w:rPr>
+          <w:rFonts w:ascii="Consolas" w:eastAsia="Times New Roman" w:hAnsi="Consolas" w:cs="Times New Roman"/>
+          <w:color w:val="CCCCCC"/>
+          <w:kern w:val="0"/>
+          <w:sz w:val="16"/>
+          <w:szCs w:val="16"/>
+          <w14:ligatures w14:val="none"/>
+        </w:rPr>
+        <w:t>]</w:t>
+      </w:r>
+    </w:p>
+    <w:p>
+      <w:pPr>
+        <w:bidi/>
+        <w:rPr>
+          <w:rFonts w:hint="cs"/>
+          <w:rtl/>
+        </w:rPr>
+      </w:pPr>
+    </w:p>
+    <w:p>
+      <w:pPr>
+        <w:bidi/>
+        <w:rPr>
+          <w:rtl/>
+        </w:rPr>
+      </w:pPr>
+      <w:r>
+        <w:rPr>
+          <w:rFonts w:hint="cs"/>
+          <w:rtl/>
+        </w:rPr>
+        <w:t xml:space="preserve">2. הרצת הדוקר </w:t>
+      </w:r>
+    </w:p>
+    <w:tbl>
+      <w:tblPr>
+        <w:tblStyle w:val="af0"/>
+        <w:bidiVisual/>
+        <w:tblW w:w="0" w:type="auto"/>
+        <w:tblLook w:val="04A0" w:firstRow="1" w:lastRow="0" w:firstColumn="1" w:lastColumn="0" w:noHBand="0" w:noVBand="1"/>
+      </w:tblPr>
+      <w:tblGrid>
+        <w:gridCol w:w="9016"/>
+      </w:tblGrid>
+      <w:tr>
+        <w:tc>
+          <w:tcPr>
+            <w:tcW w:w="9016" w:type="dxa"/>
+          </w:tcPr>
+          <w:p>
+            <w:pPr>
+              <w:bidi/>
+              <w:rPr>
+                <w:rtl/>
+              </w:rPr>
+            </w:pPr>
+            <w:r>
+              <w:t xml:space="preserve">docker build -t </w:t>
+            </w:r>
+            <w:proofErr w:type="spellStart"/>
+            <w:r>
+              <w:t>my_image</w:t>
+            </w:r>
+            <w:proofErr w:type="spellEnd"/>
+            <w:r>
+              <w:t xml:space="preserve"> -</w:t>
+            </w:r>
+            <w:proofErr w:type="gramStart"/>
+            <w:r>
+              <w:t>f .</w:t>
+            </w:r>
+            <w:proofErr w:type="gramEnd"/>
+            <w:r>
+              <w:t>\</w:t>
+            </w:r>
+            <w:proofErr w:type="spellStart"/>
+            <w:proofErr w:type="gramStart"/>
+            <w:r>
+              <w:t>dockerfile</w:t>
+            </w:r>
+            <w:proofErr w:type="spellEnd"/>
+            <w:r>
+              <w:t xml:space="preserve"> .</w:t>
+            </w:r>
+            <w:proofErr w:type="gramEnd"/>
+            <w:r>
+              <w:t xml:space="preserve">; docker run </w:t>
+            </w:r>
+            <w:proofErr w:type="spellStart"/>
+            <w:r>
+              <w:t>my_image</w:t>
+            </w:r>
+            <w:proofErr w:type="spellEnd"/>
+          </w:p>
+        </w:tc>
+      </w:tr>
+    </w:tbl>
+    <w:p>
+      <w:pPr>
+        <w:bidi/>
+        <w:rPr>
+          <w:rFonts w:hint="cs"/>
+          <w:rtl/>
+        </w:rPr>
+      </w:pPr>
+      <w:r>
+        <w:rPr>
+          <w:rFonts w:hint="cs"/>
+          <w:rtl/>
+        </w:rPr>
+        <w:t>3. הרצת טרמינל של הדוקר</w:t>
+      </w:r>
+      <w:r>
+        <w:t xml:space="preserve"> </w:t>
+      </w:r>
+      <w:r>
+        <w:rPr>
+          <w:rFonts w:hint="cs"/>
+          <w:rtl/>
+        </w:rPr>
+        <w:t>(על מנת לדבג אם צריך ולהחליף את השורה האחרונה מ</w:t>
+      </w:r>
+      <w:r>
+        <w:t xml:space="preserve"> </w:t>
+      </w:r>
+      <w:r>
+        <w:t>CMD ["python3", "</w:t>
+      </w:r>
+      <w:proofErr w:type="spellStart"/>
+      <w:r>
+        <w:t>src</w:t>
+      </w:r>
+      <w:proofErr w:type="spellEnd"/>
+      <w:r>
+        <w:t>/examples.py"]</w:t>
+      </w:r>
+      <w:r>
+        <w:rPr>
+          <w:rFonts w:hint="cs"/>
+          <w:rtl/>
+        </w:rPr>
+        <w:t xml:space="preserve"> ל</w:t>
+      </w:r>
+      <w:r>
+        <w:t xml:space="preserve"> </w:t>
+      </w:r>
+      <w:r>
+        <w:t>CMD ["</w:t>
+      </w:r>
+      <w:r>
+        <w:t>bash</w:t>
+      </w:r>
+      <w:r>
+        <w:t>"]</w:t>
+      </w:r>
+      <w:r>
+        <w:rPr>
+          <w:rFonts w:hint="cs"/>
+          <w:rtl/>
+        </w:rPr>
+        <w:t>.</w:t>
+      </w:r>
+      <w:r>
+        <w:rPr>
+          <w:rtl/>
+        </w:rPr>
+        <w:br/>
+      </w:r>
+      <w:r>
+        <w:rPr>
+          <w:rFonts w:hint="cs"/>
+          <w:rtl/>
+        </w:rPr>
+        <w:t>ואז להריץ בטרמינל:</w:t>
+      </w:r>
+    </w:p>
+    <w:tbl>
+      <w:tblPr>
+        <w:tblStyle w:val="af0"/>
+        <w:bidiVisual/>
+        <w:tblW w:w="0" w:type="auto"/>
+        <w:tblLook w:val="04A0" w:firstRow="1" w:lastRow="0" w:firstColumn="1" w:lastColumn="0" w:noHBand="0" w:noVBand="1"/>
+      </w:tblPr>
+      <w:tblGrid>
+        <w:gridCol w:w="9016"/>
+      </w:tblGrid>
+      <w:tr>
+        <w:tc>
+          <w:tcPr>
+            <w:tcW w:w="9016" w:type="dxa"/>
+          </w:tcPr>
+          <w:p>
+            <w:pPr>
+              <w:bidi/>
+              <w:rPr>
+                <w:rtl/>
+              </w:rPr>
+            </w:pPr>
+            <w:r>
+              <w:t xml:space="preserve">docker run -it </w:t>
+            </w:r>
+            <w:proofErr w:type="spellStart"/>
+            <w:r>
+              <w:t>my_image</w:t>
+            </w:r>
+            <w:proofErr w:type="spellEnd"/>
+          </w:p>
+        </w:tc>
+      </w:tr>
+    </w:tbl>
+    <w:p>
+      <w:pPr>
+        <w:bidi/>
+        <w:rPr>
+          <w:rtl/>
+        </w:rPr>
+      </w:pPr>
+      <w:r>
+        <w:rPr>
+          <w:rFonts w:hint="cs"/>
+          <w:rtl/>
+        </w:rPr>
+        <w:t>4.  כניסה לקבצים ובדיקת תקינות דרך ה</w:t>
+      </w:r>
+      <w:r>
+        <w:t>docker desktop</w:t>
+      </w:r>
+      <w:r>
+        <w:rPr>
+          <w:rFonts w:hint="cs"/>
+          <w:rtl/>
+        </w:rPr>
+        <w:t>.</w:t>
+      </w:r>
     </w:p>
     <w:p>
       <w:pPr>
@@ -2531,7 +5357,23 @@
           <w:rFonts w:hint="cs"/>
           <w:rtl/>
         </w:rPr>
-        <w:t xml:space="preserve"> לגאוגייסון:</w:t>
+        <w:t xml:space="preserve"> </w:t>
+      </w:r>
+      <w:proofErr w:type="spellStart"/>
+      <w:r>
+        <w:rPr>
+          <w:rFonts w:hint="cs"/>
+          <w:rtl/>
+        </w:rPr>
+        <w:t>לגאוגייסון</w:t>
+      </w:r>
+      <w:proofErr w:type="spellEnd"/>
+      <w:r>
+        <w:rPr>
+          <w:rFonts w:hint="cs"/>
+          <w:rtl/>
+        </w:rPr>
+        <w:t>:</w:t>
       </w:r>
     </w:p>
     <w:p>
@@ -2603,6 +5445,7 @@
               </w:rPr>
               <w:t xml:space="preserve"> </w:t>
             </w:r>
+            <w:proofErr w:type="spellStart"/>
             <w:r>
               <w:rPr>
                 <w:rFonts w:ascii="Consolas" w:eastAsia="Times New Roman" w:hAnsi="Consolas" w:cs="Times New Roman"/>
@@ -2614,6 +5457,7 @@
               </w:rPr>
               <w:t>osgeo</w:t>
             </w:r>
+            <w:proofErr w:type="spellEnd"/>
             <w:r>
               <w:rPr>
                 <w:rFonts w:ascii="Consolas" w:eastAsia="Times New Roman" w:hAnsi="Consolas" w:cs="Times New Roman"/>
@@ -2647,6 +5491,7 @@
               </w:rPr>
               <w:t xml:space="preserve"> </w:t>
             </w:r>
+            <w:proofErr w:type="spellStart"/>
             <w:r>
               <w:rPr>
                 <w:rFonts w:ascii="Consolas" w:eastAsia="Times New Roman" w:hAnsi="Consolas" w:cs="Times New Roman"/>
@@ -2658,6 +5503,7 @@
               </w:rPr>
               <w:t>ogr</w:t>
             </w:r>
+            <w:proofErr w:type="spellEnd"/>
           </w:p>
           <w:p>
             <w:pPr>
@@ -2720,7 +5566,79 @@
                 <w:szCs w:val="21"/>
                 <w14:ligatures w14:val="none"/>
               </w:rPr>
-              <w:t># dwg_path = "files\\dwg_from_web\\arc_2000.dwg" # working with this file (R2000 (AC1015))</w:t>
+              <w:t xml:space="preserve"># </w:t>
+            </w:r>
+            <w:proofErr w:type="spellStart"/>
+            <w:r>
+              <w:rPr>
+                <w:rFonts w:ascii="Consolas" w:eastAsia="Times New Roman" w:hAnsi="Consolas" w:cs="Times New Roman"/>
+                <w:color w:val="6A9955"/>
+                <w:kern w:val="0"/>
+                <w:sz w:val="21"/>
+                <w:szCs w:val="21"/>
+                <w14:ligatures w14:val="none"/>
+              </w:rPr>
+              <w:t>dwg_path</w:t>
+            </w:r>
+            <w:proofErr w:type="spellEnd"/>
+            <w:r>
+              <w:rPr>
+                <w:rFonts w:ascii="Consolas" w:eastAsia="Times New Roman" w:hAnsi="Consolas" w:cs="Times New Roman"/>
+                <w:color w:val="6A9955"/>
+                <w:kern w:val="0"/>
+                <w:sz w:val="21"/>
+                <w:szCs w:val="21"/>
+                <w14:ligatures w14:val="none"/>
+              </w:rPr>
+              <w:t xml:space="preserve"> = "</w:t>
+            </w:r>
+            <w:proofErr w:type="gramStart"/>
+            <w:r>
+              <w:rPr>
+                <w:rFonts w:ascii="Consolas" w:eastAsia="Times New Roman" w:hAnsi="Consolas" w:cs="Times New Roman"/>
+                <w:color w:val="6A9955"/>
+                <w:kern w:val="0"/>
+                <w:sz w:val="21"/>
+                <w:szCs w:val="21"/>
+                <w14:ligatures w14:val="none"/>
+              </w:rPr>
+              <w:t>files\\</w:t>
+            </w:r>
+            <w:proofErr w:type="spellStart"/>
+            <w:r>
+              <w:rPr>
+                <w:rFonts w:ascii="Consolas" w:eastAsia="Times New Roman" w:hAnsi="Consolas" w:cs="Times New Roman"/>
+                <w:color w:val="6A9955"/>
+                <w:kern w:val="0"/>
+                <w:sz w:val="21"/>
+                <w:szCs w:val="21"/>
+                <w14:ligatures w14:val="none"/>
+              </w:rPr>
+              <w:t>dwg_from_web</w:t>
+            </w:r>
+            <w:proofErr w:type="spellEnd"/>
+            <w:r>
+              <w:rPr>
+                <w:rFonts w:ascii="Consolas" w:eastAsia="Times New Roman" w:hAnsi="Consolas" w:cs="Times New Roman"/>
+                <w:color w:val="6A9955"/>
+                <w:kern w:val="0"/>
+                <w:sz w:val="21"/>
+                <w:szCs w:val="21"/>
+                <w14:ligatures w14:val="none"/>
+              </w:rPr>
+              <w:t>\\arc_2000.dwg" #</w:t>
+            </w:r>
+            <w:proofErr w:type="gramEnd"/>
+            <w:r>
+              <w:rPr>
+                <w:rFonts w:ascii="Consolas" w:eastAsia="Times New Roman" w:hAnsi="Consolas" w:cs="Times New Roman"/>
+                <w:color w:val="6A9955"/>
+                <w:kern w:val="0"/>
+                <w:sz w:val="21"/>
+                <w:szCs w:val="21"/>
+                <w14:ligatures w14:val="none"/>
+              </w:rPr>
+              <w:t xml:space="preserve"> working with this file (R2000 (AC1015))</w:t>
             </w:r>
           </w:p>
           <w:p>
@@ -2736,6 +5654,7 @@
                 <w14:ligatures w14:val="none"/>
               </w:rPr>
             </w:pPr>
+            <w:proofErr w:type="spellStart"/>
             <w:r>
               <w:rPr>
                 <w:rFonts w:ascii="Consolas" w:eastAsia="Times New Roman" w:hAnsi="Consolas" w:cs="Times New Roman"/>
@@ -2747,6 +5666,7 @@
               </w:rPr>
               <w:t>dwg_path</w:t>
             </w:r>
+            <w:proofErr w:type="spellEnd"/>
             <w:r>
               <w:rPr>
                 <w:rFonts w:ascii="Consolas" w:eastAsia="Times New Roman" w:hAnsi="Consolas" w:cs="Times New Roman"/>
@@ -2802,6 +5722,7 @@
               </w:rPr>
               <w:t>\\</w:t>
             </w:r>
+            <w:proofErr w:type="spellStart"/>
             <w:r>
               <w:rPr>
                 <w:rFonts w:ascii="Consolas" w:eastAsia="Times New Roman" w:hAnsi="Consolas" w:cs="Times New Roman"/>
@@ -2813,6 +5734,7 @@
               </w:rPr>
               <w:t>Eyal_files</w:t>
             </w:r>
+            <w:proofErr w:type="spellEnd"/>
             <w:r>
               <w:rPr>
                 <w:rFonts w:ascii="Consolas" w:eastAsia="Times New Roman" w:hAnsi="Consolas" w:cs="Times New Roman"/>
@@ -2824,6 +5746,7 @@
               </w:rPr>
               <w:t>\\</w:t>
             </w:r>
+            <w:proofErr w:type="spellStart"/>
             <w:r>
               <w:rPr>
                 <w:rFonts w:ascii="Consolas" w:eastAsia="Times New Roman" w:hAnsi="Consolas" w:cs="Times New Roman"/>
@@ -2833,7 +5756,44 @@
                 <w:szCs w:val="21"/>
                 <w14:ligatures w14:val="none"/>
               </w:rPr>
-              <w:t>kav only.dwg"</w:t>
+              <w:t>kav</w:t>
+            </w:r>
+            <w:proofErr w:type="spellEnd"/>
+            <w:r>
+              <w:rPr>
+                <w:rFonts w:ascii="Consolas" w:eastAsia="Times New Roman" w:hAnsi="Consolas" w:cs="Times New Roman"/>
+                <w:color w:val="CE9178"/>
+                <w:kern w:val="0"/>
+                <w:sz w:val="21"/>
+                <w:szCs w:val="21"/>
+                <w14:ligatures w14:val="none"/>
+              </w:rPr>
+              <w:t xml:space="preserve"> </w:t>
+            </w:r>
+            <w:proofErr w:type="spellStart"/>
+            <w:proofErr w:type="gramStart"/>
+            <w:r>
+              <w:rPr>
+                <w:rFonts w:ascii="Consolas" w:eastAsia="Times New Roman" w:hAnsi="Consolas" w:cs="Times New Roman"/>
+                <w:color w:val="CE9178"/>
+                <w:kern w:val="0"/>
+                <w:sz w:val="21"/>
+                <w:szCs w:val="21"/>
+                <w14:ligatures w14:val="none"/>
+              </w:rPr>
+              <w:t>only.dwg</w:t>
+            </w:r>
+            <w:proofErr w:type="spellEnd"/>
+            <w:r>
+              <w:rPr>
+                <w:rFonts w:ascii="Consolas" w:eastAsia="Times New Roman" w:hAnsi="Consolas" w:cs="Times New Roman"/>
+                <w:color w:val="CE9178"/>
+                <w:kern w:val="0"/>
+                <w:sz w:val="21"/>
+                <w:szCs w:val="21"/>
+                <w14:ligatures w14:val="none"/>
+              </w:rPr>
+              <w:t>"</w:t>
             </w:r>
             <w:r>
               <w:rPr>
@@ -2855,7 +5815,19 @@
                 <w:szCs w:val="21"/>
                 <w14:ligatures w14:val="none"/>
               </w:rPr>
-              <w:t># Error with this file (AC1027)</w:t>
+              <w:t>#</w:t>
+            </w:r>
+            <w:proofErr w:type="gramEnd"/>
+            <w:r>
+              <w:rPr>
+                <w:rFonts w:ascii="Consolas" w:eastAsia="Times New Roman" w:hAnsi="Consolas" w:cs="Times New Roman"/>
+                <w:color w:val="6A9955"/>
+                <w:kern w:val="0"/>
+                <w:sz w:val="21"/>
+                <w:szCs w:val="21"/>
+                <w14:ligatures w14:val="none"/>
+              </w:rPr>
+              <w:t xml:space="preserve"> Error with this file (AC1027)</w:t>
             </w:r>
           </w:p>
           <w:p>
@@ -2894,8 +5866,21 @@
                 <w:szCs w:val="21"/>
                 <w14:ligatures w14:val="none"/>
               </w:rPr>
-              <w:t># Convert DWG to FileGDB</w:t>
-            </w:r>
+              <w:t xml:space="preserve"># Convert DWG to </w:t>
+            </w:r>
+            <w:proofErr w:type="spellStart"/>
+            <w:r>
+              <w:rPr>
+                <w:rFonts w:ascii="Consolas" w:eastAsia="Times New Roman" w:hAnsi="Consolas" w:cs="Times New Roman"/>
+                <w:color w:val="6A9955"/>
+                <w:kern w:val="0"/>
+                <w:sz w:val="21"/>
+                <w:szCs w:val="21"/>
+                <w14:ligatures w14:val="none"/>
+              </w:rPr>
+              <w:t>FileGDB</w:t>
+            </w:r>
+            <w:proofErr w:type="spellEnd"/>
           </w:p>
           <w:p>
             <w:pPr>
@@ -2910,6 +5895,7 @@
                 <w14:ligatures w14:val="none"/>
               </w:rPr>
             </w:pPr>
+            <w:proofErr w:type="spellStart"/>
             <w:r>
               <w:rPr>
                 <w:rFonts w:ascii="Consolas" w:eastAsia="Times New Roman" w:hAnsi="Consolas" w:cs="Times New Roman"/>
@@ -2921,6 +5907,7 @@
               </w:rPr>
               <w:t>driver_dwg</w:t>
             </w:r>
+            <w:proofErr w:type="spellEnd"/>
             <w:r>
               <w:rPr>
                 <w:rFonts w:ascii="Consolas" w:eastAsia="Times New Roman" w:hAnsi="Consolas" w:cs="Times New Roman"/>
@@ -2954,6 +5941,8 @@
               </w:rPr>
               <w:t xml:space="preserve"> </w:t>
             </w:r>
+            <w:proofErr w:type="spellStart"/>
+            <w:proofErr w:type="gramStart"/>
             <w:r>
               <w:rPr>
                 <w:rFonts w:ascii="Consolas" w:eastAsia="Times New Roman" w:hAnsi="Consolas" w:cs="Times New Roman"/>
@@ -2987,6 +5976,8 @@
               </w:rPr>
               <w:t>GetDriverByName</w:t>
             </w:r>
+            <w:proofErr w:type="spellEnd"/>
+            <w:proofErr w:type="gramEnd"/>
             <w:r>
               <w:rPr>
                 <w:rFonts w:ascii="Consolas" w:eastAsia="Times New Roman" w:hAnsi="Consolas" w:cs="Times New Roman"/>
@@ -3034,6 +6025,7 @@
                 <w14:ligatures w14:val="none"/>
               </w:rPr>
             </w:pPr>
+            <w:proofErr w:type="spellStart"/>
             <w:r>
               <w:rPr>
                 <w:rFonts w:ascii="Consolas" w:eastAsia="Times New Roman" w:hAnsi="Consolas" w:cs="Times New Roman"/>
@@ -3045,6 +6037,7 @@
               </w:rPr>
               <w:t>driver_geojson</w:t>
             </w:r>
+            <w:proofErr w:type="spellEnd"/>
             <w:r>
               <w:rPr>
                 <w:rFonts w:ascii="Consolas" w:eastAsia="Times New Roman" w:hAnsi="Consolas" w:cs="Times New Roman"/>
@@ -3078,6 +6071,8 @@
               </w:rPr>
               <w:t xml:space="preserve"> </w:t>
             </w:r>
+            <w:proofErr w:type="spellStart"/>
+            <w:proofErr w:type="gramStart"/>
             <w:r>
               <w:rPr>
                 <w:rFonts w:ascii="Consolas" w:eastAsia="Times New Roman" w:hAnsi="Consolas" w:cs="Times New Roman"/>
@@ -3111,6 +6106,8 @@
               </w:rPr>
               <w:t>GetDriverByName</w:t>
             </w:r>
+            <w:proofErr w:type="spellEnd"/>
+            <w:proofErr w:type="gramEnd"/>
             <w:r>
               <w:rPr>
                 <w:rFonts w:ascii="Consolas" w:eastAsia="Times New Roman" w:hAnsi="Consolas" w:cs="Times New Roman"/>
@@ -3131,7 +6128,31 @@
                 <w:szCs w:val="21"/>
                 <w14:ligatures w14:val="none"/>
               </w:rPr>
-              <w:t>"GeoJSON"</w:t>
+              <w:t>"</w:t>
+            </w:r>
+            <w:proofErr w:type="spellStart"/>
+            <w:r>
+              <w:rPr>
+                <w:rFonts w:ascii="Consolas" w:eastAsia="Times New Roman" w:hAnsi="Consolas" w:cs="Times New Roman"/>
+                <w:color w:val="CE9178"/>
+                <w:kern w:val="0"/>
+                <w:sz w:val="21"/>
+                <w:szCs w:val="21"/>
+                <w14:ligatures w14:val="none"/>
+              </w:rPr>
+              <w:t>GeoJSON</w:t>
+            </w:r>
+            <w:proofErr w:type="spellEnd"/>
+            <w:r>
+              <w:rPr>
+                <w:rFonts w:ascii="Consolas" w:eastAsia="Times New Roman" w:hAnsi="Consolas" w:cs="Times New Roman"/>
+                <w:color w:val="CE9178"/>
+                <w:kern w:val="0"/>
+                <w:sz w:val="21"/>
+                <w:szCs w:val="21"/>
+                <w14:ligatures w14:val="none"/>
+              </w:rPr>
+              <w:t>"</w:t>
             </w:r>
             <w:r>
               <w:rPr>
@@ -3197,6 +6218,7 @@
                 <w14:ligatures w14:val="none"/>
               </w:rPr>
             </w:pPr>
+            <w:proofErr w:type="spellStart"/>
             <w:r>
               <w:rPr>
                 <w:rFonts w:ascii="Consolas" w:eastAsia="Times New Roman" w:hAnsi="Consolas" w:cs="Times New Roman"/>
@@ -3208,6 +6230,7 @@
               </w:rPr>
               <w:t>dwg_ds</w:t>
             </w:r>
+            <w:proofErr w:type="spellEnd"/>
             <w:r>
               <w:rPr>
                 <w:rFonts w:ascii="Consolas" w:eastAsia="Times New Roman" w:hAnsi="Consolas" w:cs="Times New Roman"/>
@@ -3241,6 +6264,7 @@
               </w:rPr>
               <w:t xml:space="preserve"> </w:t>
             </w:r>
+            <w:proofErr w:type="spellStart"/>
             <w:r>
               <w:rPr>
                 <w:rFonts w:ascii="Consolas" w:eastAsia="Times New Roman" w:hAnsi="Consolas" w:cs="Times New Roman"/>
@@ -3250,7 +6274,19 @@
                 <w:szCs w:val="21"/>
                 <w14:ligatures w14:val="none"/>
               </w:rPr>
-              <w:t>driver_dwg</w:t>
+              <w:t>driver_</w:t>
+            </w:r>
+            <w:proofErr w:type="gramStart"/>
+            <w:r>
+              <w:rPr>
+                <w:rFonts w:ascii="Consolas" w:eastAsia="Times New Roman" w:hAnsi="Consolas" w:cs="Times New Roman"/>
+                <w:color w:val="9CDCFE"/>
+                <w:kern w:val="0"/>
+                <w:sz w:val="21"/>
+                <w:szCs w:val="21"/>
+                <w14:ligatures w14:val="none"/>
+              </w:rPr>
+              <w:t>dwg</w:t>
             </w:r>
             <w:r>
               <w:rPr>
@@ -3261,8 +6297,22 @@
                 <w:szCs w:val="21"/>
                 <w14:ligatures w14:val="none"/>
               </w:rPr>
-              <w:t>.Open(</w:t>
-            </w:r>
+              <w:t>.Open</w:t>
+            </w:r>
+            <w:proofErr w:type="spellEnd"/>
+            <w:proofErr w:type="gramEnd"/>
+            <w:r>
+              <w:rPr>
+                <w:rFonts w:ascii="Consolas" w:eastAsia="Times New Roman" w:hAnsi="Consolas" w:cs="Times New Roman"/>
+                <w:color w:val="CCCCCC"/>
+                <w:kern w:val="0"/>
+                <w:sz w:val="21"/>
+                <w:szCs w:val="21"/>
+                <w14:ligatures w14:val="none"/>
+              </w:rPr>
+              <w:t>(</w:t>
+            </w:r>
+            <w:proofErr w:type="spellStart"/>
             <w:r>
               <w:rPr>
                 <w:rFonts w:ascii="Consolas" w:eastAsia="Times New Roman" w:hAnsi="Consolas" w:cs="Times New Roman"/>
@@ -3274,6 +6324,7 @@
               </w:rPr>
               <w:t>dwg_path</w:t>
             </w:r>
+            <w:proofErr w:type="spellEnd"/>
             <w:r>
               <w:rPr>
                 <w:rFonts w:ascii="Consolas" w:eastAsia="Times New Roman" w:hAnsi="Consolas" w:cs="Times New Roman"/>
@@ -3327,7 +6378,67 @@
           <w:szCs w:val="18"/>
           <w:rtl/>
         </w:rPr>
-        <w:t xml:space="preserve">הקובץ בגרסא 2000 עבד וכתב אותו לגאו גייסון הקובץ שאייל שלח שבגרסא </w:t>
+        <w:t xml:space="preserve">הקובץ </w:t>
+      </w:r>
+      <w:proofErr w:type="spellStart"/>
+      <w:r>
+        <w:rPr>
+          <w:rFonts w:hint="cs"/>
+          <w:sz w:val="18"/>
+          <w:szCs w:val="18"/>
+          <w:rtl/>
+        </w:rPr>
+        <w:t>בגרסא</w:t>
+      </w:r>
+      <w:proofErr w:type="spellEnd"/>
+      <w:r>
+        <w:rPr>
+          <w:rFonts w:hint="cs"/>
+          <w:sz w:val="18"/>
+          <w:szCs w:val="18"/>
+          <w:rtl/>
+        </w:rPr>
+        <w:t xml:space="preserve"> 2000 עבד וכתב אותו </w:t>
+      </w:r>
+      <w:proofErr w:type="spellStart"/>
+      <w:r>
+        <w:rPr>
+          <w:rFonts w:hint="cs"/>
+          <w:sz w:val="18"/>
+          <w:szCs w:val="18"/>
+          <w:rtl/>
+        </w:rPr>
+        <w:t>לגאו</w:t>
+      </w:r>
+      <w:proofErr w:type="spellEnd"/>
+      <w:r>
+        <w:rPr>
+          <w:rFonts w:hint="cs"/>
+          <w:sz w:val="18"/>
+          <w:szCs w:val="18"/>
+          <w:rtl/>
+        </w:rPr>
+        <w:t xml:space="preserve"> גייסון הקובץ שאייל שלח </w:t>
+      </w:r>
+      <w:proofErr w:type="spellStart"/>
+      <w:r>
+        <w:rPr>
+          <w:rFonts w:hint="cs"/>
+          <w:sz w:val="18"/>
+          <w:szCs w:val="18"/>
+          <w:rtl/>
+        </w:rPr>
+        <w:t>שבגרסא</w:t>
+      </w:r>
+      <w:proofErr w:type="spellEnd"/>
+      <w:r>
+        <w:rPr>
+          <w:rFonts w:hint="cs"/>
+          <w:sz w:val="18"/>
+          <w:szCs w:val="18"/>
+          <w:rtl/>
+        </w:rPr>
+        <w:t xml:space="preserve"> </w:t>
       </w:r>
       <w:r>
         <w:rPr>
@@ -3363,7 +6474,15 @@
           </w:tcPr>
           <w:p>
             <w:r>
-              <w:t>ERROR 6: libopencad 0.3.4 does not support this version of CAD file.</w:t>
+              <w:t xml:space="preserve">ERROR 6: </w:t>
+            </w:r>
+            <w:proofErr w:type="spellStart"/>
+            <w:r>
+              <w:t>libopencad</w:t>
+            </w:r>
+            <w:proofErr w:type="spellEnd"/>
+            <w:r>
+              <w:t xml:space="preserve"> 0.3.4 does not support this version of CAD file.</w:t>
             </w:r>
           </w:p>
           <w:p>
@@ -3567,6 +6686,7 @@
         </w:rPr>
         <w:t xml:space="preserve">שימוש בספריה </w:t>
       </w:r>
+      <w:proofErr w:type="spellStart"/>
       <w:r>
         <w:rPr>
           <w:sz w:val="20"/>
@@ -3574,6 +6694,7 @@
         </w:rPr>
         <w:t>apose.cad</w:t>
       </w:r>
+      <w:proofErr w:type="spellEnd"/>
       <w:r>
         <w:rPr>
           <w:rFonts w:hint="cs"/>
@@ -3663,6 +6784,7 @@
               </w:rPr>
               <w:t xml:space="preserve"> </w:t>
             </w:r>
+            <w:proofErr w:type="spellStart"/>
             <w:r>
               <w:rPr>
                 <w:rFonts w:ascii="Consolas" w:eastAsia="Times New Roman" w:hAnsi="Consolas" w:cs="Times New Roman"/>
@@ -3696,6 +6818,7 @@
               </w:rPr>
               <w:t>cad</w:t>
             </w:r>
+            <w:proofErr w:type="spellEnd"/>
             <w:r>
               <w:rPr>
                 <w:rFonts w:ascii="Consolas" w:eastAsia="Times New Roman" w:hAnsi="Consolas" w:cs="Times New Roman"/>
@@ -3781,6 +6904,7 @@
               </w:rPr>
               <w:t xml:space="preserve"> </w:t>
             </w:r>
+            <w:proofErr w:type="spellStart"/>
             <w:r>
               <w:rPr>
                 <w:rFonts w:ascii="Consolas" w:eastAsia="Times New Roman" w:hAnsi="Consolas" w:cs="Times New Roman"/>
@@ -3792,6 +6916,7 @@
               </w:rPr>
               <w:t>osgeo</w:t>
             </w:r>
+            <w:proofErr w:type="spellEnd"/>
             <w:r>
               <w:rPr>
                 <w:rFonts w:ascii="Consolas" w:eastAsia="Times New Roman" w:hAnsi="Consolas" w:cs="Times New Roman"/>
@@ -3825,6 +6950,7 @@
               </w:rPr>
               <w:t xml:space="preserve"> </w:t>
             </w:r>
+            <w:proofErr w:type="spellStart"/>
             <w:r>
               <w:rPr>
                 <w:rFonts w:ascii="Consolas" w:eastAsia="Times New Roman" w:hAnsi="Consolas" w:cs="Times New Roman"/>
@@ -3836,6 +6962,7 @@
               </w:rPr>
               <w:t>ogr</w:t>
             </w:r>
+            <w:proofErr w:type="spellEnd"/>
           </w:p>
           <w:p>
             <w:pPr>
@@ -3877,6 +7004,7 @@
               </w:rPr>
               <w:t xml:space="preserve"> </w:t>
             </w:r>
+            <w:proofErr w:type="spellStart"/>
             <w:r>
               <w:rPr>
                 <w:rFonts w:ascii="Consolas" w:eastAsia="Times New Roman" w:hAnsi="Consolas" w:cs="Times New Roman"/>
@@ -3888,6 +7016,7 @@
               </w:rPr>
               <w:t>json</w:t>
             </w:r>
+            <w:proofErr w:type="spellEnd"/>
           </w:p>
           <w:p>
             <w:pPr>
@@ -3926,6 +7055,7 @@
                 <w14:ligatures w14:val="none"/>
               </w:rPr>
             </w:pPr>
+            <w:proofErr w:type="spellStart"/>
             <w:r>
               <w:rPr>
                 <w:rFonts w:ascii="Consolas" w:eastAsia="Times New Roman" w:hAnsi="Consolas" w:cs="Times New Roman"/>
@@ -3937,6 +7067,7 @@
               </w:rPr>
               <w:t>output_dir</w:t>
             </w:r>
+            <w:proofErr w:type="spellEnd"/>
             <w:r>
               <w:rPr>
                 <w:rFonts w:ascii="Consolas" w:eastAsia="Times New Roman" w:hAnsi="Consolas" w:cs="Times New Roman"/>
@@ -4080,7 +7211,79 @@
                 <w:szCs w:val="21"/>
                 <w14:ligatures w14:val="none"/>
               </w:rPr>
-              <w:t># dwg_path = "files\\dwg_from_web\\arc_2000.dwg" # working with this file (R2000 (AC1015))</w:t>
+              <w:t xml:space="preserve"># </w:t>
+            </w:r>
+            <w:proofErr w:type="spellStart"/>
+            <w:r>
+              <w:rPr>
+                <w:rFonts w:ascii="Consolas" w:eastAsia="Times New Roman" w:hAnsi="Consolas" w:cs="Times New Roman"/>
+                <w:color w:val="6A9955"/>
+                <w:kern w:val="0"/>
+                <w:sz w:val="21"/>
+                <w:szCs w:val="21"/>
+                <w14:ligatures w14:val="none"/>
+              </w:rPr>
+              <w:t>dwg_path</w:t>
+            </w:r>
+            <w:proofErr w:type="spellEnd"/>
+            <w:r>
+              <w:rPr>
+                <w:rFonts w:ascii="Consolas" w:eastAsia="Times New Roman" w:hAnsi="Consolas" w:cs="Times New Roman"/>
+                <w:color w:val="6A9955"/>
+                <w:kern w:val="0"/>
+                <w:sz w:val="21"/>
+                <w:szCs w:val="21"/>
+                <w14:ligatures w14:val="none"/>
+              </w:rPr>
+              <w:t xml:space="preserve"> = "</w:t>
+            </w:r>
+            <w:proofErr w:type="gramStart"/>
+            <w:r>
+              <w:rPr>
+                <w:rFonts w:ascii="Consolas" w:eastAsia="Times New Roman" w:hAnsi="Consolas" w:cs="Times New Roman"/>
+                <w:color w:val="6A9955"/>
+                <w:kern w:val="0"/>
+                <w:sz w:val="21"/>
+                <w:szCs w:val="21"/>
+                <w14:ligatures w14:val="none"/>
+              </w:rPr>
+              <w:t>files\\</w:t>
+            </w:r>
+            <w:proofErr w:type="spellStart"/>
+            <w:r>
+              <w:rPr>
+                <w:rFonts w:ascii="Consolas" w:eastAsia="Times New Roman" w:hAnsi="Consolas" w:cs="Times New Roman"/>
+                <w:color w:val="6A9955"/>
+                <w:kern w:val="0"/>
+                <w:sz w:val="21"/>
+                <w:szCs w:val="21"/>
+                <w14:ligatures w14:val="none"/>
+              </w:rPr>
+              <w:t>dwg_from_web</w:t>
+            </w:r>
+            <w:proofErr w:type="spellEnd"/>
+            <w:r>
+              <w:rPr>
+                <w:rFonts w:ascii="Consolas" w:eastAsia="Times New Roman" w:hAnsi="Consolas" w:cs="Times New Roman"/>
+                <w:color w:val="6A9955"/>
+                <w:kern w:val="0"/>
+                <w:sz w:val="21"/>
+                <w:szCs w:val="21"/>
+                <w14:ligatures w14:val="none"/>
+              </w:rPr>
+              <w:t>\\arc_2000.dwg" #</w:t>
+            </w:r>
+            <w:proofErr w:type="gramEnd"/>
+            <w:r>
+              <w:rPr>
+                <w:rFonts w:ascii="Consolas" w:eastAsia="Times New Roman" w:hAnsi="Consolas" w:cs="Times New Roman"/>
+                <w:color w:val="6A9955"/>
+                <w:kern w:val="0"/>
+                <w:sz w:val="21"/>
+                <w:szCs w:val="21"/>
+                <w14:ligatures w14:val="none"/>
+              </w:rPr>
+              <w:t xml:space="preserve"> working with this file (R2000 (AC1015))</w:t>
             </w:r>
           </w:p>
           <w:p>
@@ -4101,6 +7304,7 @@
                 <w14:ligatures w14:val="none"/>
               </w:rPr>
             </w:pPr>
+            <w:proofErr w:type="spellStart"/>
             <w:r>
               <w:rPr>
                 <w:rFonts w:ascii="Consolas" w:eastAsia="Times New Roman" w:hAnsi="Consolas" w:cs="Times New Roman"/>
@@ -4112,6 +7316,7 @@
               </w:rPr>
               <w:t>dwg_path</w:t>
             </w:r>
+            <w:proofErr w:type="spellEnd"/>
             <w:r>
               <w:rPr>
                 <w:rFonts w:ascii="Consolas" w:eastAsia="Times New Roman" w:hAnsi="Consolas" w:cs="Times New Roman"/>
@@ -4167,6 +7372,7 @@
               </w:rPr>
               <w:t>\\</w:t>
             </w:r>
+            <w:proofErr w:type="spellStart"/>
             <w:r>
               <w:rPr>
                 <w:rFonts w:ascii="Consolas" w:eastAsia="Times New Roman" w:hAnsi="Consolas" w:cs="Times New Roman"/>
@@ -4178,6 +7384,7 @@
               </w:rPr>
               <w:t>Eyal_files</w:t>
             </w:r>
+            <w:proofErr w:type="spellEnd"/>
             <w:r>
               <w:rPr>
                 <w:rFonts w:ascii="Consolas" w:eastAsia="Times New Roman" w:hAnsi="Consolas" w:cs="Times New Roman"/>
@@ -4189,6 +7396,7 @@
               </w:rPr>
               <w:t>\\</w:t>
             </w:r>
+            <w:proofErr w:type="spellStart"/>
             <w:r>
               <w:rPr>
                 <w:rFonts w:ascii="Consolas" w:eastAsia="Times New Roman" w:hAnsi="Consolas" w:cs="Times New Roman"/>
@@ -4198,7 +7406,44 @@
                 <w:szCs w:val="21"/>
                 <w14:ligatures w14:val="none"/>
               </w:rPr>
-              <w:t>kav only.dwg"</w:t>
+              <w:t>kav</w:t>
+            </w:r>
+            <w:proofErr w:type="spellEnd"/>
+            <w:r>
+              <w:rPr>
+                <w:rFonts w:ascii="Consolas" w:eastAsia="Times New Roman" w:hAnsi="Consolas" w:cs="Times New Roman"/>
+                <w:color w:val="CE9178"/>
+                <w:kern w:val="0"/>
+                <w:sz w:val="21"/>
+                <w:szCs w:val="21"/>
+                <w14:ligatures w14:val="none"/>
+              </w:rPr>
+              <w:t xml:space="preserve"> </w:t>
+            </w:r>
+            <w:proofErr w:type="spellStart"/>
+            <w:proofErr w:type="gramStart"/>
+            <w:r>
+              <w:rPr>
+                <w:rFonts w:ascii="Consolas" w:eastAsia="Times New Roman" w:hAnsi="Consolas" w:cs="Times New Roman"/>
+                <w:color w:val="CE9178"/>
+                <w:kern w:val="0"/>
+                <w:sz w:val="21"/>
+                <w:szCs w:val="21"/>
+                <w14:ligatures w14:val="none"/>
+              </w:rPr>
+              <w:t>only.dwg</w:t>
+            </w:r>
+            <w:proofErr w:type="spellEnd"/>
+            <w:r>
+              <w:rPr>
+                <w:rFonts w:ascii="Consolas" w:eastAsia="Times New Roman" w:hAnsi="Consolas" w:cs="Times New Roman"/>
+                <w:color w:val="CE9178"/>
+                <w:kern w:val="0"/>
+                <w:sz w:val="21"/>
+                <w:szCs w:val="21"/>
+                <w14:ligatures w14:val="none"/>
+              </w:rPr>
+              <w:t>"</w:t>
             </w:r>
             <w:r>
               <w:rPr>
@@ -4220,7 +7465,43 @@
                 <w:szCs w:val="21"/>
                 <w14:ligatures w14:val="none"/>
               </w:rPr>
-              <w:t># wotks now! with this file (AC1027)</w:t>
+              <w:t>#</w:t>
+            </w:r>
+            <w:proofErr w:type="gramEnd"/>
+            <w:r>
+              <w:rPr>
+                <w:rFonts w:ascii="Consolas" w:eastAsia="Times New Roman" w:hAnsi="Consolas" w:cs="Times New Roman"/>
+                <w:color w:val="6A9955"/>
+                <w:kern w:val="0"/>
+                <w:sz w:val="21"/>
+                <w:szCs w:val="21"/>
+                <w14:ligatures w14:val="none"/>
+              </w:rPr>
+              <w:t xml:space="preserve"> </w:t>
+            </w:r>
+            <w:proofErr w:type="spellStart"/>
+            <w:r>
+              <w:rPr>
+                <w:rFonts w:ascii="Consolas" w:eastAsia="Times New Roman" w:hAnsi="Consolas" w:cs="Times New Roman"/>
+                <w:color w:val="6A9955"/>
+                <w:kern w:val="0"/>
+                <w:sz w:val="21"/>
+                <w:szCs w:val="21"/>
+                <w14:ligatures w14:val="none"/>
+              </w:rPr>
+              <w:t>wotks</w:t>
+            </w:r>
+            <w:proofErr w:type="spellEnd"/>
+            <w:r>
+              <w:rPr>
+                <w:rFonts w:ascii="Consolas" w:eastAsia="Times New Roman" w:hAnsi="Consolas" w:cs="Times New Roman"/>
+                <w:color w:val="6A9955"/>
+                <w:kern w:val="0"/>
+                <w:sz w:val="21"/>
+                <w:szCs w:val="21"/>
+                <w14:ligatures w14:val="none"/>
+              </w:rPr>
+              <w:t xml:space="preserve"> now! with this file (AC1027)</w:t>
             </w:r>
           </w:p>
           <w:p>
@@ -4334,6 +7615,7 @@
               </w:rPr>
               <w:t xml:space="preserve"> </w:t>
             </w:r>
+            <w:proofErr w:type="spellStart"/>
             <w:r>
               <w:rPr>
                 <w:rFonts w:ascii="Consolas" w:eastAsia="Times New Roman" w:hAnsi="Consolas" w:cs="Times New Roman"/>
@@ -4367,6 +7649,7 @@
               </w:rPr>
               <w:t>load</w:t>
             </w:r>
+            <w:proofErr w:type="spellEnd"/>
             <w:r>
               <w:rPr>
                 <w:rFonts w:ascii="Consolas" w:eastAsia="Times New Roman" w:hAnsi="Consolas" w:cs="Times New Roman"/>
@@ -4378,6 +7661,7 @@
               </w:rPr>
               <w:t>(</w:t>
             </w:r>
+            <w:proofErr w:type="spellStart"/>
             <w:r>
               <w:rPr>
                 <w:rFonts w:ascii="Consolas" w:eastAsia="Times New Roman" w:hAnsi="Consolas" w:cs="Times New Roman"/>
@@ -4389,6 +7673,7 @@
               </w:rPr>
               <w:t>dwg_path</w:t>
             </w:r>
+            <w:proofErr w:type="spellEnd"/>
             <w:r>
               <w:rPr>
                 <w:rFonts w:ascii="Consolas" w:eastAsia="Times New Roman" w:hAnsi="Consolas" w:cs="Times New Roman"/>
@@ -4468,6 +7753,7 @@
                 <w14:ligatures w14:val="none"/>
               </w:rPr>
             </w:pPr>
+            <w:proofErr w:type="spellStart"/>
             <w:r>
               <w:rPr>
                 <w:rFonts w:ascii="Consolas" w:eastAsia="Times New Roman" w:hAnsi="Consolas" w:cs="Times New Roman"/>
@@ -4479,6 +7765,7 @@
               </w:rPr>
               <w:t>dxf_output</w:t>
             </w:r>
+            <w:proofErr w:type="spellEnd"/>
             <w:r>
               <w:rPr>
                 <w:rFonts w:ascii="Consolas" w:eastAsia="Times New Roman" w:hAnsi="Consolas" w:cs="Times New Roman"/>
@@ -4512,6 +7799,7 @@
               </w:rPr>
               <w:t xml:space="preserve"> </w:t>
             </w:r>
+            <w:proofErr w:type="spellStart"/>
             <w:r>
               <w:rPr>
                 <w:rFonts w:ascii="Consolas" w:eastAsia="Times New Roman" w:hAnsi="Consolas" w:cs="Times New Roman"/>
@@ -4523,6 +7811,7 @@
               </w:rPr>
               <w:t>output_dir</w:t>
             </w:r>
+            <w:proofErr w:type="spellEnd"/>
             <w:r>
               <w:rPr>
                 <w:rFonts w:ascii="Consolas" w:eastAsia="Times New Roman" w:hAnsi="Consolas" w:cs="Times New Roman"/>
@@ -4608,6 +7897,8 @@
                 <w14:ligatures w14:val="none"/>
               </w:rPr>
             </w:pPr>
+            <w:proofErr w:type="spellStart"/>
+            <w:proofErr w:type="gramStart"/>
             <w:r>
               <w:rPr>
                 <w:rFonts w:ascii="Consolas" w:eastAsia="Times New Roman" w:hAnsi="Consolas" w:cs="Times New Roman"/>
@@ -4641,6 +7932,8 @@
               </w:rPr>
               <w:t>save</w:t>
             </w:r>
+            <w:proofErr w:type="spellEnd"/>
+            <w:proofErr w:type="gramEnd"/>
             <w:r>
               <w:rPr>
                 <w:rFonts w:ascii="Consolas" w:eastAsia="Times New Roman" w:hAnsi="Consolas" w:cs="Times New Roman"/>
@@ -4652,6 +7945,7 @@
               </w:rPr>
               <w:t>(</w:t>
             </w:r>
+            <w:proofErr w:type="spellStart"/>
             <w:r>
               <w:rPr>
                 <w:rFonts w:ascii="Consolas" w:eastAsia="Times New Roman" w:hAnsi="Consolas" w:cs="Times New Roman"/>
@@ -4663,6 +7957,7 @@
               </w:rPr>
               <w:t>dxf_output</w:t>
             </w:r>
+            <w:proofErr w:type="spellEnd"/>
             <w:r>
               <w:rPr>
                 <w:rFonts w:ascii="Consolas" w:eastAsia="Times New Roman" w:hAnsi="Consolas" w:cs="Times New Roman"/>
@@ -4770,7 +8065,6 @@
                 <w:szCs w:val="21"/>
                 <w14:ligatures w14:val="none"/>
               </w:rPr>
-              <w:lastRenderedPageBreak/>
               <w:t>driver</w:t>
             </w:r>
             <w:r>
@@ -4806,6 +8100,8 @@
               </w:rPr>
               <w:t xml:space="preserve"> </w:t>
             </w:r>
+            <w:proofErr w:type="spellStart"/>
+            <w:proofErr w:type="gramStart"/>
             <w:r>
               <w:rPr>
                 <w:rFonts w:ascii="Consolas" w:eastAsia="Times New Roman" w:hAnsi="Consolas" w:cs="Times New Roman"/>
@@ -4839,6 +8135,8 @@
               </w:rPr>
               <w:t>GetDriverByName</w:t>
             </w:r>
+            <w:proofErr w:type="spellEnd"/>
+            <w:proofErr w:type="gramEnd"/>
             <w:r>
               <w:rPr>
                 <w:rFonts w:ascii="Consolas" w:eastAsia="Times New Roman" w:hAnsi="Consolas" w:cs="Times New Roman"/>
@@ -4892,6 +8190,7 @@
                 <w14:ligatures w14:val="none"/>
               </w:rPr>
             </w:pPr>
+            <w:proofErr w:type="spellStart"/>
             <w:r>
               <w:rPr>
                 <w:rFonts w:ascii="Consolas" w:eastAsia="Times New Roman" w:hAnsi="Consolas" w:cs="Times New Roman"/>
@@ -4903,6 +8202,7 @@
               </w:rPr>
               <w:t>dataSource</w:t>
             </w:r>
+            <w:proofErr w:type="spellEnd"/>
             <w:r>
               <w:rPr>
                 <w:rFonts w:ascii="Consolas" w:eastAsia="Times New Roman" w:hAnsi="Consolas" w:cs="Times New Roman"/>
@@ -4936,6 +8236,8 @@
               </w:rPr>
               <w:t xml:space="preserve"> </w:t>
             </w:r>
+            <w:proofErr w:type="spellStart"/>
+            <w:proofErr w:type="gramStart"/>
             <w:r>
               <w:rPr>
                 <w:rFonts w:ascii="Consolas" w:eastAsia="Times New Roman" w:hAnsi="Consolas" w:cs="Times New Roman"/>
@@ -4956,8 +8258,22 @@
                 <w:szCs w:val="21"/>
                 <w14:ligatures w14:val="none"/>
               </w:rPr>
-              <w:t>.Open(</w:t>
-            </w:r>
+              <w:t>.Open</w:t>
+            </w:r>
+            <w:proofErr w:type="spellEnd"/>
+            <w:proofErr w:type="gramEnd"/>
+            <w:r>
+              <w:rPr>
+                <w:rFonts w:ascii="Consolas" w:eastAsia="Times New Roman" w:hAnsi="Consolas" w:cs="Times New Roman"/>
+                <w:color w:val="CCCCCC"/>
+                <w:kern w:val="0"/>
+                <w:sz w:val="21"/>
+                <w:szCs w:val="21"/>
+                <w14:ligatures w14:val="none"/>
+              </w:rPr>
+              <w:t>(</w:t>
+            </w:r>
+            <w:proofErr w:type="spellStart"/>
             <w:r>
               <w:rPr>
                 <w:rFonts w:ascii="Consolas" w:eastAsia="Times New Roman" w:hAnsi="Consolas" w:cs="Times New Roman"/>
@@ -4969,6 +8285,7 @@
               </w:rPr>
               <w:t>dxf_output</w:t>
             </w:r>
+            <w:proofErr w:type="spellEnd"/>
             <w:r>
               <w:rPr>
                 <w:rFonts w:ascii="Consolas" w:eastAsia="Times New Roman" w:hAnsi="Consolas" w:cs="Times New Roman"/>
@@ -4991,6 +8308,7 @@
               </w:rPr>
               <w:t>0</w:t>
             </w:r>
+            <w:proofErr w:type="gramStart"/>
             <w:r>
               <w:rPr>
                 <w:rFonts w:ascii="Consolas" w:eastAsia="Times New Roman" w:hAnsi="Consolas" w:cs="Times New Roman"/>
@@ -5011,7 +8329,19 @@
                 <w:szCs w:val="21"/>
                 <w14:ligatures w14:val="none"/>
               </w:rPr>
-              <w:t># 0 means read-only</w:t>
+              <w:t>#</w:t>
+            </w:r>
+            <w:proofErr w:type="gramEnd"/>
+            <w:r>
+              <w:rPr>
+                <w:rFonts w:ascii="Consolas" w:eastAsia="Times New Roman" w:hAnsi="Consolas" w:cs="Times New Roman"/>
+                <w:color w:val="6A9955"/>
+                <w:kern w:val="0"/>
+                <w:sz w:val="21"/>
+                <w:szCs w:val="21"/>
+                <w14:ligatures w14:val="none"/>
+              </w:rPr>
+              <w:t xml:space="preserve"> 0 means read-only</w:t>
             </w:r>
           </w:p>
         </w:tc>
@@ -5034,7 +8364,6 @@
           <w:szCs w:val="20"/>
           <w:rtl/>
         </w:rPr>
-        <w:lastRenderedPageBreak/>
         <w:t xml:space="preserve">וממשיכים לעבוד על הקובץ </w:t>
       </w:r>
       <w:r>
@@ -5229,6 +8558,7 @@
         </w:rPr>
         <w:t xml:space="preserve">אפשר להשתמש בספריית </w:t>
       </w:r>
+      <w:proofErr w:type="spellStart"/>
       <w:r>
         <w:rPr>
           <w:sz w:val="20"/>
@@ -5236,6 +8566,7 @@
         </w:rPr>
         <w:t>ogr</w:t>
       </w:r>
+      <w:proofErr w:type="spellEnd"/>
       <w:r>
         <w:rPr>
           <w:rFonts w:hint="cs"/>
@@ -5245,6 +8576,7 @@
         </w:rPr>
         <w:t xml:space="preserve"> של </w:t>
       </w:r>
+      <w:proofErr w:type="spellStart"/>
       <w:r>
         <w:rPr>
           <w:sz w:val="20"/>
@@ -5252,6 +8584,7 @@
         </w:rPr>
         <w:t>Gdal</w:t>
       </w:r>
+      <w:proofErr w:type="spellEnd"/>
       <w:r>
         <w:rPr>
           <w:rFonts w:hint="cs"/>
@@ -5275,7 +8608,27 @@
           <w:szCs w:val="20"/>
           <w:rtl/>
         </w:rPr>
-        <w:t xml:space="preserve"> לגאוג'ייסון גם זה קורה בעזרת דרייבר מסוג </w:t>
+        <w:t xml:space="preserve"> </w:t>
+      </w:r>
+      <w:proofErr w:type="spellStart"/>
+      <w:r>
+        <w:rPr>
+          <w:rFonts w:hint="cs"/>
+          <w:sz w:val="20"/>
+          <w:szCs w:val="20"/>
+          <w:rtl/>
+        </w:rPr>
+        <w:t>לגאוג'ייסון</w:t>
+      </w:r>
+      <w:proofErr w:type="spellEnd"/>
+      <w:r>
+        <w:rPr>
+          <w:rFonts w:hint="cs"/>
+          <w:sz w:val="20"/>
+          <w:szCs w:val="20"/>
+          <w:rtl/>
+        </w:rPr>
+        <w:t xml:space="preserve"> גם זה קורה בעזרת דרייבר מסוג </w:t>
       </w:r>
       <w:r>
         <w:rPr>
@@ -5302,6 +8655,7 @@
         </w:rPr>
         <w:t xml:space="preserve">ועבור כל שכבה יוצרים קובץ </w:t>
       </w:r>
+      <w:proofErr w:type="spellStart"/>
       <w:r>
         <w:rPr>
           <w:sz w:val="20"/>
@@ -5309,6 +8663,7 @@
         </w:rPr>
         <w:t>geojson</w:t>
       </w:r>
+      <w:proofErr w:type="spellEnd"/>
       <w:r>
         <w:rPr>
           <w:rFonts w:hint="cs"/>
@@ -5347,6 +8702,7 @@
                 <w14:ligatures w14:val="none"/>
               </w:rPr>
             </w:pPr>
+            <w:proofErr w:type="gramStart"/>
             <w:r>
               <w:rPr>
                 <w:rFonts w:ascii="Consolas" w:eastAsia="Times New Roman" w:hAnsi="Consolas" w:cs="Times New Roman"/>
@@ -5369,6 +8725,7 @@
               </w:rPr>
               <w:t xml:space="preserve"> </w:t>
             </w:r>
+            <w:proofErr w:type="spellStart"/>
             <w:r>
               <w:rPr>
                 <w:rFonts w:ascii="Consolas" w:eastAsia="Times New Roman" w:hAnsi="Consolas" w:cs="Times New Roman"/>
@@ -5380,6 +8737,8 @@
               </w:rPr>
               <w:t>os</w:t>
             </w:r>
+            <w:proofErr w:type="spellEnd"/>
+            <w:proofErr w:type="gramEnd"/>
           </w:p>
           <w:p>
             <w:pPr>
@@ -5416,6 +8775,7 @@
               </w:rPr>
               <w:t xml:space="preserve"> </w:t>
             </w:r>
+            <w:proofErr w:type="spellStart"/>
             <w:r>
               <w:rPr>
                 <w:rFonts w:ascii="Consolas" w:eastAsia="Times New Roman" w:hAnsi="Consolas" w:cs="Times New Roman"/>
@@ -5427,6 +8787,7 @@
               </w:rPr>
               <w:t>osgeo</w:t>
             </w:r>
+            <w:proofErr w:type="spellEnd"/>
             <w:r>
               <w:rPr>
                 <w:rFonts w:ascii="Consolas" w:eastAsia="Times New Roman" w:hAnsi="Consolas" w:cs="Times New Roman"/>
@@ -5460,6 +8821,7 @@
               </w:rPr>
               <w:t xml:space="preserve"> </w:t>
             </w:r>
+            <w:proofErr w:type="spellStart"/>
             <w:r>
               <w:rPr>
                 <w:rFonts w:ascii="Consolas" w:eastAsia="Times New Roman" w:hAnsi="Consolas" w:cs="Times New Roman"/>
@@ -5471,6 +8833,7 @@
               </w:rPr>
               <w:t>ogr</w:t>
             </w:r>
+            <w:proofErr w:type="spellEnd"/>
           </w:p>
           <w:p>
             <w:pPr>
@@ -5524,6 +8887,7 @@
                 <w14:ligatures w14:val="none"/>
               </w:rPr>
             </w:pPr>
+            <w:proofErr w:type="spellStart"/>
             <w:r>
               <w:rPr>
                 <w:rFonts w:ascii="Consolas" w:eastAsia="Times New Roman" w:hAnsi="Consolas" w:cs="Times New Roman"/>
@@ -5535,6 +8899,7 @@
               </w:rPr>
               <w:t>gdb_path</w:t>
             </w:r>
+            <w:proofErr w:type="spellEnd"/>
             <w:r>
               <w:rPr>
                 <w:rFonts w:ascii="Consolas" w:eastAsia="Times New Roman" w:hAnsi="Consolas" w:cs="Times New Roman"/>
@@ -5568,6 +8933,7 @@
               </w:rPr>
               <w:t xml:space="preserve"> </w:t>
             </w:r>
+            <w:proofErr w:type="spellStart"/>
             <w:r>
               <w:rPr>
                 <w:rFonts w:ascii="Consolas" w:eastAsia="Times New Roman" w:hAnsi="Consolas" w:cs="Times New Roman"/>
@@ -5590,6 +8956,7 @@
               </w:rPr>
               <w:t>'files</w:t>
             </w:r>
+            <w:proofErr w:type="spellEnd"/>
             <w:r>
               <w:rPr>
                 <w:rFonts w:ascii="Consolas" w:eastAsia="Times New Roman" w:hAnsi="Consolas" w:cs="Times New Roman"/>
@@ -5601,6 +8968,7 @@
               </w:rPr>
               <w:t>\\</w:t>
             </w:r>
+            <w:proofErr w:type="spellStart"/>
             <w:r>
               <w:rPr>
                 <w:rFonts w:ascii="Consolas" w:eastAsia="Times New Roman" w:hAnsi="Consolas" w:cs="Times New Roman"/>
@@ -5612,6 +8980,7 @@
               </w:rPr>
               <w:t>Eyal_files</w:t>
             </w:r>
+            <w:proofErr w:type="spellEnd"/>
             <w:r>
               <w:rPr>
                 <w:rFonts w:ascii="Consolas" w:eastAsia="Times New Roman" w:hAnsi="Consolas" w:cs="Times New Roman"/>
@@ -5623,6 +8992,7 @@
               </w:rPr>
               <w:t>\\</w:t>
             </w:r>
+            <w:proofErr w:type="spellStart"/>
             <w:r>
               <w:rPr>
                 <w:rFonts w:ascii="Consolas" w:eastAsia="Times New Roman" w:hAnsi="Consolas" w:cs="Times New Roman"/>
@@ -5632,7 +9002,19 @@
                 <w:szCs w:val="21"/>
                 <w14:ligatures w14:val="none"/>
               </w:rPr>
-              <w:t>kav_sourceFgdb.gdb'</w:t>
+              <w:t>kav_sourceFgdb.gdb</w:t>
+            </w:r>
+            <w:proofErr w:type="spellEnd"/>
+            <w:r>
+              <w:rPr>
+                <w:rFonts w:ascii="Consolas" w:eastAsia="Times New Roman" w:hAnsi="Consolas" w:cs="Times New Roman"/>
+                <w:color w:val="D16969"/>
+                <w:kern w:val="0"/>
+                <w:sz w:val="21"/>
+                <w:szCs w:val="21"/>
+                <w14:ligatures w14:val="none"/>
+              </w:rPr>
+              <w:t>'</w:t>
             </w:r>
           </w:p>
           <w:p>
@@ -5648,6 +9030,7 @@
                 <w14:ligatures w14:val="none"/>
               </w:rPr>
             </w:pPr>
+            <w:proofErr w:type="spellStart"/>
             <w:r>
               <w:rPr>
                 <w:rFonts w:ascii="Consolas" w:eastAsia="Times New Roman" w:hAnsi="Consolas" w:cs="Times New Roman"/>
@@ -5659,6 +9042,7 @@
               </w:rPr>
               <w:t>output_dir</w:t>
             </w:r>
+            <w:proofErr w:type="spellEnd"/>
             <w:r>
               <w:rPr>
                 <w:rFonts w:ascii="Consolas" w:eastAsia="Times New Roman" w:hAnsi="Consolas" w:cs="Times New Roman"/>
@@ -5692,6 +9076,7 @@
               </w:rPr>
               <w:t xml:space="preserve"> </w:t>
             </w:r>
+            <w:proofErr w:type="spellStart"/>
             <w:r>
               <w:rPr>
                 <w:rFonts w:ascii="Consolas" w:eastAsia="Times New Roman" w:hAnsi="Consolas" w:cs="Times New Roman"/>
@@ -5714,6 +9099,7 @@
               </w:rPr>
               <w:t>'files</w:t>
             </w:r>
+            <w:proofErr w:type="spellEnd"/>
             <w:r>
               <w:rPr>
                 <w:rFonts w:ascii="Consolas" w:eastAsia="Times New Roman" w:hAnsi="Consolas" w:cs="Times New Roman"/>
@@ -5833,6 +9219,8 @@
               </w:rPr>
               <w:t xml:space="preserve"> </w:t>
             </w:r>
+            <w:proofErr w:type="spellStart"/>
+            <w:proofErr w:type="gramStart"/>
             <w:r>
               <w:rPr>
                 <w:rFonts w:ascii="Consolas" w:eastAsia="Times New Roman" w:hAnsi="Consolas" w:cs="Times New Roman"/>
@@ -5866,6 +9254,8 @@
               </w:rPr>
               <w:t>GetDriverByName</w:t>
             </w:r>
+            <w:proofErr w:type="spellEnd"/>
+            <w:proofErr w:type="gramEnd"/>
             <w:r>
               <w:rPr>
                 <w:rFonts w:ascii="Consolas" w:eastAsia="Times New Roman" w:hAnsi="Consolas" w:cs="Times New Roman"/>
@@ -5886,7 +9276,31 @@
                 <w:szCs w:val="21"/>
                 <w14:ligatures w14:val="none"/>
               </w:rPr>
-              <w:t>"OpenFileGDB"</w:t>
+              <w:t>"</w:t>
+            </w:r>
+            <w:proofErr w:type="spellStart"/>
+            <w:r>
+              <w:rPr>
+                <w:rFonts w:ascii="Consolas" w:eastAsia="Times New Roman" w:hAnsi="Consolas" w:cs="Times New Roman"/>
+                <w:color w:val="CE9178"/>
+                <w:kern w:val="0"/>
+                <w:sz w:val="21"/>
+                <w:szCs w:val="21"/>
+                <w14:ligatures w14:val="none"/>
+              </w:rPr>
+              <w:t>OpenFileGDB</w:t>
+            </w:r>
+            <w:proofErr w:type="spellEnd"/>
+            <w:r>
+              <w:rPr>
+                <w:rFonts w:ascii="Consolas" w:eastAsia="Times New Roman" w:hAnsi="Consolas" w:cs="Times New Roman"/>
+                <w:color w:val="CE9178"/>
+                <w:kern w:val="0"/>
+                <w:sz w:val="21"/>
+                <w:szCs w:val="21"/>
+                <w14:ligatures w14:val="none"/>
+              </w:rPr>
+              <w:t>"</w:t>
             </w:r>
             <w:r>
               <w:rPr>
@@ -5913,6 +9327,7 @@
                 <w14:ligatures w14:val="none"/>
               </w:rPr>
             </w:pPr>
+            <w:proofErr w:type="spellStart"/>
             <w:r>
               <w:rPr>
                 <w:rFonts w:ascii="Consolas" w:eastAsia="Times New Roman" w:hAnsi="Consolas" w:cs="Times New Roman"/>
@@ -5924,6 +9339,7 @@
               </w:rPr>
               <w:t>dataSource</w:t>
             </w:r>
+            <w:proofErr w:type="spellEnd"/>
             <w:r>
               <w:rPr>
                 <w:rFonts w:ascii="Consolas" w:eastAsia="Times New Roman" w:hAnsi="Consolas" w:cs="Times New Roman"/>
@@ -5957,6 +9373,8 @@
               </w:rPr>
               <w:t xml:space="preserve"> </w:t>
             </w:r>
+            <w:proofErr w:type="spellStart"/>
+            <w:proofErr w:type="gramStart"/>
             <w:r>
               <w:rPr>
                 <w:rFonts w:ascii="Consolas" w:eastAsia="Times New Roman" w:hAnsi="Consolas" w:cs="Times New Roman"/>
@@ -5977,8 +9395,22 @@
                 <w:szCs w:val="21"/>
                 <w14:ligatures w14:val="none"/>
               </w:rPr>
-              <w:t>.Open(</w:t>
-            </w:r>
+              <w:t>.Open</w:t>
+            </w:r>
+            <w:proofErr w:type="spellEnd"/>
+            <w:proofErr w:type="gramEnd"/>
+            <w:r>
+              <w:rPr>
+                <w:rFonts w:ascii="Consolas" w:eastAsia="Times New Roman" w:hAnsi="Consolas" w:cs="Times New Roman"/>
+                <w:color w:val="CCCCCC"/>
+                <w:kern w:val="0"/>
+                <w:sz w:val="21"/>
+                <w:szCs w:val="21"/>
+                <w14:ligatures w14:val="none"/>
+              </w:rPr>
+              <w:t>(</w:t>
+            </w:r>
+            <w:proofErr w:type="spellStart"/>
             <w:r>
               <w:rPr>
                 <w:rFonts w:ascii="Consolas" w:eastAsia="Times New Roman" w:hAnsi="Consolas" w:cs="Times New Roman"/>
@@ -5990,6 +9422,7 @@
               </w:rPr>
               <w:t>gdb_path</w:t>
             </w:r>
+            <w:proofErr w:type="spellEnd"/>
             <w:r>
               <w:rPr>
                 <w:rFonts w:ascii="Consolas" w:eastAsia="Times New Roman" w:hAnsi="Consolas" w:cs="Times New Roman"/>
@@ -6060,8 +9493,21 @@
                 <w:szCs w:val="21"/>
                 <w14:ligatures w14:val="none"/>
               </w:rPr>
-              <w:t># Loop through layers and export each to GeoJSON</w:t>
-            </w:r>
+              <w:t xml:space="preserve"># Loop through layers and export each to </w:t>
+            </w:r>
+            <w:proofErr w:type="spellStart"/>
+            <w:r>
+              <w:rPr>
+                <w:rFonts w:ascii="Consolas" w:eastAsia="Times New Roman" w:hAnsi="Consolas" w:cs="Times New Roman"/>
+                <w:color w:val="6A9955"/>
+                <w:kern w:val="0"/>
+                <w:sz w:val="21"/>
+                <w:szCs w:val="21"/>
+                <w14:ligatures w14:val="none"/>
+              </w:rPr>
+              <w:t>GeoJSON</w:t>
+            </w:r>
+            <w:proofErr w:type="spellEnd"/>
           </w:p>
           <w:p>
             <w:pPr>
@@ -6099,6 +9545,7 @@
               </w:rPr>
               <w:t xml:space="preserve"> </w:t>
             </w:r>
+            <w:proofErr w:type="spellStart"/>
             <w:r>
               <w:rPr>
                 <w:rFonts w:ascii="Consolas" w:eastAsia="Times New Roman" w:hAnsi="Consolas" w:cs="Times New Roman"/>
@@ -6110,6 +9557,7 @@
               </w:rPr>
               <w:t>i</w:t>
             </w:r>
+            <w:proofErr w:type="spellEnd"/>
             <w:r>
               <w:rPr>
                 <w:rFonts w:ascii="Consolas" w:eastAsia="Times New Roman" w:hAnsi="Consolas" w:cs="Times New Roman"/>
@@ -6143,6 +9591,7 @@
               </w:rPr>
               <w:t xml:space="preserve"> </w:t>
             </w:r>
+            <w:proofErr w:type="gramStart"/>
             <w:r>
               <w:rPr>
                 <w:rFonts w:ascii="Consolas" w:eastAsia="Times New Roman" w:hAnsi="Consolas" w:cs="Times New Roman"/>
@@ -6165,6 +9614,8 @@
               </w:rPr>
               <w:t>(</w:t>
             </w:r>
+            <w:proofErr w:type="spellStart"/>
+            <w:proofErr w:type="gramEnd"/>
             <w:r>
               <w:rPr>
                 <w:rFonts w:ascii="Consolas" w:eastAsia="Times New Roman" w:hAnsi="Consolas" w:cs="Times New Roman"/>
@@ -6185,7 +9636,19 @@
                 <w:szCs w:val="21"/>
                 <w14:ligatures w14:val="none"/>
               </w:rPr>
-              <w:t>.GetLayerCount()):</w:t>
+              <w:t>.GetLayerCount</w:t>
+            </w:r>
+            <w:proofErr w:type="spellEnd"/>
+            <w:r>
+              <w:rPr>
+                <w:rFonts w:ascii="Consolas" w:eastAsia="Times New Roman" w:hAnsi="Consolas" w:cs="Times New Roman"/>
+                <w:color w:val="CCCCCC"/>
+                <w:kern w:val="0"/>
+                <w:sz w:val="21"/>
+                <w:szCs w:val="21"/>
+                <w14:ligatures w14:val="none"/>
+              </w:rPr>
+              <w:t>()):</w:t>
             </w:r>
           </w:p>
         </w:tc>
@@ -6207,7 +9670,67 @@
           <w:szCs w:val="18"/>
           <w:rtl/>
         </w:rPr>
-        <w:t>אם נרצה שהכל ישב באותו קובץ גאוגייסון אני מאמין שזה עניין של פרסור נכון של המידע או תיקונים קטנים בקוד.</w:t>
+        <w:t xml:space="preserve">אם נרצה </w:t>
+      </w:r>
+      <w:proofErr w:type="spellStart"/>
+      <w:r>
+        <w:rPr>
+          <w:rFonts w:hint="cs"/>
+          <w:sz w:val="18"/>
+          <w:szCs w:val="18"/>
+          <w:rtl/>
+        </w:rPr>
+        <w:t>שהכל</w:t>
+      </w:r>
+      <w:proofErr w:type="spellEnd"/>
+      <w:r>
+        <w:rPr>
+          <w:rFonts w:hint="cs"/>
+          <w:sz w:val="18"/>
+          <w:szCs w:val="18"/>
+          <w:rtl/>
+        </w:rPr>
+        <w:t xml:space="preserve"> ישב באותו קובץ </w:t>
+      </w:r>
+      <w:proofErr w:type="spellStart"/>
+      <w:r>
+        <w:rPr>
+          <w:rFonts w:hint="cs"/>
+          <w:sz w:val="18"/>
+          <w:szCs w:val="18"/>
+          <w:rtl/>
+        </w:rPr>
+        <w:t>גאוגייסון</w:t>
+      </w:r>
+      <w:proofErr w:type="spellEnd"/>
+      <w:r>
+        <w:rPr>
+          <w:rFonts w:hint="cs"/>
+          <w:sz w:val="18"/>
+          <w:szCs w:val="18"/>
+          <w:rtl/>
+        </w:rPr>
+        <w:t xml:space="preserve"> אני מאמין שזה עניין של </w:t>
+      </w:r>
+      <w:proofErr w:type="spellStart"/>
+      <w:r>
+        <w:rPr>
+          <w:rFonts w:hint="cs"/>
+          <w:sz w:val="18"/>
+          <w:szCs w:val="18"/>
+          <w:rtl/>
+        </w:rPr>
+        <w:t>פרסור</w:t>
+      </w:r>
+      <w:proofErr w:type="spellEnd"/>
+      <w:r>
+        <w:rPr>
+          <w:rFonts w:hint="cs"/>
+          <w:sz w:val="18"/>
+          <w:szCs w:val="18"/>
+          <w:rtl/>
+        </w:rPr>
+        <w:t xml:space="preserve"> נכון של המידע או תיקונים קטנים בקוד.</w:t>
       </w:r>
     </w:p>
     <w:p>
@@ -6288,7 +9811,47 @@
           <w:szCs w:val="20"/>
           <w:rtl/>
         </w:rPr>
-        <w:t>כשהראשון כולל הורדת קובץ והתקנתו עם פיפ ידנית והשני עבודה עם קונדה.</w:t>
+        <w:t xml:space="preserve">כשהראשון כולל הורדת קובץ והתקנתו עם </w:t>
+      </w:r>
+      <w:proofErr w:type="spellStart"/>
+      <w:r>
+        <w:rPr>
+          <w:rFonts w:hint="cs"/>
+          <w:sz w:val="20"/>
+          <w:szCs w:val="20"/>
+          <w:rtl/>
+        </w:rPr>
+        <w:t>פיפ</w:t>
+      </w:r>
+      <w:proofErr w:type="spellEnd"/>
+      <w:r>
+        <w:rPr>
+          <w:rFonts w:hint="cs"/>
+          <w:sz w:val="20"/>
+          <w:szCs w:val="20"/>
+          <w:rtl/>
+        </w:rPr>
+        <w:t xml:space="preserve"> ידנית והשני עבודה עם </w:t>
+      </w:r>
+      <w:proofErr w:type="spellStart"/>
+      <w:r>
+        <w:rPr>
+          <w:rFonts w:hint="cs"/>
+          <w:sz w:val="20"/>
+          <w:szCs w:val="20"/>
+          <w:rtl/>
+        </w:rPr>
+        <w:t>קונדה</w:t>
+      </w:r>
+      <w:proofErr w:type="spellEnd"/>
+      <w:r>
+        <w:rPr>
+          <w:rFonts w:hint="cs"/>
+          <w:sz w:val="20"/>
+          <w:szCs w:val="20"/>
+          <w:rtl/>
+        </w:rPr>
+        <w:t>.</w:t>
       </w:r>
     </w:p>
     <w:p>
@@ -6312,9 +9875,29 @@
           <w:szCs w:val="20"/>
           <w:rtl/>
         </w:rPr>
-        <w:lastRenderedPageBreak/>
-        <w:t xml:space="preserve">יצרתי מחלקה שאמורה לנהל את כל זה בתקייה </w:t>
-      </w:r>
+        <w:t xml:space="preserve">יצרתי מחלקה שאמורה לנהל את כל זה </w:t>
+      </w:r>
+      <w:proofErr w:type="spellStart"/>
+      <w:r>
+        <w:rPr>
+          <w:rFonts w:hint="cs"/>
+          <w:sz w:val="20"/>
+          <w:szCs w:val="20"/>
+          <w:rtl/>
+        </w:rPr>
+        <w:t>בתקייה</w:t>
+      </w:r>
+      <w:proofErr w:type="spellEnd"/>
+      <w:r>
+        <w:rPr>
+          <w:rFonts w:hint="cs"/>
+          <w:sz w:val="20"/>
+          <w:szCs w:val="20"/>
+          <w:rtl/>
+        </w:rPr>
+        <w:t xml:space="preserve"> </w:t>
+      </w:r>
+      <w:proofErr w:type="spellStart"/>
       <w:r>
         <w:rPr>
           <w:sz w:val="20"/>
@@ -6322,6 +9905,7 @@
         </w:rPr>
         <w:t>gdal_geojson_project</w:t>
       </w:r>
+      <w:proofErr w:type="spellEnd"/>
       <w:r>
         <w:rPr>
           <w:rFonts w:hint="cs"/>
@@ -6345,14 +9929,25 @@
           <w:szCs w:val="20"/>
         </w:rPr>
       </w:pPr>
-      <w:r>
-        <w:rPr>
-          <w:rFonts w:hint="cs"/>
-          <w:sz w:val="20"/>
-          <w:szCs w:val="20"/>
-          <w:rtl/>
-        </w:rPr>
-        <w:t>הפרוייקט מתחלק ל2 חלקים:</w:t>
+      <w:proofErr w:type="spellStart"/>
+      <w:r>
+        <w:rPr>
+          <w:rFonts w:hint="cs"/>
+          <w:sz w:val="20"/>
+          <w:szCs w:val="20"/>
+          <w:rtl/>
+        </w:rPr>
+        <w:t>הפרוייקט</w:t>
+      </w:r>
+      <w:proofErr w:type="spellEnd"/>
+      <w:r>
+        <w:rPr>
+          <w:rFonts w:hint="cs"/>
+          <w:sz w:val="20"/>
+          <w:szCs w:val="20"/>
+          <w:rtl/>
+        </w:rPr>
+        <w:t xml:space="preserve"> מתחלק ל2 חלקים:</w:t>
       </w:r>
     </w:p>
     <w:p>
@@ -6394,6 +9989,7 @@
         </w:rPr>
         <w:t xml:space="preserve"> ל</w:t>
       </w:r>
+      <w:proofErr w:type="spellStart"/>
       <w:r>
         <w:rPr>
           <w:sz w:val="20"/>
@@ -6401,6 +9997,7 @@
         </w:rPr>
         <w:t>geojson</w:t>
       </w:r>
+      <w:proofErr w:type="spellEnd"/>
       <w:r>
         <w:rPr>
           <w:rFonts w:hint="cs"/>
@@ -6474,6 +10071,7 @@
         </w:rPr>
         <w:t>קבצים שאפשר להמיר מיד ב</w:t>
       </w:r>
+      <w:proofErr w:type="spellStart"/>
       <w:r>
         <w:rPr>
           <w:sz w:val="20"/>
@@ -6481,14 +10079,35 @@
         </w:rPr>
         <w:t>gdal</w:t>
       </w:r>
-      <w:r>
-        <w:rPr>
-          <w:rFonts w:hint="cs"/>
-          <w:sz w:val="20"/>
-          <w:szCs w:val="20"/>
-          <w:rtl/>
-        </w:rPr>
-        <w:t xml:space="preserve">. (גרסא </w:t>
+      <w:proofErr w:type="spellEnd"/>
+      <w:r>
+        <w:rPr>
+          <w:rFonts w:hint="cs"/>
+          <w:sz w:val="20"/>
+          <w:szCs w:val="20"/>
+          <w:rtl/>
+        </w:rPr>
+        <w:t>. (</w:t>
+      </w:r>
+      <w:proofErr w:type="spellStart"/>
+      <w:r>
+        <w:rPr>
+          <w:rFonts w:hint="cs"/>
+          <w:sz w:val="20"/>
+          <w:szCs w:val="20"/>
+          <w:rtl/>
+        </w:rPr>
+        <w:t>גרסא</w:t>
+      </w:r>
+      <w:proofErr w:type="spellEnd"/>
+      <w:r>
+        <w:rPr>
+          <w:rFonts w:hint="cs"/>
+          <w:sz w:val="20"/>
+          <w:szCs w:val="20"/>
+          <w:rtl/>
+        </w:rPr>
+        <w:t xml:space="preserve"> </w:t>
       </w:r>
       <w:r>
         <w:rPr>
@@ -6544,7 +10163,27 @@
           <w:szCs w:val="20"/>
           <w:rtl/>
         </w:rPr>
-        <w:t xml:space="preserve">. (גרסא </w:t>
+        <w:t>. (</w:t>
+      </w:r>
+      <w:proofErr w:type="spellStart"/>
+      <w:r>
+        <w:rPr>
+          <w:rFonts w:hint="cs"/>
+          <w:sz w:val="20"/>
+          <w:szCs w:val="20"/>
+          <w:rtl/>
+        </w:rPr>
+        <w:t>גרסא</w:t>
+      </w:r>
+      <w:proofErr w:type="spellEnd"/>
+      <w:r>
+        <w:rPr>
+          <w:rFonts w:hint="cs"/>
+          <w:sz w:val="20"/>
+          <w:szCs w:val="20"/>
+          <w:rtl/>
+        </w:rPr>
+        <w:t xml:space="preserve"> </w:t>
       </w:r>
       <w:r>
         <w:rPr>
@@ -6584,7 +10223,27 @@
           <w:szCs w:val="20"/>
           <w:rtl/>
         </w:rPr>
-        <w:t xml:space="preserve">קבצים שעוד לא הצלחתי להמיר. (בגרסא </w:t>
+        <w:t>קבצים שעוד לא הצלחתי להמיר. (</w:t>
+      </w:r>
+      <w:proofErr w:type="spellStart"/>
+      <w:r>
+        <w:rPr>
+          <w:rFonts w:hint="cs"/>
+          <w:sz w:val="20"/>
+          <w:szCs w:val="20"/>
+          <w:rtl/>
+        </w:rPr>
+        <w:t>בגרסא</w:t>
+      </w:r>
+      <w:proofErr w:type="spellEnd"/>
+      <w:r>
+        <w:rPr>
+          <w:rFonts w:hint="cs"/>
+          <w:sz w:val="20"/>
+          <w:szCs w:val="20"/>
+          <w:rtl/>
+        </w:rPr>
+        <w:t xml:space="preserve"> </w:t>
       </w:r>
       <w:r>
         <w:rPr>
@@ -6730,7 +10389,27 @@
           <w:szCs w:val="20"/>
           <w:rtl/>
         </w:rPr>
-        <w:t xml:space="preserve"> נראית תיקנית צריך ל</w:t>
+        <w:t xml:space="preserve"> נראית </w:t>
+      </w:r>
+      <w:proofErr w:type="spellStart"/>
+      <w:r>
+        <w:rPr>
+          <w:rFonts w:hint="cs"/>
+          <w:sz w:val="20"/>
+          <w:szCs w:val="20"/>
+          <w:rtl/>
+        </w:rPr>
+        <w:t>תיקנית</w:t>
+      </w:r>
+      <w:proofErr w:type="spellEnd"/>
+      <w:r>
+        <w:rPr>
+          <w:rFonts w:hint="cs"/>
+          <w:sz w:val="20"/>
+          <w:szCs w:val="20"/>
+          <w:rtl/>
+        </w:rPr>
+        <w:t xml:space="preserve"> צריך ל</w:t>
       </w:r>
       <w:r>
         <w:rPr>
@@ -6795,7 +10474,27 @@
           <w:szCs w:val="20"/>
           <w:rtl/>
         </w:rPr>
-        <w:t>הבנה באיזה צורה נרצה להמשיך (התקנת הספרייה ידנית או עם קונדה? להשתמש בספריה שמגשרת בין ה</w:t>
+        <w:t xml:space="preserve">הבנה באיזה צורה נרצה להמשיך (התקנת הספרייה ידנית או עם </w:t>
+      </w:r>
+      <w:proofErr w:type="spellStart"/>
+      <w:r>
+        <w:rPr>
+          <w:rFonts w:hint="cs"/>
+          <w:sz w:val="20"/>
+          <w:szCs w:val="20"/>
+          <w:rtl/>
+        </w:rPr>
+        <w:t>קונדה</w:t>
+      </w:r>
+      <w:proofErr w:type="spellEnd"/>
+      <w:r>
+        <w:rPr>
+          <w:rFonts w:hint="cs"/>
+          <w:sz w:val="20"/>
+          <w:szCs w:val="20"/>
+          <w:rtl/>
+        </w:rPr>
+        <w:t>? להשתמש בספריה שמגשרת בין ה</w:t>
       </w:r>
       <w:r>
         <w:rPr>
@@ -6813,6 +10512,7 @@
         </w:rPr>
         <w:t xml:space="preserve"> ל</w:t>
       </w:r>
+      <w:proofErr w:type="spellStart"/>
       <w:r>
         <w:rPr>
           <w:sz w:val="20"/>
@@ -6820,6 +10520,7 @@
         </w:rPr>
         <w:t>geojson</w:t>
       </w:r>
+      <w:proofErr w:type="spellEnd"/>
       <w:r>
         <w:rPr>
           <w:rFonts w:hint="cs"/>
@@ -6829,12 +10530,21 @@
         </w:rPr>
         <w:t xml:space="preserve"> (כמו </w:t>
       </w:r>
-      <w:r>
-        <w:rPr>
-          <w:sz w:val="20"/>
-          <w:szCs w:val="20"/>
-        </w:rPr>
-        <w:t>aspose-cad</w:t>
+      <w:proofErr w:type="spellStart"/>
+      <w:r>
+        <w:rPr>
+          <w:sz w:val="20"/>
+          <w:szCs w:val="20"/>
+        </w:rPr>
+        <w:t>aspose</w:t>
+      </w:r>
+      <w:proofErr w:type="spellEnd"/>
+      <w:r>
+        <w:rPr>
+          <w:sz w:val="20"/>
+          <w:szCs w:val="20"/>
+        </w:rPr>
+        <w:t>-cad</w:t>
       </w:r>
       <w:r>
         <w:rPr>
@@ -6907,7 +10617,47 @@
           <w:szCs w:val="20"/>
           <w:rtl/>
         </w:rPr>
-        <w:t>לבדוק שהדאטא שעלה דומה לדאטא שמצופה (</w:t>
+        <w:t xml:space="preserve">לבדוק </w:t>
+      </w:r>
+      <w:proofErr w:type="spellStart"/>
+      <w:r>
+        <w:rPr>
+          <w:rFonts w:hint="cs"/>
+          <w:sz w:val="20"/>
+          <w:szCs w:val="20"/>
+          <w:rtl/>
+        </w:rPr>
+        <w:t>שהדאטא</w:t>
+      </w:r>
+      <w:proofErr w:type="spellEnd"/>
+      <w:r>
+        <w:rPr>
+          <w:rFonts w:hint="cs"/>
+          <w:sz w:val="20"/>
+          <w:szCs w:val="20"/>
+          <w:rtl/>
+        </w:rPr>
+        <w:t xml:space="preserve"> שעלה דומה </w:t>
+      </w:r>
+      <w:proofErr w:type="spellStart"/>
+      <w:r>
+        <w:rPr>
+          <w:rFonts w:hint="cs"/>
+          <w:sz w:val="20"/>
+          <w:szCs w:val="20"/>
+          <w:rtl/>
+        </w:rPr>
+        <w:t>לדאטא</w:t>
+      </w:r>
+      <w:proofErr w:type="spellEnd"/>
+      <w:r>
+        <w:rPr>
+          <w:rFonts w:hint="cs"/>
+          <w:sz w:val="20"/>
+          <w:szCs w:val="20"/>
+          <w:rtl/>
+        </w:rPr>
+        <w:t xml:space="preserve"> שמצופה (</w:t>
       </w:r>
       <w:r>
         <w:rPr>
@@ -6946,7 +10696,27 @@
           <w:szCs w:val="20"/>
           <w:rtl/>
         </w:rPr>
-        <w:t>לראות שלא חסר והאם יש צורך בפרסור או תיקון הקוד.</w:t>
+        <w:t xml:space="preserve">לראות שלא חסר והאם יש צורך </w:t>
+      </w:r>
+      <w:proofErr w:type="spellStart"/>
+      <w:r>
+        <w:rPr>
+          <w:rFonts w:hint="cs"/>
+          <w:sz w:val="20"/>
+          <w:szCs w:val="20"/>
+          <w:rtl/>
+        </w:rPr>
+        <w:t>בפרסור</w:t>
+      </w:r>
+      <w:proofErr w:type="spellEnd"/>
+      <w:r>
+        <w:rPr>
+          <w:rFonts w:hint="cs"/>
+          <w:sz w:val="20"/>
+          <w:szCs w:val="20"/>
+          <w:rtl/>
+        </w:rPr>
+        <w:t xml:space="preserve"> או תיקון הקוד.</w:t>
       </w:r>
     </w:p>
     <w:p>
@@ -6992,7 +10762,27 @@
           <w:szCs w:val="20"/>
           <w:rtl/>
         </w:rPr>
-        <w:t>להמשיך עם הצורת עבודה שבחרנו עבור שכבה מסובכת יותר (אייל עובד על לשלוח לי אחת כזאת).</w:t>
+        <w:t xml:space="preserve">להמשיך עם </w:t>
+      </w:r>
+      <w:proofErr w:type="spellStart"/>
+      <w:r>
+        <w:rPr>
+          <w:rFonts w:hint="cs"/>
+          <w:sz w:val="20"/>
+          <w:szCs w:val="20"/>
+          <w:rtl/>
+        </w:rPr>
+        <w:t>הצורת</w:t>
+      </w:r>
+      <w:proofErr w:type="spellEnd"/>
+      <w:r>
+        <w:rPr>
+          <w:rFonts w:hint="cs"/>
+          <w:sz w:val="20"/>
+          <w:szCs w:val="20"/>
+          <w:rtl/>
+        </w:rPr>
+        <w:t xml:space="preserve"> עבודה שבחרנו עבור שכבה מסובכת יותר (אייל עובד על לשלוח לי אחת כזאת).</w:t>
       </w:r>
     </w:p>
     <w:p>
@@ -7091,6 +10881,7 @@
         </w:rPr>
         <w:t xml:space="preserve"> עם </w:t>
       </w:r>
+      <w:proofErr w:type="spellStart"/>
       <w:r>
         <w:rPr>
           <w:sz w:val="20"/>
@@ -7098,14 +10889,35 @@
         </w:rPr>
         <w:t>fastapi</w:t>
       </w:r>
-      <w:r>
-        <w:rPr>
-          <w:rFonts w:hint="cs"/>
-          <w:sz w:val="20"/>
-          <w:szCs w:val="20"/>
-          <w:rtl/>
-        </w:rPr>
-        <w:t xml:space="preserve"> עם אנדפוינט אחד שמקבל בקשת פוסט עם הקובץ </w:t>
+      <w:proofErr w:type="spellEnd"/>
+      <w:r>
+        <w:rPr>
+          <w:rFonts w:hint="cs"/>
+          <w:sz w:val="20"/>
+          <w:szCs w:val="20"/>
+          <w:rtl/>
+        </w:rPr>
+        <w:t xml:space="preserve"> עם </w:t>
+      </w:r>
+      <w:proofErr w:type="spellStart"/>
+      <w:r>
+        <w:rPr>
+          <w:rFonts w:hint="cs"/>
+          <w:sz w:val="20"/>
+          <w:szCs w:val="20"/>
+          <w:rtl/>
+        </w:rPr>
+        <w:t>אנדפוינט</w:t>
+      </w:r>
+      <w:proofErr w:type="spellEnd"/>
+      <w:r>
+        <w:rPr>
+          <w:rFonts w:hint="cs"/>
+          <w:sz w:val="20"/>
+          <w:szCs w:val="20"/>
+          <w:rtl/>
+        </w:rPr>
+        <w:t xml:space="preserve"> אחד שמקבל בקשת פוסט עם הקובץ </w:t>
       </w:r>
       <w:r>
         <w:rPr>
@@ -7160,7 +10972,27 @@
           <w:szCs w:val="20"/>
           <w:rtl/>
         </w:rPr>
-        <w:t xml:space="preserve">להוסיף אנדפויינט שמקבל </w:t>
+        <w:t xml:space="preserve">להוסיף </w:t>
+      </w:r>
+      <w:proofErr w:type="spellStart"/>
+      <w:r>
+        <w:rPr>
+          <w:rFonts w:hint="cs"/>
+          <w:sz w:val="20"/>
+          <w:szCs w:val="20"/>
+          <w:rtl/>
+        </w:rPr>
+        <w:t>אנדפויינט</w:t>
+      </w:r>
+      <w:proofErr w:type="spellEnd"/>
+      <w:r>
+        <w:rPr>
+          <w:rFonts w:hint="cs"/>
+          <w:sz w:val="20"/>
+          <w:szCs w:val="20"/>
+          <w:rtl/>
+        </w:rPr>
+        <w:t xml:space="preserve"> שמקבל </w:t>
       </w:r>
       <w:r>
         <w:rPr>
@@ -9882,6 +13714,7 @@
   <w:style w:type="character" w:default="1" w:styleId="a0">
     <w:name w:val="Default Paragraph Font"/>
     <w:uiPriority w:val="1"/>
+    <w:semiHidden/>
     <w:unhideWhenUsed/>
   </w:style>
   <w:style w:type="table" w:default="1" w:styleId="a1">

--- a/overview.docx
+++ b/overview.docx
@@ -46,7 +46,6 @@
         </w:rPr>
         <w:t xml:space="preserve"> זה ספריה </w:t>
       </w:r>
-      <w:proofErr w:type="gramStart"/>
       <w:r>
         <w:rPr>
           <w:sz w:val="20"/>
@@ -54,7 +53,6 @@
         </w:rPr>
         <w:t>open-source</w:t>
       </w:r>
-      <w:proofErr w:type="gramEnd"/>
       <w:r>
         <w:rPr>
           <w:rFonts w:hint="cs"/>
@@ -73,8 +71,6 @@
         </w:rPr>
         <w:t xml:space="preserve">שפותחה עי </w:t>
       </w:r>
-      <w:proofErr w:type="spellStart"/>
-      <w:proofErr w:type="gramStart"/>
       <w:r>
         <w:rPr>
           <w:sz w:val="20"/>
@@ -82,7 +78,6 @@
         </w:rPr>
         <w:t>OSGeo</w:t>
       </w:r>
-      <w:proofErr w:type="spellEnd"/>
       <w:r>
         <w:rPr>
           <w:rFonts w:hint="cs"/>
@@ -92,7 +87,6 @@
         </w:rPr>
         <w:t xml:space="preserve"> .</w:t>
       </w:r>
-      <w:proofErr w:type="gramEnd"/>
     </w:p>
     <w:p>
       <w:pPr>
@@ -102,21 +96,12 @@
           <w:rtl/>
         </w:rPr>
       </w:pPr>
-      <w:proofErr w:type="spellStart"/>
-      <w:r>
-        <w:rPr>
-          <w:rFonts w:hint="cs"/>
-          <w:rtl/>
-        </w:rPr>
-        <w:t>הספריה</w:t>
-      </w:r>
-      <w:proofErr w:type="spellEnd"/>
-      <w:r>
-        <w:rPr>
-          <w:rFonts w:hint="cs"/>
-          <w:rtl/>
-        </w:rPr>
-        <w:t xml:space="preserve"> מספקת:</w:t>
+      <w:r>
+        <w:rPr>
+          <w:rFonts w:hint="cs"/>
+          <w:rtl/>
+        </w:rPr>
+        <w:t>הספריה מספקת:</w:t>
       </w:r>
     </w:p>
     <w:p>
@@ -132,25 +117,14 @@
           <w:szCs w:val="20"/>
         </w:rPr>
       </w:pPr>
-      <w:proofErr w:type="spellStart"/>
-      <w:r>
-        <w:rPr>
-          <w:rFonts w:hint="cs"/>
-          <w:sz w:val="20"/>
-          <w:szCs w:val="20"/>
-          <w:rtl/>
-        </w:rPr>
-        <w:t>אינטרפייס</w:t>
-      </w:r>
-      <w:proofErr w:type="spellEnd"/>
-      <w:r>
-        <w:rPr>
-          <w:rFonts w:hint="cs"/>
-          <w:sz w:val="20"/>
-          <w:szCs w:val="20"/>
-          <w:rtl/>
-        </w:rPr>
-        <w:t xml:space="preserve"> </w:t>
+      <w:r>
+        <w:rPr>
+          <w:rFonts w:hint="cs"/>
+          <w:sz w:val="20"/>
+          <w:szCs w:val="20"/>
+          <w:rtl/>
+        </w:rPr>
+        <w:t xml:space="preserve">אינטרפייס </w:t>
       </w:r>
       <w:r>
         <w:rPr>
@@ -191,45 +165,16 @@
           <w:sz w:val="20"/>
           <w:szCs w:val="20"/>
         </w:rPr>
-        <w:t>.</w:t>
-      </w:r>
-      <w:proofErr w:type="spellStart"/>
-      <w:r>
-        <w:rPr>
-          <w:sz w:val="20"/>
-          <w:szCs w:val="20"/>
-        </w:rPr>
-        <w:t>shp</w:t>
-      </w:r>
-      <w:proofErr w:type="spellEnd"/>
-      <w:r>
-        <w:rPr>
-          <w:rFonts w:hint="cs"/>
-          <w:sz w:val="20"/>
-          <w:szCs w:val="20"/>
-          <w:rtl/>
-        </w:rPr>
-        <w:t xml:space="preserve">] </w:t>
-      </w:r>
-      <w:proofErr w:type="spellStart"/>
-      <w:r>
-        <w:rPr>
-          <w:rFonts w:hint="cs"/>
-          <w:sz w:val="20"/>
-          <w:szCs w:val="20"/>
-          <w:rtl/>
-        </w:rPr>
-        <w:t>וראסטרים</w:t>
-      </w:r>
-      <w:proofErr w:type="spellEnd"/>
-      <w:r>
-        <w:rPr>
-          <w:rFonts w:hint="cs"/>
-          <w:sz w:val="20"/>
-          <w:szCs w:val="20"/>
-          <w:rtl/>
-        </w:rPr>
-        <w:t>[</w:t>
+        <w:t>.shp</w:t>
+      </w:r>
+      <w:r>
+        <w:rPr>
+          <w:rFonts w:hint="cs"/>
+          <w:sz w:val="20"/>
+          <w:szCs w:val="20"/>
+          <w:rtl/>
+        </w:rPr>
+        <w:t>] וראסטרים[</w:t>
       </w:r>
       <w:r>
         <w:rPr>
@@ -473,31 +418,7 @@
           <w:szCs w:val="20"/>
           <w:rtl/>
         </w:rPr>
-        <w:t xml:space="preserve">על </w:t>
-      </w:r>
-      <w:proofErr w:type="spellStart"/>
-      <w:r>
-        <w:rPr>
-          <w:rFonts w:hint="cs"/>
-          <w:b/>
-          <w:bCs/>
-          <w:sz w:val="20"/>
-          <w:szCs w:val="20"/>
-          <w:rtl/>
-        </w:rPr>
-        <w:t>ראסטרים</w:t>
-      </w:r>
-      <w:proofErr w:type="spellEnd"/>
-      <w:r>
-        <w:rPr>
-          <w:rFonts w:hint="cs"/>
-          <w:b/>
-          <w:bCs/>
-          <w:sz w:val="20"/>
-          <w:szCs w:val="20"/>
-          <w:rtl/>
-        </w:rPr>
-        <w:t>.</w:t>
+        <w:t>על ראסטרים.</w:t>
       </w:r>
     </w:p>
     <w:p>
@@ -520,27 +441,7 @@
           <w:szCs w:val="20"/>
           <w:rtl/>
         </w:rPr>
-        <w:t xml:space="preserve">ניתנת לגישה על ידי </w:t>
-      </w:r>
-      <w:proofErr w:type="spellStart"/>
-      <w:r>
-        <w:rPr>
-          <w:rFonts w:hint="cs"/>
-          <w:sz w:val="20"/>
-          <w:szCs w:val="20"/>
-          <w:rtl/>
-        </w:rPr>
-        <w:t>פייתון</w:t>
-      </w:r>
-      <w:proofErr w:type="spellEnd"/>
-      <w:r>
-        <w:rPr>
-          <w:rFonts w:hint="cs"/>
-          <w:sz w:val="20"/>
-          <w:szCs w:val="20"/>
-          <w:rtl/>
-        </w:rPr>
-        <w:t xml:space="preserve"> או ג'אווה.</w:t>
+        <w:t>ניתנת לגישה על ידי פייתון או ג'אווה.</w:t>
       </w:r>
     </w:p>
     <w:p>
@@ -565,7 +466,6 @@
         </w:rPr>
         <w:t xml:space="preserve">עושה פעולות שדומות לפעולות שהכלים </w:t>
       </w:r>
-      <w:proofErr w:type="spellStart"/>
       <w:r>
         <w:rPr>
           <w:sz w:val="20"/>
@@ -573,7 +473,6 @@
         </w:rPr>
         <w:t>gdalinfo</w:t>
       </w:r>
-      <w:proofErr w:type="spellEnd"/>
       <w:r>
         <w:rPr>
           <w:rFonts w:hint="cs"/>
@@ -583,7 +482,6 @@
         </w:rPr>
         <w:t xml:space="preserve"> ו-</w:t>
       </w:r>
-      <w:proofErr w:type="spellStart"/>
       <w:r>
         <w:rPr>
           <w:sz w:val="20"/>
@@ -591,7 +489,6 @@
         </w:rPr>
         <w:t>gdal_translation</w:t>
       </w:r>
-      <w:proofErr w:type="spellEnd"/>
       <w:r>
         <w:rPr>
           <w:rFonts w:hint="cs"/>
@@ -700,23 +597,7 @@
           <w:sz w:val="20"/>
           <w:szCs w:val="20"/>
         </w:rPr>
-        <w:t xml:space="preserve">Shapefiles, </w:t>
-      </w:r>
-      <w:proofErr w:type="spellStart"/>
-      <w:r>
-        <w:rPr>
-          <w:sz w:val="20"/>
-          <w:szCs w:val="20"/>
-        </w:rPr>
-        <w:t>GeoJSON</w:t>
-      </w:r>
-      <w:proofErr w:type="spellEnd"/>
-      <w:r>
-        <w:rPr>
-          <w:sz w:val="20"/>
-          <w:szCs w:val="20"/>
-        </w:rPr>
-        <w:t>, DWG</w:t>
+        <w:t>Shapefiles, GeoJSON, DWG</w:t>
       </w:r>
       <w:r>
         <w:rPr>
@@ -778,7 +659,6 @@
         </w:rPr>
         <w:t xml:space="preserve"> שדומות לפעולות שהכלים </w:t>
       </w:r>
-      <w:proofErr w:type="spellStart"/>
       <w:r>
         <w:rPr>
           <w:sz w:val="20"/>
@@ -786,7 +666,6 @@
         </w:rPr>
         <w:t>orginfo</w:t>
       </w:r>
-      <w:proofErr w:type="spellEnd"/>
       <w:r>
         <w:rPr>
           <w:rFonts w:hint="cs"/>
@@ -859,7 +738,6 @@
           <w:szCs w:val="20"/>
         </w:rPr>
       </w:pPr>
-      <w:proofErr w:type="spellStart"/>
       <w:r>
         <w:rPr>
           <w:rFonts w:asciiTheme="majorHAnsi" w:hAnsiTheme="majorHAnsi"/>
@@ -880,7 +758,6 @@
         </w:rPr>
         <w:t>dalinfo</w:t>
       </w:r>
-      <w:proofErr w:type="spellEnd"/>
       <w:r>
         <w:rPr>
           <w:rFonts w:hint="cs"/>
@@ -914,68 +791,17 @@
           <w:szCs w:val="20"/>
           <w:rtl/>
         </w:rPr>
-        <w:t xml:space="preserve">התעסקות עם </w:t>
-      </w:r>
-      <w:proofErr w:type="spellStart"/>
-      <w:r>
-        <w:rPr>
-          <w:rFonts w:hint="cs"/>
-          <w:sz w:val="20"/>
-          <w:szCs w:val="20"/>
-          <w:rtl/>
-        </w:rPr>
-        <w:t>ראסטרים</w:t>
-      </w:r>
-      <w:proofErr w:type="spellEnd"/>
-      <w:r>
-        <w:rPr>
-          <w:rFonts w:hint="cs"/>
-          <w:sz w:val="20"/>
-          <w:szCs w:val="20"/>
-          <w:rtl/>
-        </w:rPr>
-        <w:t>.</w:t>
-      </w:r>
-      <w:r>
-        <w:rPr>
-          <w:rFonts w:hint="cs"/>
-          <w:sz w:val="20"/>
-          <w:szCs w:val="20"/>
-          <w:rtl/>
-        </w:rPr>
-        <w:t xml:space="preserve"> (קבלת מטא-</w:t>
-      </w:r>
-      <w:proofErr w:type="spellStart"/>
-      <w:r>
-        <w:rPr>
-          <w:rFonts w:hint="cs"/>
-          <w:sz w:val="20"/>
-          <w:szCs w:val="20"/>
-          <w:rtl/>
-        </w:rPr>
-        <w:t>דאטא</w:t>
-      </w:r>
-      <w:proofErr w:type="spellEnd"/>
-      <w:r>
-        <w:rPr>
-          <w:rFonts w:hint="cs"/>
-          <w:sz w:val="20"/>
-          <w:szCs w:val="20"/>
-          <w:rtl/>
-        </w:rPr>
-        <w:t xml:space="preserve"> על </w:t>
-      </w:r>
-      <w:proofErr w:type="spellStart"/>
-      <w:r>
-        <w:rPr>
-          <w:rFonts w:hint="cs"/>
-          <w:sz w:val="20"/>
-          <w:szCs w:val="20"/>
-          <w:rtl/>
-        </w:rPr>
-        <w:t>ראסטרים</w:t>
-      </w:r>
-      <w:proofErr w:type="spellEnd"/>
+        <w:t>התעסקות עם ראסטרים.</w:t>
+      </w:r>
+      <w:r>
+        <w:rPr>
+          <w:rFonts w:hint="cs"/>
+          <w:sz w:val="20"/>
+          <w:szCs w:val="20"/>
+          <w:rtl/>
+        </w:rPr>
+        <w:t xml:space="preserve"> (קבלת מטא-דאטא על ראסטרים</w:t>
+      </w:r>
       <w:r>
         <w:rPr>
           <w:rFonts w:hint="cs"/>
@@ -992,39 +818,8 @@
           <w:szCs w:val="20"/>
           <w:rtl/>
         </w:rPr>
-        <w:t xml:space="preserve">כמו הגודל </w:t>
-      </w:r>
-      <w:proofErr w:type="spellStart"/>
-      <w:r>
-        <w:rPr>
-          <w:rFonts w:hint="cs"/>
-          <w:sz w:val="20"/>
-          <w:szCs w:val="20"/>
-          <w:rtl/>
-        </w:rPr>
-        <w:t>הקורדינאטות</w:t>
-      </w:r>
-      <w:proofErr w:type="spellEnd"/>
-      <w:r>
-        <w:rPr>
-          <w:rFonts w:hint="cs"/>
-          <w:sz w:val="20"/>
-          <w:szCs w:val="20"/>
-          <w:rtl/>
-        </w:rPr>
-        <w:t xml:space="preserve"> </w:t>
-      </w:r>
-      <w:proofErr w:type="spellStart"/>
-      <w:r>
-        <w:rPr>
-          <w:rFonts w:hint="cs"/>
-          <w:sz w:val="20"/>
-          <w:szCs w:val="20"/>
-          <w:rtl/>
-        </w:rPr>
-        <w:t>וכו</w:t>
-      </w:r>
-      <w:proofErr w:type="spellEnd"/>
+        <w:t>כמו הגודל הקורדינאטות וכו</w:t>
+      </w:r>
       <w:r>
         <w:rPr>
           <w:rFonts w:hint="cs"/>
@@ -1048,7 +843,6 @@
           <w:szCs w:val="20"/>
         </w:rPr>
       </w:pPr>
-      <w:proofErr w:type="spellStart"/>
       <w:r>
         <w:rPr>
           <w:rFonts w:asciiTheme="majorHAnsi" w:hAnsiTheme="majorHAnsi"/>
@@ -1059,7 +853,6 @@
         </w:rPr>
         <w:t>Gdal_translate</w:t>
       </w:r>
-      <w:proofErr w:type="spellEnd"/>
       <w:r>
         <w:rPr>
           <w:rFonts w:asciiTheme="majorHAnsi" w:hAnsiTheme="majorHAnsi" w:hint="cs"/>
@@ -1086,27 +879,7 @@
           <w:szCs w:val="20"/>
           <w:rtl/>
         </w:rPr>
-        <w:t xml:space="preserve"> המרה של </w:t>
-      </w:r>
-      <w:proofErr w:type="spellStart"/>
-      <w:r>
-        <w:rPr>
-          <w:rFonts w:hint="cs"/>
-          <w:sz w:val="20"/>
-          <w:szCs w:val="20"/>
-          <w:rtl/>
-        </w:rPr>
-        <w:t>ראסטרים</w:t>
-      </w:r>
-      <w:proofErr w:type="spellEnd"/>
-      <w:r>
-        <w:rPr>
-          <w:rFonts w:hint="cs"/>
-          <w:sz w:val="20"/>
-          <w:szCs w:val="20"/>
-          <w:rtl/>
-        </w:rPr>
-        <w:t>.</w:t>
+        <w:t xml:space="preserve"> המרה של ראסטרים.</w:t>
       </w:r>
     </w:p>
     <w:p>
@@ -1122,7 +895,6 @@
           <w:szCs w:val="20"/>
         </w:rPr>
       </w:pPr>
-      <w:proofErr w:type="spellStart"/>
       <w:r>
         <w:rPr>
           <w:rFonts w:asciiTheme="majorHAnsi" w:hAnsiTheme="majorHAnsi"/>
@@ -1133,7 +905,6 @@
         </w:rPr>
         <w:t>Orginfo</w:t>
       </w:r>
-      <w:proofErr w:type="spellEnd"/>
       <w:r>
         <w:rPr>
           <w:rFonts w:asciiTheme="majorHAnsi" w:hAnsiTheme="majorHAnsi" w:hint="cs"/>
@@ -1177,47 +948,16 @@
           <w:szCs w:val="20"/>
           <w:rtl/>
         </w:rPr>
-        <w:t>קבלת מטא-</w:t>
-      </w:r>
-      <w:proofErr w:type="spellStart"/>
-      <w:r>
-        <w:rPr>
-          <w:rFonts w:hint="cs"/>
-          <w:sz w:val="20"/>
-          <w:szCs w:val="20"/>
-          <w:rtl/>
-        </w:rPr>
-        <w:t>דאטא</w:t>
-      </w:r>
-      <w:proofErr w:type="spellEnd"/>
-      <w:r>
-        <w:rPr>
-          <w:rFonts w:hint="cs"/>
-          <w:sz w:val="20"/>
-          <w:szCs w:val="20"/>
-          <w:rtl/>
-        </w:rPr>
-        <w:t xml:space="preserve"> של </w:t>
-      </w:r>
-      <w:proofErr w:type="spellStart"/>
-      <w:r>
-        <w:rPr>
-          <w:rFonts w:hint="cs"/>
-          <w:sz w:val="20"/>
-          <w:szCs w:val="20"/>
-          <w:rtl/>
-        </w:rPr>
-        <w:t>ספשיאן</w:t>
-      </w:r>
-      <w:proofErr w:type="spellEnd"/>
-      <w:r>
-        <w:rPr>
-          <w:rFonts w:hint="cs"/>
-          <w:sz w:val="20"/>
-          <w:szCs w:val="20"/>
-          <w:rtl/>
-        </w:rPr>
-        <w:t xml:space="preserve"> פורמט כמו מספר שכבות ב</w:t>
+        <w:t xml:space="preserve">קבלת מטא-דאטא של </w:t>
+      </w:r>
+      <w:r>
+        <w:rPr>
+          <w:rFonts w:hint="cs"/>
+          <w:sz w:val="20"/>
+          <w:szCs w:val="20"/>
+          <w:rtl/>
+        </w:rPr>
+        <w:t>ספשיאן פורמט כמו מספר שכבות ב</w:t>
       </w:r>
       <w:r>
         <w:rPr>
@@ -1316,21 +1056,8 @@
           <w:szCs w:val="20"/>
           <w:rtl/>
         </w:rPr>
-        <w:t xml:space="preserve"> </w:t>
-      </w:r>
-      <w:proofErr w:type="spellStart"/>
-      <w:r>
-        <w:rPr>
-          <w:rFonts w:asciiTheme="majorHAnsi" w:hAnsiTheme="majorHAnsi" w:hint="cs"/>
-          <w:b/>
-          <w:bCs/>
-          <w:sz w:val="20"/>
-          <w:szCs w:val="20"/>
-          <w:rtl/>
-        </w:rPr>
-        <w:t>לגאוג'ייסון</w:t>
-      </w:r>
-      <w:proofErr w:type="spellEnd"/>
+        <w:t xml:space="preserve"> לגאוג'ייסון</w:t>
+      </w:r>
       <w:r>
         <w:rPr>
           <w:rFonts w:asciiTheme="majorHAnsi" w:hAnsiTheme="majorHAnsi" w:hint="cs"/>
@@ -1385,20 +1112,8 @@
           <w:szCs w:val="20"/>
           <w:rtl/>
         </w:rPr>
-        <w:t xml:space="preserve">המרת </w:t>
-      </w:r>
-      <w:proofErr w:type="spellStart"/>
-      <w:r>
-        <w:rPr>
-          <w:rStyle w:val="aa"/>
-          <w:rFonts w:hint="cs"/>
-          <w:sz w:val="20"/>
-          <w:szCs w:val="20"/>
-          <w:rtl/>
-        </w:rPr>
-        <w:t>קורדינאטות</w:t>
-      </w:r>
-      <w:proofErr w:type="spellEnd"/>
+        <w:t>המרת קורדינאטות</w:t>
+      </w:r>
       <w:r>
         <w:rPr>
           <w:rStyle w:val="aa"/>
@@ -1454,34 +1169,14 @@
         </w:rPr>
         <w:t xml:space="preserve">מפורמטים שונים כמו </w:t>
       </w:r>
-      <w:proofErr w:type="spellStart"/>
       <w:r>
         <w:rPr>
           <w:rStyle w:val="aa"/>
           <w:sz w:val="20"/>
           <w:szCs w:val="20"/>
         </w:rPr>
-        <w:t>GTiff</w:t>
-      </w:r>
-      <w:proofErr w:type="spellEnd"/>
-      <w:r>
-        <w:rPr>
-          <w:rStyle w:val="aa"/>
-          <w:sz w:val="20"/>
-          <w:szCs w:val="20"/>
-        </w:rPr>
-        <w:t xml:space="preserve">, DWG, </w:t>
-      </w:r>
-      <w:proofErr w:type="spellStart"/>
-      <w:r>
-        <w:rPr>
-          <w:rStyle w:val="aa"/>
-          <w:sz w:val="20"/>
-          <w:szCs w:val="20"/>
-        </w:rPr>
-        <w:t>GeoJson</w:t>
-      </w:r>
-      <w:proofErr w:type="spellEnd"/>
+        <w:t>GTiff, DWG, GeoJson</w:t>
+      </w:r>
       <w:r>
         <w:rPr>
           <w:rStyle w:val="aa"/>
@@ -1608,7 +1303,6 @@
           <w:rFonts w:hint="cs"/>
           <w:rtl/>
         </w:rPr>
-        <w:lastRenderedPageBreak/>
         <w:t>התקנה</w:t>
       </w:r>
     </w:p>
@@ -1668,23 +1362,7 @@
         <w:t xml:space="preserve"> </w:t>
       </w:r>
       <w:r>
-        <w:t xml:space="preserve">Building wheel for </w:t>
-      </w:r>
-      <w:proofErr w:type="spellStart"/>
-      <w:r>
-        <w:t>gdal</w:t>
-      </w:r>
-      <w:proofErr w:type="spellEnd"/>
-      <w:r>
-        <w:t xml:space="preserve"> (</w:t>
-      </w:r>
-      <w:proofErr w:type="spellStart"/>
-      <w:r>
-        <w:t>pyproject.toml</w:t>
-      </w:r>
-      <w:proofErr w:type="spellEnd"/>
-      <w:r>
-        <w:t>) did not run successfully</w:t>
+        <w:t>Building wheel for gdal (pyproject.toml) did not run successfully</w:t>
       </w:r>
       <w:r>
         <w:rPr>
@@ -1728,9 +1406,17 @@
           <w:szCs w:val="20"/>
           <w:rtl/>
         </w:rPr>
-        <w:t xml:space="preserve"> עם </w:t>
-      </w:r>
-      <w:proofErr w:type="spellStart"/>
+        <w:t xml:space="preserve"> עם הסביבת עבודה הבאה:</w:t>
+      </w:r>
+      <w:r>
+        <w:rPr>
+          <w:rFonts w:cstheme="minorHAnsi"/>
+          <w:sz w:val="20"/>
+          <w:szCs w:val="20"/>
+          <w:rtl/>
+        </w:rPr>
+        <w:br/>
+      </w:r>
       <w:r>
         <w:rPr>
           <w:rFonts w:cstheme="minorHAnsi" w:hint="cs"/>
@@ -1738,9 +1424,20 @@
           <w:szCs w:val="20"/>
           <w:rtl/>
         </w:rPr>
-        <w:t>הסביבת</w:t>
-      </w:r>
-      <w:proofErr w:type="spellEnd"/>
+        <w:t>1. מחשב ווינדוס 11.</w:t>
+      </w:r>
+    </w:p>
+    <w:p>
+      <w:pPr>
+        <w:pStyle w:val="a9"/>
+        <w:bidi/>
+        <w:rPr>
+          <w:rFonts w:cstheme="minorHAnsi"/>
+          <w:sz w:val="20"/>
+          <w:szCs w:val="20"/>
+          <w:rtl/>
+        </w:rPr>
+      </w:pPr>
       <w:r>
         <w:rPr>
           <w:rFonts w:cstheme="minorHAnsi" w:hint="cs"/>
@@ -1748,17 +1445,20 @@
           <w:szCs w:val="20"/>
           <w:rtl/>
         </w:rPr>
-        <w:t xml:space="preserve"> עבודה הבאה:</w:t>
-      </w:r>
-      <w:r>
+        <w:t>2. וירטואל אנווירומנט עם אינטרפטר פייתון 3.13.5</w:t>
+      </w:r>
+    </w:p>
+    <w:p>
+      <w:pPr>
+        <w:pStyle w:val="a9"/>
+        <w:bidi/>
         <w:rPr>
           <w:rFonts w:cstheme="minorHAnsi"/>
           <w:sz w:val="20"/>
           <w:szCs w:val="20"/>
           <w:rtl/>
         </w:rPr>
-        <w:br/>
-      </w:r>
+      </w:pPr>
       <w:r>
         <w:rPr>
           <w:rFonts w:cstheme="minorHAnsi" w:hint="cs"/>
@@ -1766,149 +1466,7 @@
           <w:szCs w:val="20"/>
           <w:rtl/>
         </w:rPr>
-        <w:t>1. מחשב ווינדוס 11.</w:t>
-      </w:r>
-    </w:p>
-    <w:p>
-      <w:pPr>
-        <w:pStyle w:val="a9"/>
-        <w:bidi/>
-        <w:rPr>
-          <w:rFonts w:cstheme="minorHAnsi"/>
-          <w:sz w:val="20"/>
-          <w:szCs w:val="20"/>
-          <w:rtl/>
-        </w:rPr>
-      </w:pPr>
-      <w:r>
-        <w:rPr>
-          <w:rFonts w:cstheme="minorHAnsi" w:hint="cs"/>
-          <w:sz w:val="20"/>
-          <w:szCs w:val="20"/>
-          <w:rtl/>
-        </w:rPr>
-        <w:t xml:space="preserve">2. וירטואל </w:t>
-      </w:r>
-      <w:proofErr w:type="spellStart"/>
-      <w:r>
-        <w:rPr>
-          <w:rFonts w:cstheme="minorHAnsi" w:hint="cs"/>
-          <w:sz w:val="20"/>
-          <w:szCs w:val="20"/>
-          <w:rtl/>
-        </w:rPr>
-        <w:t>אנווירומנט</w:t>
-      </w:r>
-      <w:proofErr w:type="spellEnd"/>
-      <w:r>
-        <w:rPr>
-          <w:rFonts w:cstheme="minorHAnsi" w:hint="cs"/>
-          <w:sz w:val="20"/>
-          <w:szCs w:val="20"/>
-          <w:rtl/>
-        </w:rPr>
-        <w:t xml:space="preserve"> עם </w:t>
-      </w:r>
-      <w:proofErr w:type="spellStart"/>
-      <w:r>
-        <w:rPr>
-          <w:rFonts w:cstheme="minorHAnsi" w:hint="cs"/>
-          <w:sz w:val="20"/>
-          <w:szCs w:val="20"/>
-          <w:rtl/>
-        </w:rPr>
-        <w:t>אינטרפטר</w:t>
-      </w:r>
-      <w:proofErr w:type="spellEnd"/>
-      <w:r>
-        <w:rPr>
-          <w:rFonts w:cstheme="minorHAnsi" w:hint="cs"/>
-          <w:sz w:val="20"/>
-          <w:szCs w:val="20"/>
-          <w:rtl/>
-        </w:rPr>
-        <w:t xml:space="preserve"> </w:t>
-      </w:r>
-      <w:proofErr w:type="spellStart"/>
-      <w:r>
-        <w:rPr>
-          <w:rFonts w:cstheme="minorHAnsi" w:hint="cs"/>
-          <w:sz w:val="20"/>
-          <w:szCs w:val="20"/>
-          <w:rtl/>
-        </w:rPr>
-        <w:t>פייתון</w:t>
-      </w:r>
-      <w:proofErr w:type="spellEnd"/>
-      <w:r>
-        <w:rPr>
-          <w:rFonts w:cstheme="minorHAnsi" w:hint="cs"/>
-          <w:sz w:val="20"/>
-          <w:szCs w:val="20"/>
-          <w:rtl/>
-        </w:rPr>
-        <w:t xml:space="preserve"> 3.13.5</w:t>
-      </w:r>
-    </w:p>
-    <w:p>
-      <w:pPr>
-        <w:pStyle w:val="a9"/>
-        <w:bidi/>
-        <w:rPr>
-          <w:rFonts w:cstheme="minorHAnsi"/>
-          <w:sz w:val="20"/>
-          <w:szCs w:val="20"/>
-          <w:rtl/>
-        </w:rPr>
-      </w:pPr>
-      <w:r>
-        <w:rPr>
-          <w:rFonts w:cstheme="minorHAnsi" w:hint="cs"/>
-          <w:sz w:val="20"/>
-          <w:szCs w:val="20"/>
-          <w:rtl/>
-        </w:rPr>
-        <w:t xml:space="preserve">3. </w:t>
-      </w:r>
-      <w:proofErr w:type="spellStart"/>
-      <w:r>
-        <w:rPr>
-          <w:rFonts w:cstheme="minorHAnsi" w:hint="cs"/>
-          <w:sz w:val="20"/>
-          <w:szCs w:val="20"/>
-          <w:rtl/>
-        </w:rPr>
-        <w:t>פאקג</w:t>
-      </w:r>
-      <w:proofErr w:type="spellEnd"/>
-      <w:r>
-        <w:rPr>
-          <w:rFonts w:cstheme="minorHAnsi" w:hint="cs"/>
-          <w:sz w:val="20"/>
-          <w:szCs w:val="20"/>
-          <w:rtl/>
-        </w:rPr>
-        <w:t xml:space="preserve">' מנג'ר </w:t>
-      </w:r>
-      <w:proofErr w:type="spellStart"/>
-      <w:r>
-        <w:rPr>
-          <w:rFonts w:cstheme="minorHAnsi" w:hint="cs"/>
-          <w:sz w:val="20"/>
-          <w:szCs w:val="20"/>
-          <w:rtl/>
-        </w:rPr>
-        <w:t>פיפ</w:t>
-      </w:r>
-      <w:proofErr w:type="spellEnd"/>
-      <w:r>
-        <w:rPr>
-          <w:rFonts w:cstheme="minorHAnsi" w:hint="cs"/>
-          <w:sz w:val="20"/>
-          <w:szCs w:val="20"/>
-          <w:rtl/>
-        </w:rPr>
-        <w:t xml:space="preserve"> 25.1.1</w:t>
+        <w:t>3. פאקג' מנג'ר פיפ 25.1.1</w:t>
       </w:r>
     </w:p>
     <w:p>
@@ -1943,55 +1501,7 @@
           <w:szCs w:val="20"/>
           <w:u w:val="single"/>
         </w:rPr>
-        <w:t xml:space="preserve">Building wheel for </w:t>
-      </w:r>
-      <w:proofErr w:type="spellStart"/>
-      <w:r>
-        <w:rPr>
-          <w:rFonts w:asciiTheme="majorBidi" w:hAnsiTheme="majorBidi" w:cstheme="majorBidi"/>
-          <w:i/>
-          <w:iCs/>
-          <w:sz w:val="20"/>
-          <w:szCs w:val="20"/>
-          <w:u w:val="single"/>
-        </w:rPr>
-        <w:t>gdal</w:t>
-      </w:r>
-      <w:proofErr w:type="spellEnd"/>
-      <w:r>
-        <w:rPr>
-          <w:rFonts w:asciiTheme="majorBidi" w:hAnsiTheme="majorBidi" w:cstheme="majorBidi"/>
-          <w:i/>
-          <w:iCs/>
-          <w:sz w:val="20"/>
-          <w:szCs w:val="20"/>
-          <w:u w:val="single"/>
-        </w:rPr>
-        <w:t xml:space="preserve"> (</w:t>
-      </w:r>
-      <w:proofErr w:type="spellStart"/>
-      <w:r>
-        <w:rPr>
-          <w:rFonts w:asciiTheme="majorBidi" w:hAnsiTheme="majorBidi" w:cstheme="majorBidi"/>
-          <w:i/>
-          <w:iCs/>
-          <w:sz w:val="20"/>
-          <w:szCs w:val="20"/>
-          <w:u w:val="single"/>
-        </w:rPr>
-        <w:t>pyproject.toml</w:t>
-      </w:r>
-      <w:proofErr w:type="spellEnd"/>
-      <w:r>
-        <w:rPr>
-          <w:rFonts w:asciiTheme="majorBidi" w:hAnsiTheme="majorBidi" w:cstheme="majorBidi"/>
-          <w:i/>
-          <w:iCs/>
-          <w:sz w:val="20"/>
-          <w:szCs w:val="20"/>
-          <w:u w:val="single"/>
-        </w:rPr>
-        <w:t>) did not run successfully</w:t>
+        <w:t>Building wheel for gdal (pyproject.toml) did not run successfully</w:t>
       </w:r>
     </w:p>
     <w:p>
@@ -2065,23 +1575,7 @@
           <w:rFonts w:hint="cs"/>
           <w:rtl/>
         </w:rPr>
-        <w:t xml:space="preserve">השתמש </w:t>
-      </w:r>
-      <w:proofErr w:type="spellStart"/>
-      <w:r>
-        <w:rPr>
-          <w:rFonts w:hint="cs"/>
-          <w:rtl/>
-        </w:rPr>
-        <w:t>בפייתון</w:t>
-      </w:r>
-      <w:proofErr w:type="spellEnd"/>
-      <w:r>
-        <w:rPr>
-          <w:rFonts w:hint="cs"/>
-          <w:rtl/>
-        </w:rPr>
-        <w:t xml:space="preserve"> 11 ולהתקין ידנית:</w:t>
+        <w:t>השתמש בפייתון 11 ולהתקין ידנית:</w:t>
       </w:r>
     </w:p>
     <w:p>
@@ -2202,7 +1696,6 @@
         </w:rPr>
         <w:t xml:space="preserve"> </w:t>
       </w:r>
-      <w:proofErr w:type="spellStart"/>
       <w:r>
         <w:rPr>
           <w:rFonts w:hint="cs"/>
@@ -2210,7 +1703,6 @@
         </w:rPr>
         <w:t>קונדה</w:t>
       </w:r>
-      <w:proofErr w:type="spellEnd"/>
       <w:r>
         <w:rPr>
           <w:rFonts w:cstheme="minorHAnsi" w:hint="cs"/>
@@ -2266,19 +1758,8 @@
           <w:szCs w:val="20"/>
           <w:rtl/>
         </w:rPr>
-        <w:t xml:space="preserve">יצירת סביבת עבודה וירטואלית של </w:t>
-      </w:r>
-      <w:proofErr w:type="spellStart"/>
-      <w:r>
-        <w:rPr>
-          <w:rFonts w:cstheme="minorHAnsi" w:hint="cs"/>
-          <w:sz w:val="20"/>
-          <w:szCs w:val="20"/>
-          <w:rtl/>
-        </w:rPr>
-        <w:t>קונדה</w:t>
-      </w:r>
-      <w:proofErr w:type="spellEnd"/>
+        <w:t>יצירת סביבת עבודה וירטואלית של קונדה</w:t>
+      </w:r>
     </w:p>
     <w:p>
       <w:pPr>
@@ -2318,7 +1799,6 @@
           <w:szCs w:val="20"/>
         </w:rPr>
       </w:pPr>
-      <w:proofErr w:type="spellStart"/>
       <w:r>
         <w:rPr>
           <w:rFonts w:cstheme="minorHAnsi" w:hint="cs"/>
@@ -2326,9 +1806,16 @@
           <w:szCs w:val="20"/>
           <w:rtl/>
         </w:rPr>
-        <w:t>התקנדת</w:t>
-      </w:r>
-      <w:proofErr w:type="spellEnd"/>
+        <w:t xml:space="preserve">התקנדת </w:t>
+      </w:r>
+      <w:r>
+        <w:rPr>
+          <w:rFonts w:cstheme="minorHAnsi"/>
+          <w:sz w:val="20"/>
+          <w:szCs w:val="20"/>
+        </w:rPr>
+        <w:t>GDAL</w:t>
+      </w:r>
       <w:r>
         <w:rPr>
           <w:rFonts w:cstheme="minorHAnsi" w:hint="cs"/>
@@ -2336,7 +1823,7 @@
           <w:szCs w:val="20"/>
           <w:rtl/>
         </w:rPr>
-        <w:t xml:space="preserve"> </w:t>
+        <w:t xml:space="preserve"> עי </w:t>
       </w:r>
       <w:r>
         <w:rPr>
@@ -2344,45 +1831,8 @@
           <w:sz w:val="20"/>
           <w:szCs w:val="20"/>
         </w:rPr>
-        <w:t>GDAL</w:t>
-      </w:r>
-      <w:r>
-        <w:rPr>
-          <w:rFonts w:cstheme="minorHAnsi" w:hint="cs"/>
-          <w:sz w:val="20"/>
-          <w:szCs w:val="20"/>
-          <w:rtl/>
-        </w:rPr>
-        <w:t xml:space="preserve"> עי </w:t>
-      </w:r>
-      <w:proofErr w:type="spellStart"/>
-      <w:r>
-        <w:rPr>
-          <w:rFonts w:cstheme="minorHAnsi"/>
-          <w:sz w:val="20"/>
-          <w:szCs w:val="20"/>
-        </w:rPr>
-        <w:t>conda</w:t>
-      </w:r>
-      <w:proofErr w:type="spellEnd"/>
-      <w:r>
-        <w:rPr>
-          <w:rFonts w:cstheme="minorHAnsi"/>
-          <w:sz w:val="20"/>
-          <w:szCs w:val="20"/>
-        </w:rPr>
-        <w:t xml:space="preserve"> install </w:t>
-      </w:r>
-      <w:proofErr w:type="spellStart"/>
-      <w:r>
-        <w:rPr>
-          <w:rFonts w:cstheme="minorHAnsi"/>
-          <w:sz w:val="20"/>
-          <w:szCs w:val="20"/>
-        </w:rPr>
-        <w:t>gdal</w:t>
-      </w:r>
-      <w:proofErr w:type="spellEnd"/>
+        <w:t>conda install gdal</w:t>
+      </w:r>
     </w:p>
     <w:p>
       <w:pPr>
@@ -2461,27 +1911,7 @@
           <w:szCs w:val="20"/>
           <w:rtl/>
         </w:rPr>
-        <w:t xml:space="preserve"> </w:t>
-      </w:r>
-      <w:proofErr w:type="spellStart"/>
-      <w:r>
-        <w:rPr>
-          <w:rFonts w:cs="Arial" w:hint="cs"/>
-          <w:sz w:val="20"/>
-          <w:szCs w:val="20"/>
-          <w:rtl/>
-        </w:rPr>
-        <w:t>גרסאת</w:t>
-      </w:r>
-      <w:proofErr w:type="spellEnd"/>
-      <w:r>
-        <w:rPr>
-          <w:rFonts w:cs="Arial" w:hint="cs"/>
-          <w:sz w:val="20"/>
-          <w:szCs w:val="20"/>
-          <w:rtl/>
-        </w:rPr>
-        <w:t xml:space="preserve"> אובונטו 24.</w:t>
+        <w:t xml:space="preserve"> גרסאת אובונטו 24.</w:t>
       </w:r>
     </w:p>
     <w:p>
@@ -2505,39 +1935,8 @@
           <w:szCs w:val="20"/>
           <w:rtl/>
         </w:rPr>
-        <w:t xml:space="preserve">התקנת </w:t>
-      </w:r>
-      <w:proofErr w:type="spellStart"/>
-      <w:r>
-        <w:rPr>
-          <w:rFonts w:cs="Arial" w:hint="cs"/>
-          <w:sz w:val="20"/>
-          <w:szCs w:val="20"/>
-          <w:rtl/>
-        </w:rPr>
-        <w:t>פייתון</w:t>
-      </w:r>
-      <w:proofErr w:type="spellEnd"/>
-      <w:r>
-        <w:rPr>
-          <w:rFonts w:cs="Arial" w:hint="cs"/>
-          <w:sz w:val="20"/>
-          <w:szCs w:val="20"/>
-          <w:rtl/>
-        </w:rPr>
-        <w:t xml:space="preserve"> </w:t>
-      </w:r>
-      <w:proofErr w:type="spellStart"/>
-      <w:r>
-        <w:rPr>
-          <w:rFonts w:cs="Arial" w:hint="cs"/>
-          <w:sz w:val="20"/>
-          <w:szCs w:val="20"/>
-          <w:rtl/>
-        </w:rPr>
-        <w:t>ופיפ</w:t>
-      </w:r>
-      <w:proofErr w:type="spellEnd"/>
+        <w:t>התקנת פייתון ופיפ</w:t>
+      </w:r>
     </w:p>
     <w:p>
       <w:pPr>
@@ -2581,27 +1980,7 @@
           <w:szCs w:val="20"/>
           <w:rtl/>
         </w:rPr>
-        <w:t xml:space="preserve">מתוך הסביבה הווירטואלית. </w:t>
-      </w:r>
-      <w:proofErr w:type="spellStart"/>
-      <w:r>
-        <w:rPr>
-          <w:rFonts w:cs="Arial" w:hint="cs"/>
-          <w:sz w:val="20"/>
-          <w:szCs w:val="20"/>
-          <w:rtl/>
-        </w:rPr>
-        <w:t>עפ</w:t>
-      </w:r>
-      <w:proofErr w:type="spellEnd"/>
-      <w:r>
-        <w:rPr>
-          <w:rFonts w:cs="Arial" w:hint="cs"/>
-          <w:sz w:val="20"/>
-          <w:szCs w:val="20"/>
-          <w:rtl/>
-        </w:rPr>
-        <w:t xml:space="preserve"> התשובה הבאה: </w:t>
+        <w:t xml:space="preserve">מתוך הסביבה הווירטואלית. עפ התשובה הבאה: </w:t>
       </w:r>
       <w:r>
         <w:rPr>
@@ -2649,7 +2028,6 @@
           <w14:ligatures w14:val="none"/>
         </w:rPr>
       </w:pPr>
-      <w:proofErr w:type="spellStart"/>
       <w:r>
         <w:rPr>
           <w:rFonts w:ascii="inherit" w:eastAsia="Times New Roman" w:hAnsi="inherit" w:cs="Courier New"/>
@@ -2660,46 +2038,7 @@
           <w:bdr w:val="none" w:sz="0" w:space="0" w:color="auto" w:frame="1"/>
           <w14:ligatures w14:val="none"/>
         </w:rPr>
-        <w:t>sudo</w:t>
-      </w:r>
-      <w:proofErr w:type="spellEnd"/>
-      <w:r>
-        <w:rPr>
-          <w:rFonts w:ascii="inherit" w:eastAsia="Times New Roman" w:hAnsi="inherit" w:cs="Courier New"/>
-          <w:color w:val="0C0D0E"/>
-          <w:kern w:val="0"/>
-          <w:sz w:val="20"/>
-          <w:szCs w:val="20"/>
-          <w:bdr w:val="none" w:sz="0" w:space="0" w:color="auto" w:frame="1"/>
-          <w14:ligatures w14:val="none"/>
-        </w:rPr>
-        <w:t xml:space="preserve"> apt install </w:t>
-      </w:r>
-      <w:proofErr w:type="spellStart"/>
-      <w:r>
-        <w:rPr>
-          <w:rFonts w:ascii="inherit" w:eastAsia="Times New Roman" w:hAnsi="inherit" w:cs="Courier New"/>
-          <w:color w:val="0C0D0E"/>
-          <w:kern w:val="0"/>
-          <w:sz w:val="20"/>
-          <w:szCs w:val="20"/>
-          <w:bdr w:val="none" w:sz="0" w:space="0" w:color="auto" w:frame="1"/>
-          <w14:ligatures w14:val="none"/>
-        </w:rPr>
-        <w:t>libpq</w:t>
-      </w:r>
-      <w:proofErr w:type="spellEnd"/>
-      <w:r>
-        <w:rPr>
-          <w:rFonts w:ascii="inherit" w:eastAsia="Times New Roman" w:hAnsi="inherit" w:cs="Courier New"/>
-          <w:color w:val="0C0D0E"/>
-          <w:kern w:val="0"/>
-          <w:sz w:val="20"/>
-          <w:szCs w:val="20"/>
-          <w:bdr w:val="none" w:sz="0" w:space="0" w:color="auto" w:frame="1"/>
-          <w14:ligatures w14:val="none"/>
-        </w:rPr>
-        <w:t xml:space="preserve">-dev </w:t>
+        <w:t xml:space="preserve">sudo apt install libpq-dev </w:t>
       </w:r>
     </w:p>
     <w:p>
@@ -2725,47 +2064,7 @@
           <w:color w:val="0C0D0E"/>
           <w:bdr w:val="none" w:sz="0" w:space="0" w:color="auto" w:frame="1"/>
         </w:rPr>
-        <w:t xml:space="preserve">    </w:t>
-      </w:r>
-      <w:proofErr w:type="spellStart"/>
-      <w:r>
-        <w:rPr>
-          <w:rStyle w:val="HTMLCode"/>
-          <w:rFonts w:ascii="inherit" w:eastAsiaTheme="majorEastAsia" w:hAnsi="inherit"/>
-          <w:color w:val="0C0D0E"/>
-          <w:bdr w:val="none" w:sz="0" w:space="0" w:color="auto" w:frame="1"/>
-        </w:rPr>
-        <w:t>sudo</w:t>
-      </w:r>
-      <w:proofErr w:type="spellEnd"/>
-      <w:r>
-        <w:rPr>
-          <w:rStyle w:val="HTMLCode"/>
-          <w:rFonts w:ascii="inherit" w:eastAsiaTheme="majorEastAsia" w:hAnsi="inherit"/>
-          <w:color w:val="0C0D0E"/>
-          <w:bdr w:val="none" w:sz="0" w:space="0" w:color="auto" w:frame="1"/>
-        </w:rPr>
-        <w:t xml:space="preserve"> apt install </w:t>
-      </w:r>
-      <w:proofErr w:type="spellStart"/>
-      <w:r>
-        <w:rPr>
-          <w:rStyle w:val="HTMLCode"/>
-          <w:rFonts w:ascii="inherit" w:eastAsiaTheme="majorEastAsia" w:hAnsi="inherit"/>
-          <w:color w:val="0C0D0E"/>
-          <w:bdr w:val="none" w:sz="0" w:space="0" w:color="auto" w:frame="1"/>
-        </w:rPr>
-        <w:t>gdal</w:t>
-      </w:r>
-      <w:proofErr w:type="spellEnd"/>
-      <w:r>
-        <w:rPr>
-          <w:rStyle w:val="HTMLCode"/>
-          <w:rFonts w:ascii="inherit" w:eastAsiaTheme="majorEastAsia" w:hAnsi="inherit"/>
-          <w:color w:val="0C0D0E"/>
-          <w:bdr w:val="none" w:sz="0" w:space="0" w:color="auto" w:frame="1"/>
-        </w:rPr>
-        <w:t>-</w:t>
+        <w:t xml:space="preserve">    sudo apt install gdal-</w:t>
       </w:r>
       <w:r>
         <w:rPr>
@@ -2791,7 +2090,6 @@
           <w:color w:val="0C0D0E"/>
         </w:rPr>
       </w:pPr>
-      <w:proofErr w:type="spellStart"/>
       <w:r>
         <w:rPr>
           <w:rStyle w:val="HTMLCode"/>
@@ -2799,37 +2097,7 @@
           <w:color w:val="0C0D0E"/>
           <w:bdr w:val="none" w:sz="0" w:space="0" w:color="auto" w:frame="1"/>
         </w:rPr>
-        <w:t>sudo</w:t>
-      </w:r>
-      <w:proofErr w:type="spellEnd"/>
-      <w:r>
-        <w:rPr>
-          <w:rStyle w:val="HTMLCode"/>
-          <w:rFonts w:ascii="inherit" w:eastAsiaTheme="majorEastAsia" w:hAnsi="inherit"/>
-          <w:color w:val="0C0D0E"/>
-          <w:bdr w:val="none" w:sz="0" w:space="0" w:color="auto" w:frame="1"/>
-        </w:rPr>
-        <w:t xml:space="preserve"> apt install </w:t>
-      </w:r>
-      <w:proofErr w:type="spellStart"/>
-      <w:r>
-        <w:rPr>
-          <w:rStyle w:val="HTMLCode"/>
-          <w:rFonts w:ascii="inherit" w:eastAsiaTheme="majorEastAsia" w:hAnsi="inherit"/>
-          <w:color w:val="0C0D0E"/>
-          <w:bdr w:val="none" w:sz="0" w:space="0" w:color="auto" w:frame="1"/>
-        </w:rPr>
-        <w:t>libgdal</w:t>
-      </w:r>
-      <w:proofErr w:type="spellEnd"/>
-      <w:r>
-        <w:rPr>
-          <w:rStyle w:val="HTMLCode"/>
-          <w:rFonts w:ascii="inherit" w:eastAsiaTheme="majorEastAsia" w:hAnsi="inherit"/>
-          <w:color w:val="0C0D0E"/>
-          <w:bdr w:val="none" w:sz="0" w:space="0" w:color="auto" w:frame="1"/>
-        </w:rPr>
-        <w:t xml:space="preserve">-dev </w:t>
+        <w:t xml:space="preserve">sudo apt install libgdal-dev </w:t>
       </w:r>
     </w:p>
     <w:p>
@@ -2855,59 +2123,13 @@
         </w:rPr>
         <w:t>לאחר מכן 3 הספריות העיקריות (</w:t>
       </w:r>
-      <w:proofErr w:type="spellStart"/>
       <w:r>
         <w:rPr>
           <w:rFonts w:cs="Arial"/>
           <w:sz w:val="20"/>
           <w:szCs w:val="20"/>
         </w:rPr>
-        <w:t>libpq</w:t>
-      </w:r>
-      <w:proofErr w:type="spellEnd"/>
-      <w:r>
-        <w:rPr>
-          <w:rFonts w:cs="Arial"/>
-          <w:sz w:val="20"/>
-          <w:szCs w:val="20"/>
-        </w:rPr>
-        <w:t xml:space="preserve">-dev, </w:t>
-      </w:r>
-      <w:proofErr w:type="spellStart"/>
-      <w:r>
-        <w:rPr>
-          <w:rFonts w:cs="Arial"/>
-          <w:sz w:val="20"/>
-          <w:szCs w:val="20"/>
-        </w:rPr>
-        <w:t>gdal</w:t>
-      </w:r>
-      <w:proofErr w:type="spellEnd"/>
-      <w:r>
-        <w:rPr>
-          <w:rFonts w:cs="Arial"/>
-          <w:sz w:val="20"/>
-          <w:szCs w:val="20"/>
-        </w:rPr>
-        <w:t xml:space="preserve">-bin, </w:t>
-      </w:r>
-      <w:proofErr w:type="spellStart"/>
-      <w:r>
-        <w:rPr>
-          <w:rFonts w:cs="Arial"/>
-          <w:sz w:val="20"/>
-          <w:szCs w:val="20"/>
-        </w:rPr>
-        <w:t>libgdal</w:t>
-      </w:r>
-      <w:proofErr w:type="spellEnd"/>
-      <w:r>
-        <w:rPr>
-          <w:rFonts w:cs="Arial"/>
-          <w:sz w:val="20"/>
-          <w:szCs w:val="20"/>
-        </w:rPr>
-        <w:t>-dev</w:t>
+        <w:t>libpq-dev, gdal-bin, libgdal-dev</w:t>
       </w:r>
       <w:r>
         <w:rPr>
@@ -2981,27 +2203,7 @@
           <w:color w:val="567A0D"/>
           <w:bdr w:val="none" w:sz="0" w:space="0" w:color="auto" w:frame="1"/>
         </w:rPr>
-        <w:t>"</w:t>
-      </w:r>
-      <w:proofErr w:type="spellStart"/>
-      <w:r>
-        <w:rPr>
-          <w:rStyle w:val="hljs-string"/>
-          <w:rFonts w:ascii="inherit" w:eastAsiaTheme="majorEastAsia" w:hAnsi="inherit"/>
-          <w:color w:val="567A0D"/>
-          <w:bdr w:val="none" w:sz="0" w:space="0" w:color="auto" w:frame="1"/>
-        </w:rPr>
-        <w:t>gdal</w:t>
-      </w:r>
-      <w:proofErr w:type="spellEnd"/>
-      <w:r>
-        <w:rPr>
-          <w:rStyle w:val="hljs-string"/>
-          <w:rFonts w:ascii="inherit" w:eastAsiaTheme="majorEastAsia" w:hAnsi="inherit"/>
-          <w:color w:val="567A0D"/>
-          <w:bdr w:val="none" w:sz="0" w:space="0" w:color="auto" w:frame="1"/>
-        </w:rPr>
-        <w:t>"</w:t>
+        <w:t>"gdal"</w:t>
       </w:r>
     </w:p>
     <w:p>
@@ -3068,27 +2270,7 @@
           <w:color w:val="0C0D0E"/>
           <w:bdr w:val="none" w:sz="0" w:space="0" w:color="auto" w:frame="1"/>
         </w:rPr>
-        <w:t xml:space="preserve">poetry add </w:t>
-      </w:r>
-      <w:proofErr w:type="spellStart"/>
-      <w:r>
-        <w:rPr>
-          <w:rStyle w:val="HTMLCode"/>
-          <w:rFonts w:ascii="inherit" w:eastAsiaTheme="majorEastAsia" w:hAnsi="inherit"/>
-          <w:color w:val="0C0D0E"/>
-          <w:bdr w:val="none" w:sz="0" w:space="0" w:color="auto" w:frame="1"/>
-        </w:rPr>
-        <w:t>gdal</w:t>
-      </w:r>
-      <w:proofErr w:type="spellEnd"/>
-      <w:r>
-        <w:rPr>
-          <w:rStyle w:val="HTMLCode"/>
-          <w:rFonts w:ascii="inherit" w:eastAsiaTheme="majorEastAsia" w:hAnsi="inherit"/>
-          <w:color w:val="0C0D0E"/>
-          <w:bdr w:val="none" w:sz="0" w:space="0" w:color="auto" w:frame="1"/>
-        </w:rPr>
-        <w:t>==</w:t>
+        <w:t>poetry add gdal==</w:t>
       </w:r>
       <w:r>
         <w:rPr>
@@ -3122,27 +2304,7 @@
           <w:color w:val="0C0D0E"/>
           <w:bdr w:val="none" w:sz="0" w:space="0" w:color="auto" w:frame="1"/>
         </w:rPr>
-        <w:t xml:space="preserve">pip install </w:t>
-      </w:r>
-      <w:proofErr w:type="spellStart"/>
-      <w:r>
-        <w:rPr>
-          <w:rStyle w:val="HTMLCode"/>
-          <w:rFonts w:ascii="inherit" w:eastAsiaTheme="majorEastAsia" w:hAnsi="inherit"/>
-          <w:color w:val="0C0D0E"/>
-          <w:bdr w:val="none" w:sz="0" w:space="0" w:color="auto" w:frame="1"/>
-        </w:rPr>
-        <w:t>gdal</w:t>
-      </w:r>
-      <w:proofErr w:type="spellEnd"/>
-      <w:r>
-        <w:rPr>
-          <w:rStyle w:val="HTMLCode"/>
-          <w:rFonts w:ascii="inherit" w:eastAsiaTheme="majorEastAsia" w:hAnsi="inherit"/>
-          <w:color w:val="0C0D0E"/>
-          <w:bdr w:val="none" w:sz="0" w:space="0" w:color="auto" w:frame="1"/>
-        </w:rPr>
-        <w:t>==</w:t>
+        <w:t>pip install gdal==</w:t>
       </w:r>
       <w:r>
         <w:rPr>
@@ -3172,9 +2334,18 @@
           <w:szCs w:val="20"/>
           <w:rtl/>
         </w:rPr>
-        <w:t xml:space="preserve">6. (אולי אפשר לוותר על ההגבלת </w:t>
-      </w:r>
-      <w:proofErr w:type="spellStart"/>
+        <w:t>6. (אולי אפשר לוותר על ההגבלת גרסא)</w:t>
+      </w:r>
+    </w:p>
+    <w:p>
+      <w:pPr>
+        <w:bidi/>
+        <w:ind w:left="360"/>
+        <w:rPr>
+          <w:rFonts w:cs="Arial"/>
+          <w:rtl/>
+        </w:rPr>
+      </w:pPr>
       <w:r>
         <w:rPr>
           <w:rFonts w:cs="Arial" w:hint="cs"/>
@@ -3182,67 +2353,30 @@
           <w:szCs w:val="20"/>
           <w:rtl/>
         </w:rPr>
-        <w:t>גרסא</w:t>
-      </w:r>
-      <w:proofErr w:type="spellEnd"/>
+        <w:t xml:space="preserve">7. </w:t>
+      </w:r>
+      <w:r>
+        <w:rPr>
+          <w:rFonts w:cs="Arial"/>
+        </w:rPr>
+        <w:t>export DOTNET_SYSTEM_GLOBALIZATION_INVARIANT=1</w:t>
+      </w:r>
       <w:r>
         <w:rPr>
           <w:rFonts w:cs="Arial" w:hint="cs"/>
-          <w:sz w:val="20"/>
-          <w:szCs w:val="20"/>
-          <w:rtl/>
-        </w:rPr>
-        <w:t>)</w:t>
-      </w:r>
-    </w:p>
-    <w:p>
-      <w:pPr>
-        <w:bidi/>
-        <w:ind w:left="360"/>
+          <w:rtl/>
+        </w:rPr>
+        <w:t xml:space="preserve"> (כדי שה</w:t>
+      </w:r>
+      <w:r>
         <w:rPr>
           <w:rFonts w:cs="Arial"/>
-          <w:rtl/>
-        </w:rPr>
-      </w:pPr>
+        </w:rPr>
+        <w:t xml:space="preserve"> aspose.cad</w:t>
+      </w:r>
       <w:r>
         <w:rPr>
           <w:rFonts w:cs="Arial" w:hint="cs"/>
-          <w:sz w:val="20"/>
-          <w:szCs w:val="20"/>
-          <w:rtl/>
-        </w:rPr>
-        <w:t xml:space="preserve">7. </w:t>
-      </w:r>
-      <w:r>
-        <w:rPr>
-          <w:rFonts w:cs="Arial"/>
-        </w:rPr>
-        <w:t>export DOTNET_SYSTEM_GLOBALIZATION_INVARIANT=1</w:t>
-      </w:r>
-      <w:r>
-        <w:rPr>
-          <w:rFonts w:cs="Arial" w:hint="cs"/>
-          <w:rtl/>
-        </w:rPr>
-        <w:t xml:space="preserve"> (כדי שה</w:t>
-      </w:r>
-      <w:r>
-        <w:rPr>
-          <w:rFonts w:cs="Arial"/>
-        </w:rPr>
-        <w:t xml:space="preserve"> </w:t>
-      </w:r>
-      <w:proofErr w:type="spellStart"/>
-      <w:r>
-        <w:rPr>
-          <w:rFonts w:cs="Arial"/>
-        </w:rPr>
-        <w:t>aspose.cad</w:t>
-      </w:r>
-      <w:proofErr w:type="spellEnd"/>
-      <w:r>
-        <w:rPr>
-          <w:rFonts w:cs="Arial" w:hint="cs"/>
           <w:rtl/>
         </w:rPr>
         <w:t xml:space="preserve"> יעבוד)</w:t>
@@ -3272,39 +2406,14 @@
           <w:rFonts w:hint="cs"/>
           <w:rtl/>
         </w:rPr>
-        <w:t>1. בניית הדוקר-</w:t>
-      </w:r>
-      <w:proofErr w:type="spellStart"/>
-      <w:r>
-        <w:rPr>
-          <w:rFonts w:hint="cs"/>
-          <w:rtl/>
-        </w:rPr>
-        <w:t>פייל</w:t>
-      </w:r>
-      <w:proofErr w:type="spellEnd"/>
-      <w:r>
-        <w:rPr>
-          <w:rFonts w:hint="cs"/>
-          <w:rtl/>
-        </w:rPr>
-        <w:t xml:space="preserve"> (מסתבר שיש </w:t>
-      </w:r>
-      <w:proofErr w:type="spellStart"/>
-      <w:r>
-        <w:rPr>
-          <w:rFonts w:hint="cs"/>
-          <w:rtl/>
-        </w:rPr>
-        <w:t>איזשהי</w:t>
-      </w:r>
-      <w:proofErr w:type="spellEnd"/>
-      <w:r>
-        <w:rPr>
-          <w:rFonts w:hint="cs"/>
-          <w:rtl/>
-        </w:rPr>
-        <w:t xml:space="preserve"> בעייתיות עם </w:t>
+        <w:t>1. בניית הדוקר-פייל</w:t>
+      </w:r>
+      <w:r>
+        <w:rPr>
+          <w:rFonts w:hint="cs"/>
+          <w:rtl/>
+        </w:rPr>
+        <w:t xml:space="preserve"> (מסתבר שיש איזשהי בעייתיות עם </w:t>
       </w:r>
       <w:r>
         <w:t>SSL</w:t>
@@ -3341,7 +2450,6 @@
       <w:pPr>
         <w:bidi/>
         <w:rPr>
-          <w:rFonts w:hint="cs"/>
           <w:rtl/>
         </w:rPr>
       </w:pPr>
@@ -3633,7 +2741,6 @@
           <w14:ligatures w14:val="none"/>
         </w:rPr>
       </w:pPr>
-      <w:proofErr w:type="gramStart"/>
       <w:r>
         <w:rPr>
           <w:rFonts w:ascii="Consolas" w:eastAsia="Times New Roman" w:hAnsi="Consolas" w:cs="Times New Roman"/>
@@ -3654,10 +2761,13 @@
           <w:szCs w:val="16"/>
           <w14:ligatures w14:val="none"/>
         </w:rPr>
-        <w:t xml:space="preserve"> .</w:t>
-      </w:r>
-      <w:proofErr w:type="gramEnd"/>
-      <w:r>
+        <w:t xml:space="preserve"> . /app</w:t>
+      </w:r>
+    </w:p>
+    <w:p>
+      <w:pPr>
+        <w:shd w:val="clear" w:color="auto" w:fill="1F1F1F"/>
+        <w:spacing w:after="0" w:line="240" w:lineRule="auto"/>
         <w:rPr>
           <w:rFonts w:ascii="Consolas" w:eastAsia="Times New Roman" w:hAnsi="Consolas" w:cs="Times New Roman"/>
           <w:color w:val="CCCCCC"/>
@@ -3666,10 +2776,12 @@
           <w:szCs w:val="16"/>
           <w14:ligatures w14:val="none"/>
         </w:rPr>
-        <w:t xml:space="preserve"> /</w:t>
-      </w:r>
-      <w:proofErr w:type="gramStart"/>
-      <w:r>
+      </w:pPr>
+    </w:p>
+    <w:p>
+      <w:pPr>
+        <w:shd w:val="clear" w:color="auto" w:fill="1F1F1F"/>
+        <w:spacing w:after="0" w:line="240" w:lineRule="auto"/>
         <w:rPr>
           <w:rFonts w:ascii="Consolas" w:eastAsia="Times New Roman" w:hAnsi="Consolas" w:cs="Times New Roman"/>
           <w:color w:val="CCCCCC"/>
@@ -3678,9 +2790,18 @@
           <w:szCs w:val="16"/>
           <w14:ligatures w14:val="none"/>
         </w:rPr>
-        <w:t>app</w:t>
-      </w:r>
-      <w:proofErr w:type="gramEnd"/>
+      </w:pPr>
+      <w:r>
+        <w:rPr>
+          <w:rFonts w:ascii="Consolas" w:eastAsia="Times New Roman" w:hAnsi="Consolas" w:cs="Times New Roman"/>
+          <w:color w:val="6A9955"/>
+          <w:kern w:val="0"/>
+          <w:sz w:val="16"/>
+          <w:szCs w:val="16"/>
+          <w14:ligatures w14:val="none"/>
+        </w:rPr>
+        <w:t># Install prerequisites</w:t>
+      </w:r>
     </w:p>
     <w:p>
       <w:pPr>
@@ -3695,11 +2816,18 @@
           <w14:ligatures w14:val="none"/>
         </w:rPr>
       </w:pPr>
-    </w:p>
-    <w:p>
-      <w:pPr>
-        <w:shd w:val="clear" w:color="auto" w:fill="1F1F1F"/>
-        <w:spacing w:after="0" w:line="240" w:lineRule="auto"/>
+      <w:r>
+        <w:rPr>
+          <w:rFonts w:ascii="Consolas" w:eastAsia="Times New Roman" w:hAnsi="Consolas" w:cs="Times New Roman"/>
+          <w:color w:val="569CD6"/>
+          <w:kern w:val="0"/>
+          <w:sz w:val="16"/>
+          <w:szCs w:val="16"/>
+          <w14:ligatures w14:val="none"/>
+        </w:rPr>
+        <w:t>RUN</w:t>
+      </w:r>
+      <w:r>
         <w:rPr>
           <w:rFonts w:ascii="Consolas" w:eastAsia="Times New Roman" w:hAnsi="Consolas" w:cs="Times New Roman"/>
           <w:color w:val="CCCCCC"/>
@@ -3708,6 +2836,160 @@
           <w:szCs w:val="16"/>
           <w14:ligatures w14:val="none"/>
         </w:rPr>
+        <w:t xml:space="preserve"> apt-get update &amp;&amp; apt-get install -y \</w:t>
+      </w:r>
+    </w:p>
+    <w:p>
+      <w:pPr>
+        <w:shd w:val="clear" w:color="auto" w:fill="1F1F1F"/>
+        <w:spacing w:after="0" w:line="240" w:lineRule="auto"/>
+        <w:rPr>
+          <w:rFonts w:ascii="Consolas" w:eastAsia="Times New Roman" w:hAnsi="Consolas" w:cs="Times New Roman"/>
+          <w:color w:val="CCCCCC"/>
+          <w:kern w:val="0"/>
+          <w:sz w:val="16"/>
+          <w:szCs w:val="16"/>
+          <w14:ligatures w14:val="none"/>
+        </w:rPr>
+      </w:pPr>
+      <w:r>
+        <w:rPr>
+          <w:rFonts w:ascii="Consolas" w:eastAsia="Times New Roman" w:hAnsi="Consolas" w:cs="Times New Roman"/>
+          <w:color w:val="CCCCCC"/>
+          <w:kern w:val="0"/>
+          <w:sz w:val="16"/>
+          <w:szCs w:val="16"/>
+          <w14:ligatures w14:val="none"/>
+        </w:rPr>
+        <w:t>    python3 python3-pip \</w:t>
+      </w:r>
+    </w:p>
+    <w:p>
+      <w:pPr>
+        <w:shd w:val="clear" w:color="auto" w:fill="1F1F1F"/>
+        <w:spacing w:after="0" w:line="240" w:lineRule="auto"/>
+        <w:rPr>
+          <w:rFonts w:ascii="Consolas" w:eastAsia="Times New Roman" w:hAnsi="Consolas" w:cs="Times New Roman"/>
+          <w:color w:val="CCCCCC"/>
+          <w:kern w:val="0"/>
+          <w:sz w:val="16"/>
+          <w:szCs w:val="16"/>
+          <w14:ligatures w14:val="none"/>
+        </w:rPr>
+      </w:pPr>
+      <w:r>
+        <w:rPr>
+          <w:rFonts w:ascii="Consolas" w:eastAsia="Times New Roman" w:hAnsi="Consolas" w:cs="Times New Roman"/>
+          <w:color w:val="CCCCCC"/>
+          <w:kern w:val="0"/>
+          <w:sz w:val="16"/>
+          <w:szCs w:val="16"/>
+          <w14:ligatures w14:val="none"/>
+        </w:rPr>
+        <w:t>    wget \</w:t>
+      </w:r>
+    </w:p>
+    <w:p>
+      <w:pPr>
+        <w:shd w:val="clear" w:color="auto" w:fill="1F1F1F"/>
+        <w:spacing w:after="0" w:line="240" w:lineRule="auto"/>
+        <w:rPr>
+          <w:rFonts w:ascii="Consolas" w:eastAsia="Times New Roman" w:hAnsi="Consolas" w:cs="Times New Roman"/>
+          <w:color w:val="CCCCCC"/>
+          <w:kern w:val="0"/>
+          <w:sz w:val="16"/>
+          <w:szCs w:val="16"/>
+          <w14:ligatures w14:val="none"/>
+        </w:rPr>
+      </w:pPr>
+      <w:r>
+        <w:rPr>
+          <w:rFonts w:ascii="Consolas" w:eastAsia="Times New Roman" w:hAnsi="Consolas" w:cs="Times New Roman"/>
+          <w:color w:val="CCCCCC"/>
+          <w:kern w:val="0"/>
+          <w:sz w:val="16"/>
+          <w:szCs w:val="16"/>
+          <w14:ligatures w14:val="none"/>
+        </w:rPr>
+        <w:t>    gdal-bin libgdal-dev \</w:t>
+      </w:r>
+    </w:p>
+    <w:p>
+      <w:pPr>
+        <w:shd w:val="clear" w:color="auto" w:fill="1F1F1F"/>
+        <w:spacing w:after="0" w:line="240" w:lineRule="auto"/>
+        <w:rPr>
+          <w:rFonts w:ascii="Consolas" w:eastAsia="Times New Roman" w:hAnsi="Consolas" w:cs="Times New Roman"/>
+          <w:color w:val="CCCCCC"/>
+          <w:kern w:val="0"/>
+          <w:sz w:val="16"/>
+          <w:szCs w:val="16"/>
+          <w14:ligatures w14:val="none"/>
+        </w:rPr>
+      </w:pPr>
+      <w:r>
+        <w:rPr>
+          <w:rFonts w:ascii="Consolas" w:eastAsia="Times New Roman" w:hAnsi="Consolas" w:cs="Times New Roman"/>
+          <w:color w:val="CCCCCC"/>
+          <w:kern w:val="0"/>
+          <w:sz w:val="16"/>
+          <w:szCs w:val="16"/>
+          <w14:ligatures w14:val="none"/>
+        </w:rPr>
+        <w:t>    ca-certificates \</w:t>
+      </w:r>
+    </w:p>
+    <w:p>
+      <w:pPr>
+        <w:shd w:val="clear" w:color="auto" w:fill="1F1F1F"/>
+        <w:spacing w:after="0" w:line="240" w:lineRule="auto"/>
+        <w:rPr>
+          <w:rFonts w:ascii="Consolas" w:eastAsia="Times New Roman" w:hAnsi="Consolas" w:cs="Times New Roman"/>
+          <w:color w:val="CCCCCC"/>
+          <w:kern w:val="0"/>
+          <w:sz w:val="16"/>
+          <w:szCs w:val="16"/>
+          <w14:ligatures w14:val="none"/>
+        </w:rPr>
+      </w:pPr>
+      <w:r>
+        <w:rPr>
+          <w:rFonts w:ascii="Consolas" w:eastAsia="Times New Roman" w:hAnsi="Consolas" w:cs="Times New Roman"/>
+          <w:color w:val="CCCCCC"/>
+          <w:kern w:val="0"/>
+          <w:sz w:val="16"/>
+          <w:szCs w:val="16"/>
+          <w14:ligatures w14:val="none"/>
+        </w:rPr>
+        <w:t>    &amp;&amp; rm -rf /var/lib/apt/lists/*</w:t>
+      </w:r>
+    </w:p>
+    <w:p>
+      <w:pPr>
+        <w:shd w:val="clear" w:color="auto" w:fill="1F1F1F"/>
+        <w:spacing w:after="0" w:line="240" w:lineRule="auto"/>
+        <w:rPr>
+          <w:rFonts w:ascii="Consolas" w:eastAsia="Times New Roman" w:hAnsi="Consolas" w:cs="Times New Roman"/>
+          <w:color w:val="CCCCCC"/>
+          <w:kern w:val="0"/>
+          <w:sz w:val="16"/>
+          <w:szCs w:val="16"/>
+          <w14:ligatures w14:val="none"/>
+        </w:rPr>
+      </w:pPr>
+    </w:p>
+    <w:p>
+      <w:pPr>
+        <w:shd w:val="clear" w:color="auto" w:fill="1F1F1F"/>
+        <w:spacing w:after="0" w:line="240" w:lineRule="auto"/>
+        <w:rPr>
+          <w:rFonts w:ascii="Consolas" w:eastAsia="Times New Roman" w:hAnsi="Consolas" w:cs="Times New Roman"/>
+          <w:color w:val="CCCCCC"/>
+          <w:kern w:val="0"/>
+          <w:sz w:val="16"/>
+          <w:szCs w:val="16"/>
+          <w14:ligatures w14:val="none"/>
+        </w:rPr>
       </w:pPr>
       <w:r>
         <w:rPr>
@@ -3718,7 +3000,7 @@
           <w:szCs w:val="16"/>
           <w14:ligatures w14:val="none"/>
         </w:rPr>
-        <w:t># Install prerequisites</w:t>
+        <w:t># Manually install libssl1.0 from Ubuntu 20.04</w:t>
       </w:r>
     </w:p>
     <w:p>
@@ -3754,7 +3036,7 @@
           <w:szCs w:val="16"/>
           <w14:ligatures w14:val="none"/>
         </w:rPr>
-        <w:t xml:space="preserve"> apt-get update &amp;&amp; apt-get install -y \</w:t>
+        <w:t xml:space="preserve"> wget http://security.ubuntu.com/ubuntu/pool/main/o/openssl1.0/libssl1.0.0_1.0.2n-1ubuntu5.13_amd64.deb &amp;&amp; \</w:t>
       </w:r>
     </w:p>
     <w:p>
@@ -3779,7 +3061,7 @@
           <w:szCs w:val="16"/>
           <w14:ligatures w14:val="none"/>
         </w:rPr>
-        <w:t>    python3 python3-pip \</w:t>
+        <w:t>    dpkg -i libssl1.0.0_1.0.2n-1ubuntu5.13_amd64.deb &amp;&amp; \</w:t>
       </w:r>
     </w:p>
     <w:p>
@@ -3804,10 +3086,13 @@
           <w:szCs w:val="16"/>
           <w14:ligatures w14:val="none"/>
         </w:rPr>
-        <w:t xml:space="preserve">    </w:t>
-      </w:r>
-      <w:proofErr w:type="spellStart"/>
-      <w:r>
+        <w:t>    rm libssl1.0.0_1.0.2n-1ubuntu5.13_amd64.deb</w:t>
+      </w:r>
+    </w:p>
+    <w:p>
+      <w:pPr>
+        <w:shd w:val="clear" w:color="auto" w:fill="1F1F1F"/>
+        <w:spacing w:after="0" w:line="240" w:lineRule="auto"/>
         <w:rPr>
           <w:rFonts w:ascii="Consolas" w:eastAsia="Times New Roman" w:hAnsi="Consolas" w:cs="Times New Roman"/>
           <w:color w:val="CCCCCC"/>
@@ -3816,10 +3101,12 @@
           <w:szCs w:val="16"/>
           <w14:ligatures w14:val="none"/>
         </w:rPr>
-        <w:t>wget</w:t>
-      </w:r>
-      <w:proofErr w:type="spellEnd"/>
-      <w:r>
+      </w:pPr>
+    </w:p>
+    <w:p>
+      <w:pPr>
+        <w:shd w:val="clear" w:color="auto" w:fill="1F1F1F"/>
+        <w:spacing w:after="0" w:line="240" w:lineRule="auto"/>
         <w:rPr>
           <w:rFonts w:ascii="Consolas" w:eastAsia="Times New Roman" w:hAnsi="Consolas" w:cs="Times New Roman"/>
           <w:color w:val="CCCCCC"/>
@@ -3828,7 +3115,17 @@
           <w:szCs w:val="16"/>
           <w14:ligatures w14:val="none"/>
         </w:rPr>
-        <w:t xml:space="preserve"> \</w:t>
+      </w:pPr>
+      <w:r>
+        <w:rPr>
+          <w:rFonts w:ascii="Consolas" w:eastAsia="Times New Roman" w:hAnsi="Consolas" w:cs="Times New Roman"/>
+          <w:color w:val="6A9955"/>
+          <w:kern w:val="0"/>
+          <w:sz w:val="16"/>
+          <w:szCs w:val="16"/>
+          <w14:ligatures w14:val="none"/>
+        </w:rPr>
+        <w:t># Install Python requirements</w:t>
       </w:r>
     </w:p>
     <w:p>
@@ -3847,15 +3144,14 @@
       <w:r>
         <w:rPr>
           <w:rFonts w:ascii="Consolas" w:eastAsia="Times New Roman" w:hAnsi="Consolas" w:cs="Times New Roman"/>
-          <w:color w:val="CCCCCC"/>
+          <w:color w:val="569CD6"/>
           <w:kern w:val="0"/>
           <w:sz w:val="16"/>
           <w:szCs w:val="16"/>
           <w14:ligatures w14:val="none"/>
         </w:rPr>
-        <w:t xml:space="preserve">    </w:t>
-      </w:r>
-      <w:proofErr w:type="spellStart"/>
+        <w:t>RUN</w:t>
+      </w:r>
       <w:r>
         <w:rPr>
           <w:rFonts w:ascii="Consolas" w:eastAsia="Times New Roman" w:hAnsi="Consolas" w:cs="Times New Roman"/>
@@ -3865,10 +3161,13 @@
           <w:szCs w:val="16"/>
           <w14:ligatures w14:val="none"/>
         </w:rPr>
-        <w:t>gdal</w:t>
-      </w:r>
-      <w:proofErr w:type="spellEnd"/>
-      <w:r>
+        <w:t xml:space="preserve"> pip install --no-cache-dir --break-system-packages -r requirements.txt</w:t>
+      </w:r>
+    </w:p>
+    <w:p>
+      <w:pPr>
+        <w:shd w:val="clear" w:color="auto" w:fill="1F1F1F"/>
+        <w:spacing w:after="0" w:line="240" w:lineRule="auto"/>
         <w:rPr>
           <w:rFonts w:ascii="Consolas" w:eastAsia="Times New Roman" w:hAnsi="Consolas" w:cs="Times New Roman"/>
           <w:color w:val="CCCCCC"/>
@@ -3877,10 +3176,12 @@
           <w:szCs w:val="16"/>
           <w14:ligatures w14:val="none"/>
         </w:rPr>
-        <w:t xml:space="preserve">-bin </w:t>
-      </w:r>
-      <w:proofErr w:type="spellStart"/>
-      <w:r>
+      </w:pPr>
+    </w:p>
+    <w:p>
+      <w:pPr>
+        <w:shd w:val="clear" w:color="auto" w:fill="1F1F1F"/>
+        <w:spacing w:after="0" w:line="240" w:lineRule="auto"/>
         <w:rPr>
           <w:rFonts w:ascii="Consolas" w:eastAsia="Times New Roman" w:hAnsi="Consolas" w:cs="Times New Roman"/>
           <w:color w:val="CCCCCC"/>
@@ -3889,10 +3190,23 @@
           <w:szCs w:val="16"/>
           <w14:ligatures w14:val="none"/>
         </w:rPr>
-        <w:t>libgdal</w:t>
-      </w:r>
-      <w:proofErr w:type="spellEnd"/>
-      <w:r>
+      </w:pPr>
+      <w:r>
+        <w:rPr>
+          <w:rFonts w:ascii="Consolas" w:eastAsia="Times New Roman" w:hAnsi="Consolas" w:cs="Times New Roman"/>
+          <w:color w:val="6A9955"/>
+          <w:kern w:val="0"/>
+          <w:sz w:val="16"/>
+          <w:szCs w:val="16"/>
+          <w14:ligatures w14:val="none"/>
+        </w:rPr>
+        <w:t># Default command</w:t>
+      </w:r>
+    </w:p>
+    <w:p>
+      <w:pPr>
+        <w:shd w:val="clear" w:color="auto" w:fill="1F1F1F"/>
+        <w:spacing w:after="0" w:line="240" w:lineRule="auto"/>
         <w:rPr>
           <w:rFonts w:ascii="Consolas" w:eastAsia="Times New Roman" w:hAnsi="Consolas" w:cs="Times New Roman"/>
           <w:color w:val="CCCCCC"/>
@@ -3901,13 +3215,19 @@
           <w:szCs w:val="16"/>
           <w14:ligatures w14:val="none"/>
         </w:rPr>
-        <w:t>-dev \</w:t>
-      </w:r>
-    </w:p>
-    <w:p>
-      <w:pPr>
-        <w:shd w:val="clear" w:color="auto" w:fill="1F1F1F"/>
-        <w:spacing w:after="0" w:line="240" w:lineRule="auto"/>
+      </w:pPr>
+      <w:r>
+        <w:rPr>
+          <w:rFonts w:ascii="Consolas" w:eastAsia="Times New Roman" w:hAnsi="Consolas" w:cs="Times New Roman"/>
+          <w:color w:val="569CD6"/>
+          <w:kern w:val="0"/>
+          <w:sz w:val="16"/>
+          <w:szCs w:val="16"/>
+          <w14:ligatures w14:val="none"/>
+        </w:rPr>
+        <w:t>CMD</w:t>
+      </w:r>
+      <w:r>
         <w:rPr>
           <w:rFonts w:ascii="Consolas" w:eastAsia="Times New Roman" w:hAnsi="Consolas" w:cs="Times New Roman"/>
           <w:color w:val="CCCCCC"/>
@@ -3916,7 +3236,19 @@
           <w:szCs w:val="16"/>
           <w14:ligatures w14:val="none"/>
         </w:rPr>
-      </w:pPr>
+        <w:t xml:space="preserve"> [</w:t>
+      </w:r>
+      <w:r>
+        <w:rPr>
+          <w:rFonts w:ascii="Consolas" w:eastAsia="Times New Roman" w:hAnsi="Consolas" w:cs="Times New Roman"/>
+          <w:color w:val="CE9178"/>
+          <w:kern w:val="0"/>
+          <w:sz w:val="16"/>
+          <w:szCs w:val="16"/>
+          <w14:ligatures w14:val="none"/>
+        </w:rPr>
+        <w:t>"python3"</w:t>
+      </w:r>
       <w:r>
         <w:rPr>
           <w:rFonts w:ascii="Consolas" w:eastAsia="Times New Roman" w:hAnsi="Consolas" w:cs="Times New Roman"/>
@@ -3926,13 +3258,20 @@
           <w:szCs w:val="16"/>
           <w14:ligatures w14:val="none"/>
         </w:rPr>
-        <w:t>    ca-certificates \</w:t>
-      </w:r>
-    </w:p>
-    <w:p>
-      <w:pPr>
-        <w:shd w:val="clear" w:color="auto" w:fill="1F1F1F"/>
-        <w:spacing w:after="0" w:line="240" w:lineRule="auto"/>
+        <w:t xml:space="preserve">, </w:t>
+      </w:r>
+      <w:r>
+        <w:rPr>
+          <w:rFonts w:ascii="Consolas" w:eastAsia="Times New Roman" w:hAnsi="Consolas" w:cs="Times New Roman"/>
+          <w:color w:val="CE9178"/>
+          <w:kern w:val="0"/>
+          <w:sz w:val="16"/>
+          <w:szCs w:val="16"/>
+          <w14:ligatures w14:val="none"/>
+        </w:rPr>
+        <w:t>"src/examples.py"</w:t>
+      </w:r>
+      <w:r>
         <w:rPr>
           <w:rFonts w:ascii="Consolas" w:eastAsia="Times New Roman" w:hAnsi="Consolas" w:cs="Times New Roman"/>
           <w:color w:val="CCCCCC"/>
@@ -3941,8 +3280,35 @@
           <w:szCs w:val="16"/>
           <w14:ligatures w14:val="none"/>
         </w:rPr>
-      </w:pPr>
-      <w:r>
+        <w:t>]</w:t>
+      </w:r>
+    </w:p>
+    <w:p>
+      <w:pPr>
+        <w:shd w:val="clear" w:color="auto" w:fill="1F1F1F"/>
+        <w:spacing w:after="0" w:line="285" w:lineRule="atLeast"/>
+        <w:rPr>
+          <w:rFonts w:ascii="Consolas" w:eastAsia="Times New Roman" w:hAnsi="Consolas" w:cs="Times New Roman"/>
+          <w:color w:val="CCCCCC"/>
+          <w:kern w:val="0"/>
+          <w:sz w:val="21"/>
+          <w:szCs w:val="21"/>
+          <w14:ligatures w14:val="none"/>
+        </w:rPr>
+      </w:pPr>
+    </w:p>
+    <w:p>
+      <w:pPr>
+        <w:bidi/>
+      </w:pPr>
+      <w:r>
+        <w:t>UBUNTU20.04</w:t>
+      </w:r>
+    </w:p>
+    <w:p>
+      <w:pPr>
+        <w:shd w:val="clear" w:color="auto" w:fill="1F1F1F"/>
+        <w:spacing w:after="0" w:line="276" w:lineRule="auto"/>
         <w:rPr>
           <w:rFonts w:ascii="Consolas" w:eastAsia="Times New Roman" w:hAnsi="Consolas" w:cs="Times New Roman"/>
           <w:color w:val="CCCCCC"/>
@@ -3951,13 +3317,19 @@
           <w:szCs w:val="16"/>
           <w14:ligatures w14:val="none"/>
         </w:rPr>
-        <w:t>    &amp;&amp; rm -rf /var/lib/apt/lists/*</w:t>
-      </w:r>
-    </w:p>
-    <w:p>
-      <w:pPr>
-        <w:shd w:val="clear" w:color="auto" w:fill="1F1F1F"/>
-        <w:spacing w:after="0" w:line="240" w:lineRule="auto"/>
+      </w:pPr>
+      <w:r>
+        <w:rPr>
+          <w:rFonts w:ascii="Consolas" w:eastAsia="Times New Roman" w:hAnsi="Consolas" w:cs="Times New Roman"/>
+          <w:color w:val="569CD6"/>
+          <w:kern w:val="0"/>
+          <w:sz w:val="16"/>
+          <w:szCs w:val="16"/>
+          <w14:ligatures w14:val="none"/>
+        </w:rPr>
+        <w:t>FROM</w:t>
+      </w:r>
+      <w:r>
         <w:rPr>
           <w:rFonts w:ascii="Consolas" w:eastAsia="Times New Roman" w:hAnsi="Consolas" w:cs="Times New Roman"/>
           <w:color w:val="CCCCCC"/>
@@ -3966,12 +3338,13 @@
           <w:szCs w:val="16"/>
           <w14:ligatures w14:val="none"/>
         </w:rPr>
-      </w:pPr>
+        <w:t xml:space="preserve"> ubuntu:20.04</w:t>
+      </w:r>
     </w:p>
     <w:p>
       <w:pPr>
         <w:shd w:val="clear" w:color="auto" w:fill="1F1F1F"/>
-        <w:spacing w:after="0" w:line="240" w:lineRule="auto"/>
+        <w:spacing w:after="0" w:line="276" w:lineRule="auto"/>
         <w:rPr>
           <w:rFonts w:ascii="Consolas" w:eastAsia="Times New Roman" w:hAnsi="Consolas" w:cs="Times New Roman"/>
           <w:color w:val="CCCCCC"/>
@@ -3981,22 +3354,11 @@
           <w14:ligatures w14:val="none"/>
         </w:rPr>
       </w:pPr>
-      <w:r>
-        <w:rPr>
-          <w:rFonts w:ascii="Consolas" w:eastAsia="Times New Roman" w:hAnsi="Consolas" w:cs="Times New Roman"/>
-          <w:color w:val="6A9955"/>
-          <w:kern w:val="0"/>
-          <w:sz w:val="16"/>
-          <w:szCs w:val="16"/>
-          <w14:ligatures w14:val="none"/>
-        </w:rPr>
-        <w:t># Manually install libssl1.0 from Ubuntu 20.04</w:t>
-      </w:r>
     </w:p>
     <w:p>
       <w:pPr>
         <w:shd w:val="clear" w:color="auto" w:fill="1F1F1F"/>
-        <w:spacing w:after="0" w:line="240" w:lineRule="auto"/>
+        <w:spacing w:after="0" w:line="276" w:lineRule="auto"/>
         <w:rPr>
           <w:rFonts w:ascii="Consolas" w:eastAsia="Times New Roman" w:hAnsi="Consolas" w:cs="Times New Roman"/>
           <w:color w:val="CCCCCC"/>
@@ -4015,7 +3377,7 @@
           <w:szCs w:val="16"/>
           <w14:ligatures w14:val="none"/>
         </w:rPr>
-        <w:t>RUN</w:t>
+        <w:t>ENV</w:t>
       </w:r>
       <w:r>
         <w:rPr>
@@ -4026,10 +3388,13 @@
           <w:szCs w:val="16"/>
           <w14:ligatures w14:val="none"/>
         </w:rPr>
-        <w:t xml:space="preserve"> </w:t>
-      </w:r>
-      <w:proofErr w:type="spellStart"/>
-      <w:r>
+        <w:t xml:space="preserve"> DEBIAN_FRONTEND=noninteractive</w:t>
+      </w:r>
+    </w:p>
+    <w:p>
+      <w:pPr>
+        <w:shd w:val="clear" w:color="auto" w:fill="1F1F1F"/>
+        <w:spacing w:after="0" w:line="276" w:lineRule="auto"/>
         <w:rPr>
           <w:rFonts w:ascii="Consolas" w:eastAsia="Times New Roman" w:hAnsi="Consolas" w:cs="Times New Roman"/>
           <w:color w:val="CCCCCC"/>
@@ -4038,9 +3403,18 @@
           <w:szCs w:val="16"/>
           <w14:ligatures w14:val="none"/>
         </w:rPr>
-        <w:t>wget</w:t>
-      </w:r>
-      <w:proofErr w:type="spellEnd"/>
+      </w:pPr>
+      <w:r>
+        <w:rPr>
+          <w:rFonts w:ascii="Consolas" w:eastAsia="Times New Roman" w:hAnsi="Consolas" w:cs="Times New Roman"/>
+          <w:color w:val="569CD6"/>
+          <w:kern w:val="0"/>
+          <w:sz w:val="16"/>
+          <w:szCs w:val="16"/>
+          <w14:ligatures w14:val="none"/>
+        </w:rPr>
+        <w:t>WORKDIR</w:t>
+      </w:r>
       <w:r>
         <w:rPr>
           <w:rFonts w:ascii="Consolas" w:eastAsia="Times New Roman" w:hAnsi="Consolas" w:cs="Times New Roman"/>
@@ -4050,13 +3424,13 @@
           <w:szCs w:val="16"/>
           <w14:ligatures w14:val="none"/>
         </w:rPr>
-        <w:t xml:space="preserve"> http://security.ubuntu.com/ubuntu/pool/main/o/openssl1.0/libssl1.0.0_1.0.2n-1ubuntu5.13_amd64.deb &amp;&amp; \</w:t>
+        <w:t xml:space="preserve"> /app</w:t>
       </w:r>
     </w:p>
     <w:p>
       <w:pPr>
         <w:shd w:val="clear" w:color="auto" w:fill="1F1F1F"/>
-        <w:spacing w:after="0" w:line="240" w:lineRule="auto"/>
+        <w:spacing w:after="0" w:line="276" w:lineRule="auto"/>
         <w:rPr>
           <w:rFonts w:ascii="Consolas" w:eastAsia="Times New Roman" w:hAnsi="Consolas" w:cs="Times New Roman"/>
           <w:color w:val="CCCCCC"/>
@@ -4069,15 +3443,14 @@
       <w:r>
         <w:rPr>
           <w:rFonts w:ascii="Consolas" w:eastAsia="Times New Roman" w:hAnsi="Consolas" w:cs="Times New Roman"/>
-          <w:color w:val="CCCCCC"/>
+          <w:color w:val="569CD6"/>
           <w:kern w:val="0"/>
           <w:sz w:val="16"/>
           <w:szCs w:val="16"/>
           <w14:ligatures w14:val="none"/>
         </w:rPr>
-        <w:t xml:space="preserve">    </w:t>
-      </w:r>
-      <w:proofErr w:type="spellStart"/>
+        <w:t>COPY</w:t>
+      </w:r>
       <w:r>
         <w:rPr>
           <w:rFonts w:ascii="Consolas" w:eastAsia="Times New Roman" w:hAnsi="Consolas" w:cs="Times New Roman"/>
@@ -4087,10 +3460,13 @@
           <w:szCs w:val="16"/>
           <w14:ligatures w14:val="none"/>
         </w:rPr>
-        <w:t>dpkg</w:t>
-      </w:r>
-      <w:proofErr w:type="spellEnd"/>
-      <w:r>
+        <w:t xml:space="preserve"> . /app</w:t>
+      </w:r>
+    </w:p>
+    <w:p>
+      <w:pPr>
+        <w:shd w:val="clear" w:color="auto" w:fill="1F1F1F"/>
+        <w:spacing w:after="0" w:line="276" w:lineRule="auto"/>
         <w:rPr>
           <w:rFonts w:ascii="Consolas" w:eastAsia="Times New Roman" w:hAnsi="Consolas" w:cs="Times New Roman"/>
           <w:color w:val="CCCCCC"/>
@@ -4099,10 +3475,12 @@
           <w:szCs w:val="16"/>
           <w14:ligatures w14:val="none"/>
         </w:rPr>
-        <w:t xml:space="preserve"> -</w:t>
-      </w:r>
-      <w:proofErr w:type="spellStart"/>
-      <w:r>
+      </w:pPr>
+    </w:p>
+    <w:p>
+      <w:pPr>
+        <w:shd w:val="clear" w:color="auto" w:fill="1F1F1F"/>
+        <w:spacing w:after="0" w:line="276" w:lineRule="auto"/>
         <w:rPr>
           <w:rFonts w:ascii="Consolas" w:eastAsia="Times New Roman" w:hAnsi="Consolas" w:cs="Times New Roman"/>
           <w:color w:val="CCCCCC"/>
@@ -4111,9 +3489,18 @@
           <w:szCs w:val="16"/>
           <w14:ligatures w14:val="none"/>
         </w:rPr>
-        <w:t>i</w:t>
-      </w:r>
-      <w:proofErr w:type="spellEnd"/>
+      </w:pPr>
+      <w:r>
+        <w:rPr>
+          <w:rFonts w:ascii="Consolas" w:eastAsia="Times New Roman" w:hAnsi="Consolas" w:cs="Times New Roman"/>
+          <w:color w:val="569CD6"/>
+          <w:kern w:val="0"/>
+          <w:sz w:val="16"/>
+          <w:szCs w:val="16"/>
+          <w14:ligatures w14:val="none"/>
+        </w:rPr>
+        <w:t>RUN</w:t>
+      </w:r>
       <w:r>
         <w:rPr>
           <w:rFonts w:ascii="Consolas" w:eastAsia="Times New Roman" w:hAnsi="Consolas" w:cs="Times New Roman"/>
@@ -4123,13 +3510,13 @@
           <w:szCs w:val="16"/>
           <w14:ligatures w14:val="none"/>
         </w:rPr>
-        <w:t xml:space="preserve"> libssl1.0.0_1.0.2n-1ubuntu5.13_amd64.deb &amp;&amp; \</w:t>
+        <w:t xml:space="preserve"> apt-get update &amp;&amp; apt-get install -y \</w:t>
       </w:r>
     </w:p>
     <w:p>
       <w:pPr>
         <w:shd w:val="clear" w:color="auto" w:fill="1F1F1F"/>
-        <w:spacing w:after="0" w:line="240" w:lineRule="auto"/>
+        <w:spacing w:after="0" w:line="276" w:lineRule="auto"/>
         <w:rPr>
           <w:rFonts w:ascii="Consolas" w:eastAsia="Times New Roman" w:hAnsi="Consolas" w:cs="Times New Roman"/>
           <w:color w:val="CCCCCC"/>
@@ -4148,13 +3535,13 @@
           <w:szCs w:val="16"/>
           <w14:ligatures w14:val="none"/>
         </w:rPr>
-        <w:t>    rm libssl1.0.0_1.0.2n-1ubuntu5.13_amd64.deb</w:t>
+        <w:t>    python3 python3-pip \</w:t>
       </w:r>
     </w:p>
     <w:p>
       <w:pPr>
         <w:shd w:val="clear" w:color="auto" w:fill="1F1F1F"/>
-        <w:spacing w:after="0" w:line="240" w:lineRule="auto"/>
+        <w:spacing w:after="0" w:line="276" w:lineRule="auto"/>
         <w:rPr>
           <w:rFonts w:ascii="Consolas" w:eastAsia="Times New Roman" w:hAnsi="Consolas" w:cs="Times New Roman"/>
           <w:color w:val="CCCCCC"/>
@@ -4164,11 +3551,7 @@
           <w14:ligatures w14:val="none"/>
         </w:rPr>
       </w:pPr>
-    </w:p>
-    <w:p>
-      <w:pPr>
-        <w:shd w:val="clear" w:color="auto" w:fill="1F1F1F"/>
-        <w:spacing w:after="0" w:line="240" w:lineRule="auto"/>
+      <w:r>
         <w:rPr>
           <w:rFonts w:ascii="Consolas" w:eastAsia="Times New Roman" w:hAnsi="Consolas" w:cs="Times New Roman"/>
           <w:color w:val="CCCCCC"/>
@@ -4177,23 +3560,13 @@
           <w:szCs w:val="16"/>
           <w14:ligatures w14:val="none"/>
         </w:rPr>
-      </w:pPr>
-      <w:r>
-        <w:rPr>
-          <w:rFonts w:ascii="Consolas" w:eastAsia="Times New Roman" w:hAnsi="Consolas" w:cs="Times New Roman"/>
-          <w:color w:val="6A9955"/>
-          <w:kern w:val="0"/>
-          <w:sz w:val="16"/>
-          <w:szCs w:val="16"/>
-          <w14:ligatures w14:val="none"/>
-        </w:rPr>
-        <w:t># Install Python requirements</w:t>
+        <w:t>    gdal-bin libgdal-dev \</w:t>
       </w:r>
     </w:p>
     <w:p>
       <w:pPr>
         <w:shd w:val="clear" w:color="auto" w:fill="1F1F1F"/>
-        <w:spacing w:after="0" w:line="240" w:lineRule="auto"/>
+        <w:spacing w:after="0" w:line="276" w:lineRule="auto"/>
         <w:rPr>
           <w:rFonts w:ascii="Consolas" w:eastAsia="Times New Roman" w:hAnsi="Consolas" w:cs="Times New Roman"/>
           <w:color w:val="CCCCCC"/>
@@ -4206,15 +3579,19 @@
       <w:r>
         <w:rPr>
           <w:rFonts w:ascii="Consolas" w:eastAsia="Times New Roman" w:hAnsi="Consolas" w:cs="Times New Roman"/>
-          <w:color w:val="569CD6"/>
+          <w:color w:val="CCCCCC"/>
           <w:kern w:val="0"/>
           <w:sz w:val="16"/>
           <w:szCs w:val="16"/>
           <w14:ligatures w14:val="none"/>
         </w:rPr>
-        <w:t>RUN</w:t>
-      </w:r>
-      <w:r>
+        <w:t>    libssl1.1 \</w:t>
+      </w:r>
+    </w:p>
+    <w:p>
+      <w:pPr>
+        <w:shd w:val="clear" w:color="auto" w:fill="1F1F1F"/>
+        <w:spacing w:after="0" w:line="276" w:lineRule="auto"/>
         <w:rPr>
           <w:rFonts w:ascii="Consolas" w:eastAsia="Times New Roman" w:hAnsi="Consolas" w:cs="Times New Roman"/>
           <w:color w:val="CCCCCC"/>
@@ -4223,9 +3600,7 @@
           <w:szCs w:val="16"/>
           <w14:ligatures w14:val="none"/>
         </w:rPr>
-        <w:t xml:space="preserve"> pip install --no-cache-</w:t>
-      </w:r>
-      <w:proofErr w:type="spellStart"/>
+      </w:pPr>
       <w:r>
         <w:rPr>
           <w:rFonts w:ascii="Consolas" w:eastAsia="Times New Roman" w:hAnsi="Consolas" w:cs="Times New Roman"/>
@@ -4235,10 +3610,13 @@
           <w:szCs w:val="16"/>
           <w14:ligatures w14:val="none"/>
         </w:rPr>
-        <w:t>dir</w:t>
-      </w:r>
-      <w:proofErr w:type="spellEnd"/>
-      <w:r>
+        <w:t>    &amp;&amp; rm -rf /var/lib/apt/lists/*</w:t>
+      </w:r>
+    </w:p>
+    <w:p>
+      <w:pPr>
+        <w:shd w:val="clear" w:color="auto" w:fill="1F1F1F"/>
+        <w:spacing w:after="0" w:line="276" w:lineRule="auto"/>
         <w:rPr>
           <w:rFonts w:ascii="Consolas" w:eastAsia="Times New Roman" w:hAnsi="Consolas" w:cs="Times New Roman"/>
           <w:color w:val="CCCCCC"/>
@@ -4247,13 +3625,12 @@
           <w:szCs w:val="16"/>
           <w14:ligatures w14:val="none"/>
         </w:rPr>
-        <w:t xml:space="preserve"> --break-system-packages -r requirements.txt</w:t>
-      </w:r>
+      </w:pPr>
     </w:p>
     <w:p>
       <w:pPr>
         <w:shd w:val="clear" w:color="auto" w:fill="1F1F1F"/>
-        <w:spacing w:after="0" w:line="240" w:lineRule="auto"/>
+        <w:spacing w:after="0" w:line="276" w:lineRule="auto"/>
         <w:rPr>
           <w:rFonts w:ascii="Consolas" w:eastAsia="Times New Roman" w:hAnsi="Consolas" w:cs="Times New Roman"/>
           <w:color w:val="CCCCCC"/>
@@ -4263,11 +3640,18 @@
           <w14:ligatures w14:val="none"/>
         </w:rPr>
       </w:pPr>
-    </w:p>
-    <w:p>
-      <w:pPr>
-        <w:shd w:val="clear" w:color="auto" w:fill="1F1F1F"/>
-        <w:spacing w:after="0" w:line="240" w:lineRule="auto"/>
+      <w:r>
+        <w:rPr>
+          <w:rFonts w:ascii="Consolas" w:eastAsia="Times New Roman" w:hAnsi="Consolas" w:cs="Times New Roman"/>
+          <w:color w:val="569CD6"/>
+          <w:kern w:val="0"/>
+          <w:sz w:val="16"/>
+          <w:szCs w:val="16"/>
+          <w14:ligatures w14:val="none"/>
+        </w:rPr>
+        <w:t>RUN</w:t>
+      </w:r>
+      <w:r>
         <w:rPr>
           <w:rFonts w:ascii="Consolas" w:eastAsia="Times New Roman" w:hAnsi="Consolas" w:cs="Times New Roman"/>
           <w:color w:val="CCCCCC"/>
@@ -4276,23 +3660,13 @@
           <w:szCs w:val="16"/>
           <w14:ligatures w14:val="none"/>
         </w:rPr>
-      </w:pPr>
-      <w:r>
-        <w:rPr>
-          <w:rFonts w:ascii="Consolas" w:eastAsia="Times New Roman" w:hAnsi="Consolas" w:cs="Times New Roman"/>
-          <w:color w:val="6A9955"/>
-          <w:kern w:val="0"/>
-          <w:sz w:val="16"/>
-          <w:szCs w:val="16"/>
-          <w14:ligatures w14:val="none"/>
-        </w:rPr>
-        <w:t># Default command</w:t>
+        <w:t xml:space="preserve"> pip install --no-cache-dir -r requirements.txt</w:t>
       </w:r>
     </w:p>
     <w:p>
       <w:pPr>
         <w:shd w:val="clear" w:color="auto" w:fill="1F1F1F"/>
-        <w:spacing w:after="0" w:line="240" w:lineRule="auto"/>
+        <w:spacing w:after="0" w:line="276" w:lineRule="auto"/>
         <w:rPr>
           <w:rFonts w:ascii="Consolas" w:eastAsia="Times New Roman" w:hAnsi="Consolas" w:cs="Times New Roman"/>
           <w:color w:val="CCCCCC"/>
@@ -4302,6 +3676,20 @@
           <w14:ligatures w14:val="none"/>
         </w:rPr>
       </w:pPr>
+    </w:p>
+    <w:p>
+      <w:pPr>
+        <w:shd w:val="clear" w:color="auto" w:fill="1F1F1F"/>
+        <w:spacing w:after="0" w:line="276" w:lineRule="auto"/>
+        <w:rPr>
+          <w:rFonts w:ascii="Consolas" w:eastAsia="Times New Roman" w:hAnsi="Consolas" w:cs="Times New Roman"/>
+          <w:color w:val="CCCCCC"/>
+          <w:kern w:val="0"/>
+          <w:sz w:val="16"/>
+          <w:szCs w:val="16"/>
+          <w14:ligatures w14:val="none"/>
+        </w:rPr>
+      </w:pPr>
       <w:r>
         <w:rPr>
           <w:rFonts w:ascii="Consolas" w:eastAsia="Times New Roman" w:hAnsi="Consolas" w:cs="Times New Roman"/>
@@ -4355,31 +3743,7 @@
           <w:szCs w:val="16"/>
           <w14:ligatures w14:val="none"/>
         </w:rPr>
-        <w:t>"</w:t>
-      </w:r>
-      <w:proofErr w:type="spellStart"/>
-      <w:r>
-        <w:rPr>
-          <w:rFonts w:ascii="Consolas" w:eastAsia="Times New Roman" w:hAnsi="Consolas" w:cs="Times New Roman"/>
-          <w:color w:val="CE9178"/>
-          <w:kern w:val="0"/>
-          <w:sz w:val="16"/>
-          <w:szCs w:val="16"/>
-          <w14:ligatures w14:val="none"/>
-        </w:rPr>
-        <w:t>src</w:t>
-      </w:r>
-      <w:proofErr w:type="spellEnd"/>
-      <w:r>
-        <w:rPr>
-          <w:rFonts w:ascii="Consolas" w:eastAsia="Times New Roman" w:hAnsi="Consolas" w:cs="Times New Roman"/>
-          <w:color w:val="CE9178"/>
-          <w:kern w:val="0"/>
-          <w:sz w:val="16"/>
-          <w:szCs w:val="16"/>
-          <w14:ligatures w14:val="none"/>
-        </w:rPr>
-        <w:t>/examples.py"</w:t>
+        <w:t>"src/examples.py"</w:t>
       </w:r>
       <w:r>
         <w:rPr>
@@ -4395,605 +3759,8 @@
     </w:p>
     <w:p>
       <w:pPr>
-        <w:shd w:val="clear" w:color="auto" w:fill="1F1F1F"/>
-        <w:spacing w:after="0" w:line="285" w:lineRule="atLeast"/>
-        <w:rPr>
-          <w:rFonts w:ascii="Consolas" w:eastAsia="Times New Roman" w:hAnsi="Consolas" w:cs="Times New Roman"/>
-          <w:color w:val="CCCCCC"/>
-          <w:kern w:val="0"/>
-          <w:sz w:val="21"/>
-          <w:szCs w:val="21"/>
-          <w14:ligatures w14:val="none"/>
-        </w:rPr>
-      </w:pPr>
-    </w:p>
-    <w:p>
-      <w:pPr>
-        <w:bidi/>
-      </w:pPr>
-      <w:r>
-        <w:t>UBUNTU20.04</w:t>
-      </w:r>
-    </w:p>
-    <w:p>
-      <w:pPr>
-        <w:shd w:val="clear" w:color="auto" w:fill="1F1F1F"/>
-        <w:spacing w:after="0" w:line="276" w:lineRule="auto"/>
-        <w:rPr>
-          <w:rFonts w:ascii="Consolas" w:eastAsia="Times New Roman" w:hAnsi="Consolas" w:cs="Times New Roman"/>
-          <w:color w:val="CCCCCC"/>
-          <w:kern w:val="0"/>
-          <w:sz w:val="16"/>
-          <w:szCs w:val="16"/>
-          <w14:ligatures w14:val="none"/>
-        </w:rPr>
-      </w:pPr>
-      <w:r>
-        <w:rPr>
-          <w:rFonts w:ascii="Consolas" w:eastAsia="Times New Roman" w:hAnsi="Consolas" w:cs="Times New Roman"/>
-          <w:color w:val="569CD6"/>
-          <w:kern w:val="0"/>
-          <w:sz w:val="16"/>
-          <w:szCs w:val="16"/>
-          <w14:ligatures w14:val="none"/>
-        </w:rPr>
-        <w:t>FROM</w:t>
-      </w:r>
-      <w:r>
-        <w:rPr>
-          <w:rFonts w:ascii="Consolas" w:eastAsia="Times New Roman" w:hAnsi="Consolas" w:cs="Times New Roman"/>
-          <w:color w:val="CCCCCC"/>
-          <w:kern w:val="0"/>
-          <w:sz w:val="16"/>
-          <w:szCs w:val="16"/>
-          <w14:ligatures w14:val="none"/>
-        </w:rPr>
-        <w:t xml:space="preserve"> ubuntu:20.04</w:t>
-      </w:r>
-    </w:p>
-    <w:p>
-      <w:pPr>
-        <w:shd w:val="clear" w:color="auto" w:fill="1F1F1F"/>
-        <w:spacing w:after="0" w:line="276" w:lineRule="auto"/>
-        <w:rPr>
-          <w:rFonts w:ascii="Consolas" w:eastAsia="Times New Roman" w:hAnsi="Consolas" w:cs="Times New Roman"/>
-          <w:color w:val="CCCCCC"/>
-          <w:kern w:val="0"/>
-          <w:sz w:val="16"/>
-          <w:szCs w:val="16"/>
-          <w14:ligatures w14:val="none"/>
-        </w:rPr>
-      </w:pPr>
-    </w:p>
-    <w:p>
-      <w:pPr>
-        <w:shd w:val="clear" w:color="auto" w:fill="1F1F1F"/>
-        <w:spacing w:after="0" w:line="276" w:lineRule="auto"/>
-        <w:rPr>
-          <w:rFonts w:ascii="Consolas" w:eastAsia="Times New Roman" w:hAnsi="Consolas" w:cs="Times New Roman"/>
-          <w:color w:val="CCCCCC"/>
-          <w:kern w:val="0"/>
-          <w:sz w:val="16"/>
-          <w:szCs w:val="16"/>
-          <w14:ligatures w14:val="none"/>
-        </w:rPr>
-      </w:pPr>
-      <w:r>
-        <w:rPr>
-          <w:rFonts w:ascii="Consolas" w:eastAsia="Times New Roman" w:hAnsi="Consolas" w:cs="Times New Roman"/>
-          <w:color w:val="569CD6"/>
-          <w:kern w:val="0"/>
-          <w:sz w:val="16"/>
-          <w:szCs w:val="16"/>
-          <w14:ligatures w14:val="none"/>
-        </w:rPr>
-        <w:t>ENV</w:t>
-      </w:r>
-      <w:r>
-        <w:rPr>
-          <w:rFonts w:ascii="Consolas" w:eastAsia="Times New Roman" w:hAnsi="Consolas" w:cs="Times New Roman"/>
-          <w:color w:val="CCCCCC"/>
-          <w:kern w:val="0"/>
-          <w:sz w:val="16"/>
-          <w:szCs w:val="16"/>
-          <w14:ligatures w14:val="none"/>
-        </w:rPr>
-        <w:t xml:space="preserve"> DEBIAN_FRONTEND=noninteractive</w:t>
-      </w:r>
-    </w:p>
-    <w:p>
-      <w:pPr>
-        <w:shd w:val="clear" w:color="auto" w:fill="1F1F1F"/>
-        <w:spacing w:after="0" w:line="276" w:lineRule="auto"/>
-        <w:rPr>
-          <w:rFonts w:ascii="Consolas" w:eastAsia="Times New Roman" w:hAnsi="Consolas" w:cs="Times New Roman"/>
-          <w:color w:val="CCCCCC"/>
-          <w:kern w:val="0"/>
-          <w:sz w:val="16"/>
-          <w:szCs w:val="16"/>
-          <w14:ligatures w14:val="none"/>
-        </w:rPr>
-      </w:pPr>
-      <w:r>
-        <w:rPr>
-          <w:rFonts w:ascii="Consolas" w:eastAsia="Times New Roman" w:hAnsi="Consolas" w:cs="Times New Roman"/>
-          <w:color w:val="569CD6"/>
-          <w:kern w:val="0"/>
-          <w:sz w:val="16"/>
-          <w:szCs w:val="16"/>
-          <w14:ligatures w14:val="none"/>
-        </w:rPr>
-        <w:t>WORKDIR</w:t>
-      </w:r>
-      <w:r>
-        <w:rPr>
-          <w:rFonts w:ascii="Consolas" w:eastAsia="Times New Roman" w:hAnsi="Consolas" w:cs="Times New Roman"/>
-          <w:color w:val="CCCCCC"/>
-          <w:kern w:val="0"/>
-          <w:sz w:val="16"/>
-          <w:szCs w:val="16"/>
-          <w14:ligatures w14:val="none"/>
-        </w:rPr>
-        <w:t xml:space="preserve"> /app</w:t>
-      </w:r>
-    </w:p>
-    <w:p>
-      <w:pPr>
-        <w:shd w:val="clear" w:color="auto" w:fill="1F1F1F"/>
-        <w:spacing w:after="0" w:line="276" w:lineRule="auto"/>
-        <w:rPr>
-          <w:rFonts w:ascii="Consolas" w:eastAsia="Times New Roman" w:hAnsi="Consolas" w:cs="Times New Roman"/>
-          <w:color w:val="CCCCCC"/>
-          <w:kern w:val="0"/>
-          <w:sz w:val="16"/>
-          <w:szCs w:val="16"/>
-          <w14:ligatures w14:val="none"/>
-        </w:rPr>
-      </w:pPr>
-      <w:proofErr w:type="gramStart"/>
-      <w:r>
-        <w:rPr>
-          <w:rFonts w:ascii="Consolas" w:eastAsia="Times New Roman" w:hAnsi="Consolas" w:cs="Times New Roman"/>
-          <w:color w:val="569CD6"/>
-          <w:kern w:val="0"/>
-          <w:sz w:val="16"/>
-          <w:szCs w:val="16"/>
-          <w14:ligatures w14:val="none"/>
-        </w:rPr>
-        <w:t>COPY</w:t>
-      </w:r>
-      <w:r>
-        <w:rPr>
-          <w:rFonts w:ascii="Consolas" w:eastAsia="Times New Roman" w:hAnsi="Consolas" w:cs="Times New Roman"/>
-          <w:color w:val="CCCCCC"/>
-          <w:kern w:val="0"/>
-          <w:sz w:val="16"/>
-          <w:szCs w:val="16"/>
-          <w14:ligatures w14:val="none"/>
-        </w:rPr>
-        <w:t xml:space="preserve"> .</w:t>
-      </w:r>
-      <w:proofErr w:type="gramEnd"/>
-      <w:r>
-        <w:rPr>
-          <w:rFonts w:ascii="Consolas" w:eastAsia="Times New Roman" w:hAnsi="Consolas" w:cs="Times New Roman"/>
-          <w:color w:val="CCCCCC"/>
-          <w:kern w:val="0"/>
-          <w:sz w:val="16"/>
-          <w:szCs w:val="16"/>
-          <w14:ligatures w14:val="none"/>
-        </w:rPr>
-        <w:t xml:space="preserve"> /</w:t>
-      </w:r>
-      <w:proofErr w:type="gramStart"/>
-      <w:r>
-        <w:rPr>
-          <w:rFonts w:ascii="Consolas" w:eastAsia="Times New Roman" w:hAnsi="Consolas" w:cs="Times New Roman"/>
-          <w:color w:val="CCCCCC"/>
-          <w:kern w:val="0"/>
-          <w:sz w:val="16"/>
-          <w:szCs w:val="16"/>
-          <w14:ligatures w14:val="none"/>
-        </w:rPr>
-        <w:t>app</w:t>
-      </w:r>
-      <w:proofErr w:type="gramEnd"/>
-    </w:p>
-    <w:p>
-      <w:pPr>
-        <w:shd w:val="clear" w:color="auto" w:fill="1F1F1F"/>
-        <w:spacing w:after="0" w:line="276" w:lineRule="auto"/>
-        <w:rPr>
-          <w:rFonts w:ascii="Consolas" w:eastAsia="Times New Roman" w:hAnsi="Consolas" w:cs="Times New Roman"/>
-          <w:color w:val="CCCCCC"/>
-          <w:kern w:val="0"/>
-          <w:sz w:val="16"/>
-          <w:szCs w:val="16"/>
-          <w14:ligatures w14:val="none"/>
-        </w:rPr>
-      </w:pPr>
-    </w:p>
-    <w:p>
-      <w:pPr>
-        <w:shd w:val="clear" w:color="auto" w:fill="1F1F1F"/>
-        <w:spacing w:after="0" w:line="276" w:lineRule="auto"/>
-        <w:rPr>
-          <w:rFonts w:ascii="Consolas" w:eastAsia="Times New Roman" w:hAnsi="Consolas" w:cs="Times New Roman"/>
-          <w:color w:val="CCCCCC"/>
-          <w:kern w:val="0"/>
-          <w:sz w:val="16"/>
-          <w:szCs w:val="16"/>
-          <w14:ligatures w14:val="none"/>
-        </w:rPr>
-      </w:pPr>
-      <w:r>
-        <w:rPr>
-          <w:rFonts w:ascii="Consolas" w:eastAsia="Times New Roman" w:hAnsi="Consolas" w:cs="Times New Roman"/>
-          <w:color w:val="569CD6"/>
-          <w:kern w:val="0"/>
-          <w:sz w:val="16"/>
-          <w:szCs w:val="16"/>
-          <w14:ligatures w14:val="none"/>
-        </w:rPr>
-        <w:t>RUN</w:t>
-      </w:r>
-      <w:r>
-        <w:rPr>
-          <w:rFonts w:ascii="Consolas" w:eastAsia="Times New Roman" w:hAnsi="Consolas" w:cs="Times New Roman"/>
-          <w:color w:val="CCCCCC"/>
-          <w:kern w:val="0"/>
-          <w:sz w:val="16"/>
-          <w:szCs w:val="16"/>
-          <w14:ligatures w14:val="none"/>
-        </w:rPr>
-        <w:t xml:space="preserve"> apt-get update &amp;&amp; apt-get install -y \</w:t>
-      </w:r>
-    </w:p>
-    <w:p>
-      <w:pPr>
-        <w:shd w:val="clear" w:color="auto" w:fill="1F1F1F"/>
-        <w:spacing w:after="0" w:line="276" w:lineRule="auto"/>
-        <w:rPr>
-          <w:rFonts w:ascii="Consolas" w:eastAsia="Times New Roman" w:hAnsi="Consolas" w:cs="Times New Roman"/>
-          <w:color w:val="CCCCCC"/>
-          <w:kern w:val="0"/>
-          <w:sz w:val="16"/>
-          <w:szCs w:val="16"/>
-          <w14:ligatures w14:val="none"/>
-        </w:rPr>
-      </w:pPr>
-      <w:r>
-        <w:rPr>
-          <w:rFonts w:ascii="Consolas" w:eastAsia="Times New Roman" w:hAnsi="Consolas" w:cs="Times New Roman"/>
-          <w:color w:val="CCCCCC"/>
-          <w:kern w:val="0"/>
-          <w:sz w:val="16"/>
-          <w:szCs w:val="16"/>
-          <w14:ligatures w14:val="none"/>
-        </w:rPr>
-        <w:t>    python3 python3-pip \</w:t>
-      </w:r>
-    </w:p>
-    <w:p>
-      <w:pPr>
-        <w:shd w:val="clear" w:color="auto" w:fill="1F1F1F"/>
-        <w:spacing w:after="0" w:line="276" w:lineRule="auto"/>
-        <w:rPr>
-          <w:rFonts w:ascii="Consolas" w:eastAsia="Times New Roman" w:hAnsi="Consolas" w:cs="Times New Roman"/>
-          <w:color w:val="CCCCCC"/>
-          <w:kern w:val="0"/>
-          <w:sz w:val="16"/>
-          <w:szCs w:val="16"/>
-          <w14:ligatures w14:val="none"/>
-        </w:rPr>
-      </w:pPr>
-      <w:r>
-        <w:rPr>
-          <w:rFonts w:ascii="Consolas" w:eastAsia="Times New Roman" w:hAnsi="Consolas" w:cs="Times New Roman"/>
-          <w:color w:val="CCCCCC"/>
-          <w:kern w:val="0"/>
-          <w:sz w:val="16"/>
-          <w:szCs w:val="16"/>
-          <w14:ligatures w14:val="none"/>
-        </w:rPr>
-        <w:t xml:space="preserve">    </w:t>
-      </w:r>
-      <w:proofErr w:type="spellStart"/>
-      <w:r>
-        <w:rPr>
-          <w:rFonts w:ascii="Consolas" w:eastAsia="Times New Roman" w:hAnsi="Consolas" w:cs="Times New Roman"/>
-          <w:color w:val="CCCCCC"/>
-          <w:kern w:val="0"/>
-          <w:sz w:val="16"/>
-          <w:szCs w:val="16"/>
-          <w14:ligatures w14:val="none"/>
-        </w:rPr>
-        <w:t>gdal</w:t>
-      </w:r>
-      <w:proofErr w:type="spellEnd"/>
-      <w:r>
-        <w:rPr>
-          <w:rFonts w:ascii="Consolas" w:eastAsia="Times New Roman" w:hAnsi="Consolas" w:cs="Times New Roman"/>
-          <w:color w:val="CCCCCC"/>
-          <w:kern w:val="0"/>
-          <w:sz w:val="16"/>
-          <w:szCs w:val="16"/>
-          <w14:ligatures w14:val="none"/>
-        </w:rPr>
-        <w:t xml:space="preserve">-bin </w:t>
-      </w:r>
-      <w:proofErr w:type="spellStart"/>
-      <w:r>
-        <w:rPr>
-          <w:rFonts w:ascii="Consolas" w:eastAsia="Times New Roman" w:hAnsi="Consolas" w:cs="Times New Roman"/>
-          <w:color w:val="CCCCCC"/>
-          <w:kern w:val="0"/>
-          <w:sz w:val="16"/>
-          <w:szCs w:val="16"/>
-          <w14:ligatures w14:val="none"/>
-        </w:rPr>
-        <w:t>libgdal</w:t>
-      </w:r>
-      <w:proofErr w:type="spellEnd"/>
-      <w:r>
-        <w:rPr>
-          <w:rFonts w:ascii="Consolas" w:eastAsia="Times New Roman" w:hAnsi="Consolas" w:cs="Times New Roman"/>
-          <w:color w:val="CCCCCC"/>
-          <w:kern w:val="0"/>
-          <w:sz w:val="16"/>
-          <w:szCs w:val="16"/>
-          <w14:ligatures w14:val="none"/>
-        </w:rPr>
-        <w:t>-dev \</w:t>
-      </w:r>
-    </w:p>
-    <w:p>
-      <w:pPr>
-        <w:shd w:val="clear" w:color="auto" w:fill="1F1F1F"/>
-        <w:spacing w:after="0" w:line="276" w:lineRule="auto"/>
-        <w:rPr>
-          <w:rFonts w:ascii="Consolas" w:eastAsia="Times New Roman" w:hAnsi="Consolas" w:cs="Times New Roman"/>
-          <w:color w:val="CCCCCC"/>
-          <w:kern w:val="0"/>
-          <w:sz w:val="16"/>
-          <w:szCs w:val="16"/>
-          <w14:ligatures w14:val="none"/>
-        </w:rPr>
-      </w:pPr>
-      <w:r>
-        <w:rPr>
-          <w:rFonts w:ascii="Consolas" w:eastAsia="Times New Roman" w:hAnsi="Consolas" w:cs="Times New Roman"/>
-          <w:color w:val="CCCCCC"/>
-          <w:kern w:val="0"/>
-          <w:sz w:val="16"/>
-          <w:szCs w:val="16"/>
-          <w14:ligatures w14:val="none"/>
-        </w:rPr>
-        <w:t>    libssl1.1 \</w:t>
-      </w:r>
-    </w:p>
-    <w:p>
-      <w:pPr>
-        <w:shd w:val="clear" w:color="auto" w:fill="1F1F1F"/>
-        <w:spacing w:after="0" w:line="276" w:lineRule="auto"/>
-        <w:rPr>
-          <w:rFonts w:ascii="Consolas" w:eastAsia="Times New Roman" w:hAnsi="Consolas" w:cs="Times New Roman"/>
-          <w:color w:val="CCCCCC"/>
-          <w:kern w:val="0"/>
-          <w:sz w:val="16"/>
-          <w:szCs w:val="16"/>
-          <w14:ligatures w14:val="none"/>
-        </w:rPr>
-      </w:pPr>
-      <w:r>
-        <w:rPr>
-          <w:rFonts w:ascii="Consolas" w:eastAsia="Times New Roman" w:hAnsi="Consolas" w:cs="Times New Roman"/>
-          <w:color w:val="CCCCCC"/>
-          <w:kern w:val="0"/>
-          <w:sz w:val="16"/>
-          <w:szCs w:val="16"/>
-          <w14:ligatures w14:val="none"/>
-        </w:rPr>
-        <w:t>    &amp;&amp; rm -rf /var/lib/apt/lists/*</w:t>
-      </w:r>
-    </w:p>
-    <w:p>
-      <w:pPr>
-        <w:shd w:val="clear" w:color="auto" w:fill="1F1F1F"/>
-        <w:spacing w:after="0" w:line="276" w:lineRule="auto"/>
-        <w:rPr>
-          <w:rFonts w:ascii="Consolas" w:eastAsia="Times New Roman" w:hAnsi="Consolas" w:cs="Times New Roman"/>
-          <w:color w:val="CCCCCC"/>
-          <w:kern w:val="0"/>
-          <w:sz w:val="16"/>
-          <w:szCs w:val="16"/>
-          <w14:ligatures w14:val="none"/>
-        </w:rPr>
-      </w:pPr>
-    </w:p>
-    <w:p>
-      <w:pPr>
-        <w:shd w:val="clear" w:color="auto" w:fill="1F1F1F"/>
-        <w:spacing w:after="0" w:line="276" w:lineRule="auto"/>
-        <w:rPr>
-          <w:rFonts w:ascii="Consolas" w:eastAsia="Times New Roman" w:hAnsi="Consolas" w:cs="Times New Roman"/>
-          <w:color w:val="CCCCCC"/>
-          <w:kern w:val="0"/>
-          <w:sz w:val="16"/>
-          <w:szCs w:val="16"/>
-          <w14:ligatures w14:val="none"/>
-        </w:rPr>
-      </w:pPr>
-      <w:r>
-        <w:rPr>
-          <w:rFonts w:ascii="Consolas" w:eastAsia="Times New Roman" w:hAnsi="Consolas" w:cs="Times New Roman"/>
-          <w:color w:val="569CD6"/>
-          <w:kern w:val="0"/>
-          <w:sz w:val="16"/>
-          <w:szCs w:val="16"/>
-          <w14:ligatures w14:val="none"/>
-        </w:rPr>
-        <w:t>RUN</w:t>
-      </w:r>
-      <w:r>
-        <w:rPr>
-          <w:rFonts w:ascii="Consolas" w:eastAsia="Times New Roman" w:hAnsi="Consolas" w:cs="Times New Roman"/>
-          <w:color w:val="CCCCCC"/>
-          <w:kern w:val="0"/>
-          <w:sz w:val="16"/>
-          <w:szCs w:val="16"/>
-          <w14:ligatures w14:val="none"/>
-        </w:rPr>
-        <w:t xml:space="preserve"> pip install --no-cache-</w:t>
-      </w:r>
-      <w:proofErr w:type="spellStart"/>
-      <w:r>
-        <w:rPr>
-          <w:rFonts w:ascii="Consolas" w:eastAsia="Times New Roman" w:hAnsi="Consolas" w:cs="Times New Roman"/>
-          <w:color w:val="CCCCCC"/>
-          <w:kern w:val="0"/>
-          <w:sz w:val="16"/>
-          <w:szCs w:val="16"/>
-          <w14:ligatures w14:val="none"/>
-        </w:rPr>
-        <w:t>dir</w:t>
-      </w:r>
-      <w:proofErr w:type="spellEnd"/>
-      <w:r>
-        <w:rPr>
-          <w:rFonts w:ascii="Consolas" w:eastAsia="Times New Roman" w:hAnsi="Consolas" w:cs="Times New Roman"/>
-          <w:color w:val="CCCCCC"/>
-          <w:kern w:val="0"/>
-          <w:sz w:val="16"/>
-          <w:szCs w:val="16"/>
-          <w14:ligatures w14:val="none"/>
-        </w:rPr>
-        <w:t xml:space="preserve"> -r requirements.txt</w:t>
-      </w:r>
-    </w:p>
-    <w:p>
-      <w:pPr>
-        <w:shd w:val="clear" w:color="auto" w:fill="1F1F1F"/>
-        <w:spacing w:after="0" w:line="276" w:lineRule="auto"/>
-        <w:rPr>
-          <w:rFonts w:ascii="Consolas" w:eastAsia="Times New Roman" w:hAnsi="Consolas" w:cs="Times New Roman"/>
-          <w:color w:val="CCCCCC"/>
-          <w:kern w:val="0"/>
-          <w:sz w:val="16"/>
-          <w:szCs w:val="16"/>
-          <w14:ligatures w14:val="none"/>
-        </w:rPr>
-      </w:pPr>
-    </w:p>
-    <w:p>
-      <w:pPr>
-        <w:shd w:val="clear" w:color="auto" w:fill="1F1F1F"/>
-        <w:spacing w:after="0" w:line="276" w:lineRule="auto"/>
-        <w:rPr>
-          <w:rFonts w:ascii="Consolas" w:eastAsia="Times New Roman" w:hAnsi="Consolas" w:cs="Times New Roman"/>
-          <w:color w:val="CCCCCC"/>
-          <w:kern w:val="0"/>
-          <w:sz w:val="16"/>
-          <w:szCs w:val="16"/>
-          <w14:ligatures w14:val="none"/>
-        </w:rPr>
-      </w:pPr>
-      <w:r>
-        <w:rPr>
-          <w:rFonts w:ascii="Consolas" w:eastAsia="Times New Roman" w:hAnsi="Consolas" w:cs="Times New Roman"/>
-          <w:color w:val="569CD6"/>
-          <w:kern w:val="0"/>
-          <w:sz w:val="16"/>
-          <w:szCs w:val="16"/>
-          <w14:ligatures w14:val="none"/>
-        </w:rPr>
-        <w:t>CMD</w:t>
-      </w:r>
-      <w:r>
-        <w:rPr>
-          <w:rFonts w:ascii="Consolas" w:eastAsia="Times New Roman" w:hAnsi="Consolas" w:cs="Times New Roman"/>
-          <w:color w:val="CCCCCC"/>
-          <w:kern w:val="0"/>
-          <w:sz w:val="16"/>
-          <w:szCs w:val="16"/>
-          <w14:ligatures w14:val="none"/>
-        </w:rPr>
-        <w:t xml:space="preserve"> [</w:t>
-      </w:r>
-      <w:r>
-        <w:rPr>
-          <w:rFonts w:ascii="Consolas" w:eastAsia="Times New Roman" w:hAnsi="Consolas" w:cs="Times New Roman"/>
-          <w:color w:val="CE9178"/>
-          <w:kern w:val="0"/>
-          <w:sz w:val="16"/>
-          <w:szCs w:val="16"/>
-          <w14:ligatures w14:val="none"/>
-        </w:rPr>
-        <w:t>"python3"</w:t>
-      </w:r>
-      <w:r>
-        <w:rPr>
-          <w:rFonts w:ascii="Consolas" w:eastAsia="Times New Roman" w:hAnsi="Consolas" w:cs="Times New Roman"/>
-          <w:color w:val="CCCCCC"/>
-          <w:kern w:val="0"/>
-          <w:sz w:val="16"/>
-          <w:szCs w:val="16"/>
-          <w14:ligatures w14:val="none"/>
-        </w:rPr>
-        <w:t xml:space="preserve">, </w:t>
-      </w:r>
-      <w:r>
-        <w:rPr>
-          <w:rFonts w:ascii="Consolas" w:eastAsia="Times New Roman" w:hAnsi="Consolas" w:cs="Times New Roman"/>
-          <w:color w:val="CE9178"/>
-          <w:kern w:val="0"/>
-          <w:sz w:val="16"/>
-          <w:szCs w:val="16"/>
-          <w14:ligatures w14:val="none"/>
-        </w:rPr>
-        <w:t>"</w:t>
-      </w:r>
-      <w:proofErr w:type="spellStart"/>
-      <w:r>
-        <w:rPr>
-          <w:rFonts w:ascii="Consolas" w:eastAsia="Times New Roman" w:hAnsi="Consolas" w:cs="Times New Roman"/>
-          <w:color w:val="CE9178"/>
-          <w:kern w:val="0"/>
-          <w:sz w:val="16"/>
-          <w:szCs w:val="16"/>
-          <w14:ligatures w14:val="none"/>
-        </w:rPr>
-        <w:t>src</w:t>
-      </w:r>
-      <w:proofErr w:type="spellEnd"/>
-      <w:r>
-        <w:rPr>
-          <w:rFonts w:ascii="Consolas" w:eastAsia="Times New Roman" w:hAnsi="Consolas" w:cs="Times New Roman"/>
-          <w:color w:val="CE9178"/>
-          <w:kern w:val="0"/>
-          <w:sz w:val="16"/>
-          <w:szCs w:val="16"/>
-          <w14:ligatures w14:val="none"/>
-        </w:rPr>
-        <w:t>/examples.py"</w:t>
-      </w:r>
-      <w:r>
-        <w:rPr>
-          <w:rFonts w:ascii="Consolas" w:eastAsia="Times New Roman" w:hAnsi="Consolas" w:cs="Times New Roman"/>
-          <w:color w:val="CCCCCC"/>
-          <w:kern w:val="0"/>
-          <w:sz w:val="16"/>
-          <w:szCs w:val="16"/>
-          <w14:ligatures w14:val="none"/>
-        </w:rPr>
-        <w:t>]</w:t>
-      </w:r>
-    </w:p>
-    <w:p>
-      <w:pPr>
-        <w:bidi/>
-        <w:rPr>
-          <w:rFonts w:hint="cs"/>
+        <w:bidi/>
+        <w:rPr>
           <w:rtl/>
         </w:rPr>
       </w:pPr>
@@ -5036,42 +3803,8 @@
               </w:rPr>
             </w:pPr>
             <w:r>
-              <w:t xml:space="preserve">docker build -t </w:t>
-            </w:r>
-            <w:proofErr w:type="spellStart"/>
-            <w:r>
-              <w:t>my_image</w:t>
-            </w:r>
-            <w:proofErr w:type="spellEnd"/>
-            <w:r>
-              <w:t xml:space="preserve"> -</w:t>
-            </w:r>
-            <w:proofErr w:type="gramStart"/>
-            <w:r>
-              <w:t>f .</w:t>
-            </w:r>
-            <w:proofErr w:type="gramEnd"/>
-            <w:r>
-              <w:t>\</w:t>
-            </w:r>
-            <w:proofErr w:type="spellStart"/>
-            <w:proofErr w:type="gramStart"/>
-            <w:r>
-              <w:t>dockerfile</w:t>
-            </w:r>
-            <w:proofErr w:type="spellEnd"/>
-            <w:r>
-              <w:t xml:space="preserve"> .</w:t>
-            </w:r>
-            <w:proofErr w:type="gramEnd"/>
-            <w:r>
-              <w:t xml:space="preserve">; docker run </w:t>
-            </w:r>
-            <w:proofErr w:type="spellStart"/>
-            <w:r>
-              <w:t>my_image</w:t>
-            </w:r>
-            <w:proofErr w:type="spellEnd"/>
+              <w:t>docker build -t my_image -f .\dockerfile .; docker run my_image</w:t>
+            </w:r>
           </w:p>
         </w:tc>
       </w:tr>
@@ -5080,7 +3813,6 @@
       <w:pPr>
         <w:bidi/>
         <w:rPr>
-          <w:rFonts w:hint="cs"/>
           <w:rtl/>
         </w:rPr>
       </w:pPr>
@@ -5102,18 +3834,7 @@
         <w:t>(על מנת לדבג אם צריך ולהחליף את השורה האחרונה מ</w:t>
       </w:r>
       <w:r>
-        <w:t xml:space="preserve"> </w:t>
-      </w:r>
-      <w:r>
-        <w:t>CMD ["python3", "</w:t>
-      </w:r>
-      <w:proofErr w:type="spellStart"/>
-      <w:r>
-        <w:t>src</w:t>
-      </w:r>
-      <w:proofErr w:type="spellEnd"/>
-      <w:r>
-        <w:t>/examples.py"]</w:t>
+        <w:t xml:space="preserve"> CMD ["python3", "src/examples.py"]</w:t>
       </w:r>
       <w:r>
         <w:rPr>
@@ -5123,10 +3844,7 @@
         <w:t xml:space="preserve"> ל</w:t>
       </w:r>
       <w:r>
-        <w:t xml:space="preserve"> </w:t>
-      </w:r>
-      <w:r>
-        <w:t>CMD ["</w:t>
+        <w:t xml:space="preserve"> CMD ["</w:t>
       </w:r>
       <w:r>
         <w:t>bash</w:t>
@@ -5178,13 +3896,8 @@
               </w:rPr>
             </w:pPr>
             <w:r>
-              <w:t xml:space="preserve">docker run -it </w:t>
-            </w:r>
-            <w:proofErr w:type="spellStart"/>
-            <w:r>
-              <w:t>my_image</w:t>
-            </w:r>
-            <w:proofErr w:type="spellEnd"/>
+              <w:t>docker run -it my_image</w:t>
+            </w:r>
           </w:p>
         </w:tc>
       </w:tr>
@@ -5357,23 +4070,7 @@
           <w:rFonts w:hint="cs"/>
           <w:rtl/>
         </w:rPr>
-        <w:t xml:space="preserve"> </w:t>
-      </w:r>
-      <w:proofErr w:type="spellStart"/>
-      <w:r>
-        <w:rPr>
-          <w:rFonts w:hint="cs"/>
-          <w:rtl/>
-        </w:rPr>
-        <w:t>לגאוגייסון</w:t>
-      </w:r>
-      <w:proofErr w:type="spellEnd"/>
-      <w:r>
-        <w:rPr>
-          <w:rFonts w:hint="cs"/>
-          <w:rtl/>
-        </w:rPr>
-        <w:t>:</w:t>
+        <w:t xml:space="preserve"> לגאוגייסון:</w:t>
       </w:r>
     </w:p>
     <w:p>
@@ -5445,7 +4142,6 @@
               </w:rPr>
               <w:t xml:space="preserve"> </w:t>
             </w:r>
-            <w:proofErr w:type="spellStart"/>
             <w:r>
               <w:rPr>
                 <w:rFonts w:ascii="Consolas" w:eastAsia="Times New Roman" w:hAnsi="Consolas" w:cs="Times New Roman"/>
@@ -5457,7 +4153,6 @@
               </w:rPr>
               <w:t>osgeo</w:t>
             </w:r>
-            <w:proofErr w:type="spellEnd"/>
             <w:r>
               <w:rPr>
                 <w:rFonts w:ascii="Consolas" w:eastAsia="Times New Roman" w:hAnsi="Consolas" w:cs="Times New Roman"/>
@@ -5491,7 +4186,6 @@
               </w:rPr>
               <w:t xml:space="preserve"> </w:t>
             </w:r>
-            <w:proofErr w:type="spellStart"/>
             <w:r>
               <w:rPr>
                 <w:rFonts w:ascii="Consolas" w:eastAsia="Times New Roman" w:hAnsi="Consolas" w:cs="Times New Roman"/>
@@ -5503,7 +4197,6 @@
               </w:rPr>
               <w:t>ogr</w:t>
             </w:r>
-            <w:proofErr w:type="spellEnd"/>
           </w:p>
           <w:p>
             <w:pPr>
@@ -5566,79 +4259,7 @@
                 <w:szCs w:val="21"/>
                 <w14:ligatures w14:val="none"/>
               </w:rPr>
-              <w:t xml:space="preserve"># </w:t>
-            </w:r>
-            <w:proofErr w:type="spellStart"/>
-            <w:r>
-              <w:rPr>
-                <w:rFonts w:ascii="Consolas" w:eastAsia="Times New Roman" w:hAnsi="Consolas" w:cs="Times New Roman"/>
-                <w:color w:val="6A9955"/>
-                <w:kern w:val="0"/>
-                <w:sz w:val="21"/>
-                <w:szCs w:val="21"/>
-                <w14:ligatures w14:val="none"/>
-              </w:rPr>
-              <w:t>dwg_path</w:t>
-            </w:r>
-            <w:proofErr w:type="spellEnd"/>
-            <w:r>
-              <w:rPr>
-                <w:rFonts w:ascii="Consolas" w:eastAsia="Times New Roman" w:hAnsi="Consolas" w:cs="Times New Roman"/>
-                <w:color w:val="6A9955"/>
-                <w:kern w:val="0"/>
-                <w:sz w:val="21"/>
-                <w:szCs w:val="21"/>
-                <w14:ligatures w14:val="none"/>
-              </w:rPr>
-              <w:t xml:space="preserve"> = "</w:t>
-            </w:r>
-            <w:proofErr w:type="gramStart"/>
-            <w:r>
-              <w:rPr>
-                <w:rFonts w:ascii="Consolas" w:eastAsia="Times New Roman" w:hAnsi="Consolas" w:cs="Times New Roman"/>
-                <w:color w:val="6A9955"/>
-                <w:kern w:val="0"/>
-                <w:sz w:val="21"/>
-                <w:szCs w:val="21"/>
-                <w14:ligatures w14:val="none"/>
-              </w:rPr>
-              <w:t>files\\</w:t>
-            </w:r>
-            <w:proofErr w:type="spellStart"/>
-            <w:r>
-              <w:rPr>
-                <w:rFonts w:ascii="Consolas" w:eastAsia="Times New Roman" w:hAnsi="Consolas" w:cs="Times New Roman"/>
-                <w:color w:val="6A9955"/>
-                <w:kern w:val="0"/>
-                <w:sz w:val="21"/>
-                <w:szCs w:val="21"/>
-                <w14:ligatures w14:val="none"/>
-              </w:rPr>
-              <w:t>dwg_from_web</w:t>
-            </w:r>
-            <w:proofErr w:type="spellEnd"/>
-            <w:r>
-              <w:rPr>
-                <w:rFonts w:ascii="Consolas" w:eastAsia="Times New Roman" w:hAnsi="Consolas" w:cs="Times New Roman"/>
-                <w:color w:val="6A9955"/>
-                <w:kern w:val="0"/>
-                <w:sz w:val="21"/>
-                <w:szCs w:val="21"/>
-                <w14:ligatures w14:val="none"/>
-              </w:rPr>
-              <w:t>\\arc_2000.dwg" #</w:t>
-            </w:r>
-            <w:proofErr w:type="gramEnd"/>
-            <w:r>
-              <w:rPr>
-                <w:rFonts w:ascii="Consolas" w:eastAsia="Times New Roman" w:hAnsi="Consolas" w:cs="Times New Roman"/>
-                <w:color w:val="6A9955"/>
-                <w:kern w:val="0"/>
-                <w:sz w:val="21"/>
-                <w:szCs w:val="21"/>
-                <w14:ligatures w14:val="none"/>
-              </w:rPr>
-              <w:t xml:space="preserve"> working with this file (R2000 (AC1015))</w:t>
+              <w:t># dwg_path = "files\\dwg_from_web\\arc_2000.dwg" # working with this file (R2000 (AC1015))</w:t>
             </w:r>
           </w:p>
           <w:p>
@@ -5654,7 +4275,6 @@
                 <w14:ligatures w14:val="none"/>
               </w:rPr>
             </w:pPr>
-            <w:proofErr w:type="spellStart"/>
             <w:r>
               <w:rPr>
                 <w:rFonts w:ascii="Consolas" w:eastAsia="Times New Roman" w:hAnsi="Consolas" w:cs="Times New Roman"/>
@@ -5666,7 +4286,6 @@
               </w:rPr>
               <w:t>dwg_path</w:t>
             </w:r>
-            <w:proofErr w:type="spellEnd"/>
             <w:r>
               <w:rPr>
                 <w:rFonts w:ascii="Consolas" w:eastAsia="Times New Roman" w:hAnsi="Consolas" w:cs="Times New Roman"/>
@@ -5722,7 +4341,6 @@
               </w:rPr>
               <w:t>\\</w:t>
             </w:r>
-            <w:proofErr w:type="spellStart"/>
             <w:r>
               <w:rPr>
                 <w:rFonts w:ascii="Consolas" w:eastAsia="Times New Roman" w:hAnsi="Consolas" w:cs="Times New Roman"/>
@@ -5734,7 +4352,6 @@
               </w:rPr>
               <w:t>Eyal_files</w:t>
             </w:r>
-            <w:proofErr w:type="spellEnd"/>
             <w:r>
               <w:rPr>
                 <w:rFonts w:ascii="Consolas" w:eastAsia="Times New Roman" w:hAnsi="Consolas" w:cs="Times New Roman"/>
@@ -5746,7 +4363,6 @@
               </w:rPr>
               <w:t>\\</w:t>
             </w:r>
-            <w:proofErr w:type="spellStart"/>
             <w:r>
               <w:rPr>
                 <w:rFonts w:ascii="Consolas" w:eastAsia="Times New Roman" w:hAnsi="Consolas" w:cs="Times New Roman"/>
@@ -5756,13 +4372,12 @@
                 <w:szCs w:val="21"/>
                 <w14:ligatures w14:val="none"/>
               </w:rPr>
-              <w:t>kav</w:t>
-            </w:r>
-            <w:proofErr w:type="spellEnd"/>
-            <w:r>
-              <w:rPr>
-                <w:rFonts w:ascii="Consolas" w:eastAsia="Times New Roman" w:hAnsi="Consolas" w:cs="Times New Roman"/>
-                <w:color w:val="CE9178"/>
+              <w:t>kav only.dwg"</w:t>
+            </w:r>
+            <w:r>
+              <w:rPr>
+                <w:rFonts w:ascii="Consolas" w:eastAsia="Times New Roman" w:hAnsi="Consolas" w:cs="Times New Roman"/>
+                <w:color w:val="CCCCCC"/>
                 <w:kern w:val="0"/>
                 <w:sz w:val="21"/>
                 <w:szCs w:val="21"/>
@@ -5770,42 +4385,6 @@
               </w:rPr>
               <w:t xml:space="preserve"> </w:t>
             </w:r>
-            <w:proofErr w:type="spellStart"/>
-            <w:proofErr w:type="gramStart"/>
-            <w:r>
-              <w:rPr>
-                <w:rFonts w:ascii="Consolas" w:eastAsia="Times New Roman" w:hAnsi="Consolas" w:cs="Times New Roman"/>
-                <w:color w:val="CE9178"/>
-                <w:kern w:val="0"/>
-                <w:sz w:val="21"/>
-                <w:szCs w:val="21"/>
-                <w14:ligatures w14:val="none"/>
-              </w:rPr>
-              <w:t>only.dwg</w:t>
-            </w:r>
-            <w:proofErr w:type="spellEnd"/>
-            <w:r>
-              <w:rPr>
-                <w:rFonts w:ascii="Consolas" w:eastAsia="Times New Roman" w:hAnsi="Consolas" w:cs="Times New Roman"/>
-                <w:color w:val="CE9178"/>
-                <w:kern w:val="0"/>
-                <w:sz w:val="21"/>
-                <w:szCs w:val="21"/>
-                <w14:ligatures w14:val="none"/>
-              </w:rPr>
-              <w:t>"</w:t>
-            </w:r>
-            <w:r>
-              <w:rPr>
-                <w:rFonts w:ascii="Consolas" w:eastAsia="Times New Roman" w:hAnsi="Consolas" w:cs="Times New Roman"/>
-                <w:color w:val="CCCCCC"/>
-                <w:kern w:val="0"/>
-                <w:sz w:val="21"/>
-                <w:szCs w:val="21"/>
-                <w14:ligatures w14:val="none"/>
-              </w:rPr>
-              <w:t xml:space="preserve"> </w:t>
-            </w:r>
             <w:r>
               <w:rPr>
                 <w:rFonts w:ascii="Consolas" w:eastAsia="Times New Roman" w:hAnsi="Consolas" w:cs="Times New Roman"/>
@@ -5815,19 +4394,7 @@
                 <w:szCs w:val="21"/>
                 <w14:ligatures w14:val="none"/>
               </w:rPr>
-              <w:t>#</w:t>
-            </w:r>
-            <w:proofErr w:type="gramEnd"/>
-            <w:r>
-              <w:rPr>
-                <w:rFonts w:ascii="Consolas" w:eastAsia="Times New Roman" w:hAnsi="Consolas" w:cs="Times New Roman"/>
-                <w:color w:val="6A9955"/>
-                <w:kern w:val="0"/>
-                <w:sz w:val="21"/>
-                <w:szCs w:val="21"/>
-                <w14:ligatures w14:val="none"/>
-              </w:rPr>
-              <w:t xml:space="preserve"> Error with this file (AC1027)</w:t>
+              <w:t># Error with this file (AC1027)</w:t>
             </w:r>
           </w:p>
           <w:p>
@@ -5866,21 +4433,8 @@
                 <w:szCs w:val="21"/>
                 <w14:ligatures w14:val="none"/>
               </w:rPr>
-              <w:t xml:space="preserve"># Convert DWG to </w:t>
-            </w:r>
-            <w:proofErr w:type="spellStart"/>
-            <w:r>
-              <w:rPr>
-                <w:rFonts w:ascii="Consolas" w:eastAsia="Times New Roman" w:hAnsi="Consolas" w:cs="Times New Roman"/>
-                <w:color w:val="6A9955"/>
-                <w:kern w:val="0"/>
-                <w:sz w:val="21"/>
-                <w:szCs w:val="21"/>
-                <w14:ligatures w14:val="none"/>
-              </w:rPr>
-              <w:t>FileGDB</w:t>
-            </w:r>
-            <w:proofErr w:type="spellEnd"/>
+              <w:t># Convert DWG to FileGDB</w:t>
+            </w:r>
           </w:p>
           <w:p>
             <w:pPr>
@@ -5895,7 +4449,6 @@
                 <w14:ligatures w14:val="none"/>
               </w:rPr>
             </w:pPr>
-            <w:proofErr w:type="spellStart"/>
             <w:r>
               <w:rPr>
                 <w:rFonts w:ascii="Consolas" w:eastAsia="Times New Roman" w:hAnsi="Consolas" w:cs="Times New Roman"/>
@@ -5907,7 +4460,6 @@
               </w:rPr>
               <w:t>driver_dwg</w:t>
             </w:r>
-            <w:proofErr w:type="spellEnd"/>
             <w:r>
               <w:rPr>
                 <w:rFonts w:ascii="Consolas" w:eastAsia="Times New Roman" w:hAnsi="Consolas" w:cs="Times New Roman"/>
@@ -5941,8 +4493,6 @@
               </w:rPr>
               <w:t xml:space="preserve"> </w:t>
             </w:r>
-            <w:proofErr w:type="spellStart"/>
-            <w:proofErr w:type="gramStart"/>
             <w:r>
               <w:rPr>
                 <w:rFonts w:ascii="Consolas" w:eastAsia="Times New Roman" w:hAnsi="Consolas" w:cs="Times New Roman"/>
@@ -5976,8 +4526,6 @@
               </w:rPr>
               <w:t>GetDriverByName</w:t>
             </w:r>
-            <w:proofErr w:type="spellEnd"/>
-            <w:proofErr w:type="gramEnd"/>
             <w:r>
               <w:rPr>
                 <w:rFonts w:ascii="Consolas" w:eastAsia="Times New Roman" w:hAnsi="Consolas" w:cs="Times New Roman"/>
@@ -6025,7 +4573,6 @@
                 <w14:ligatures w14:val="none"/>
               </w:rPr>
             </w:pPr>
-            <w:proofErr w:type="spellStart"/>
             <w:r>
               <w:rPr>
                 <w:rFonts w:ascii="Consolas" w:eastAsia="Times New Roman" w:hAnsi="Consolas" w:cs="Times New Roman"/>
@@ -6037,7 +4584,6 @@
               </w:rPr>
               <w:t>driver_geojson</w:t>
             </w:r>
-            <w:proofErr w:type="spellEnd"/>
             <w:r>
               <w:rPr>
                 <w:rFonts w:ascii="Consolas" w:eastAsia="Times New Roman" w:hAnsi="Consolas" w:cs="Times New Roman"/>
@@ -6071,8 +4617,6 @@
               </w:rPr>
               <w:t xml:space="preserve"> </w:t>
             </w:r>
-            <w:proofErr w:type="spellStart"/>
-            <w:proofErr w:type="gramStart"/>
             <w:r>
               <w:rPr>
                 <w:rFonts w:ascii="Consolas" w:eastAsia="Times New Roman" w:hAnsi="Consolas" w:cs="Times New Roman"/>
@@ -6106,8 +4650,6 @@
               </w:rPr>
               <w:t>GetDriverByName</w:t>
             </w:r>
-            <w:proofErr w:type="spellEnd"/>
-            <w:proofErr w:type="gramEnd"/>
             <w:r>
               <w:rPr>
                 <w:rFonts w:ascii="Consolas" w:eastAsia="Times New Roman" w:hAnsi="Consolas" w:cs="Times New Roman"/>
@@ -6128,31 +4670,7 @@
                 <w:szCs w:val="21"/>
                 <w14:ligatures w14:val="none"/>
               </w:rPr>
-              <w:t>"</w:t>
-            </w:r>
-            <w:proofErr w:type="spellStart"/>
-            <w:r>
-              <w:rPr>
-                <w:rFonts w:ascii="Consolas" w:eastAsia="Times New Roman" w:hAnsi="Consolas" w:cs="Times New Roman"/>
-                <w:color w:val="CE9178"/>
-                <w:kern w:val="0"/>
-                <w:sz w:val="21"/>
-                <w:szCs w:val="21"/>
-                <w14:ligatures w14:val="none"/>
-              </w:rPr>
-              <w:t>GeoJSON</w:t>
-            </w:r>
-            <w:proofErr w:type="spellEnd"/>
-            <w:r>
-              <w:rPr>
-                <w:rFonts w:ascii="Consolas" w:eastAsia="Times New Roman" w:hAnsi="Consolas" w:cs="Times New Roman"/>
-                <w:color w:val="CE9178"/>
-                <w:kern w:val="0"/>
-                <w:sz w:val="21"/>
-                <w:szCs w:val="21"/>
-                <w14:ligatures w14:val="none"/>
-              </w:rPr>
-              <w:t>"</w:t>
+              <w:t>"GeoJSON"</w:t>
             </w:r>
             <w:r>
               <w:rPr>
@@ -6218,7 +4736,6 @@
                 <w14:ligatures w14:val="none"/>
               </w:rPr>
             </w:pPr>
-            <w:proofErr w:type="spellStart"/>
             <w:r>
               <w:rPr>
                 <w:rFonts w:ascii="Consolas" w:eastAsia="Times New Roman" w:hAnsi="Consolas" w:cs="Times New Roman"/>
@@ -6230,7 +4747,6 @@
               </w:rPr>
               <w:t>dwg_ds</w:t>
             </w:r>
-            <w:proofErr w:type="spellEnd"/>
             <w:r>
               <w:rPr>
                 <w:rFonts w:ascii="Consolas" w:eastAsia="Times New Roman" w:hAnsi="Consolas" w:cs="Times New Roman"/>
@@ -6264,7 +4780,6 @@
               </w:rPr>
               <w:t xml:space="preserve"> </w:t>
             </w:r>
-            <w:proofErr w:type="spellStart"/>
             <w:r>
               <w:rPr>
                 <w:rFonts w:ascii="Consolas" w:eastAsia="Times New Roman" w:hAnsi="Consolas" w:cs="Times New Roman"/>
@@ -6274,9 +4789,19 @@
                 <w:szCs w:val="21"/>
                 <w14:ligatures w14:val="none"/>
               </w:rPr>
-              <w:t>driver_</w:t>
-            </w:r>
-            <w:proofErr w:type="gramStart"/>
+              <w:t>driver_dwg</w:t>
+            </w:r>
+            <w:r>
+              <w:rPr>
+                <w:rFonts w:ascii="Consolas" w:eastAsia="Times New Roman" w:hAnsi="Consolas" w:cs="Times New Roman"/>
+                <w:color w:val="CCCCCC"/>
+                <w:kern w:val="0"/>
+                <w:sz w:val="21"/>
+                <w:szCs w:val="21"/>
+                <w14:ligatures w14:val="none"/>
+              </w:rPr>
+              <w:t>.Open(</w:t>
+            </w:r>
             <w:r>
               <w:rPr>
                 <w:rFonts w:ascii="Consolas" w:eastAsia="Times New Roman" w:hAnsi="Consolas" w:cs="Times New Roman"/>
@@ -6286,45 +4811,8 @@
                 <w:szCs w:val="21"/>
                 <w14:ligatures w14:val="none"/>
               </w:rPr>
-              <w:t>dwg</w:t>
-            </w:r>
-            <w:r>
-              <w:rPr>
-                <w:rFonts w:ascii="Consolas" w:eastAsia="Times New Roman" w:hAnsi="Consolas" w:cs="Times New Roman"/>
-                <w:color w:val="CCCCCC"/>
-                <w:kern w:val="0"/>
-                <w:sz w:val="21"/>
-                <w:szCs w:val="21"/>
-                <w14:ligatures w14:val="none"/>
-              </w:rPr>
-              <w:t>.Open</w:t>
-            </w:r>
-            <w:proofErr w:type="spellEnd"/>
-            <w:proofErr w:type="gramEnd"/>
-            <w:r>
-              <w:rPr>
-                <w:rFonts w:ascii="Consolas" w:eastAsia="Times New Roman" w:hAnsi="Consolas" w:cs="Times New Roman"/>
-                <w:color w:val="CCCCCC"/>
-                <w:kern w:val="0"/>
-                <w:sz w:val="21"/>
-                <w:szCs w:val="21"/>
-                <w14:ligatures w14:val="none"/>
-              </w:rPr>
-              <w:t>(</w:t>
-            </w:r>
-            <w:proofErr w:type="spellStart"/>
-            <w:r>
-              <w:rPr>
-                <w:rFonts w:ascii="Consolas" w:eastAsia="Times New Roman" w:hAnsi="Consolas" w:cs="Times New Roman"/>
-                <w:color w:val="9CDCFE"/>
-                <w:kern w:val="0"/>
-                <w:sz w:val="21"/>
-                <w:szCs w:val="21"/>
-                <w14:ligatures w14:val="none"/>
-              </w:rPr>
               <w:t>dwg_path</w:t>
             </w:r>
-            <w:proofErr w:type="spellEnd"/>
             <w:r>
               <w:rPr>
                 <w:rFonts w:ascii="Consolas" w:eastAsia="Times New Roman" w:hAnsi="Consolas" w:cs="Times New Roman"/>
@@ -6378,67 +4866,7 @@
           <w:szCs w:val="18"/>
           <w:rtl/>
         </w:rPr>
-        <w:t xml:space="preserve">הקובץ </w:t>
-      </w:r>
-      <w:proofErr w:type="spellStart"/>
-      <w:r>
-        <w:rPr>
-          <w:rFonts w:hint="cs"/>
-          <w:sz w:val="18"/>
-          <w:szCs w:val="18"/>
-          <w:rtl/>
-        </w:rPr>
-        <w:t>בגרסא</w:t>
-      </w:r>
-      <w:proofErr w:type="spellEnd"/>
-      <w:r>
-        <w:rPr>
-          <w:rFonts w:hint="cs"/>
-          <w:sz w:val="18"/>
-          <w:szCs w:val="18"/>
-          <w:rtl/>
-        </w:rPr>
-        <w:t xml:space="preserve"> 2000 עבד וכתב אותו </w:t>
-      </w:r>
-      <w:proofErr w:type="spellStart"/>
-      <w:r>
-        <w:rPr>
-          <w:rFonts w:hint="cs"/>
-          <w:sz w:val="18"/>
-          <w:szCs w:val="18"/>
-          <w:rtl/>
-        </w:rPr>
-        <w:t>לגאו</w:t>
-      </w:r>
-      <w:proofErr w:type="spellEnd"/>
-      <w:r>
-        <w:rPr>
-          <w:rFonts w:hint="cs"/>
-          <w:sz w:val="18"/>
-          <w:szCs w:val="18"/>
-          <w:rtl/>
-        </w:rPr>
-        <w:t xml:space="preserve"> גייסון הקובץ שאייל שלח </w:t>
-      </w:r>
-      <w:proofErr w:type="spellStart"/>
-      <w:r>
-        <w:rPr>
-          <w:rFonts w:hint="cs"/>
-          <w:sz w:val="18"/>
-          <w:szCs w:val="18"/>
-          <w:rtl/>
-        </w:rPr>
-        <w:t>שבגרסא</w:t>
-      </w:r>
-      <w:proofErr w:type="spellEnd"/>
-      <w:r>
-        <w:rPr>
-          <w:rFonts w:hint="cs"/>
-          <w:sz w:val="18"/>
-          <w:szCs w:val="18"/>
-          <w:rtl/>
-        </w:rPr>
-        <w:t xml:space="preserve"> </w:t>
+        <w:t xml:space="preserve">הקובץ בגרסא 2000 עבד וכתב אותו לגאו גייסון הקובץ שאייל שלח שבגרסא </w:t>
       </w:r>
       <w:r>
         <w:rPr>
@@ -6474,15 +4902,7 @@
           </w:tcPr>
           <w:p>
             <w:r>
-              <w:t xml:space="preserve">ERROR 6: </w:t>
-            </w:r>
-            <w:proofErr w:type="spellStart"/>
-            <w:r>
-              <w:t>libopencad</w:t>
-            </w:r>
-            <w:proofErr w:type="spellEnd"/>
-            <w:r>
-              <w:t xml:space="preserve"> 0.3.4 does not support this version of CAD file.</w:t>
+              <w:t>ERROR 6: libopencad 0.3.4 does not support this version of CAD file.</w:t>
             </w:r>
           </w:p>
           <w:p>
@@ -6686,7 +5106,6 @@
         </w:rPr>
         <w:t xml:space="preserve">שימוש בספריה </w:t>
       </w:r>
-      <w:proofErr w:type="spellStart"/>
       <w:r>
         <w:rPr>
           <w:sz w:val="20"/>
@@ -6694,7 +5113,6 @@
         </w:rPr>
         <w:t>apose.cad</w:t>
       </w:r>
-      <w:proofErr w:type="spellEnd"/>
       <w:r>
         <w:rPr>
           <w:rFonts w:hint="cs"/>
@@ -6784,7 +5202,6 @@
               </w:rPr>
               <w:t xml:space="preserve"> </w:t>
             </w:r>
-            <w:proofErr w:type="spellStart"/>
             <w:r>
               <w:rPr>
                 <w:rFonts w:ascii="Consolas" w:eastAsia="Times New Roman" w:hAnsi="Consolas" w:cs="Times New Roman"/>
@@ -6818,7 +5235,6 @@
               </w:rPr>
               <w:t>cad</w:t>
             </w:r>
-            <w:proofErr w:type="spellEnd"/>
             <w:r>
               <w:rPr>
                 <w:rFonts w:ascii="Consolas" w:eastAsia="Times New Roman" w:hAnsi="Consolas" w:cs="Times New Roman"/>
@@ -6904,7 +5320,6 @@
               </w:rPr>
               <w:t xml:space="preserve"> </w:t>
             </w:r>
-            <w:proofErr w:type="spellStart"/>
             <w:r>
               <w:rPr>
                 <w:rFonts w:ascii="Consolas" w:eastAsia="Times New Roman" w:hAnsi="Consolas" w:cs="Times New Roman"/>
@@ -6916,7 +5331,6 @@
               </w:rPr>
               <w:t>osgeo</w:t>
             </w:r>
-            <w:proofErr w:type="spellEnd"/>
             <w:r>
               <w:rPr>
                 <w:rFonts w:ascii="Consolas" w:eastAsia="Times New Roman" w:hAnsi="Consolas" w:cs="Times New Roman"/>
@@ -6950,7 +5364,6 @@
               </w:rPr>
               <w:t xml:space="preserve"> </w:t>
             </w:r>
-            <w:proofErr w:type="spellStart"/>
             <w:r>
               <w:rPr>
                 <w:rFonts w:ascii="Consolas" w:eastAsia="Times New Roman" w:hAnsi="Consolas" w:cs="Times New Roman"/>
@@ -6962,7 +5375,6 @@
               </w:rPr>
               <w:t>ogr</w:t>
             </w:r>
-            <w:proofErr w:type="spellEnd"/>
           </w:p>
           <w:p>
             <w:pPr>
@@ -7004,7 +5416,6 @@
               </w:rPr>
               <w:t xml:space="preserve"> </w:t>
             </w:r>
-            <w:proofErr w:type="spellStart"/>
             <w:r>
               <w:rPr>
                 <w:rFonts w:ascii="Consolas" w:eastAsia="Times New Roman" w:hAnsi="Consolas" w:cs="Times New Roman"/>
@@ -7016,7 +5427,6 @@
               </w:rPr>
               <w:t>json</w:t>
             </w:r>
-            <w:proofErr w:type="spellEnd"/>
           </w:p>
           <w:p>
             <w:pPr>
@@ -7055,7 +5465,6 @@
                 <w14:ligatures w14:val="none"/>
               </w:rPr>
             </w:pPr>
-            <w:proofErr w:type="spellStart"/>
             <w:r>
               <w:rPr>
                 <w:rFonts w:ascii="Consolas" w:eastAsia="Times New Roman" w:hAnsi="Consolas" w:cs="Times New Roman"/>
@@ -7067,7 +5476,6 @@
               </w:rPr>
               <w:t>output_dir</w:t>
             </w:r>
-            <w:proofErr w:type="spellEnd"/>
             <w:r>
               <w:rPr>
                 <w:rFonts w:ascii="Consolas" w:eastAsia="Times New Roman" w:hAnsi="Consolas" w:cs="Times New Roman"/>
@@ -7211,79 +5619,7 @@
                 <w:szCs w:val="21"/>
                 <w14:ligatures w14:val="none"/>
               </w:rPr>
-              <w:t xml:space="preserve"># </w:t>
-            </w:r>
-            <w:proofErr w:type="spellStart"/>
-            <w:r>
-              <w:rPr>
-                <w:rFonts w:ascii="Consolas" w:eastAsia="Times New Roman" w:hAnsi="Consolas" w:cs="Times New Roman"/>
-                <w:color w:val="6A9955"/>
-                <w:kern w:val="0"/>
-                <w:sz w:val="21"/>
-                <w:szCs w:val="21"/>
-                <w14:ligatures w14:val="none"/>
-              </w:rPr>
-              <w:t>dwg_path</w:t>
-            </w:r>
-            <w:proofErr w:type="spellEnd"/>
-            <w:r>
-              <w:rPr>
-                <w:rFonts w:ascii="Consolas" w:eastAsia="Times New Roman" w:hAnsi="Consolas" w:cs="Times New Roman"/>
-                <w:color w:val="6A9955"/>
-                <w:kern w:val="0"/>
-                <w:sz w:val="21"/>
-                <w:szCs w:val="21"/>
-                <w14:ligatures w14:val="none"/>
-              </w:rPr>
-              <w:t xml:space="preserve"> = "</w:t>
-            </w:r>
-            <w:proofErr w:type="gramStart"/>
-            <w:r>
-              <w:rPr>
-                <w:rFonts w:ascii="Consolas" w:eastAsia="Times New Roman" w:hAnsi="Consolas" w:cs="Times New Roman"/>
-                <w:color w:val="6A9955"/>
-                <w:kern w:val="0"/>
-                <w:sz w:val="21"/>
-                <w:szCs w:val="21"/>
-                <w14:ligatures w14:val="none"/>
-              </w:rPr>
-              <w:t>files\\</w:t>
-            </w:r>
-            <w:proofErr w:type="spellStart"/>
-            <w:r>
-              <w:rPr>
-                <w:rFonts w:ascii="Consolas" w:eastAsia="Times New Roman" w:hAnsi="Consolas" w:cs="Times New Roman"/>
-                <w:color w:val="6A9955"/>
-                <w:kern w:val="0"/>
-                <w:sz w:val="21"/>
-                <w:szCs w:val="21"/>
-                <w14:ligatures w14:val="none"/>
-              </w:rPr>
-              <w:t>dwg_from_web</w:t>
-            </w:r>
-            <w:proofErr w:type="spellEnd"/>
-            <w:r>
-              <w:rPr>
-                <w:rFonts w:ascii="Consolas" w:eastAsia="Times New Roman" w:hAnsi="Consolas" w:cs="Times New Roman"/>
-                <w:color w:val="6A9955"/>
-                <w:kern w:val="0"/>
-                <w:sz w:val="21"/>
-                <w:szCs w:val="21"/>
-                <w14:ligatures w14:val="none"/>
-              </w:rPr>
-              <w:t>\\arc_2000.dwg" #</w:t>
-            </w:r>
-            <w:proofErr w:type="gramEnd"/>
-            <w:r>
-              <w:rPr>
-                <w:rFonts w:ascii="Consolas" w:eastAsia="Times New Roman" w:hAnsi="Consolas" w:cs="Times New Roman"/>
-                <w:color w:val="6A9955"/>
-                <w:kern w:val="0"/>
-                <w:sz w:val="21"/>
-                <w:szCs w:val="21"/>
-                <w14:ligatures w14:val="none"/>
-              </w:rPr>
-              <w:t xml:space="preserve"> working with this file (R2000 (AC1015))</w:t>
+              <w:t># dwg_path = "files\\dwg_from_web\\arc_2000.dwg" # working with this file (R2000 (AC1015))</w:t>
             </w:r>
           </w:p>
           <w:p>
@@ -7304,7 +5640,6 @@
                 <w14:ligatures w14:val="none"/>
               </w:rPr>
             </w:pPr>
-            <w:proofErr w:type="spellStart"/>
             <w:r>
               <w:rPr>
                 <w:rFonts w:ascii="Consolas" w:eastAsia="Times New Roman" w:hAnsi="Consolas" w:cs="Times New Roman"/>
@@ -7316,7 +5651,6 @@
               </w:rPr>
               <w:t>dwg_path</w:t>
             </w:r>
-            <w:proofErr w:type="spellEnd"/>
             <w:r>
               <w:rPr>
                 <w:rFonts w:ascii="Consolas" w:eastAsia="Times New Roman" w:hAnsi="Consolas" w:cs="Times New Roman"/>
@@ -7372,7 +5706,6 @@
               </w:rPr>
               <w:t>\\</w:t>
             </w:r>
-            <w:proofErr w:type="spellStart"/>
             <w:r>
               <w:rPr>
                 <w:rFonts w:ascii="Consolas" w:eastAsia="Times New Roman" w:hAnsi="Consolas" w:cs="Times New Roman"/>
@@ -7384,7 +5717,6 @@
               </w:rPr>
               <w:t>Eyal_files</w:t>
             </w:r>
-            <w:proofErr w:type="spellEnd"/>
             <w:r>
               <w:rPr>
                 <w:rFonts w:ascii="Consolas" w:eastAsia="Times New Roman" w:hAnsi="Consolas" w:cs="Times New Roman"/>
@@ -7396,7 +5728,6 @@
               </w:rPr>
               <w:t>\\</w:t>
             </w:r>
-            <w:proofErr w:type="spellStart"/>
             <w:r>
               <w:rPr>
                 <w:rFonts w:ascii="Consolas" w:eastAsia="Times New Roman" w:hAnsi="Consolas" w:cs="Times New Roman"/>
@@ -7406,13 +5737,12 @@
                 <w:szCs w:val="21"/>
                 <w14:ligatures w14:val="none"/>
               </w:rPr>
-              <w:t>kav</w:t>
-            </w:r>
-            <w:proofErr w:type="spellEnd"/>
-            <w:r>
-              <w:rPr>
-                <w:rFonts w:ascii="Consolas" w:eastAsia="Times New Roman" w:hAnsi="Consolas" w:cs="Times New Roman"/>
-                <w:color w:val="CE9178"/>
+              <w:t>kav only.dwg"</w:t>
+            </w:r>
+            <w:r>
+              <w:rPr>
+                <w:rFonts w:ascii="Consolas" w:eastAsia="Times New Roman" w:hAnsi="Consolas" w:cs="Times New Roman"/>
+                <w:color w:val="CCCCCC"/>
                 <w:kern w:val="0"/>
                 <w:sz w:val="21"/>
                 <w:szCs w:val="21"/>
@@ -7420,42 +5750,6 @@
               </w:rPr>
               <w:t xml:space="preserve"> </w:t>
             </w:r>
-            <w:proofErr w:type="spellStart"/>
-            <w:proofErr w:type="gramStart"/>
-            <w:r>
-              <w:rPr>
-                <w:rFonts w:ascii="Consolas" w:eastAsia="Times New Roman" w:hAnsi="Consolas" w:cs="Times New Roman"/>
-                <w:color w:val="CE9178"/>
-                <w:kern w:val="0"/>
-                <w:sz w:val="21"/>
-                <w:szCs w:val="21"/>
-                <w14:ligatures w14:val="none"/>
-              </w:rPr>
-              <w:t>only.dwg</w:t>
-            </w:r>
-            <w:proofErr w:type="spellEnd"/>
-            <w:r>
-              <w:rPr>
-                <w:rFonts w:ascii="Consolas" w:eastAsia="Times New Roman" w:hAnsi="Consolas" w:cs="Times New Roman"/>
-                <w:color w:val="CE9178"/>
-                <w:kern w:val="0"/>
-                <w:sz w:val="21"/>
-                <w:szCs w:val="21"/>
-                <w14:ligatures w14:val="none"/>
-              </w:rPr>
-              <w:t>"</w:t>
-            </w:r>
-            <w:r>
-              <w:rPr>
-                <w:rFonts w:ascii="Consolas" w:eastAsia="Times New Roman" w:hAnsi="Consolas" w:cs="Times New Roman"/>
-                <w:color w:val="CCCCCC"/>
-                <w:kern w:val="0"/>
-                <w:sz w:val="21"/>
-                <w:szCs w:val="21"/>
-                <w14:ligatures w14:val="none"/>
-              </w:rPr>
-              <w:t xml:space="preserve"> </w:t>
-            </w:r>
             <w:r>
               <w:rPr>
                 <w:rFonts w:ascii="Consolas" w:eastAsia="Times New Roman" w:hAnsi="Consolas" w:cs="Times New Roman"/>
@@ -7465,43 +5759,7 @@
                 <w:szCs w:val="21"/>
                 <w14:ligatures w14:val="none"/>
               </w:rPr>
-              <w:t>#</w:t>
-            </w:r>
-            <w:proofErr w:type="gramEnd"/>
-            <w:r>
-              <w:rPr>
-                <w:rFonts w:ascii="Consolas" w:eastAsia="Times New Roman" w:hAnsi="Consolas" w:cs="Times New Roman"/>
-                <w:color w:val="6A9955"/>
-                <w:kern w:val="0"/>
-                <w:sz w:val="21"/>
-                <w:szCs w:val="21"/>
-                <w14:ligatures w14:val="none"/>
-              </w:rPr>
-              <w:t xml:space="preserve"> </w:t>
-            </w:r>
-            <w:proofErr w:type="spellStart"/>
-            <w:r>
-              <w:rPr>
-                <w:rFonts w:ascii="Consolas" w:eastAsia="Times New Roman" w:hAnsi="Consolas" w:cs="Times New Roman"/>
-                <w:color w:val="6A9955"/>
-                <w:kern w:val="0"/>
-                <w:sz w:val="21"/>
-                <w:szCs w:val="21"/>
-                <w14:ligatures w14:val="none"/>
-              </w:rPr>
-              <w:t>wotks</w:t>
-            </w:r>
-            <w:proofErr w:type="spellEnd"/>
-            <w:r>
-              <w:rPr>
-                <w:rFonts w:ascii="Consolas" w:eastAsia="Times New Roman" w:hAnsi="Consolas" w:cs="Times New Roman"/>
-                <w:color w:val="6A9955"/>
-                <w:kern w:val="0"/>
-                <w:sz w:val="21"/>
-                <w:szCs w:val="21"/>
-                <w14:ligatures w14:val="none"/>
-              </w:rPr>
-              <w:t xml:space="preserve"> now! with this file (AC1027)</w:t>
+              <w:t># wotks now! with this file (AC1027)</w:t>
             </w:r>
           </w:p>
           <w:p>
@@ -7615,7 +5873,6 @@
               </w:rPr>
               <w:t xml:space="preserve"> </w:t>
             </w:r>
-            <w:proofErr w:type="spellStart"/>
             <w:r>
               <w:rPr>
                 <w:rFonts w:ascii="Consolas" w:eastAsia="Times New Roman" w:hAnsi="Consolas" w:cs="Times New Roman"/>
@@ -7649,7 +5906,6 @@
               </w:rPr>
               <w:t>load</w:t>
             </w:r>
-            <w:proofErr w:type="spellEnd"/>
             <w:r>
               <w:rPr>
                 <w:rFonts w:ascii="Consolas" w:eastAsia="Times New Roman" w:hAnsi="Consolas" w:cs="Times New Roman"/>
@@ -7661,7 +5917,6 @@
               </w:rPr>
               <w:t>(</w:t>
             </w:r>
-            <w:proofErr w:type="spellStart"/>
             <w:r>
               <w:rPr>
                 <w:rFonts w:ascii="Consolas" w:eastAsia="Times New Roman" w:hAnsi="Consolas" w:cs="Times New Roman"/>
@@ -7673,7 +5928,6 @@
               </w:rPr>
               <w:t>dwg_path</w:t>
             </w:r>
-            <w:proofErr w:type="spellEnd"/>
             <w:r>
               <w:rPr>
                 <w:rFonts w:ascii="Consolas" w:eastAsia="Times New Roman" w:hAnsi="Consolas" w:cs="Times New Roman"/>
@@ -7753,7 +6007,6 @@
                 <w14:ligatures w14:val="none"/>
               </w:rPr>
             </w:pPr>
-            <w:proofErr w:type="spellStart"/>
             <w:r>
               <w:rPr>
                 <w:rFonts w:ascii="Consolas" w:eastAsia="Times New Roman" w:hAnsi="Consolas" w:cs="Times New Roman"/>
@@ -7765,7 +6018,6 @@
               </w:rPr>
               <w:t>dxf_output</w:t>
             </w:r>
-            <w:proofErr w:type="spellEnd"/>
             <w:r>
               <w:rPr>
                 <w:rFonts w:ascii="Consolas" w:eastAsia="Times New Roman" w:hAnsi="Consolas" w:cs="Times New Roman"/>
@@ -7799,7 +6051,6 @@
               </w:rPr>
               <w:t xml:space="preserve"> </w:t>
             </w:r>
-            <w:proofErr w:type="spellStart"/>
             <w:r>
               <w:rPr>
                 <w:rFonts w:ascii="Consolas" w:eastAsia="Times New Roman" w:hAnsi="Consolas" w:cs="Times New Roman"/>
@@ -7811,7 +6062,6 @@
               </w:rPr>
               <w:t>output_dir</w:t>
             </w:r>
-            <w:proofErr w:type="spellEnd"/>
             <w:r>
               <w:rPr>
                 <w:rFonts w:ascii="Consolas" w:eastAsia="Times New Roman" w:hAnsi="Consolas" w:cs="Times New Roman"/>
@@ -7897,8 +6147,6 @@
                 <w14:ligatures w14:val="none"/>
               </w:rPr>
             </w:pPr>
-            <w:proofErr w:type="spellStart"/>
-            <w:proofErr w:type="gramStart"/>
             <w:r>
               <w:rPr>
                 <w:rFonts w:ascii="Consolas" w:eastAsia="Times New Roman" w:hAnsi="Consolas" w:cs="Times New Roman"/>
@@ -7932,8 +6180,6 @@
               </w:rPr>
               <w:t>save</w:t>
             </w:r>
-            <w:proofErr w:type="spellEnd"/>
-            <w:proofErr w:type="gramEnd"/>
             <w:r>
               <w:rPr>
                 <w:rFonts w:ascii="Consolas" w:eastAsia="Times New Roman" w:hAnsi="Consolas" w:cs="Times New Roman"/>
@@ -7945,7 +6191,6 @@
               </w:rPr>
               <w:t>(</w:t>
             </w:r>
-            <w:proofErr w:type="spellStart"/>
             <w:r>
               <w:rPr>
                 <w:rFonts w:ascii="Consolas" w:eastAsia="Times New Roman" w:hAnsi="Consolas" w:cs="Times New Roman"/>
@@ -7957,7 +6202,6 @@
               </w:rPr>
               <w:t>dxf_output</w:t>
             </w:r>
-            <w:proofErr w:type="spellEnd"/>
             <w:r>
               <w:rPr>
                 <w:rFonts w:ascii="Consolas" w:eastAsia="Times New Roman" w:hAnsi="Consolas" w:cs="Times New Roman"/>
@@ -8100,8 +6344,6 @@
               </w:rPr>
               <w:t xml:space="preserve"> </w:t>
             </w:r>
-            <w:proofErr w:type="spellStart"/>
-            <w:proofErr w:type="gramStart"/>
             <w:r>
               <w:rPr>
                 <w:rFonts w:ascii="Consolas" w:eastAsia="Times New Roman" w:hAnsi="Consolas" w:cs="Times New Roman"/>
@@ -8135,8 +6377,6 @@
               </w:rPr>
               <w:t>GetDriverByName</w:t>
             </w:r>
-            <w:proofErr w:type="spellEnd"/>
-            <w:proofErr w:type="gramEnd"/>
             <w:r>
               <w:rPr>
                 <w:rFonts w:ascii="Consolas" w:eastAsia="Times New Roman" w:hAnsi="Consolas" w:cs="Times New Roman"/>
@@ -8190,7 +6430,6 @@
                 <w14:ligatures w14:val="none"/>
               </w:rPr>
             </w:pPr>
-            <w:proofErr w:type="spellStart"/>
             <w:r>
               <w:rPr>
                 <w:rFonts w:ascii="Consolas" w:eastAsia="Times New Roman" w:hAnsi="Consolas" w:cs="Times New Roman"/>
@@ -8202,7 +6441,6 @@
               </w:rPr>
               <w:t>dataSource</w:t>
             </w:r>
-            <w:proofErr w:type="spellEnd"/>
             <w:r>
               <w:rPr>
                 <w:rFonts w:ascii="Consolas" w:eastAsia="Times New Roman" w:hAnsi="Consolas" w:cs="Times New Roman"/>
@@ -8236,8 +6474,6 @@
               </w:rPr>
               <w:t xml:space="preserve"> </w:t>
             </w:r>
-            <w:proofErr w:type="spellStart"/>
-            <w:proofErr w:type="gramStart"/>
             <w:r>
               <w:rPr>
                 <w:rFonts w:ascii="Consolas" w:eastAsia="Times New Roman" w:hAnsi="Consolas" w:cs="Times New Roman"/>
@@ -8258,10 +6494,19 @@
                 <w:szCs w:val="21"/>
                 <w14:ligatures w14:val="none"/>
               </w:rPr>
-              <w:t>.Open</w:t>
-            </w:r>
-            <w:proofErr w:type="spellEnd"/>
-            <w:proofErr w:type="gramEnd"/>
+              <w:t>.Open(</w:t>
+            </w:r>
+            <w:r>
+              <w:rPr>
+                <w:rFonts w:ascii="Consolas" w:eastAsia="Times New Roman" w:hAnsi="Consolas" w:cs="Times New Roman"/>
+                <w:color w:val="9CDCFE"/>
+                <w:kern w:val="0"/>
+                <w:sz w:val="21"/>
+                <w:szCs w:val="21"/>
+                <w14:ligatures w14:val="none"/>
+              </w:rPr>
+              <w:t>dxf_output</w:t>
+            </w:r>
             <w:r>
               <w:rPr>
                 <w:rFonts w:ascii="Consolas" w:eastAsia="Times New Roman" w:hAnsi="Consolas" w:cs="Times New Roman"/>
@@ -8271,21 +6516,19 @@
                 <w:szCs w:val="21"/>
                 <w14:ligatures w14:val="none"/>
               </w:rPr>
-              <w:t>(</w:t>
-            </w:r>
-            <w:proofErr w:type="spellStart"/>
-            <w:r>
-              <w:rPr>
-                <w:rFonts w:ascii="Consolas" w:eastAsia="Times New Roman" w:hAnsi="Consolas" w:cs="Times New Roman"/>
-                <w:color w:val="9CDCFE"/>
-                <w:kern w:val="0"/>
-                <w:sz w:val="21"/>
-                <w:szCs w:val="21"/>
-                <w14:ligatures w14:val="none"/>
-              </w:rPr>
-              <w:t>dxf_output</w:t>
-            </w:r>
-            <w:proofErr w:type="spellEnd"/>
+              <w:t xml:space="preserve">, </w:t>
+            </w:r>
+            <w:r>
+              <w:rPr>
+                <w:rFonts w:ascii="Consolas" w:eastAsia="Times New Roman" w:hAnsi="Consolas" w:cs="Times New Roman"/>
+                <w:color w:val="B5CEA8"/>
+                <w:kern w:val="0"/>
+                <w:sz w:val="21"/>
+                <w:szCs w:val="21"/>
+                <w14:ligatures w14:val="none"/>
+              </w:rPr>
+              <w:t>0</w:t>
+            </w:r>
             <w:r>
               <w:rPr>
                 <w:rFonts w:ascii="Consolas" w:eastAsia="Times New Roman" w:hAnsi="Consolas" w:cs="Times New Roman"/>
@@ -8295,29 +6538,6 @@
                 <w:szCs w:val="21"/>
                 <w14:ligatures w14:val="none"/>
               </w:rPr>
-              <w:t xml:space="preserve">, </w:t>
-            </w:r>
-            <w:r>
-              <w:rPr>
-                <w:rFonts w:ascii="Consolas" w:eastAsia="Times New Roman" w:hAnsi="Consolas" w:cs="Times New Roman"/>
-                <w:color w:val="B5CEA8"/>
-                <w:kern w:val="0"/>
-                <w:sz w:val="21"/>
-                <w:szCs w:val="21"/>
-                <w14:ligatures w14:val="none"/>
-              </w:rPr>
-              <w:t>0</w:t>
-            </w:r>
-            <w:proofErr w:type="gramStart"/>
-            <w:r>
-              <w:rPr>
-                <w:rFonts w:ascii="Consolas" w:eastAsia="Times New Roman" w:hAnsi="Consolas" w:cs="Times New Roman"/>
-                <w:color w:val="CCCCCC"/>
-                <w:kern w:val="0"/>
-                <w:sz w:val="21"/>
-                <w:szCs w:val="21"/>
-                <w14:ligatures w14:val="none"/>
-              </w:rPr>
               <w:t>)  </w:t>
             </w:r>
             <w:r>
@@ -8329,19 +6549,7 @@
                 <w:szCs w:val="21"/>
                 <w14:ligatures w14:val="none"/>
               </w:rPr>
-              <w:t>#</w:t>
-            </w:r>
-            <w:proofErr w:type="gramEnd"/>
-            <w:r>
-              <w:rPr>
-                <w:rFonts w:ascii="Consolas" w:eastAsia="Times New Roman" w:hAnsi="Consolas" w:cs="Times New Roman"/>
-                <w:color w:val="6A9955"/>
-                <w:kern w:val="0"/>
-                <w:sz w:val="21"/>
-                <w:szCs w:val="21"/>
-                <w14:ligatures w14:val="none"/>
-              </w:rPr>
-              <w:t xml:space="preserve"> 0 means read-only</w:t>
+              <w:t># 0 means read-only</w:t>
             </w:r>
           </w:p>
         </w:tc>
@@ -8398,31 +6606,200 @@
         </w:rPr>
         <w:t xml:space="preserve">. </w:t>
       </w:r>
-      <w:r>
-        <w:rPr>
-          <w:rFonts w:hint="cs"/>
-          <w:sz w:val="20"/>
-          <w:szCs w:val="20"/>
-          <w:rtl/>
-        </w:rPr>
-        <w:t>הבעיה של הפתרון הזה שחסר מידע (לא בטוח שמידע רלוונטי ואולי ניתן להשלמה)</w:t>
-      </w:r>
-    </w:p>
-    <w:p>
-      <w:pPr>
-        <w:bidi/>
-        <w:rPr>
-          <w:rtl/>
-        </w:rPr>
-      </w:pPr>
-    </w:p>
-    <w:p>
-      <w:pPr>
-        <w:bidi/>
-        <w:rPr>
-          <w:rtl/>
-        </w:rPr>
-      </w:pPr>
+    </w:p>
+    <w:p>
+      <w:pPr>
+        <w:pStyle w:val="a9"/>
+        <w:bidi/>
+        <w:rPr>
+          <w:rFonts w:hint="cs"/>
+          <w:sz w:val="20"/>
+          <w:szCs w:val="20"/>
+          <w:rtl/>
+        </w:rPr>
+      </w:pPr>
+      <w:r>
+        <w:rPr>
+          <w:rFonts w:hint="cs"/>
+          <w:sz w:val="20"/>
+          <w:szCs w:val="20"/>
+          <w:rtl/>
+        </w:rPr>
+        <w:t xml:space="preserve">הפתרון הזה עובד עבור גרסאות מסויימות: </w:t>
+      </w:r>
+      <w:r>
+        <w:rPr>
+          <w:sz w:val="20"/>
+          <w:szCs w:val="20"/>
+        </w:rPr>
+        <w:t>R2000</w:t>
+      </w:r>
+      <w:r>
+        <w:rPr>
+          <w:rFonts w:hint="cs"/>
+          <w:sz w:val="20"/>
+          <w:szCs w:val="20"/>
+          <w:rtl/>
+        </w:rPr>
+        <w:t xml:space="preserve">, </w:t>
+      </w:r>
+      <w:r>
+        <w:rPr>
+          <w:sz w:val="20"/>
+          <w:szCs w:val="20"/>
+        </w:rPr>
+        <w:t>AC1027</w:t>
+      </w:r>
+      <w:r>
+        <w:rPr>
+          <w:rFonts w:hint="cs"/>
+          <w:sz w:val="20"/>
+          <w:szCs w:val="20"/>
+          <w:rtl/>
+        </w:rPr>
+        <w:t xml:space="preserve"> אבל עבור אחרות (נבדקו </w:t>
+      </w:r>
+      <w:r>
+        <w:rPr>
+          <w:sz w:val="20"/>
+          <w:szCs w:val="20"/>
+        </w:rPr>
+        <w:t>AC1021</w:t>
+      </w:r>
+      <w:r>
+        <w:rPr>
+          <w:rFonts w:hint="cs"/>
+          <w:sz w:val="20"/>
+          <w:szCs w:val="20"/>
+          <w:rtl/>
+        </w:rPr>
+        <w:t xml:space="preserve"> </w:t>
+      </w:r>
+      <w:r>
+        <w:rPr>
+          <w:rFonts w:hint="cs"/>
+          <w:sz w:val="20"/>
+          <w:szCs w:val="20"/>
+          <w:rtl/>
+        </w:rPr>
+        <w:t>ו</w:t>
+      </w:r>
+      <w:r>
+        <w:rPr>
+          <w:sz w:val="20"/>
+          <w:szCs w:val="20"/>
+        </w:rPr>
+        <w:t>AC1032</w:t>
+      </w:r>
+    </w:p>
+    <w:p>
+      <w:pPr>
+        <w:pStyle w:val="a9"/>
+        <w:bidi/>
+        <w:rPr>
+          <w:sz w:val="20"/>
+          <w:szCs w:val="20"/>
+          <w:rtl/>
+        </w:rPr>
+      </w:pPr>
+      <w:r>
+        <w:rPr>
+          <w:rFonts w:hint="cs"/>
+          <w:sz w:val="20"/>
+          <w:szCs w:val="20"/>
+          <w:rtl/>
+        </w:rPr>
+        <w:t>הוא רץ על הקובץ מחזיר את השגיאה הבאה:</w:t>
+      </w:r>
+    </w:p>
+    <w:p>
+      <w:pPr>
+        <w:bidi/>
+        <w:rPr>
+          <w:rtl/>
+        </w:rPr>
+      </w:pPr>
+      <w:r>
+        <w:rPr>
+          <w:rFonts w:cs="Arial"/>
+          <w:rtl/>
+        </w:rPr>
+        <w:drawing>
+          <wp:inline distT="0" distB="0" distL="0" distR="0" wp14:anchorId="77C3F14E" wp14:editId="54EA4234">
+            <wp:extent cx="3767057" cy="629373"/>
+            <wp:effectExtent l="0" t="0" r="5080" b="0"/>
+            <wp:docPr id="1536986558" name="תמונה 1" descr="תמונה שמכילה טקסט, צילום מסך, גופן, מידע&#10;&#10;תוכן בינה מלאכותית גנרטיבית עשוי להיות שגוי."/>
+            <wp:cNvGraphicFramePr>
+              <a:graphicFrameLocks xmlns:a="http://schemas.openxmlformats.org/drawingml/2006/main" noChangeAspect="1"/>
+            </wp:cNvGraphicFramePr>
+            <a:graphic xmlns:a="http://schemas.openxmlformats.org/drawingml/2006/main">
+              <a:graphicData uri="http://schemas.openxmlformats.org/drawingml/2006/picture">
+                <pic:pic xmlns:pic="http://schemas.openxmlformats.org/drawingml/2006/picture">
+                  <pic:nvPicPr>
+                    <pic:cNvPr id="1536986558" name="תמונה 1" descr="תמונה שמכילה טקסט, צילום מסך, גופן, מידע&#10;&#10;תוכן בינה מלאכותית גנרטיבית עשוי להיות שגוי."/>
+                    <pic:cNvPicPr/>
+                  </pic:nvPicPr>
+                  <pic:blipFill>
+                    <a:blip r:embed="rId8"/>
+                    <a:stretch>
+                      <a:fillRect/>
+                    </a:stretch>
+                  </pic:blipFill>
+                  <pic:spPr>
+                    <a:xfrm>
+                      <a:off x="0" y="0"/>
+                      <a:ext cx="3791086" cy="633388"/>
+                    </a:xfrm>
+                    <a:prstGeom prst="rect">
+                      <a:avLst/>
+                    </a:prstGeom>
+                  </pic:spPr>
+                </pic:pic>
+              </a:graphicData>
+            </a:graphic>
+          </wp:inline>
+        </w:drawing>
+      </w:r>
+    </w:p>
+    <w:p>
+      <w:pPr>
+        <w:bidi/>
+        <w:spacing w:line="240" w:lineRule="auto"/>
+        <w:rPr>
+          <w:sz w:val="16"/>
+          <w:szCs w:val="16"/>
+          <w:rtl/>
+        </w:rPr>
+      </w:pPr>
+      <w:r>
+        <w:rPr>
+          <w:rFonts w:hint="cs"/>
+          <w:sz w:val="16"/>
+          <w:szCs w:val="16"/>
+          <w:rtl/>
+        </w:rPr>
+        <w:t xml:space="preserve">וממשיך בייצוא לגאוגייסון </w:t>
+      </w:r>
+    </w:p>
+    <w:p>
+      <w:pPr>
+        <w:bidi/>
+        <w:spacing w:line="240" w:lineRule="auto"/>
+        <w:rPr>
+          <w:sz w:val="16"/>
+          <w:szCs w:val="16"/>
+          <w:rtl/>
+        </w:rPr>
+      </w:pPr>
+      <w:r>
+        <w:rPr>
+          <w:rFonts w:hint="cs"/>
+          <w:sz w:val="16"/>
+          <w:szCs w:val="16"/>
+          <w:rtl/>
+        </w:rPr>
+        <w:t>(צריך לבדוק מה נמחק ולמה והאם בכלל קריטי לנו האיבוד מידע הזה (מדובר בממספר מועט מאד של שורות ביחס למיליוני שורות)</w:t>
+      </w:r>
     </w:p>
     <w:p>
       <w:pPr>
@@ -8558,7 +6935,6 @@
         </w:rPr>
         <w:t xml:space="preserve">אפשר להשתמש בספריית </w:t>
       </w:r>
-      <w:proofErr w:type="spellStart"/>
       <w:r>
         <w:rPr>
           <w:sz w:val="20"/>
@@ -8566,7 +6942,6 @@
         </w:rPr>
         <w:t>ogr</w:t>
       </w:r>
-      <w:proofErr w:type="spellEnd"/>
       <w:r>
         <w:rPr>
           <w:rFonts w:hint="cs"/>
@@ -8576,7 +6951,6 @@
         </w:rPr>
         <w:t xml:space="preserve"> של </w:t>
       </w:r>
-      <w:proofErr w:type="spellStart"/>
       <w:r>
         <w:rPr>
           <w:sz w:val="20"/>
@@ -8584,7 +6958,6 @@
         </w:rPr>
         <w:t>Gdal</w:t>
       </w:r>
-      <w:proofErr w:type="spellEnd"/>
       <w:r>
         <w:rPr>
           <w:rFonts w:hint="cs"/>
@@ -8608,27 +6981,7 @@
           <w:szCs w:val="20"/>
           <w:rtl/>
         </w:rPr>
-        <w:t xml:space="preserve"> </w:t>
-      </w:r>
-      <w:proofErr w:type="spellStart"/>
-      <w:r>
-        <w:rPr>
-          <w:rFonts w:hint="cs"/>
-          <w:sz w:val="20"/>
-          <w:szCs w:val="20"/>
-          <w:rtl/>
-        </w:rPr>
-        <w:t>לגאוג'ייסון</w:t>
-      </w:r>
-      <w:proofErr w:type="spellEnd"/>
-      <w:r>
-        <w:rPr>
-          <w:rFonts w:hint="cs"/>
-          <w:sz w:val="20"/>
-          <w:szCs w:val="20"/>
-          <w:rtl/>
-        </w:rPr>
-        <w:t xml:space="preserve"> גם זה קורה בעזרת דרייבר מסוג </w:t>
+        <w:t xml:space="preserve"> לגאוג'ייסון גם זה קורה בעזרת דרייבר מסוג </w:t>
       </w:r>
       <w:r>
         <w:rPr>
@@ -8655,7 +7008,6 @@
         </w:rPr>
         <w:t xml:space="preserve">ועבור כל שכבה יוצרים קובץ </w:t>
       </w:r>
-      <w:proofErr w:type="spellStart"/>
       <w:r>
         <w:rPr>
           <w:sz w:val="20"/>
@@ -8663,7 +7015,6 @@
         </w:rPr>
         <w:t>geojson</w:t>
       </w:r>
-      <w:proofErr w:type="spellEnd"/>
       <w:r>
         <w:rPr>
           <w:rFonts w:hint="cs"/>
@@ -8702,7 +7053,6 @@
                 <w14:ligatures w14:val="none"/>
               </w:rPr>
             </w:pPr>
-            <w:proofErr w:type="gramStart"/>
             <w:r>
               <w:rPr>
                 <w:rFonts w:ascii="Consolas" w:eastAsia="Times New Roman" w:hAnsi="Consolas" w:cs="Times New Roman"/>
@@ -8725,7 +7075,6 @@
               </w:rPr>
               <w:t xml:space="preserve"> </w:t>
             </w:r>
-            <w:proofErr w:type="spellStart"/>
             <w:r>
               <w:rPr>
                 <w:rFonts w:ascii="Consolas" w:eastAsia="Times New Roman" w:hAnsi="Consolas" w:cs="Times New Roman"/>
@@ -8737,8 +7086,6 @@
               </w:rPr>
               <w:t>os</w:t>
             </w:r>
-            <w:proofErr w:type="spellEnd"/>
-            <w:proofErr w:type="gramEnd"/>
           </w:p>
           <w:p>
             <w:pPr>
@@ -8775,7 +7122,6 @@
               </w:rPr>
               <w:t xml:space="preserve"> </w:t>
             </w:r>
-            <w:proofErr w:type="spellStart"/>
             <w:r>
               <w:rPr>
                 <w:rFonts w:ascii="Consolas" w:eastAsia="Times New Roman" w:hAnsi="Consolas" w:cs="Times New Roman"/>
@@ -8787,7 +7133,6 @@
               </w:rPr>
               <w:t>osgeo</w:t>
             </w:r>
-            <w:proofErr w:type="spellEnd"/>
             <w:r>
               <w:rPr>
                 <w:rFonts w:ascii="Consolas" w:eastAsia="Times New Roman" w:hAnsi="Consolas" w:cs="Times New Roman"/>
@@ -8821,7 +7166,6 @@
               </w:rPr>
               <w:t xml:space="preserve"> </w:t>
             </w:r>
-            <w:proofErr w:type="spellStart"/>
             <w:r>
               <w:rPr>
                 <w:rFonts w:ascii="Consolas" w:eastAsia="Times New Roman" w:hAnsi="Consolas" w:cs="Times New Roman"/>
@@ -8833,7 +7177,6 @@
               </w:rPr>
               <w:t>ogr</w:t>
             </w:r>
-            <w:proofErr w:type="spellEnd"/>
           </w:p>
           <w:p>
             <w:pPr>
@@ -8887,7 +7230,6 @@
                 <w14:ligatures w14:val="none"/>
               </w:rPr>
             </w:pPr>
-            <w:proofErr w:type="spellStart"/>
             <w:r>
               <w:rPr>
                 <w:rFonts w:ascii="Consolas" w:eastAsia="Times New Roman" w:hAnsi="Consolas" w:cs="Times New Roman"/>
@@ -8899,7 +7241,6 @@
               </w:rPr>
               <w:t>gdb_path</w:t>
             </w:r>
-            <w:proofErr w:type="spellEnd"/>
             <w:r>
               <w:rPr>
                 <w:rFonts w:ascii="Consolas" w:eastAsia="Times New Roman" w:hAnsi="Consolas" w:cs="Times New Roman"/>
@@ -8933,7 +7274,6 @@
               </w:rPr>
               <w:t xml:space="preserve"> </w:t>
             </w:r>
-            <w:proofErr w:type="spellStart"/>
             <w:r>
               <w:rPr>
                 <w:rFonts w:ascii="Consolas" w:eastAsia="Times New Roman" w:hAnsi="Consolas" w:cs="Times New Roman"/>
@@ -8956,7 +7296,6 @@
               </w:rPr>
               <w:t>'files</w:t>
             </w:r>
-            <w:proofErr w:type="spellEnd"/>
             <w:r>
               <w:rPr>
                 <w:rFonts w:ascii="Consolas" w:eastAsia="Times New Roman" w:hAnsi="Consolas" w:cs="Times New Roman"/>
@@ -8968,7 +7307,6 @@
               </w:rPr>
               <w:t>\\</w:t>
             </w:r>
-            <w:proofErr w:type="spellStart"/>
             <w:r>
               <w:rPr>
                 <w:rFonts w:ascii="Consolas" w:eastAsia="Times New Roman" w:hAnsi="Consolas" w:cs="Times New Roman"/>
@@ -8980,7 +7318,6 @@
               </w:rPr>
               <w:t>Eyal_files</w:t>
             </w:r>
-            <w:proofErr w:type="spellEnd"/>
             <w:r>
               <w:rPr>
                 <w:rFonts w:ascii="Consolas" w:eastAsia="Times New Roman" w:hAnsi="Consolas" w:cs="Times New Roman"/>
@@ -8992,7 +7329,6 @@
               </w:rPr>
               <w:t>\\</w:t>
             </w:r>
-            <w:proofErr w:type="spellStart"/>
             <w:r>
               <w:rPr>
                 <w:rFonts w:ascii="Consolas" w:eastAsia="Times New Roman" w:hAnsi="Consolas" w:cs="Times New Roman"/>
@@ -9002,19 +7338,7 @@
                 <w:szCs w:val="21"/>
                 <w14:ligatures w14:val="none"/>
               </w:rPr>
-              <w:t>kav_sourceFgdb.gdb</w:t>
-            </w:r>
-            <w:proofErr w:type="spellEnd"/>
-            <w:r>
-              <w:rPr>
-                <w:rFonts w:ascii="Consolas" w:eastAsia="Times New Roman" w:hAnsi="Consolas" w:cs="Times New Roman"/>
-                <w:color w:val="D16969"/>
-                <w:kern w:val="0"/>
-                <w:sz w:val="21"/>
-                <w:szCs w:val="21"/>
-                <w14:ligatures w14:val="none"/>
-              </w:rPr>
-              <w:t>'</w:t>
+              <w:t>kav_sourceFgdb.gdb'</w:t>
             </w:r>
           </w:p>
           <w:p>
@@ -9030,7 +7354,6 @@
                 <w14:ligatures w14:val="none"/>
               </w:rPr>
             </w:pPr>
-            <w:proofErr w:type="spellStart"/>
             <w:r>
               <w:rPr>
                 <w:rFonts w:ascii="Consolas" w:eastAsia="Times New Roman" w:hAnsi="Consolas" w:cs="Times New Roman"/>
@@ -9042,7 +7365,6 @@
               </w:rPr>
               <w:t>output_dir</w:t>
             </w:r>
-            <w:proofErr w:type="spellEnd"/>
             <w:r>
               <w:rPr>
                 <w:rFonts w:ascii="Consolas" w:eastAsia="Times New Roman" w:hAnsi="Consolas" w:cs="Times New Roman"/>
@@ -9076,7 +7398,6 @@
               </w:rPr>
               <w:t xml:space="preserve"> </w:t>
             </w:r>
-            <w:proofErr w:type="spellStart"/>
             <w:r>
               <w:rPr>
                 <w:rFonts w:ascii="Consolas" w:eastAsia="Times New Roman" w:hAnsi="Consolas" w:cs="Times New Roman"/>
@@ -9099,7 +7420,6 @@
               </w:rPr>
               <w:t>'files</w:t>
             </w:r>
-            <w:proofErr w:type="spellEnd"/>
             <w:r>
               <w:rPr>
                 <w:rFonts w:ascii="Consolas" w:eastAsia="Times New Roman" w:hAnsi="Consolas" w:cs="Times New Roman"/>
@@ -9219,8 +7539,6 @@
               </w:rPr>
               <w:t xml:space="preserve"> </w:t>
             </w:r>
-            <w:proofErr w:type="spellStart"/>
-            <w:proofErr w:type="gramStart"/>
             <w:r>
               <w:rPr>
                 <w:rFonts w:ascii="Consolas" w:eastAsia="Times New Roman" w:hAnsi="Consolas" w:cs="Times New Roman"/>
@@ -9254,8 +7572,6 @@
               </w:rPr>
               <w:t>GetDriverByName</w:t>
             </w:r>
-            <w:proofErr w:type="spellEnd"/>
-            <w:proofErr w:type="gramEnd"/>
             <w:r>
               <w:rPr>
                 <w:rFonts w:ascii="Consolas" w:eastAsia="Times New Roman" w:hAnsi="Consolas" w:cs="Times New Roman"/>
@@ -9276,31 +7592,7 @@
                 <w:szCs w:val="21"/>
                 <w14:ligatures w14:val="none"/>
               </w:rPr>
-              <w:t>"</w:t>
-            </w:r>
-            <w:proofErr w:type="spellStart"/>
-            <w:r>
-              <w:rPr>
-                <w:rFonts w:ascii="Consolas" w:eastAsia="Times New Roman" w:hAnsi="Consolas" w:cs="Times New Roman"/>
-                <w:color w:val="CE9178"/>
-                <w:kern w:val="0"/>
-                <w:sz w:val="21"/>
-                <w:szCs w:val="21"/>
-                <w14:ligatures w14:val="none"/>
-              </w:rPr>
-              <w:t>OpenFileGDB</w:t>
-            </w:r>
-            <w:proofErr w:type="spellEnd"/>
-            <w:r>
-              <w:rPr>
-                <w:rFonts w:ascii="Consolas" w:eastAsia="Times New Roman" w:hAnsi="Consolas" w:cs="Times New Roman"/>
-                <w:color w:val="CE9178"/>
-                <w:kern w:val="0"/>
-                <w:sz w:val="21"/>
-                <w:szCs w:val="21"/>
-                <w14:ligatures w14:val="none"/>
-              </w:rPr>
-              <w:t>"</w:t>
+              <w:t>"OpenFileGDB"</w:t>
             </w:r>
             <w:r>
               <w:rPr>
@@ -9327,7 +7619,6 @@
                 <w14:ligatures w14:val="none"/>
               </w:rPr>
             </w:pPr>
-            <w:proofErr w:type="spellStart"/>
             <w:r>
               <w:rPr>
                 <w:rFonts w:ascii="Consolas" w:eastAsia="Times New Roman" w:hAnsi="Consolas" w:cs="Times New Roman"/>
@@ -9339,7 +7630,6 @@
               </w:rPr>
               <w:t>dataSource</w:t>
             </w:r>
-            <w:proofErr w:type="spellEnd"/>
             <w:r>
               <w:rPr>
                 <w:rFonts w:ascii="Consolas" w:eastAsia="Times New Roman" w:hAnsi="Consolas" w:cs="Times New Roman"/>
@@ -9373,8 +7663,6 @@
               </w:rPr>
               <w:t xml:space="preserve"> </w:t>
             </w:r>
-            <w:proofErr w:type="spellStart"/>
-            <w:proofErr w:type="gramStart"/>
             <w:r>
               <w:rPr>
                 <w:rFonts w:ascii="Consolas" w:eastAsia="Times New Roman" w:hAnsi="Consolas" w:cs="Times New Roman"/>
@@ -9395,22 +7683,8 @@
                 <w:szCs w:val="21"/>
                 <w14:ligatures w14:val="none"/>
               </w:rPr>
-              <w:t>.Open</w:t>
-            </w:r>
-            <w:proofErr w:type="spellEnd"/>
-            <w:proofErr w:type="gramEnd"/>
-            <w:r>
-              <w:rPr>
-                <w:rFonts w:ascii="Consolas" w:eastAsia="Times New Roman" w:hAnsi="Consolas" w:cs="Times New Roman"/>
-                <w:color w:val="CCCCCC"/>
-                <w:kern w:val="0"/>
-                <w:sz w:val="21"/>
-                <w:szCs w:val="21"/>
-                <w14:ligatures w14:val="none"/>
-              </w:rPr>
-              <w:t>(</w:t>
-            </w:r>
-            <w:proofErr w:type="spellStart"/>
+              <w:t>.Open(</w:t>
+            </w:r>
             <w:r>
               <w:rPr>
                 <w:rFonts w:ascii="Consolas" w:eastAsia="Times New Roman" w:hAnsi="Consolas" w:cs="Times New Roman"/>
@@ -9422,7 +7696,6 @@
               </w:rPr>
               <w:t>gdb_path</w:t>
             </w:r>
-            <w:proofErr w:type="spellEnd"/>
             <w:r>
               <w:rPr>
                 <w:rFonts w:ascii="Consolas" w:eastAsia="Times New Roman" w:hAnsi="Consolas" w:cs="Times New Roman"/>
@@ -9493,21 +7766,8 @@
                 <w:szCs w:val="21"/>
                 <w14:ligatures w14:val="none"/>
               </w:rPr>
-              <w:t xml:space="preserve"># Loop through layers and export each to </w:t>
-            </w:r>
-            <w:proofErr w:type="spellStart"/>
-            <w:r>
-              <w:rPr>
-                <w:rFonts w:ascii="Consolas" w:eastAsia="Times New Roman" w:hAnsi="Consolas" w:cs="Times New Roman"/>
-                <w:color w:val="6A9955"/>
-                <w:kern w:val="0"/>
-                <w:sz w:val="21"/>
-                <w:szCs w:val="21"/>
-                <w14:ligatures w14:val="none"/>
-              </w:rPr>
-              <w:t>GeoJSON</w:t>
-            </w:r>
-            <w:proofErr w:type="spellEnd"/>
+              <w:t># Loop through layers and export each to GeoJSON</w:t>
+            </w:r>
           </w:p>
           <w:p>
             <w:pPr>
@@ -9545,7 +7805,6 @@
               </w:rPr>
               <w:t xml:space="preserve"> </w:t>
             </w:r>
-            <w:proofErr w:type="spellStart"/>
             <w:r>
               <w:rPr>
                 <w:rFonts w:ascii="Consolas" w:eastAsia="Times New Roman" w:hAnsi="Consolas" w:cs="Times New Roman"/>
@@ -9557,7 +7816,6 @@
               </w:rPr>
               <w:t>i</w:t>
             </w:r>
-            <w:proofErr w:type="spellEnd"/>
             <w:r>
               <w:rPr>
                 <w:rFonts w:ascii="Consolas" w:eastAsia="Times New Roman" w:hAnsi="Consolas" w:cs="Times New Roman"/>
@@ -9591,7 +7849,6 @@
               </w:rPr>
               <w:t xml:space="preserve"> </w:t>
             </w:r>
-            <w:proofErr w:type="gramStart"/>
             <w:r>
               <w:rPr>
                 <w:rFonts w:ascii="Consolas" w:eastAsia="Times New Roman" w:hAnsi="Consolas" w:cs="Times New Roman"/>
@@ -9614,8 +7871,6 @@
               </w:rPr>
               <w:t>(</w:t>
             </w:r>
-            <w:proofErr w:type="spellStart"/>
-            <w:proofErr w:type="gramEnd"/>
             <w:r>
               <w:rPr>
                 <w:rFonts w:ascii="Consolas" w:eastAsia="Times New Roman" w:hAnsi="Consolas" w:cs="Times New Roman"/>
@@ -9636,19 +7891,7 @@
                 <w:szCs w:val="21"/>
                 <w14:ligatures w14:val="none"/>
               </w:rPr>
-              <w:t>.GetLayerCount</w:t>
-            </w:r>
-            <w:proofErr w:type="spellEnd"/>
-            <w:r>
-              <w:rPr>
-                <w:rFonts w:ascii="Consolas" w:eastAsia="Times New Roman" w:hAnsi="Consolas" w:cs="Times New Roman"/>
-                <w:color w:val="CCCCCC"/>
-                <w:kern w:val="0"/>
-                <w:sz w:val="21"/>
-                <w:szCs w:val="21"/>
-                <w14:ligatures w14:val="none"/>
-              </w:rPr>
-              <w:t>()):</w:t>
+              <w:t>.GetLayerCount()):</w:t>
             </w:r>
           </w:p>
         </w:tc>
@@ -9670,67 +7913,7 @@
           <w:szCs w:val="18"/>
           <w:rtl/>
         </w:rPr>
-        <w:t xml:space="preserve">אם נרצה </w:t>
-      </w:r>
-      <w:proofErr w:type="spellStart"/>
-      <w:r>
-        <w:rPr>
-          <w:rFonts w:hint="cs"/>
-          <w:sz w:val="18"/>
-          <w:szCs w:val="18"/>
-          <w:rtl/>
-        </w:rPr>
-        <w:t>שהכל</w:t>
-      </w:r>
-      <w:proofErr w:type="spellEnd"/>
-      <w:r>
-        <w:rPr>
-          <w:rFonts w:hint="cs"/>
-          <w:sz w:val="18"/>
-          <w:szCs w:val="18"/>
-          <w:rtl/>
-        </w:rPr>
-        <w:t xml:space="preserve"> ישב באותו קובץ </w:t>
-      </w:r>
-      <w:proofErr w:type="spellStart"/>
-      <w:r>
-        <w:rPr>
-          <w:rFonts w:hint="cs"/>
-          <w:sz w:val="18"/>
-          <w:szCs w:val="18"/>
-          <w:rtl/>
-        </w:rPr>
-        <w:t>גאוגייסון</w:t>
-      </w:r>
-      <w:proofErr w:type="spellEnd"/>
-      <w:r>
-        <w:rPr>
-          <w:rFonts w:hint="cs"/>
-          <w:sz w:val="18"/>
-          <w:szCs w:val="18"/>
-          <w:rtl/>
-        </w:rPr>
-        <w:t xml:space="preserve"> אני מאמין שזה עניין של </w:t>
-      </w:r>
-      <w:proofErr w:type="spellStart"/>
-      <w:r>
-        <w:rPr>
-          <w:rFonts w:hint="cs"/>
-          <w:sz w:val="18"/>
-          <w:szCs w:val="18"/>
-          <w:rtl/>
-        </w:rPr>
-        <w:t>פרסור</w:t>
-      </w:r>
-      <w:proofErr w:type="spellEnd"/>
-      <w:r>
-        <w:rPr>
-          <w:rFonts w:hint="cs"/>
-          <w:sz w:val="18"/>
-          <w:szCs w:val="18"/>
-          <w:rtl/>
-        </w:rPr>
-        <w:t xml:space="preserve"> נכון של המידע או תיקונים קטנים בקוד.</w:t>
+        <w:t>אם נרצה שהכל ישב באותו קובץ גאוגייסון אני מאמין שזה עניין של פרסור נכון של המידע או תיקונים קטנים בקוד.</w:t>
       </w:r>
     </w:p>
     <w:p>
@@ -9777,81 +7960,26 @@
           <w:szCs w:val="20"/>
           <w:rtl/>
         </w:rPr>
-        <w:t xml:space="preserve">לשם </w:t>
-      </w:r>
-      <w:r>
-        <w:rPr>
-          <w:rFonts w:hint="cs"/>
-          <w:sz w:val="20"/>
-          <w:szCs w:val="20"/>
-          <w:rtl/>
-        </w:rPr>
-        <w:t>שימוש ב</w:t>
-      </w:r>
-      <w:r>
-        <w:rPr>
-          <w:sz w:val="20"/>
-          <w:szCs w:val="20"/>
-        </w:rPr>
-        <w:t>GDAL</w:t>
-      </w:r>
-      <w:r>
-        <w:rPr>
-          <w:rFonts w:hint="cs"/>
-          <w:sz w:val="20"/>
-          <w:szCs w:val="20"/>
-          <w:rtl/>
-        </w:rPr>
-        <w:t xml:space="preserve"> מצאתי 2 פתרונות </w:t>
-      </w:r>
-      <w:r>
-        <w:rPr>
-          <w:rFonts w:hint="cs"/>
-          <w:sz w:val="20"/>
-          <w:szCs w:val="20"/>
-          <w:rtl/>
-        </w:rPr>
-        <w:t xml:space="preserve">כשהראשון כולל הורדת קובץ והתקנתו עם </w:t>
-      </w:r>
-      <w:proofErr w:type="spellStart"/>
-      <w:r>
-        <w:rPr>
-          <w:rFonts w:hint="cs"/>
-          <w:sz w:val="20"/>
-          <w:szCs w:val="20"/>
-          <w:rtl/>
-        </w:rPr>
-        <w:t>פיפ</w:t>
-      </w:r>
-      <w:proofErr w:type="spellEnd"/>
-      <w:r>
-        <w:rPr>
-          <w:rFonts w:hint="cs"/>
-          <w:sz w:val="20"/>
-          <w:szCs w:val="20"/>
-          <w:rtl/>
-        </w:rPr>
-        <w:t xml:space="preserve"> ידנית והשני עבודה עם </w:t>
-      </w:r>
-      <w:proofErr w:type="spellStart"/>
-      <w:r>
-        <w:rPr>
-          <w:rFonts w:hint="cs"/>
-          <w:sz w:val="20"/>
-          <w:szCs w:val="20"/>
-          <w:rtl/>
-        </w:rPr>
-        <w:t>קונדה</w:t>
-      </w:r>
-      <w:proofErr w:type="spellEnd"/>
-      <w:r>
-        <w:rPr>
-          <w:rFonts w:hint="cs"/>
-          <w:sz w:val="20"/>
-          <w:szCs w:val="20"/>
-          <w:rtl/>
-        </w:rPr>
-        <w:t>.</w:t>
+        <w:t xml:space="preserve">ברפוזיטורי </w:t>
+      </w:r>
+      <w:hyperlink r:id="rId9" w:history="1">
+        <w:r>
+          <w:rPr>
+            <w:rStyle w:val="Hyperlink"/>
+            <w:sz w:val="20"/>
+            <w:szCs w:val="20"/>
+          </w:rPr>
+          <w:t>https://github.com/mayagel/GDAL_proj</w:t>
+        </w:r>
+      </w:hyperlink>
+      <w:r>
+        <w:rPr>
+          <w:rFonts w:hint="cs"/>
+          <w:sz w:val="20"/>
+          <w:szCs w:val="20"/>
+          <w:rtl/>
+        </w:rPr>
+        <w:t xml:space="preserve"> יש את כל האפשרויות (עבודה עם קונדה, פיפ ודוקר בגרסאות שונות)</w:t>
       </w:r>
     </w:p>
     <w:p>
@@ -9865,47 +7993,78 @@
         <w:rPr>
           <w:sz w:val="20"/>
           <w:szCs w:val="20"/>
-          <w:rtl/>
-        </w:rPr>
-      </w:pPr>
-      <w:r>
-        <w:rPr>
-          <w:rFonts w:hint="cs"/>
-          <w:sz w:val="20"/>
-          <w:szCs w:val="20"/>
-          <w:rtl/>
-        </w:rPr>
-        <w:t xml:space="preserve">יצרתי מחלקה שאמורה לנהל את כל זה </w:t>
-      </w:r>
-      <w:proofErr w:type="spellStart"/>
-      <w:r>
-        <w:rPr>
-          <w:rFonts w:hint="cs"/>
-          <w:sz w:val="20"/>
-          <w:szCs w:val="20"/>
-          <w:rtl/>
-        </w:rPr>
-        <w:t>בתקייה</w:t>
-      </w:r>
-      <w:proofErr w:type="spellEnd"/>
-      <w:r>
-        <w:rPr>
-          <w:rFonts w:hint="cs"/>
-          <w:sz w:val="20"/>
-          <w:szCs w:val="20"/>
-          <w:rtl/>
-        </w:rPr>
-        <w:t xml:space="preserve"> </w:t>
-      </w:r>
-      <w:proofErr w:type="spellStart"/>
-      <w:r>
-        <w:rPr>
-          <w:sz w:val="20"/>
-          <w:szCs w:val="20"/>
-        </w:rPr>
-        <w:t>gdal_geojson_project</w:t>
-      </w:r>
-      <w:proofErr w:type="spellEnd"/>
+        </w:rPr>
+      </w:pPr>
+      <w:r>
+        <w:rPr>
+          <w:rFonts w:hint="cs"/>
+          <w:sz w:val="20"/>
+          <w:szCs w:val="20"/>
+          <w:rtl/>
+        </w:rPr>
+        <w:t xml:space="preserve">לשם </w:t>
+      </w:r>
+      <w:r>
+        <w:rPr>
+          <w:rFonts w:hint="cs"/>
+          <w:sz w:val="20"/>
+          <w:szCs w:val="20"/>
+          <w:rtl/>
+        </w:rPr>
+        <w:t>שימוש ב</w:t>
+      </w:r>
+      <w:r>
+        <w:rPr>
+          <w:sz w:val="20"/>
+          <w:szCs w:val="20"/>
+        </w:rPr>
+        <w:t>GDAL</w:t>
+      </w:r>
+      <w:r>
+        <w:rPr>
+          <w:rFonts w:hint="cs"/>
+          <w:sz w:val="20"/>
+          <w:szCs w:val="20"/>
+          <w:rtl/>
+        </w:rPr>
+        <w:t xml:space="preserve"> מצאתי </w:t>
+      </w:r>
+      <w:r>
+        <w:rPr>
+          <w:rFonts w:hint="cs"/>
+          <w:sz w:val="20"/>
+          <w:szCs w:val="20"/>
+          <w:rtl/>
+        </w:rPr>
+        <w:t>3</w:t>
+      </w:r>
+      <w:r>
+        <w:rPr>
+          <w:rFonts w:hint="cs"/>
+          <w:sz w:val="20"/>
+          <w:szCs w:val="20"/>
+          <w:rtl/>
+        </w:rPr>
+        <w:t xml:space="preserve"> פתרונות </w:t>
+      </w:r>
+      <w:r>
+        <w:rPr>
+          <w:rFonts w:hint="cs"/>
+          <w:sz w:val="20"/>
+          <w:szCs w:val="20"/>
+          <w:rtl/>
+        </w:rPr>
+        <w:t>כשהראשון כולל הורדת קובץ והתקנתו עם פיפ ידנית והשני עבודה עם קונדה</w:t>
+      </w:r>
+      <w:r>
+        <w:rPr>
+          <w:rFonts w:hint="cs"/>
+          <w:sz w:val="20"/>
+          <w:szCs w:val="20"/>
+          <w:rtl/>
+        </w:rPr>
+        <w:t xml:space="preserve"> עם לינוקס ההתקנה עובדת די חלק</w:t>
+      </w:r>
       <w:r>
         <w:rPr>
           <w:rFonts w:hint="cs"/>
@@ -9927,27 +8086,56 @@
         <w:rPr>
           <w:sz w:val="20"/>
           <w:szCs w:val="20"/>
-        </w:rPr>
-      </w:pPr>
-      <w:proofErr w:type="spellStart"/>
-      <w:r>
-        <w:rPr>
-          <w:rFonts w:hint="cs"/>
-          <w:sz w:val="20"/>
-          <w:szCs w:val="20"/>
-          <w:rtl/>
-        </w:rPr>
-        <w:t>הפרוייקט</w:t>
-      </w:r>
-      <w:proofErr w:type="spellEnd"/>
-      <w:r>
-        <w:rPr>
-          <w:rFonts w:hint="cs"/>
-          <w:sz w:val="20"/>
-          <w:szCs w:val="20"/>
-          <w:rtl/>
-        </w:rPr>
-        <w:t xml:space="preserve"> מתחלק ל2 חלקים:</w:t>
+          <w:rtl/>
+        </w:rPr>
+      </w:pPr>
+      <w:r>
+        <w:rPr>
+          <w:rFonts w:hint="cs"/>
+          <w:sz w:val="20"/>
+          <w:szCs w:val="20"/>
+          <w:rtl/>
+        </w:rPr>
+        <w:t xml:space="preserve">יצרתי מחלקה שאמורה לנהל את כל זה בתקייה </w:t>
+      </w:r>
+      <w:r>
+        <w:rPr>
+          <w:sz w:val="20"/>
+          <w:szCs w:val="20"/>
+        </w:rPr>
+        <w:t>gdal_geojson_project</w:t>
+      </w:r>
+      <w:r>
+        <w:rPr>
+          <w:rFonts w:hint="cs"/>
+          <w:sz w:val="20"/>
+          <w:szCs w:val="20"/>
+          <w:rtl/>
+        </w:rPr>
+        <w:t>.</w:t>
+      </w:r>
+    </w:p>
+    <w:p>
+      <w:pPr>
+        <w:pStyle w:val="a9"/>
+        <w:numPr>
+          <w:ilvl w:val="0"/>
+          <w:numId w:val="4"/>
+        </w:numPr>
+        <w:bidi/>
+        <w:rPr>
+          <w:sz w:val="20"/>
+          <w:szCs w:val="20"/>
+        </w:rPr>
+      </w:pPr>
+      <w:r>
+        <w:rPr>
+          <w:rFonts w:hint="cs"/>
+          <w:sz w:val="20"/>
+          <w:szCs w:val="20"/>
+          <w:rtl/>
+        </w:rPr>
+        <w:t>הפרוייקט מתחלק ל2 חלקים:</w:t>
       </w:r>
     </w:p>
     <w:p>
@@ -9989,7 +8177,6 @@
         </w:rPr>
         <w:t xml:space="preserve"> ל</w:t>
       </w:r>
-      <w:proofErr w:type="spellStart"/>
       <w:r>
         <w:rPr>
           <w:sz w:val="20"/>
@@ -9997,7 +8184,6 @@
         </w:rPr>
         <w:t>geojson</w:t>
       </w:r>
-      <w:proofErr w:type="spellEnd"/>
       <w:r>
         <w:rPr>
           <w:rFonts w:hint="cs"/>
@@ -10071,7 +8257,6 @@
         </w:rPr>
         <w:t>קבצים שאפשר להמיר מיד ב</w:t>
       </w:r>
-      <w:proofErr w:type="spellStart"/>
       <w:r>
         <w:rPr>
           <w:sz w:val="20"/>
@@ -10079,35 +8264,14 @@
         </w:rPr>
         <w:t>gdal</w:t>
       </w:r>
-      <w:proofErr w:type="spellEnd"/>
-      <w:r>
-        <w:rPr>
-          <w:rFonts w:hint="cs"/>
-          <w:sz w:val="20"/>
-          <w:szCs w:val="20"/>
-          <w:rtl/>
-        </w:rPr>
-        <w:t>. (</w:t>
-      </w:r>
-      <w:proofErr w:type="spellStart"/>
-      <w:r>
-        <w:rPr>
-          <w:rFonts w:hint="cs"/>
-          <w:sz w:val="20"/>
-          <w:szCs w:val="20"/>
-          <w:rtl/>
-        </w:rPr>
-        <w:t>גרסא</w:t>
-      </w:r>
-      <w:proofErr w:type="spellEnd"/>
-      <w:r>
-        <w:rPr>
-          <w:rFonts w:hint="cs"/>
-          <w:sz w:val="20"/>
-          <w:szCs w:val="20"/>
-          <w:rtl/>
-        </w:rPr>
-        <w:t xml:space="preserve"> </w:t>
+      <w:r>
+        <w:rPr>
+          <w:rFonts w:hint="cs"/>
+          <w:sz w:val="20"/>
+          <w:szCs w:val="20"/>
+          <w:rtl/>
+        </w:rPr>
+        <w:t xml:space="preserve">. (גרסא </w:t>
       </w:r>
       <w:r>
         <w:rPr>
@@ -10163,27 +8327,7 @@
           <w:szCs w:val="20"/>
           <w:rtl/>
         </w:rPr>
-        <w:t>. (</w:t>
-      </w:r>
-      <w:proofErr w:type="spellStart"/>
-      <w:r>
-        <w:rPr>
-          <w:rFonts w:hint="cs"/>
-          <w:sz w:val="20"/>
-          <w:szCs w:val="20"/>
-          <w:rtl/>
-        </w:rPr>
-        <w:t>גרסא</w:t>
-      </w:r>
-      <w:proofErr w:type="spellEnd"/>
-      <w:r>
-        <w:rPr>
-          <w:rFonts w:hint="cs"/>
-          <w:sz w:val="20"/>
-          <w:szCs w:val="20"/>
-          <w:rtl/>
-        </w:rPr>
-        <w:t xml:space="preserve"> </w:t>
+        <w:t xml:space="preserve">. (גרסא </w:t>
       </w:r>
       <w:r>
         <w:rPr>
@@ -10223,27 +8367,8 @@
           <w:szCs w:val="20"/>
           <w:rtl/>
         </w:rPr>
-        <w:t>קבצים שעוד לא הצלחתי להמיר. (</w:t>
-      </w:r>
-      <w:proofErr w:type="spellStart"/>
-      <w:r>
-        <w:rPr>
-          <w:rFonts w:hint="cs"/>
-          <w:sz w:val="20"/>
-          <w:szCs w:val="20"/>
-          <w:rtl/>
-        </w:rPr>
-        <w:t>בגרסא</w:t>
-      </w:r>
-      <w:proofErr w:type="spellEnd"/>
-      <w:r>
-        <w:rPr>
-          <w:rFonts w:hint="cs"/>
-          <w:sz w:val="20"/>
-          <w:szCs w:val="20"/>
-          <w:rtl/>
-        </w:rPr>
-        <w:t xml:space="preserve"> </w:t>
+        <w:lastRenderedPageBreak/>
+        <w:t xml:space="preserve">קבצים שעוד לא הצלחתי להמיר. (בגרסא </w:t>
       </w:r>
       <w:r>
         <w:rPr>
@@ -10389,27 +8514,7 @@
           <w:szCs w:val="20"/>
           <w:rtl/>
         </w:rPr>
-        <w:t xml:space="preserve"> נראית </w:t>
-      </w:r>
-      <w:proofErr w:type="spellStart"/>
-      <w:r>
-        <w:rPr>
-          <w:rFonts w:hint="cs"/>
-          <w:sz w:val="20"/>
-          <w:szCs w:val="20"/>
-          <w:rtl/>
-        </w:rPr>
-        <w:t>תיקנית</w:t>
-      </w:r>
-      <w:proofErr w:type="spellEnd"/>
-      <w:r>
-        <w:rPr>
-          <w:rFonts w:hint="cs"/>
-          <w:sz w:val="20"/>
-          <w:szCs w:val="20"/>
-          <w:rtl/>
-        </w:rPr>
-        <w:t xml:space="preserve"> צריך ל</w:t>
+        <w:t xml:space="preserve"> נראית תיקנית צריך ל</w:t>
       </w:r>
       <w:r>
         <w:rPr>
@@ -10452,6 +8557,22 @@
           <w:rtl/>
         </w:rPr>
         <w:t>נקודות להמשך:</w:t>
+      </w:r>
+    </w:p>
+    <w:p>
+      <w:pPr>
+        <w:pStyle w:val="2"/>
+        <w:bidi/>
+        <w:rPr>
+          <w:rtl/>
+        </w:rPr>
+      </w:pPr>
+      <w:r>
+        <w:rPr>
+          <w:rFonts w:hint="cs"/>
+          <w:rtl/>
+        </w:rPr>
+        <w:t>שאלות:</w:t>
       </w:r>
     </w:p>
     <w:p>
@@ -10474,27 +8595,7 @@
           <w:szCs w:val="20"/>
           <w:rtl/>
         </w:rPr>
-        <w:t xml:space="preserve">הבנה באיזה צורה נרצה להמשיך (התקנת הספרייה ידנית או עם </w:t>
-      </w:r>
-      <w:proofErr w:type="spellStart"/>
-      <w:r>
-        <w:rPr>
-          <w:rFonts w:hint="cs"/>
-          <w:sz w:val="20"/>
-          <w:szCs w:val="20"/>
-          <w:rtl/>
-        </w:rPr>
-        <w:t>קונדה</w:t>
-      </w:r>
-      <w:proofErr w:type="spellEnd"/>
-      <w:r>
-        <w:rPr>
-          <w:rFonts w:hint="cs"/>
-          <w:sz w:val="20"/>
-          <w:szCs w:val="20"/>
-          <w:rtl/>
-        </w:rPr>
-        <w:t>? להשתמש בספריה שמגשרת בין ה</w:t>
+        <w:t>הבנה באיזה צורה נרצה להמשיך (התקנת הספרייה ידנית או עם קונדה? להשתמש בספריה שמגשרת בין ה</w:t>
       </w:r>
       <w:r>
         <w:rPr>
@@ -10512,7 +8613,6 @@
         </w:rPr>
         <w:t xml:space="preserve"> ל</w:t>
       </w:r>
-      <w:proofErr w:type="spellStart"/>
       <w:r>
         <w:rPr>
           <w:sz w:val="20"/>
@@ -10520,7 +8620,6 @@
         </w:rPr>
         <w:t>geojson</w:t>
       </w:r>
-      <w:proofErr w:type="spellEnd"/>
       <w:r>
         <w:rPr>
           <w:rFonts w:hint="cs"/>
@@ -10530,21 +8629,12 @@
         </w:rPr>
         <w:t xml:space="preserve"> (כמו </w:t>
       </w:r>
-      <w:proofErr w:type="spellStart"/>
-      <w:r>
-        <w:rPr>
-          <w:sz w:val="20"/>
-          <w:szCs w:val="20"/>
-        </w:rPr>
-        <w:t>aspose</w:t>
-      </w:r>
-      <w:proofErr w:type="spellEnd"/>
-      <w:r>
-        <w:rPr>
-          <w:sz w:val="20"/>
-          <w:szCs w:val="20"/>
-        </w:rPr>
-        <w:t>-cad</w:t>
+      <w:r>
+        <w:rPr>
+          <w:sz w:val="20"/>
+          <w:szCs w:val="20"/>
+        </w:rPr>
+        <w:t>aspose-cad</w:t>
       </w:r>
       <w:r>
         <w:rPr>
@@ -10596,212 +8686,40 @@
         </w:rPr>
         <w:t>)?</w:t>
       </w:r>
-    </w:p>
-    <w:p>
-      <w:pPr>
-        <w:pStyle w:val="a9"/>
-        <w:numPr>
-          <w:ilvl w:val="0"/>
-          <w:numId w:val="12"/>
-        </w:numPr>
-        <w:bidi/>
-        <w:rPr>
-          <w:sz w:val="20"/>
-          <w:szCs w:val="20"/>
-        </w:rPr>
-      </w:pPr>
-      <w:r>
-        <w:rPr>
-          <w:rFonts w:hint="cs"/>
-          <w:sz w:val="20"/>
-          <w:szCs w:val="20"/>
-          <w:rtl/>
-        </w:rPr>
-        <w:t xml:space="preserve">לבדוק </w:t>
-      </w:r>
-      <w:proofErr w:type="spellStart"/>
-      <w:r>
-        <w:rPr>
-          <w:rFonts w:hint="cs"/>
-          <w:sz w:val="20"/>
-          <w:szCs w:val="20"/>
-          <w:rtl/>
-        </w:rPr>
-        <w:t>שהדאטא</w:t>
-      </w:r>
-      <w:proofErr w:type="spellEnd"/>
-      <w:r>
-        <w:rPr>
-          <w:rFonts w:hint="cs"/>
-          <w:sz w:val="20"/>
-          <w:szCs w:val="20"/>
-          <w:rtl/>
-        </w:rPr>
-        <w:t xml:space="preserve"> שעלה דומה </w:t>
-      </w:r>
-      <w:proofErr w:type="spellStart"/>
-      <w:r>
-        <w:rPr>
-          <w:rFonts w:hint="cs"/>
-          <w:sz w:val="20"/>
-          <w:szCs w:val="20"/>
-          <w:rtl/>
-        </w:rPr>
-        <w:t>לדאטא</w:t>
-      </w:r>
-      <w:proofErr w:type="spellEnd"/>
-      <w:r>
-        <w:rPr>
-          <w:rFonts w:hint="cs"/>
-          <w:sz w:val="20"/>
-          <w:szCs w:val="20"/>
-          <w:rtl/>
-        </w:rPr>
-        <w:t xml:space="preserve"> שמצופה (</w:t>
-      </w:r>
-      <w:r>
-        <w:rPr>
-          <w:sz w:val="20"/>
-          <w:szCs w:val="20"/>
-        </w:rPr>
-        <w:t>result==expectation</w:t>
-      </w:r>
-      <w:r>
-        <w:rPr>
-          <w:rFonts w:hint="cs"/>
-          <w:sz w:val="20"/>
-          <w:szCs w:val="20"/>
-          <w:rtl/>
-        </w:rPr>
-        <w:t>)</w:t>
-      </w:r>
-    </w:p>
-    <w:p>
-      <w:pPr>
-        <w:pStyle w:val="a9"/>
-        <w:numPr>
-          <w:ilvl w:val="0"/>
-          <w:numId w:val="12"/>
-        </w:numPr>
-        <w:bidi/>
-        <w:rPr>
-          <w:sz w:val="20"/>
-          <w:szCs w:val="20"/>
-        </w:rPr>
-      </w:pPr>
-      <w:r>
-        <w:rPr>
-          <w:rFonts w:hint="cs"/>
-          <w:sz w:val="20"/>
-          <w:szCs w:val="20"/>
-          <w:rtl/>
-        </w:rPr>
-        <w:t xml:space="preserve">לראות שלא חסר והאם יש צורך </w:t>
-      </w:r>
-      <w:proofErr w:type="spellStart"/>
-      <w:r>
-        <w:rPr>
-          <w:rFonts w:hint="cs"/>
-          <w:sz w:val="20"/>
-          <w:szCs w:val="20"/>
-          <w:rtl/>
-        </w:rPr>
-        <w:t>בפרסור</w:t>
-      </w:r>
-      <w:proofErr w:type="spellEnd"/>
-      <w:r>
-        <w:rPr>
-          <w:rFonts w:hint="cs"/>
-          <w:sz w:val="20"/>
-          <w:szCs w:val="20"/>
-          <w:rtl/>
-        </w:rPr>
-        <w:t xml:space="preserve"> או תיקון הקוד.</w:t>
-      </w:r>
-    </w:p>
-    <w:p>
-      <w:pPr>
-        <w:pStyle w:val="a9"/>
-        <w:numPr>
-          <w:ilvl w:val="0"/>
-          <w:numId w:val="12"/>
-        </w:numPr>
-        <w:bidi/>
-        <w:rPr>
-          <w:sz w:val="20"/>
-          <w:szCs w:val="20"/>
-        </w:rPr>
-      </w:pPr>
-      <w:r>
-        <w:rPr>
-          <w:rFonts w:hint="cs"/>
-          <w:sz w:val="20"/>
-          <w:szCs w:val="20"/>
-          <w:rtl/>
-        </w:rPr>
-        <w:t>יצירת טסטים?</w:t>
-      </w:r>
-    </w:p>
-    <w:p>
-      <w:pPr>
-        <w:pStyle w:val="a9"/>
-        <w:numPr>
-          <w:ilvl w:val="0"/>
-          <w:numId w:val="12"/>
-        </w:numPr>
-        <w:bidi/>
-        <w:rPr>
-          <w:sz w:val="20"/>
-          <w:szCs w:val="20"/>
-        </w:rPr>
-      </w:pPr>
-      <w:r>
-        <w:rPr>
-          <w:rFonts w:hint="cs"/>
-          <w:sz w:val="20"/>
-          <w:szCs w:val="20"/>
-          <w:rtl/>
-        </w:rPr>
-        <w:t xml:space="preserve">להמשיך עם </w:t>
-      </w:r>
-      <w:proofErr w:type="spellStart"/>
-      <w:r>
-        <w:rPr>
-          <w:rFonts w:hint="cs"/>
-          <w:sz w:val="20"/>
-          <w:szCs w:val="20"/>
-          <w:rtl/>
-        </w:rPr>
-        <w:t>הצורת</w:t>
-      </w:r>
-      <w:proofErr w:type="spellEnd"/>
-      <w:r>
-        <w:rPr>
-          <w:rFonts w:hint="cs"/>
-          <w:sz w:val="20"/>
-          <w:szCs w:val="20"/>
-          <w:rtl/>
-        </w:rPr>
-        <w:t xml:space="preserve"> עבודה שבחרנו עבור שכבה מסובכת יותר (אייל עובד על לשלוח לי אחת כזאת).</w:t>
-      </w:r>
-    </w:p>
-    <w:p>
-      <w:pPr>
-        <w:bidi/>
-        <w:rPr>
-          <w:sz w:val="20"/>
-          <w:szCs w:val="20"/>
-          <w:rtl/>
-        </w:rPr>
-      </w:pPr>
-      <w:r>
-        <w:rPr>
-          <w:rFonts w:hint="cs"/>
-          <w:sz w:val="20"/>
-          <w:szCs w:val="20"/>
-          <w:rtl/>
-        </w:rPr>
-        <w:t>איתי ביקש להוסיף:</w:t>
+      <w:r>
+        <w:rPr>
+          <w:rFonts w:hint="cs"/>
+          <w:sz w:val="20"/>
+          <w:szCs w:val="20"/>
+          <w:rtl/>
+        </w:rPr>
+        <w:t xml:space="preserve"> </w:t>
+      </w:r>
+      <w:r>
+        <w:rPr>
+          <w:rFonts w:hint="cs"/>
+          <w:sz w:val="20"/>
+          <w:szCs w:val="20"/>
+          <w:highlight w:val="yellow"/>
+          <w:rtl/>
+        </w:rPr>
+        <w:t>ככהנ מה שחשוב זה עבודה עם לינוקס ושאר הפתרונות לא רלוונטיים</w:t>
+      </w:r>
+    </w:p>
+    <w:p>
+      <w:pPr>
+        <w:pStyle w:val="2"/>
+        <w:bidi/>
+        <w:rPr>
+          <w:rtl/>
+        </w:rPr>
+      </w:pPr>
+      <w:r>
+        <w:rPr>
+          <w:rFonts w:hint="cs"/>
+          <w:rtl/>
+        </w:rPr>
+        <w:t>להמשך עבודה:</w:t>
       </w:r>
     </w:p>
     <w:p>
@@ -10824,23 +8742,34 @@
           <w:szCs w:val="20"/>
           <w:rtl/>
         </w:rPr>
-        <w:t xml:space="preserve">להתקין </w:t>
-      </w:r>
-      <w:r>
-        <w:rPr>
-          <w:sz w:val="20"/>
-          <w:szCs w:val="20"/>
-        </w:rPr>
-        <w:t>poetry</w:t>
-      </w:r>
-      <w:r>
-        <w:rPr>
-          <w:rFonts w:hint="cs"/>
-          <w:sz w:val="20"/>
-          <w:szCs w:val="20"/>
-          <w:rtl/>
-        </w:rPr>
-        <w:t>.</w:t>
+        <w:t>טסטים</w:t>
+      </w:r>
+      <w:r>
+        <w:rPr>
+          <w:rFonts w:hint="cs"/>
+          <w:sz w:val="20"/>
+          <w:szCs w:val="20"/>
+          <w:rtl/>
+        </w:rPr>
+        <w:t xml:space="preserve"> (</w:t>
+      </w:r>
+      <w:r>
+        <w:rPr>
+          <w:rFonts w:hint="cs"/>
+          <w:sz w:val="20"/>
+          <w:szCs w:val="20"/>
+          <w:rtl/>
+        </w:rPr>
+        <w:t>לראות שלא חסר והאם יש צורך בפרסור או תיקון הקוד</w:t>
+      </w:r>
+      <w:r>
+        <w:rPr>
+          <w:rFonts w:hint="cs"/>
+          <w:sz w:val="20"/>
+          <w:szCs w:val="20"/>
+          <w:rtl/>
+        </w:rPr>
+        <w:t>).</w:t>
       </w:r>
     </w:p>
     <w:p>
@@ -10863,93 +8792,7 @@
           <w:szCs w:val="20"/>
           <w:rtl/>
         </w:rPr>
-        <w:t xml:space="preserve">להרים </w:t>
-      </w:r>
-      <w:r>
-        <w:rPr>
-          <w:sz w:val="20"/>
-          <w:szCs w:val="20"/>
-        </w:rPr>
-        <w:t>web service</w:t>
-      </w:r>
-      <w:r>
-        <w:rPr>
-          <w:rFonts w:hint="cs"/>
-          <w:sz w:val="20"/>
-          <w:szCs w:val="20"/>
-          <w:rtl/>
-        </w:rPr>
-        <w:t xml:space="preserve"> עם </w:t>
-      </w:r>
-      <w:proofErr w:type="spellStart"/>
-      <w:r>
-        <w:rPr>
-          <w:sz w:val="20"/>
-          <w:szCs w:val="20"/>
-        </w:rPr>
-        <w:t>fastapi</w:t>
-      </w:r>
-      <w:proofErr w:type="spellEnd"/>
-      <w:r>
-        <w:rPr>
-          <w:rFonts w:hint="cs"/>
-          <w:sz w:val="20"/>
-          <w:szCs w:val="20"/>
-          <w:rtl/>
-        </w:rPr>
-        <w:t xml:space="preserve"> עם </w:t>
-      </w:r>
-      <w:proofErr w:type="spellStart"/>
-      <w:r>
-        <w:rPr>
-          <w:rFonts w:hint="cs"/>
-          <w:sz w:val="20"/>
-          <w:szCs w:val="20"/>
-          <w:rtl/>
-        </w:rPr>
-        <w:t>אנדפוינט</w:t>
-      </w:r>
-      <w:proofErr w:type="spellEnd"/>
-      <w:r>
-        <w:rPr>
-          <w:rFonts w:hint="cs"/>
-          <w:sz w:val="20"/>
-          <w:szCs w:val="20"/>
-          <w:rtl/>
-        </w:rPr>
-        <w:t xml:space="preserve"> אחד שמקבל בקשת פוסט עם הקובץ </w:t>
-      </w:r>
-      <w:r>
-        <w:rPr>
-          <w:sz w:val="20"/>
-          <w:szCs w:val="20"/>
-        </w:rPr>
-        <w:t>GDB</w:t>
-      </w:r>
-      <w:r>
-        <w:rPr>
-          <w:rFonts w:hint="cs"/>
-          <w:sz w:val="20"/>
-          <w:szCs w:val="20"/>
-          <w:rtl/>
-        </w:rPr>
-        <w:t xml:space="preserve"> ומחזיר </w:t>
-      </w:r>
-      <w:r>
-        <w:rPr>
-          <w:sz w:val="20"/>
-          <w:szCs w:val="20"/>
-        </w:rPr>
-        <w:t>JSON</w:t>
-      </w:r>
-      <w:r>
-        <w:rPr>
-          <w:rFonts w:hint="cs"/>
-          <w:sz w:val="20"/>
-          <w:szCs w:val="20"/>
-          <w:rtl/>
-        </w:rPr>
-        <w:t>.</w:t>
+        <w:t>להמשיך עם הצורת עבודה שבחרנו עבור שכבה מסובכת יותר (אייל עובד על לשלוח לי אחת כזאת).</w:t>
       </w:r>
     </w:p>
     <w:p>
@@ -10972,27 +8815,170 @@
           <w:szCs w:val="20"/>
           <w:rtl/>
         </w:rPr>
-        <w:t xml:space="preserve">להוסיף </w:t>
-      </w:r>
-      <w:proofErr w:type="spellStart"/>
-      <w:r>
-        <w:rPr>
-          <w:rFonts w:hint="cs"/>
-          <w:sz w:val="20"/>
-          <w:szCs w:val="20"/>
-          <w:rtl/>
-        </w:rPr>
-        <w:t>אנדפויינט</w:t>
-      </w:r>
-      <w:proofErr w:type="spellEnd"/>
-      <w:r>
-        <w:rPr>
-          <w:rFonts w:hint="cs"/>
-          <w:sz w:val="20"/>
-          <w:szCs w:val="20"/>
-          <w:rtl/>
-        </w:rPr>
-        <w:t xml:space="preserve"> שמקבל </w:t>
+        <w:t xml:space="preserve">להתקין </w:t>
+      </w:r>
+      <w:r>
+        <w:rPr>
+          <w:sz w:val="20"/>
+          <w:szCs w:val="20"/>
+        </w:rPr>
+        <w:t>poetry</w:t>
+      </w:r>
+      <w:r>
+        <w:rPr>
+          <w:rFonts w:hint="cs"/>
+          <w:sz w:val="20"/>
+          <w:szCs w:val="20"/>
+          <w:rtl/>
+        </w:rPr>
+        <w:t>.</w:t>
+      </w:r>
+      <w:r>
+        <w:rPr>
+          <w:rFonts w:hint="cs"/>
+          <w:sz w:val="20"/>
+          <w:szCs w:val="20"/>
+          <w:rtl/>
+        </w:rPr>
+        <w:t xml:space="preserve"> עובד גם עם פיפ לכן לא נראלי שבאמת צריך </w:t>
+      </w:r>
+      <w:r>
+        <w:rPr>
+          <w:rFonts w:hint="cs"/>
+          <w:sz w:val="20"/>
+          <w:szCs w:val="20"/>
+          <w:highlight w:val="yellow"/>
+          <w:rtl/>
+        </w:rPr>
+        <w:t>(יש סיכוי שיפתור את הבעיה של ה</w:t>
+      </w:r>
+      <w:r>
+        <w:rPr>
+          <w:sz w:val="20"/>
+          <w:szCs w:val="20"/>
+          <w:highlight w:val="yellow"/>
+        </w:rPr>
+        <w:t>SSL</w:t>
+      </w:r>
+      <w:r>
+        <w:rPr>
+          <w:rFonts w:hint="cs"/>
+          <w:sz w:val="20"/>
+          <w:szCs w:val="20"/>
+          <w:highlight w:val="yellow"/>
+          <w:rtl/>
+        </w:rPr>
+        <w:t xml:space="preserve"> אבל גם עם פיפ זה פתיר כמו שהבאתי פה)</w:t>
+      </w:r>
+    </w:p>
+    <w:p>
+      <w:pPr>
+        <w:pStyle w:val="a9"/>
+        <w:numPr>
+          <w:ilvl w:val="0"/>
+          <w:numId w:val="15"/>
+        </w:numPr>
+        <w:bidi/>
+        <w:rPr>
+          <w:sz w:val="20"/>
+          <w:szCs w:val="20"/>
+        </w:rPr>
+      </w:pPr>
+      <w:r>
+        <w:rPr>
+          <w:rFonts w:hint="cs"/>
+          <w:sz w:val="20"/>
+          <w:szCs w:val="20"/>
+          <w:rtl/>
+        </w:rPr>
+        <w:t xml:space="preserve">להרים </w:t>
+      </w:r>
+      <w:r>
+        <w:rPr>
+          <w:sz w:val="20"/>
+          <w:szCs w:val="20"/>
+        </w:rPr>
+        <w:t>web service</w:t>
+      </w:r>
+      <w:r>
+        <w:rPr>
+          <w:rFonts w:hint="cs"/>
+          <w:sz w:val="20"/>
+          <w:szCs w:val="20"/>
+          <w:rtl/>
+        </w:rPr>
+        <w:t xml:space="preserve"> עם </w:t>
+      </w:r>
+      <w:r>
+        <w:rPr>
+          <w:sz w:val="20"/>
+          <w:szCs w:val="20"/>
+        </w:rPr>
+        <w:t>fastapi</w:t>
+      </w:r>
+      <w:r>
+        <w:rPr>
+          <w:rFonts w:hint="cs"/>
+          <w:sz w:val="20"/>
+          <w:szCs w:val="20"/>
+          <w:rtl/>
+        </w:rPr>
+        <w:t xml:space="preserve"> עם אנדפוינט אחד שמקבל בקשת פוסט עם הקובץ </w:t>
+      </w:r>
+      <w:r>
+        <w:rPr>
+          <w:sz w:val="20"/>
+          <w:szCs w:val="20"/>
+        </w:rPr>
+        <w:t>GDB</w:t>
+      </w:r>
+      <w:r>
+        <w:rPr>
+          <w:rFonts w:hint="cs"/>
+          <w:sz w:val="20"/>
+          <w:szCs w:val="20"/>
+          <w:rtl/>
+        </w:rPr>
+        <w:t xml:space="preserve"> ומחזיר </w:t>
+      </w:r>
+      <w:r>
+        <w:rPr>
+          <w:sz w:val="20"/>
+          <w:szCs w:val="20"/>
+        </w:rPr>
+        <w:t>JSON</w:t>
+      </w:r>
+      <w:r>
+        <w:rPr>
+          <w:rFonts w:hint="cs"/>
+          <w:sz w:val="20"/>
+          <w:szCs w:val="20"/>
+          <w:rtl/>
+        </w:rPr>
+        <w:t>.</w:t>
+      </w:r>
+    </w:p>
+    <w:p>
+      <w:pPr>
+        <w:pStyle w:val="a9"/>
+        <w:numPr>
+          <w:ilvl w:val="0"/>
+          <w:numId w:val="15"/>
+        </w:numPr>
+        <w:bidi/>
+        <w:rPr>
+          <w:sz w:val="20"/>
+          <w:szCs w:val="20"/>
+        </w:rPr>
+      </w:pPr>
+      <w:r>
+        <w:rPr>
+          <w:rFonts w:hint="cs"/>
+          <w:sz w:val="20"/>
+          <w:szCs w:val="20"/>
+          <w:rtl/>
+        </w:rPr>
+        <w:t xml:space="preserve">להוסיף אנדפויינט שמקבל </w:t>
       </w:r>
       <w:r>
         <w:rPr>

--- a/overview.docx
+++ b/overview.docx
@@ -1303,6 +1303,7 @@
           <w:rFonts w:hint="cs"/>
           <w:rtl/>
         </w:rPr>
+        <w:lastRenderedPageBreak/>
         <w:t>התקנה</w:t>
       </w:r>
     </w:p>
@@ -2391,6 +2392,7 @@
         </w:rPr>
       </w:pPr>
       <w:r>
+        <w:lastRenderedPageBreak/>
         <w:t>Docker</w:t>
       </w:r>
     </w:p>
@@ -3914,6 +3916,7 @@
           <w:rFonts w:hint="cs"/>
           <w:rtl/>
         </w:rPr>
+        <w:lastRenderedPageBreak/>
         <w:t>4.  כניסה לקבצים ובדיקת תקינות דרך ה</w:t>
       </w:r>
       <w:r>
@@ -6309,6 +6312,7 @@
                 <w:szCs w:val="21"/>
                 <w14:ligatures w14:val="none"/>
               </w:rPr>
+              <w:lastRenderedPageBreak/>
               <w:t>driver</w:t>
             </w:r>
             <w:r>
@@ -6572,6 +6576,7 @@
           <w:szCs w:val="20"/>
           <w:rtl/>
         </w:rPr>
+        <w:lastRenderedPageBreak/>
         <w:t xml:space="preserve">וממשיכים לעבוד על הקובץ </w:t>
       </w:r>
       <w:r>
@@ -6612,7 +6617,6 @@
         <w:pStyle w:val="a9"/>
         <w:bidi/>
         <w:rPr>
-          <w:rFonts w:hint="cs"/>
           <w:sz w:val="20"/>
           <w:szCs w:val="20"/>
           <w:rtl/>
@@ -6722,6 +6726,7 @@
       <w:r>
         <w:rPr>
           <w:rFonts w:cs="Arial"/>
+          <w:noProof/>
           <w:rtl/>
         </w:rPr>
         <w:drawing>
@@ -7937,6 +7942,7 @@
           <w:rFonts w:hint="cs"/>
           <w:rtl/>
         </w:rPr>
+        <w:lastRenderedPageBreak/>
         <w:t>סיכום תוצאות:</w:t>
       </w:r>
     </w:p>
@@ -8367,7 +8373,6 @@
           <w:szCs w:val="20"/>
           <w:rtl/>
         </w:rPr>
-        <w:lastRenderedPageBreak/>
         <w:t xml:space="preserve">קבצים שעוד לא הצלחתי להמיר. (בגרסא </w:t>
       </w:r>
       <w:r>
@@ -8539,6 +8544,281 @@
       <w:pPr>
         <w:bidi/>
         <w:rPr>
+          <w:sz w:val="20"/>
+          <w:szCs w:val="20"/>
+        </w:rPr>
+      </w:pPr>
+    </w:p>
+    <w:p>
+      <w:pPr>
+        <w:pStyle w:val="1"/>
+        <w:bidi/>
+        <w:rPr>
+          <w:rtl/>
+        </w:rPr>
+      </w:pPr>
+      <w:r>
+        <w:rPr>
+          <w:rFonts w:hint="cs"/>
+          <w:rtl/>
+        </w:rPr>
+        <w:t>סיכום סופי</w:t>
+      </w:r>
+      <w:r>
+        <w:rPr>
+          <w:rtl/>
+        </w:rPr>
+        <w:tab/>
+      </w:r>
+    </w:p>
+    <w:p>
+      <w:pPr>
+        <w:bidi/>
+        <w:rPr>
+          <w:rtl/>
+        </w:rPr>
+      </w:pPr>
+      <w:r>
+        <w:rPr>
+          <w:rFonts w:hint="cs"/>
+          <w:rtl/>
+        </w:rPr>
+        <w:t>יצרתי 3 מחלקות:</w:t>
+      </w:r>
+    </w:p>
+    <w:p>
+      <w:pPr>
+        <w:bidi/>
+        <w:rPr>
+          <w:rtl/>
+        </w:rPr>
+      </w:pPr>
+      <w:r>
+        <w:rPr>
+          <w:rFonts w:hint="cs"/>
+          <w:rtl/>
+        </w:rPr>
+        <w:t xml:space="preserve">1. </w:t>
+      </w:r>
+      <w:r>
+        <w:t>geo_converter</w:t>
+      </w:r>
+      <w:r>
+        <w:rPr>
+          <w:rFonts w:hint="cs"/>
+          <w:rtl/>
+        </w:rPr>
+        <w:t xml:space="preserve"> </w:t>
+      </w:r>
+      <w:r>
+        <w:rPr>
+          <w:rtl/>
+        </w:rPr>
+        <w:t>–</w:t>
+      </w:r>
+      <w:r>
+        <w:rPr>
+          <w:rFonts w:hint="cs"/>
+          <w:rtl/>
+        </w:rPr>
+        <w:t xml:space="preserve"> מנהל את ההמרות.</w:t>
+      </w:r>
+    </w:p>
+    <w:p>
+      <w:pPr>
+        <w:bidi/>
+        <w:rPr>
+          <w:rtl/>
+        </w:rPr>
+      </w:pPr>
+      <w:r>
+        <w:rPr>
+          <w:rFonts w:hint="cs"/>
+          <w:rtl/>
+        </w:rPr>
+        <w:t xml:space="preserve">2. </w:t>
+      </w:r>
+      <w:r>
+        <w:t>OsgeoConverter</w:t>
+      </w:r>
+      <w:r>
+        <w:rPr>
+          <w:rFonts w:hint="cs"/>
+          <w:rtl/>
+        </w:rPr>
+        <w:t xml:space="preserve"> </w:t>
+      </w:r>
+      <w:r>
+        <w:rPr>
+          <w:rtl/>
+        </w:rPr>
+        <w:t>–</w:t>
+      </w:r>
+      <w:r>
+        <w:rPr>
+          <w:rFonts w:hint="cs"/>
+          <w:rtl/>
+        </w:rPr>
+        <w:t xml:space="preserve"> מנהל המרות בעזרת </w:t>
+      </w:r>
+      <w:r>
+        <w:t>GDAL</w:t>
+      </w:r>
+      <w:r>
+        <w:rPr>
+          <w:rFonts w:hint="cs"/>
+          <w:rtl/>
+        </w:rPr>
+        <w:t xml:space="preserve"> בלבד.</w:t>
+      </w:r>
+    </w:p>
+    <w:p>
+      <w:pPr>
+        <w:bidi/>
+        <w:rPr>
+          <w:rtl/>
+        </w:rPr>
+      </w:pPr>
+      <w:r>
+        <w:rPr>
+          <w:rFonts w:hint="cs"/>
+          <w:rtl/>
+        </w:rPr>
+        <w:t xml:space="preserve">3. </w:t>
+      </w:r>
+      <w:r>
+        <w:t>SubprocessConverter</w:t>
+      </w:r>
+      <w:r>
+        <w:rPr>
+          <w:rFonts w:hint="cs"/>
+          <w:rtl/>
+        </w:rPr>
+        <w:t xml:space="preserve"> </w:t>
+      </w:r>
+      <w:r>
+        <w:rPr>
+          <w:rtl/>
+        </w:rPr>
+        <w:t>–</w:t>
+      </w:r>
+      <w:r>
+        <w:rPr>
+          <w:rFonts w:hint="cs"/>
+          <w:rtl/>
+        </w:rPr>
+        <w:t xml:space="preserve"> עוזר ב</w:t>
+      </w:r>
+      <w:r>
+        <w:t>work-around</w:t>
+      </w:r>
+      <w:r>
+        <w:rPr>
+          <w:rFonts w:hint="cs"/>
+          <w:rtl/>
+        </w:rPr>
+        <w:t xml:space="preserve"> בעזרת סאבפרוסס שמשתמש בעיקר בכלי </w:t>
+      </w:r>
+      <w:r>
+        <w:t>dwgread</w:t>
+      </w:r>
+      <w:r>
+        <w:rPr>
+          <w:rFonts w:hint="cs"/>
+          <w:rtl/>
+        </w:rPr>
+        <w:t xml:space="preserve"> עמ להמיר ל</w:t>
+      </w:r>
+      <w:r>
+        <w:t>DXF</w:t>
+      </w:r>
+      <w:r>
+        <w:rPr>
+          <w:rFonts w:hint="cs"/>
+          <w:rtl/>
+        </w:rPr>
+        <w:t>.</w:t>
+      </w:r>
+    </w:p>
+    <w:p>
+      <w:pPr>
+        <w:bidi/>
+        <w:rPr>
+          <w:rtl/>
+        </w:rPr>
+      </w:pPr>
+    </w:p>
+    <w:p>
+      <w:pPr>
+        <w:bidi/>
+        <w:rPr>
+          <w:rFonts w:hint="cs"/>
+          <w:rtl/>
+        </w:rPr>
+      </w:pPr>
+      <w:r>
+        <w:rPr>
+          <w:rFonts w:hint="cs"/>
+          <w:rtl/>
+        </w:rPr>
+        <w:t>אם הגרסא של ה</w:t>
+      </w:r>
+      <w:r>
+        <w:t>DWG</w:t>
+      </w:r>
+      <w:r>
+        <w:rPr>
+          <w:rFonts w:hint="cs"/>
+          <w:rtl/>
+        </w:rPr>
+        <w:t xml:space="preserve"> מתאימה לדריבר של </w:t>
+      </w:r>
+      <w:r>
+        <w:t>GDAL</w:t>
+      </w:r>
+      <w:r>
+        <w:rPr>
+          <w:rFonts w:hint="cs"/>
+          <w:rtl/>
+        </w:rPr>
+        <w:t xml:space="preserve"> נעבוד ישירות איתו, אחרת נמיר בעזרת הכלי </w:t>
+      </w:r>
+      <w:r>
+        <w:t>dwgread</w:t>
+      </w:r>
+      <w:r>
+        <w:rPr>
+          <w:rFonts w:hint="cs"/>
+          <w:rtl/>
+        </w:rPr>
+        <w:t xml:space="preserve"> ל</w:t>
+      </w:r>
+      <w:r>
+        <w:t>DXF</w:t>
+      </w:r>
+      <w:r>
+        <w:rPr>
+          <w:rFonts w:hint="cs"/>
+          <w:rtl/>
+        </w:rPr>
+        <w:t xml:space="preserve"> ונמשיך עם </w:t>
+      </w:r>
+      <w:r>
+        <w:t>GDAL</w:t>
+      </w:r>
+      <w:r>
+        <w:rPr>
+          <w:rFonts w:hint="cs"/>
+          <w:rtl/>
+        </w:rPr>
+        <w:t>.</w:t>
+      </w:r>
+    </w:p>
+    <w:p>
+      <w:pPr>
+        <w:bidi/>
+        <w:rPr>
+          <w:rFonts w:hint="cs"/>
           <w:rtl/>
         </w:rPr>
       </w:pPr>
@@ -8742,16 +9022,7 @@
           <w:szCs w:val="20"/>
           <w:rtl/>
         </w:rPr>
-        <w:t>טסטים</w:t>
-      </w:r>
-      <w:r>
-        <w:rPr>
-          <w:rFonts w:hint="cs"/>
-          <w:sz w:val="20"/>
-          <w:szCs w:val="20"/>
-          <w:rtl/>
-        </w:rPr>
-        <w:t xml:space="preserve"> (</w:t>
+        <w:t>טסטים (</w:t>
       </w:r>
       <w:r>
         <w:rPr>
@@ -8793,82 +9064,6 @@
           <w:rtl/>
         </w:rPr>
         <w:t>להמשיך עם הצורת עבודה שבחרנו עבור שכבה מסובכת יותר (אייל עובד על לשלוח לי אחת כזאת).</w:t>
-      </w:r>
-    </w:p>
-    <w:p>
-      <w:pPr>
-        <w:pStyle w:val="a9"/>
-        <w:numPr>
-          <w:ilvl w:val="0"/>
-          <w:numId w:val="15"/>
-        </w:numPr>
-        <w:bidi/>
-        <w:rPr>
-          <w:sz w:val="20"/>
-          <w:szCs w:val="20"/>
-        </w:rPr>
-      </w:pPr>
-      <w:r>
-        <w:rPr>
-          <w:rFonts w:hint="cs"/>
-          <w:sz w:val="20"/>
-          <w:szCs w:val="20"/>
-          <w:rtl/>
-        </w:rPr>
-        <w:t xml:space="preserve">להתקין </w:t>
-      </w:r>
-      <w:r>
-        <w:rPr>
-          <w:sz w:val="20"/>
-          <w:szCs w:val="20"/>
-        </w:rPr>
-        <w:t>poetry</w:t>
-      </w:r>
-      <w:r>
-        <w:rPr>
-          <w:rFonts w:hint="cs"/>
-          <w:sz w:val="20"/>
-          <w:szCs w:val="20"/>
-          <w:rtl/>
-        </w:rPr>
-        <w:t>.</w:t>
-      </w:r>
-      <w:r>
-        <w:rPr>
-          <w:rFonts w:hint="cs"/>
-          <w:sz w:val="20"/>
-          <w:szCs w:val="20"/>
-          <w:rtl/>
-        </w:rPr>
-        <w:t xml:space="preserve"> עובד גם עם פיפ לכן לא נראלי שבאמת צריך </w:t>
-      </w:r>
-      <w:r>
-        <w:rPr>
-          <w:rFonts w:hint="cs"/>
-          <w:sz w:val="20"/>
-          <w:szCs w:val="20"/>
-          <w:highlight w:val="yellow"/>
-          <w:rtl/>
-        </w:rPr>
-        <w:t>(יש סיכוי שיפתור את הבעיה של ה</w:t>
-      </w:r>
-      <w:r>
-        <w:rPr>
-          <w:sz w:val="20"/>
-          <w:szCs w:val="20"/>
-          <w:highlight w:val="yellow"/>
-        </w:rPr>
-        <w:t>SSL</w:t>
-      </w:r>
-      <w:r>
-        <w:rPr>
-          <w:rFonts w:hint="cs"/>
-          <w:sz w:val="20"/>
-          <w:szCs w:val="20"/>
-          <w:highlight w:val="yellow"/>
-          <w:rtl/>
-        </w:rPr>
-        <w:t xml:space="preserve"> אבל גם עם פיפ זה פתיר כמו שהבאתי פה)</w:t>
       </w:r>
     </w:p>
     <w:p>
@@ -9471,6 +9666,95 @@
     </w:lvl>
   </w:abstractNum>
   <w:abstractNum w:abstractNumId="5" w15:restartNumberingAfterBreak="0">
+    <w:nsid w:val="14250A9A"/>
+    <w:multiLevelType w:val="hybridMultilevel"/>
+    <w:tmpl w:val="BBCE5860"/>
+    <w:lvl w:ilvl="0" w:tplc="BD1E9F66">
+      <w:start w:val="1"/>
+      <w:numFmt w:val="hebrew1"/>
+      <w:lvlText w:val="%1."/>
+      <w:lvlJc w:val="left"/>
+      <w:pPr>
+        <w:ind w:left="360" w:hanging="360"/>
+      </w:pPr>
+      <w:rPr>
+        <w:rFonts w:hint="default"/>
+      </w:rPr>
+    </w:lvl>
+    <w:lvl w:ilvl="1" w:tplc="04090019" w:tentative="1">
+      <w:start w:val="1"/>
+      <w:numFmt w:val="lowerLetter"/>
+      <w:lvlText w:val="%2."/>
+      <w:lvlJc w:val="left"/>
+      <w:pPr>
+        <w:ind w:left="720" w:hanging="360"/>
+      </w:pPr>
+    </w:lvl>
+    <w:lvl w:ilvl="2" w:tplc="0409001B" w:tentative="1">
+      <w:start w:val="1"/>
+      <w:numFmt w:val="lowerRoman"/>
+      <w:lvlText w:val="%3."/>
+      <w:lvlJc w:val="right"/>
+      <w:pPr>
+        <w:ind w:left="1440" w:hanging="180"/>
+      </w:pPr>
+    </w:lvl>
+    <w:lvl w:ilvl="3" w:tplc="0409000F" w:tentative="1">
+      <w:start w:val="1"/>
+      <w:numFmt w:val="decimal"/>
+      <w:lvlText w:val="%4."/>
+      <w:lvlJc w:val="left"/>
+      <w:pPr>
+        <w:ind w:left="2160" w:hanging="360"/>
+      </w:pPr>
+    </w:lvl>
+    <w:lvl w:ilvl="4" w:tplc="04090019" w:tentative="1">
+      <w:start w:val="1"/>
+      <w:numFmt w:val="lowerLetter"/>
+      <w:lvlText w:val="%5."/>
+      <w:lvlJc w:val="left"/>
+      <w:pPr>
+        <w:ind w:left="2880" w:hanging="360"/>
+      </w:pPr>
+    </w:lvl>
+    <w:lvl w:ilvl="5" w:tplc="0409001B" w:tentative="1">
+      <w:start w:val="1"/>
+      <w:numFmt w:val="lowerRoman"/>
+      <w:lvlText w:val="%6."/>
+      <w:lvlJc w:val="right"/>
+      <w:pPr>
+        <w:ind w:left="3600" w:hanging="180"/>
+      </w:pPr>
+    </w:lvl>
+    <w:lvl w:ilvl="6" w:tplc="0409000F" w:tentative="1">
+      <w:start w:val="1"/>
+      <w:numFmt w:val="decimal"/>
+      <w:lvlText w:val="%7."/>
+      <w:lvlJc w:val="left"/>
+      <w:pPr>
+        <w:ind w:left="4320" w:hanging="360"/>
+      </w:pPr>
+    </w:lvl>
+    <w:lvl w:ilvl="7" w:tplc="04090019" w:tentative="1">
+      <w:start w:val="1"/>
+      <w:numFmt w:val="lowerLetter"/>
+      <w:lvlText w:val="%8."/>
+      <w:lvlJc w:val="left"/>
+      <w:pPr>
+        <w:ind w:left="5040" w:hanging="360"/>
+      </w:pPr>
+    </w:lvl>
+    <w:lvl w:ilvl="8" w:tplc="0409001B" w:tentative="1">
+      <w:start w:val="1"/>
+      <w:numFmt w:val="lowerRoman"/>
+      <w:lvlText w:val="%9."/>
+      <w:lvlJc w:val="right"/>
+      <w:pPr>
+        <w:ind w:left="5760" w:hanging="180"/>
+      </w:pPr>
+    </w:lvl>
+  </w:abstractNum>
+  <w:abstractNum w:abstractNumId="6" w15:restartNumberingAfterBreak="0">
     <w:nsid w:val="1AB65DF1"/>
     <w:multiLevelType w:val="hybridMultilevel"/>
     <w:tmpl w:val="84AEA9E6"/>
@@ -9559,10 +9843,10 @@
       </w:pPr>
     </w:lvl>
   </w:abstractNum>
-  <w:abstractNum w:abstractNumId="6" w15:restartNumberingAfterBreak="0">
+  <w:abstractNum w:abstractNumId="7" w15:restartNumberingAfterBreak="0">
     <w:nsid w:val="1B3C7A4C"/>
     <w:multiLevelType w:val="hybridMultilevel"/>
-    <w:tmpl w:val="9B94E638"/>
+    <w:tmpl w:val="5524E02E"/>
     <w:lvl w:ilvl="0" w:tplc="BD1E9F66">
       <w:start w:val="1"/>
       <w:numFmt w:val="hebrew1"/>
@@ -9584,14 +9868,17 @@
         <w:ind w:left="1800" w:hanging="360"/>
       </w:pPr>
     </w:lvl>
-    <w:lvl w:ilvl="2" w:tplc="0409001B" w:tentative="1">
-      <w:start w:val="1"/>
-      <w:numFmt w:val="lowerRoman"/>
+    <w:lvl w:ilvl="2" w:tplc="CE2ADD6E">
+      <w:start w:val="1"/>
+      <w:numFmt w:val="decimal"/>
       <w:lvlText w:val="%3."/>
-      <w:lvlJc w:val="right"/>
-      <w:pPr>
-        <w:ind w:left="2520" w:hanging="180"/>
-      </w:pPr>
+      <w:lvlJc w:val="left"/>
+      <w:pPr>
+        <w:ind w:left="2700" w:hanging="360"/>
+      </w:pPr>
+      <w:rPr>
+        <w:rFonts w:hint="default"/>
+      </w:rPr>
     </w:lvl>
     <w:lvl w:ilvl="3" w:tplc="0409000F" w:tentative="1">
       <w:start w:val="1"/>
@@ -9648,7 +9935,7 @@
       </w:pPr>
     </w:lvl>
   </w:abstractNum>
-  <w:abstractNum w:abstractNumId="7" w15:restartNumberingAfterBreak="0">
+  <w:abstractNum w:abstractNumId="8" w15:restartNumberingAfterBreak="0">
     <w:nsid w:val="1E914AB4"/>
     <w:multiLevelType w:val="hybridMultilevel"/>
     <w:tmpl w:val="83549A4E"/>
@@ -9737,7 +10024,7 @@
       </w:pPr>
     </w:lvl>
   </w:abstractNum>
-  <w:abstractNum w:abstractNumId="8" w15:restartNumberingAfterBreak="0">
+  <w:abstractNum w:abstractNumId="9" w15:restartNumberingAfterBreak="0">
     <w:nsid w:val="26751BA8"/>
     <w:multiLevelType w:val="hybridMultilevel"/>
     <w:tmpl w:val="117E8FF8"/>
@@ -9826,7 +10113,7 @@
       </w:pPr>
     </w:lvl>
   </w:abstractNum>
-  <w:abstractNum w:abstractNumId="9" w15:restartNumberingAfterBreak="0">
+  <w:abstractNum w:abstractNumId="10" w15:restartNumberingAfterBreak="0">
     <w:nsid w:val="26F00A65"/>
     <w:multiLevelType w:val="hybridMultilevel"/>
     <w:tmpl w:val="D09EC52C"/>
@@ -9915,7 +10202,7 @@
       </w:pPr>
     </w:lvl>
   </w:abstractNum>
-  <w:abstractNum w:abstractNumId="10" w15:restartNumberingAfterBreak="0">
+  <w:abstractNum w:abstractNumId="11" w15:restartNumberingAfterBreak="0">
     <w:nsid w:val="2B826018"/>
     <w:multiLevelType w:val="hybridMultilevel"/>
     <w:tmpl w:val="CF8A56A6"/>
@@ -10004,7 +10291,7 @@
       </w:pPr>
     </w:lvl>
   </w:abstractNum>
-  <w:abstractNum w:abstractNumId="11" w15:restartNumberingAfterBreak="0">
+  <w:abstractNum w:abstractNumId="12" w15:restartNumberingAfterBreak="0">
     <w:nsid w:val="2FA7678D"/>
     <w:multiLevelType w:val="hybridMultilevel"/>
     <w:tmpl w:val="0BBA35FA"/>
@@ -10117,7 +10404,7 @@
       </w:rPr>
     </w:lvl>
   </w:abstractNum>
-  <w:abstractNum w:abstractNumId="12" w15:restartNumberingAfterBreak="0">
+  <w:abstractNum w:abstractNumId="13" w15:restartNumberingAfterBreak="0">
     <w:nsid w:val="353F7DFE"/>
     <w:multiLevelType w:val="hybridMultilevel"/>
     <w:tmpl w:val="B53A2104"/>
@@ -10206,10 +10493,10 @@
       </w:pPr>
     </w:lvl>
   </w:abstractNum>
-  <w:abstractNum w:abstractNumId="13" w15:restartNumberingAfterBreak="0">
+  <w:abstractNum w:abstractNumId="14" w15:restartNumberingAfterBreak="0">
     <w:nsid w:val="368377A2"/>
     <w:multiLevelType w:val="hybridMultilevel"/>
-    <w:tmpl w:val="2AD230BC"/>
+    <w:tmpl w:val="7A22FD4A"/>
     <w:lvl w:ilvl="0" w:tplc="0409000F">
       <w:start w:val="1"/>
       <w:numFmt w:val="decimal"/>
@@ -10295,7 +10582,7 @@
       </w:pPr>
     </w:lvl>
   </w:abstractNum>
-  <w:abstractNum w:abstractNumId="14" w15:restartNumberingAfterBreak="0">
+  <w:abstractNum w:abstractNumId="15" w15:restartNumberingAfterBreak="0">
     <w:nsid w:val="4B6D5388"/>
     <w:multiLevelType w:val="hybridMultilevel"/>
     <w:tmpl w:val="A4806CCA"/>
@@ -10384,7 +10671,7 @@
       </w:pPr>
     </w:lvl>
   </w:abstractNum>
-  <w:abstractNum w:abstractNumId="15" w15:restartNumberingAfterBreak="0">
+  <w:abstractNum w:abstractNumId="16" w15:restartNumberingAfterBreak="0">
     <w:nsid w:val="4C8C6E9B"/>
     <w:multiLevelType w:val="hybridMultilevel"/>
     <w:tmpl w:val="6F28CFA2"/>
@@ -10473,7 +10760,96 @@
       </w:pPr>
     </w:lvl>
   </w:abstractNum>
-  <w:abstractNum w:abstractNumId="16" w15:restartNumberingAfterBreak="0">
+  <w:abstractNum w:abstractNumId="17" w15:restartNumberingAfterBreak="0">
+    <w:nsid w:val="500941F2"/>
+    <w:multiLevelType w:val="hybridMultilevel"/>
+    <w:tmpl w:val="5EEC0FAC"/>
+    <w:lvl w:ilvl="0" w:tplc="BD1E9F66">
+      <w:start w:val="1"/>
+      <w:numFmt w:val="hebrew1"/>
+      <w:lvlText w:val="%1."/>
+      <w:lvlJc w:val="left"/>
+      <w:pPr>
+        <w:ind w:left="1080" w:hanging="360"/>
+      </w:pPr>
+      <w:rPr>
+        <w:rFonts w:hint="default"/>
+      </w:rPr>
+    </w:lvl>
+    <w:lvl w:ilvl="1" w:tplc="04090019" w:tentative="1">
+      <w:start w:val="1"/>
+      <w:numFmt w:val="lowerLetter"/>
+      <w:lvlText w:val="%2."/>
+      <w:lvlJc w:val="left"/>
+      <w:pPr>
+        <w:ind w:left="1440" w:hanging="360"/>
+      </w:pPr>
+    </w:lvl>
+    <w:lvl w:ilvl="2" w:tplc="0409001B" w:tentative="1">
+      <w:start w:val="1"/>
+      <w:numFmt w:val="lowerRoman"/>
+      <w:lvlText w:val="%3."/>
+      <w:lvlJc w:val="right"/>
+      <w:pPr>
+        <w:ind w:left="2160" w:hanging="180"/>
+      </w:pPr>
+    </w:lvl>
+    <w:lvl w:ilvl="3" w:tplc="0409000F" w:tentative="1">
+      <w:start w:val="1"/>
+      <w:numFmt w:val="decimal"/>
+      <w:lvlText w:val="%4."/>
+      <w:lvlJc w:val="left"/>
+      <w:pPr>
+        <w:ind w:left="2880" w:hanging="360"/>
+      </w:pPr>
+    </w:lvl>
+    <w:lvl w:ilvl="4" w:tplc="04090019" w:tentative="1">
+      <w:start w:val="1"/>
+      <w:numFmt w:val="lowerLetter"/>
+      <w:lvlText w:val="%5."/>
+      <w:lvlJc w:val="left"/>
+      <w:pPr>
+        <w:ind w:left="3600" w:hanging="360"/>
+      </w:pPr>
+    </w:lvl>
+    <w:lvl w:ilvl="5" w:tplc="0409001B" w:tentative="1">
+      <w:start w:val="1"/>
+      <w:numFmt w:val="lowerRoman"/>
+      <w:lvlText w:val="%6."/>
+      <w:lvlJc w:val="right"/>
+      <w:pPr>
+        <w:ind w:left="4320" w:hanging="180"/>
+      </w:pPr>
+    </w:lvl>
+    <w:lvl w:ilvl="6" w:tplc="0409000F" w:tentative="1">
+      <w:start w:val="1"/>
+      <w:numFmt w:val="decimal"/>
+      <w:lvlText w:val="%7."/>
+      <w:lvlJc w:val="left"/>
+      <w:pPr>
+        <w:ind w:left="5040" w:hanging="360"/>
+      </w:pPr>
+    </w:lvl>
+    <w:lvl w:ilvl="7" w:tplc="04090019" w:tentative="1">
+      <w:start w:val="1"/>
+      <w:numFmt w:val="lowerLetter"/>
+      <w:lvlText w:val="%8."/>
+      <w:lvlJc w:val="left"/>
+      <w:pPr>
+        <w:ind w:left="5760" w:hanging="360"/>
+      </w:pPr>
+    </w:lvl>
+    <w:lvl w:ilvl="8" w:tplc="0409001B" w:tentative="1">
+      <w:start w:val="1"/>
+      <w:numFmt w:val="lowerRoman"/>
+      <w:lvlText w:val="%9."/>
+      <w:lvlJc w:val="right"/>
+      <w:pPr>
+        <w:ind w:left="6480" w:hanging="180"/>
+      </w:pPr>
+    </w:lvl>
+  </w:abstractNum>
+  <w:abstractNum w:abstractNumId="18" w15:restartNumberingAfterBreak="0">
     <w:nsid w:val="50744168"/>
     <w:multiLevelType w:val="hybridMultilevel"/>
     <w:tmpl w:val="F49A5634"/>
@@ -10562,7 +10938,7 @@
       </w:pPr>
     </w:lvl>
   </w:abstractNum>
-  <w:abstractNum w:abstractNumId="17" w15:restartNumberingAfterBreak="0">
+  <w:abstractNum w:abstractNumId="19" w15:restartNumberingAfterBreak="0">
     <w:nsid w:val="5D862371"/>
     <w:multiLevelType w:val="hybridMultilevel"/>
     <w:tmpl w:val="38EE902E"/>
@@ -10651,7 +11027,7 @@
       </w:pPr>
     </w:lvl>
   </w:abstractNum>
-  <w:abstractNum w:abstractNumId="18" w15:restartNumberingAfterBreak="0">
+  <w:abstractNum w:abstractNumId="20" w15:restartNumberingAfterBreak="0">
     <w:nsid w:val="6EB2730C"/>
     <w:multiLevelType w:val="hybridMultilevel"/>
     <w:tmpl w:val="AB380594"/>
@@ -10740,7 +11116,7 @@
       </w:pPr>
     </w:lvl>
   </w:abstractNum>
-  <w:abstractNum w:abstractNumId="19" w15:restartNumberingAfterBreak="0">
+  <w:abstractNum w:abstractNumId="21" w15:restartNumberingAfterBreak="0">
     <w:nsid w:val="70483864"/>
     <w:multiLevelType w:val="hybridMultilevel"/>
     <w:tmpl w:val="180CF6A4"/>
@@ -10829,7 +11205,7 @@
       </w:pPr>
     </w:lvl>
   </w:abstractNum>
-  <w:abstractNum w:abstractNumId="20" w15:restartNumberingAfterBreak="0">
+  <w:abstractNum w:abstractNumId="22" w15:restartNumberingAfterBreak="0">
     <w:nsid w:val="71AF0B85"/>
     <w:multiLevelType w:val="hybridMultilevel"/>
     <w:tmpl w:val="4DECA47A"/>
@@ -10918,7 +11294,7 @@
       </w:pPr>
     </w:lvl>
   </w:abstractNum>
-  <w:abstractNum w:abstractNumId="21" w15:restartNumberingAfterBreak="0">
+  <w:abstractNum w:abstractNumId="23" w15:restartNumberingAfterBreak="0">
     <w:nsid w:val="751754EC"/>
     <w:multiLevelType w:val="hybridMultilevel"/>
     <w:tmpl w:val="E54EA674"/>
@@ -10928,7 +11304,7 @@
       <w:lvlText w:val="-"/>
       <w:lvlJc w:val="left"/>
       <w:pPr>
-        <w:ind w:left="720" w:hanging="360"/>
+        <w:ind w:left="0" w:hanging="360"/>
       </w:pPr>
       <w:rPr>
         <w:rFonts w:ascii="Arial" w:eastAsiaTheme="minorHAnsi" w:hAnsi="Arial" w:cs="Arial" w:hint="default"/>
@@ -10940,7 +11316,7 @@
       <w:lvlText w:val="o"/>
       <w:lvlJc w:val="left"/>
       <w:pPr>
-        <w:ind w:left="1440" w:hanging="360"/>
+        <w:ind w:left="720" w:hanging="360"/>
       </w:pPr>
       <w:rPr>
         <w:rFonts w:ascii="Courier New" w:hAnsi="Courier New" w:cs="Courier New" w:hint="default"/>
@@ -10952,7 +11328,7 @@
       <w:lvlText w:val=""/>
       <w:lvlJc w:val="left"/>
       <w:pPr>
-        <w:ind w:left="2160" w:hanging="360"/>
+        <w:ind w:left="1440" w:hanging="360"/>
       </w:pPr>
       <w:rPr>
         <w:rFonts w:ascii="Wingdings" w:hAnsi="Wingdings" w:hint="default"/>
@@ -10964,7 +11340,7 @@
       <w:lvlText w:val=""/>
       <w:lvlJc w:val="left"/>
       <w:pPr>
-        <w:ind w:left="2880" w:hanging="360"/>
+        <w:ind w:left="2160" w:hanging="360"/>
       </w:pPr>
       <w:rPr>
         <w:rFonts w:ascii="Symbol" w:hAnsi="Symbol" w:hint="default"/>
@@ -10976,7 +11352,7 @@
       <w:lvlText w:val="o"/>
       <w:lvlJc w:val="left"/>
       <w:pPr>
-        <w:ind w:left="3600" w:hanging="360"/>
+        <w:ind w:left="2880" w:hanging="360"/>
       </w:pPr>
       <w:rPr>
         <w:rFonts w:ascii="Courier New" w:hAnsi="Courier New" w:cs="Courier New" w:hint="default"/>
@@ -10988,7 +11364,7 @@
       <w:lvlText w:val=""/>
       <w:lvlJc w:val="left"/>
       <w:pPr>
-        <w:ind w:left="4320" w:hanging="360"/>
+        <w:ind w:left="3600" w:hanging="360"/>
       </w:pPr>
       <w:rPr>
         <w:rFonts w:ascii="Wingdings" w:hAnsi="Wingdings" w:hint="default"/>
@@ -11000,7 +11376,7 @@
       <w:lvlText w:val=""/>
       <w:lvlJc w:val="left"/>
       <w:pPr>
-        <w:ind w:left="5040" w:hanging="360"/>
+        <w:ind w:left="4320" w:hanging="360"/>
       </w:pPr>
       <w:rPr>
         <w:rFonts w:ascii="Symbol" w:hAnsi="Symbol" w:hint="default"/>
@@ -11012,7 +11388,7 @@
       <w:lvlText w:val="o"/>
       <w:lvlJc w:val="left"/>
       <w:pPr>
-        <w:ind w:left="5760" w:hanging="360"/>
+        <w:ind w:left="5040" w:hanging="360"/>
       </w:pPr>
       <w:rPr>
         <w:rFonts w:ascii="Courier New" w:hAnsi="Courier New" w:cs="Courier New" w:hint="default"/>
@@ -11024,7 +11400,7 @@
       <w:lvlText w:val=""/>
       <w:lvlJc w:val="left"/>
       <w:pPr>
-        <w:ind w:left="6480" w:hanging="360"/>
+        <w:ind w:left="5760" w:hanging="360"/>
       </w:pPr>
       <w:rPr>
         <w:rFonts w:ascii="Wingdings" w:hAnsi="Wingdings" w:hint="default"/>
@@ -11032,7 +11408,7 @@
     </w:lvl>
   </w:abstractNum>
   <w:num w:numId="1" w16cid:durableId="975992488">
-    <w:abstractNumId w:val="9"/>
+    <w:abstractNumId w:val="10"/>
   </w:num>
   <w:num w:numId="2" w16cid:durableId="62458375">
     <w:abstractNumId w:val="2"/>
@@ -11041,61 +11417,67 @@
     <w:abstractNumId w:val="1"/>
   </w:num>
   <w:num w:numId="4" w16cid:durableId="989942448">
-    <w:abstractNumId w:val="11"/>
+    <w:abstractNumId w:val="12"/>
   </w:num>
   <w:num w:numId="5" w16cid:durableId="1357924058">
     <w:abstractNumId w:val="0"/>
   </w:num>
   <w:num w:numId="6" w16cid:durableId="1050884898">
-    <w:abstractNumId w:val="21"/>
+    <w:abstractNumId w:val="23"/>
   </w:num>
   <w:num w:numId="7" w16cid:durableId="920870158">
-    <w:abstractNumId w:val="17"/>
+    <w:abstractNumId w:val="19"/>
   </w:num>
   <w:num w:numId="8" w16cid:durableId="838353081">
-    <w:abstractNumId w:val="7"/>
+    <w:abstractNumId w:val="8"/>
   </w:num>
   <w:num w:numId="9" w16cid:durableId="1560822672">
-    <w:abstractNumId w:val="20"/>
+    <w:abstractNumId w:val="22"/>
   </w:num>
   <w:num w:numId="10" w16cid:durableId="653609050">
-    <w:abstractNumId w:val="12"/>
+    <w:abstractNumId w:val="13"/>
   </w:num>
   <w:num w:numId="11" w16cid:durableId="1947224318">
-    <w:abstractNumId w:val="8"/>
+    <w:abstractNumId w:val="9"/>
   </w:num>
   <w:num w:numId="12" w16cid:durableId="643199522">
-    <w:abstractNumId w:val="18"/>
+    <w:abstractNumId w:val="20"/>
   </w:num>
   <w:num w:numId="13" w16cid:durableId="1683705501">
     <w:abstractNumId w:val="4"/>
   </w:num>
   <w:num w:numId="14" w16cid:durableId="1514495334">
-    <w:abstractNumId w:val="15"/>
+    <w:abstractNumId w:val="16"/>
   </w:num>
   <w:num w:numId="15" w16cid:durableId="77793893">
-    <w:abstractNumId w:val="10"/>
+    <w:abstractNumId w:val="11"/>
   </w:num>
   <w:num w:numId="16" w16cid:durableId="1352757339">
-    <w:abstractNumId w:val="13"/>
+    <w:abstractNumId w:val="14"/>
   </w:num>
   <w:num w:numId="17" w16cid:durableId="1914705234">
     <w:abstractNumId w:val="3"/>
   </w:num>
   <w:num w:numId="18" w16cid:durableId="1849445102">
+    <w:abstractNumId w:val="7"/>
+  </w:num>
+  <w:num w:numId="19" w16cid:durableId="829905461">
     <w:abstractNumId w:val="6"/>
   </w:num>
-  <w:num w:numId="19" w16cid:durableId="829905461">
+  <w:num w:numId="20" w16cid:durableId="1890025149">
+    <w:abstractNumId w:val="21"/>
+  </w:num>
+  <w:num w:numId="21" w16cid:durableId="1596399679">
+    <w:abstractNumId w:val="18"/>
+  </w:num>
+  <w:num w:numId="22" w16cid:durableId="1455293825">
+    <w:abstractNumId w:val="15"/>
+  </w:num>
+  <w:num w:numId="23" w16cid:durableId="1736195616">
     <w:abstractNumId w:val="5"/>
   </w:num>
-  <w:num w:numId="20" w16cid:durableId="1890025149">
-    <w:abstractNumId w:val="19"/>
-  </w:num>
-  <w:num w:numId="21" w16cid:durableId="1596399679">
-    <w:abstractNumId w:val="16"/>
-  </w:num>
-  <w:num w:numId="22" w16cid:durableId="1455293825">
-    <w:abstractNumId w:val="14"/>
+  <w:num w:numId="24" w16cid:durableId="763766884">
+    <w:abstractNumId w:val="17"/>
   </w:num>
 </w:numbering>
 </file>

--- a/overview.docx
+++ b/overview.docx
@@ -8752,7 +8752,6 @@
       <w:pPr>
         <w:bidi/>
         <w:rPr>
-          <w:rFonts w:hint="cs"/>
           <w:rtl/>
         </w:rPr>
       </w:pPr>
@@ -8818,7 +8817,6 @@
       <w:pPr>
         <w:bidi/>
         <w:rPr>
-          <w:rFonts w:hint="cs"/>
           <w:rtl/>
         </w:rPr>
       </w:pPr>
@@ -8875,80 +8873,133 @@
           <w:szCs w:val="20"/>
           <w:rtl/>
         </w:rPr>
-        <w:t>הבנה באיזה צורה נרצה להמשיך (התקנת הספרייה ידנית או עם קונדה? להשתמש בספריה שמגשרת בין ה</w:t>
-      </w:r>
-      <w:r>
-        <w:rPr>
-          <w:sz w:val="20"/>
-          <w:szCs w:val="20"/>
-        </w:rPr>
-        <w:t>DWG</w:t>
-      </w:r>
-      <w:r>
-        <w:rPr>
-          <w:rFonts w:hint="cs"/>
-          <w:sz w:val="20"/>
-          <w:szCs w:val="20"/>
-          <w:rtl/>
-        </w:rPr>
-        <w:t xml:space="preserve"> ל</w:t>
-      </w:r>
-      <w:r>
-        <w:rPr>
-          <w:sz w:val="20"/>
-          <w:szCs w:val="20"/>
-        </w:rPr>
-        <w:t>geojson</w:t>
-      </w:r>
-      <w:r>
-        <w:rPr>
-          <w:rFonts w:hint="cs"/>
-          <w:sz w:val="20"/>
-          <w:szCs w:val="20"/>
-          <w:rtl/>
-        </w:rPr>
-        <w:t xml:space="preserve"> (כמו </w:t>
-      </w:r>
-      <w:r>
-        <w:rPr>
-          <w:sz w:val="20"/>
-          <w:szCs w:val="20"/>
-        </w:rPr>
-        <w:t>aspose-cad</w:t>
-      </w:r>
-      <w:r>
-        <w:rPr>
-          <w:rFonts w:hint="cs"/>
-          <w:sz w:val="20"/>
-          <w:szCs w:val="20"/>
-          <w:rtl/>
-        </w:rPr>
-        <w:t xml:space="preserve">) או פתרון דומה? </w:t>
-      </w:r>
-      <w:r>
-        <w:rPr>
-          <w:rFonts w:hint="cs"/>
-          <w:sz w:val="20"/>
-          <w:szCs w:val="20"/>
-          <w:rtl/>
-        </w:rPr>
-        <w:t xml:space="preserve">לחפש פתרון אחר להמרה של </w:t>
-      </w:r>
-      <w:r>
-        <w:rPr>
-          <w:sz w:val="20"/>
-          <w:szCs w:val="20"/>
-        </w:rPr>
-        <w:t>DWG</w:t>
-      </w:r>
-      <w:r>
-        <w:rPr>
-          <w:rFonts w:hint="cs"/>
-          <w:sz w:val="20"/>
-          <w:szCs w:val="20"/>
-          <w:rtl/>
-        </w:rPr>
-        <w:t xml:space="preserve"> ל</w:t>
+        <w:t xml:space="preserve">למה לא לעבוד בצורה של </w:t>
+      </w:r>
+      <w:r>
+        <w:rPr>
+          <w:sz w:val="20"/>
+          <w:szCs w:val="20"/>
+        </w:rPr>
+        <w:t>SHELL</w:t>
+      </w:r>
+      <w:r>
+        <w:rPr>
+          <w:rFonts w:hint="cs"/>
+          <w:sz w:val="20"/>
+          <w:szCs w:val="20"/>
+          <w:rtl/>
+        </w:rPr>
+        <w:t>-</w:t>
+      </w:r>
+      <w:r>
+        <w:rPr>
+          <w:sz w:val="20"/>
+          <w:szCs w:val="20"/>
+        </w:rPr>
+        <w:t>SCRIPT</w:t>
+      </w:r>
+      <w:r>
+        <w:rPr>
+          <w:rFonts w:hint="cs"/>
+          <w:sz w:val="20"/>
+          <w:szCs w:val="20"/>
+          <w:rtl/>
+        </w:rPr>
+        <w:t xml:space="preserve"> שעושה הכל וזהו נראה לי יותר פשוט.</w:t>
+      </w:r>
+    </w:p>
+    <w:p>
+      <w:pPr>
+        <w:pStyle w:val="a9"/>
+        <w:numPr>
+          <w:ilvl w:val="0"/>
+          <w:numId w:val="12"/>
+        </w:numPr>
+        <w:bidi/>
+        <w:rPr>
+          <w:sz w:val="20"/>
+          <w:szCs w:val="20"/>
+        </w:rPr>
+      </w:pPr>
+      <w:r>
+        <w:rPr>
+          <w:rFonts w:hint="cs"/>
+          <w:sz w:val="20"/>
+          <w:szCs w:val="20"/>
+          <w:rtl/>
+        </w:rPr>
+        <w:t>המרה של הקובץ ל</w:t>
+      </w:r>
+      <w:r>
+        <w:rPr>
+          <w:sz w:val="20"/>
+          <w:szCs w:val="20"/>
+        </w:rPr>
+        <w:t>gdb</w:t>
+      </w:r>
+      <w:r>
+        <w:rPr>
+          <w:rFonts w:hint="cs"/>
+          <w:sz w:val="20"/>
+          <w:szCs w:val="20"/>
+          <w:rtl/>
+        </w:rPr>
+        <w:t xml:space="preserve"> מהצד שלי ואז מהצד של הילה והשוואה בעין ב</w:t>
+      </w:r>
+      <w:r>
+        <w:rPr>
+          <w:sz w:val="20"/>
+          <w:szCs w:val="20"/>
+        </w:rPr>
+        <w:t>ARCGIS</w:t>
+      </w:r>
+      <w:r>
+        <w:rPr>
+          <w:rFonts w:hint="cs"/>
+          <w:sz w:val="20"/>
+          <w:szCs w:val="20"/>
+          <w:rtl/>
+        </w:rPr>
+        <w:t>.</w:t>
+      </w:r>
+    </w:p>
+    <w:p>
+      <w:pPr>
+        <w:pStyle w:val="a9"/>
+        <w:numPr>
+          <w:ilvl w:val="0"/>
+          <w:numId w:val="12"/>
+        </w:numPr>
+        <w:bidi/>
+        <w:rPr>
+          <w:sz w:val="20"/>
+          <w:szCs w:val="20"/>
+        </w:rPr>
+      </w:pPr>
+      <w:r>
+        <w:rPr>
+          <w:rFonts w:hint="cs"/>
+          <w:sz w:val="20"/>
+          <w:szCs w:val="20"/>
+          <w:rtl/>
+        </w:rPr>
+        <w:t>האם עלי להמיר ל</w:t>
+      </w:r>
+      <w:r>
+        <w:rPr>
+          <w:sz w:val="20"/>
+          <w:szCs w:val="20"/>
+        </w:rPr>
+        <w:t>GDB</w:t>
+      </w:r>
+      <w:r>
+        <w:rPr>
+          <w:rFonts w:hint="cs"/>
+          <w:sz w:val="20"/>
+          <w:szCs w:val="20"/>
+          <w:rtl/>
+        </w:rPr>
+        <w:t xml:space="preserve"> או ל</w:t>
       </w:r>
       <w:r>
         <w:rPr>
@@ -8964,27 +9015,73 @@
           <w:szCs w:val="20"/>
           <w:rtl/>
         </w:rPr>
-        <w:t>)?</w:t>
-      </w:r>
-      <w:r>
-        <w:rPr>
-          <w:rFonts w:hint="cs"/>
-          <w:sz w:val="20"/>
-          <w:szCs w:val="20"/>
-          <w:rtl/>
-        </w:rPr>
-        <w:t xml:space="preserve"> </w:t>
-      </w:r>
-      <w:r>
-        <w:rPr>
-          <w:rFonts w:hint="cs"/>
-          <w:sz w:val="20"/>
-          <w:szCs w:val="20"/>
-          <w:highlight w:val="yellow"/>
-          <w:rtl/>
-        </w:rPr>
-        <w:t>ככהנ מה שחשוב זה עבודה עם לינוקס ושאר הפתרונות לא רלוונטיים</w:t>
-      </w:r>
+        <w:t xml:space="preserve"> יש את כל האפשרויות בפרוייקט שלי אבל הסקריפט של הילה מראה מעבר רק ל</w:t>
+      </w:r>
+      <w:r>
+        <w:rPr>
+          <w:sz w:val="20"/>
+          <w:szCs w:val="20"/>
+        </w:rPr>
+        <w:t>GDB</w:t>
+      </w:r>
+      <w:r>
+        <w:rPr>
+          <w:rFonts w:hint="cs"/>
+          <w:sz w:val="20"/>
+          <w:szCs w:val="20"/>
+          <w:rtl/>
+        </w:rPr>
+        <w:t>.</w:t>
+      </w:r>
+    </w:p>
+    <w:p>
+      <w:pPr>
+        <w:pStyle w:val="a9"/>
+        <w:numPr>
+          <w:ilvl w:val="0"/>
+          <w:numId w:val="12"/>
+        </w:numPr>
+        <w:bidi/>
+        <w:rPr>
+          <w:sz w:val="20"/>
+          <w:szCs w:val="20"/>
+        </w:rPr>
+      </w:pPr>
+      <w:r>
+        <w:rPr>
+          <w:rFonts w:hint="cs"/>
+          <w:sz w:val="20"/>
+          <w:szCs w:val="20"/>
+          <w:rtl/>
+        </w:rPr>
+        <w:t xml:space="preserve">כל זה עובד על </w:t>
+      </w:r>
+      <w:r>
+        <w:rPr>
+          <w:sz w:val="20"/>
+          <w:szCs w:val="20"/>
+        </w:rPr>
+        <w:t>WSL</w:t>
+      </w:r>
+      <w:r>
+        <w:rPr>
+          <w:rFonts w:hint="cs"/>
+          <w:sz w:val="20"/>
+          <w:szCs w:val="20"/>
+          <w:rtl/>
+        </w:rPr>
+        <w:t xml:space="preserve"> עכשיו נשאר לצור אימג' בדוקר שעושה בדיוק אותו דבר ולעשות גם לזה טסטים.</w:t>
+      </w:r>
+    </w:p>
+    <w:p>
+      <w:pPr>
+        <w:pStyle w:val="a9"/>
+        <w:bidi/>
+        <w:rPr>
+          <w:sz w:val="20"/>
+          <w:szCs w:val="20"/>
+        </w:rPr>
+      </w:pPr>
     </w:p>
     <w:p>
       <w:pPr>
